--- a/10-应急管理/运行记录类文件/ZGS-10-02-中国广电重庆BOSS系统存储维保项目-应急演练大纲.docx
+++ b/10-应急管理/运行记录类文件/ZGS-10-02-中国广电重庆BOSS系统存储维保项目-应急演练大纲.docx
@@ -21,7 +21,7 @@
         <w:spacing w:before="3120" w:beforeLines="1000"/>
         <w:textAlignment w:val="baseline"/>
       </w:pPr>
-      <w:bookmarkStart w:id="0" w:name="_Toc19778"/>
+      <w:bookmarkStart w:id="0" w:name="_Toc29509"/>
       <w:r>
         <w:drawing>
           <wp:anchor distT="0" distB="0" distL="114300" distR="114300" simplePos="0" relativeHeight="251660288" behindDoc="1" locked="0" layoutInCell="1" allowOverlap="1">
@@ -49,7 +49,7 @@
                     </pic:cNvPicPr>
                   </pic:nvPicPr>
                   <pic:blipFill>
-                    <a:blip r:embed="rId7"/>
+                    <a:blip r:embed="rId12"/>
                     <a:stretch>
                       <a:fillRect/>
                     </a:stretch>
@@ -104,7 +104,7 @@
                     </pic:cNvPicPr>
                   </pic:nvPicPr>
                   <pic:blipFill>
-                    <a:blip r:embed="rId8">
+                    <a:blip r:embed="rId13">
                       <a:alphaModFix amt="58000"/>
                       <a:lum contrast="-52000"/>
                     </a:blip>
@@ -221,59 +221,6 @@
         </w:rPr>
         <w:t>文件编号：ZGS-10-02</w:t>
       </w:r>
-      <w:r>
-        <w:rPr>
-          <w:rFonts w:hint="eastAsia" w:ascii="宋体" w:hAnsi="宋体" w:eastAsia="宋体" w:cs="宋体"/>
-          <w:b/>
-          <w:bCs/>
-          <w:spacing w:val="-3"/>
-          <w:sz w:val="24"/>
-          <w:szCs w:val="24"/>
-          <w:lang w:val="en-US" w:eastAsia="zh-CN"/>
-        </w:rPr>
-      </w:r>
-      <w:r>
-        <w:rPr>
-          <w:rFonts w:ascii="宋体" w:hAnsi="宋体" w:eastAsia="宋体" w:cs="宋体"/>
-          <w:b/>
-          <w:bCs/>
-          <w:spacing w:val="-3"/>
-          <w:sz w:val="24"/>
-          <w:szCs w:val="24"/>
-        </w:rPr>
-      </w:r>
-      <w:r>
-        <w:rPr>
-          <w:rFonts w:hint="eastAsia" w:ascii="宋体" w:hAnsi="宋体" w:cs="宋体"/>
-          <w:b/>
-          <w:bCs/>
-          <w:spacing w:val="-3"/>
-          <w:sz w:val="24"/>
-          <w:szCs w:val="24"/>
-          <w:lang w:val="en-US" w:eastAsia="zh-CN"/>
-        </w:rPr>
-      </w:r>
-      <w:r>
-        <w:rPr>
-          <w:rFonts w:ascii="宋体" w:hAnsi="宋体" w:eastAsia="宋体" w:cs="宋体"/>
-          <w:b/>
-          <w:bCs/>
-          <w:spacing w:val="-3"/>
-          <w:sz w:val="24"/>
-          <w:szCs w:val="24"/>
-        </w:rPr>
-      </w:r>
-      <w:r>
-        <w:rPr>
-          <w:rFonts w:hint="eastAsia" w:ascii="宋体" w:hAnsi="宋体" w:cs="宋体"/>
-          <w:b/>
-          <w:bCs/>
-          <w:spacing w:val="-3"/>
-          <w:sz w:val="24"/>
-          <w:szCs w:val="24"/>
-          <w:lang w:val="en-US" w:eastAsia="zh-CN"/>
-        </w:rPr>
-      </w:r>
     </w:p>
     <w:tbl>
       <w:tblPr>
@@ -657,30 +604,6 @@
                 <w:lang w:val="en-US" w:eastAsia="zh-CN"/>
               </w:rPr>
               <w:t>批准人:宋海滨</w:t>
-            </w:r>
-            <w:r>
-              <w:rPr>
-                <w:rFonts w:hint="eastAsia"/>
-                <w:spacing w:val="1"/>
-                <w:kern w:val="0"/>
-                <w:vertAlign w:val="baseline"/>
-                <w:lang w:val="en-US" w:eastAsia="zh-CN"/>
-              </w:rPr>
-            </w:r>
-            <w:r>
-              <w:rPr>
-                <w:rFonts w:hint="eastAsia" w:asciiTheme="minorAscii" w:hAnsiTheme="minorAscii" w:eastAsiaTheme="minorEastAsia"/>
-                <w:spacing w:val="227"/>
-                <w:sz w:val="21"/>
-                <w:vertAlign w:val="baseline"/>
-                <w:lang w:val="en-US" w:eastAsia="zh-CN"/>
-              </w:rPr>
-            </w:r>
-            <w:r>
-              <w:rPr>
-                <w:rFonts w:hint="eastAsia"/>
-                <w:lang w:val="en-US" w:eastAsia="zh-CN"/>
-              </w:rPr>
             </w:r>
           </w:p>
         </w:tc>
@@ -1692,8 +1615,6 @@
               <w:tab w:val="right" w:leader="dot" w:pos="8306"/>
             </w:tabs>
           </w:pPr>
-          <w:bookmarkStart w:id="43" w:name="_GoBack"/>
-          <w:bookmarkEnd w:id="43"/>
           <w:r>
             <w:rPr>
               <w:rFonts w:hint="eastAsia" w:ascii="宋体" w:hAnsi="宋体" w:eastAsia="宋体" w:cs="宋体"/>
@@ -1730,7 +1651,7 @@
               <w:rFonts w:hint="eastAsia" w:ascii="宋体" w:hAnsi="宋体" w:eastAsia="宋体" w:cs="宋体"/>
               <w:szCs w:val="24"/>
             </w:rPr>
-            <w:instrText xml:space="preserve"> HYPERLINK \l _Toc19778 </w:instrText>
+            <w:instrText xml:space="preserve"> HYPERLINK \l _Toc29509 </w:instrText>
           </w:r>
           <w:r>
             <w:rPr>
@@ -1753,7 +1674,7 @@
             <w:fldChar w:fldCharType="begin"/>
           </w:r>
           <w:r>
-            <w:instrText xml:space="preserve"> PAGEREF _Toc19778 \h </w:instrText>
+            <w:instrText xml:space="preserve"> PAGEREF _Toc29509 \h </w:instrText>
           </w:r>
           <w:r>
             <w:fldChar w:fldCharType="separate"/>
@@ -1791,7 +1712,7 @@
               <w:rFonts w:hint="eastAsia" w:ascii="宋体" w:hAnsi="宋体" w:eastAsia="宋体" w:cs="宋体"/>
               <w:szCs w:val="24"/>
             </w:rPr>
-            <w:instrText xml:space="preserve"> HYPERLINK \l _Toc17131 </w:instrText>
+            <w:instrText xml:space="preserve"> HYPERLINK \l _Toc3393 </w:instrText>
           </w:r>
           <w:r>
             <w:rPr>
@@ -1816,7 +1737,7 @@
             <w:fldChar w:fldCharType="begin"/>
           </w:r>
           <w:r>
-            <w:instrText xml:space="preserve"> PAGEREF _Toc17131 \h </w:instrText>
+            <w:instrText xml:space="preserve"> PAGEREF _Toc3393 \h </w:instrText>
           </w:r>
           <w:r>
             <w:fldChar w:fldCharType="separate"/>
@@ -1854,7 +1775,7 @@
               <w:rFonts w:hint="eastAsia" w:ascii="宋体" w:hAnsi="宋体" w:eastAsia="宋体" w:cs="宋体"/>
               <w:szCs w:val="24"/>
             </w:rPr>
-            <w:instrText xml:space="preserve"> HYPERLINK \l _Toc26339 </w:instrText>
+            <w:instrText xml:space="preserve"> HYPERLINK \l _Toc13142 </w:instrText>
           </w:r>
           <w:r>
             <w:rPr>
@@ -1879,7 +1800,7 @@
             <w:fldChar w:fldCharType="begin"/>
           </w:r>
           <w:r>
-            <w:instrText xml:space="preserve"> PAGEREF _Toc26339 \h </w:instrText>
+            <w:instrText xml:space="preserve"> PAGEREF _Toc13142 \h </w:instrText>
           </w:r>
           <w:r>
             <w:fldChar w:fldCharType="separate"/>
@@ -1917,7 +1838,7 @@
               <w:rFonts w:hint="eastAsia" w:ascii="宋体" w:hAnsi="宋体" w:eastAsia="宋体" w:cs="宋体"/>
               <w:szCs w:val="24"/>
             </w:rPr>
-            <w:instrText xml:space="preserve"> HYPERLINK \l _Toc21394 </w:instrText>
+            <w:instrText xml:space="preserve"> HYPERLINK \l _Toc2607 </w:instrText>
           </w:r>
           <w:r>
             <w:rPr>
@@ -1942,7 +1863,7 @@
             <w:fldChar w:fldCharType="begin"/>
           </w:r>
           <w:r>
-            <w:instrText xml:space="preserve"> PAGEREF _Toc21394 \h </w:instrText>
+            <w:instrText xml:space="preserve"> PAGEREF _Toc2607 \h </w:instrText>
           </w:r>
           <w:r>
             <w:fldChar w:fldCharType="separate"/>
@@ -1980,7 +1901,7 @@
               <w:rFonts w:hint="eastAsia" w:ascii="宋体" w:hAnsi="宋体" w:eastAsia="宋体" w:cs="宋体"/>
               <w:szCs w:val="24"/>
             </w:rPr>
-            <w:instrText xml:space="preserve"> HYPERLINK \l _Toc3442 </w:instrText>
+            <w:instrText xml:space="preserve"> HYPERLINK \l _Toc31431 </w:instrText>
           </w:r>
           <w:r>
             <w:rPr>
@@ -2005,7 +1926,7 @@
             <w:fldChar w:fldCharType="begin"/>
           </w:r>
           <w:r>
-            <w:instrText xml:space="preserve"> PAGEREF _Toc3442 \h </w:instrText>
+            <w:instrText xml:space="preserve"> PAGEREF _Toc31431 \h </w:instrText>
           </w:r>
           <w:r>
             <w:fldChar w:fldCharType="separate"/>
@@ -2043,7 +1964,7 @@
               <w:rFonts w:hint="eastAsia" w:ascii="宋体" w:hAnsi="宋体" w:eastAsia="宋体" w:cs="宋体"/>
               <w:szCs w:val="24"/>
             </w:rPr>
-            <w:instrText xml:space="preserve"> HYPERLINK \l _Toc766 </w:instrText>
+            <w:instrText xml:space="preserve"> HYPERLINK \l _Toc6211 </w:instrText>
           </w:r>
           <w:r>
             <w:rPr>
@@ -2068,7 +1989,7 @@
             <w:fldChar w:fldCharType="begin"/>
           </w:r>
           <w:r>
-            <w:instrText xml:space="preserve"> PAGEREF _Toc766 \h </w:instrText>
+            <w:instrText xml:space="preserve"> PAGEREF _Toc6211 \h </w:instrText>
           </w:r>
           <w:r>
             <w:fldChar w:fldCharType="separate"/>
@@ -2106,7 +2027,7 @@
               <w:rFonts w:hint="eastAsia" w:ascii="宋体" w:hAnsi="宋体" w:eastAsia="宋体" w:cs="宋体"/>
               <w:szCs w:val="24"/>
             </w:rPr>
-            <w:instrText xml:space="preserve"> HYPERLINK \l _Toc4101 </w:instrText>
+            <w:instrText xml:space="preserve"> HYPERLINK \l _Toc17907 </w:instrText>
           </w:r>
           <w:r>
             <w:rPr>
@@ -2131,13 +2052,13 @@
             <w:fldChar w:fldCharType="begin"/>
           </w:r>
           <w:r>
-            <w:instrText xml:space="preserve"> PAGEREF _Toc4101 \h </w:instrText>
+            <w:instrText xml:space="preserve"> PAGEREF _Toc17907 \h </w:instrText>
           </w:r>
           <w:r>
             <w:fldChar w:fldCharType="separate"/>
           </w:r>
           <w:r>
-            <w:t>4</w:t>
+            <w:t>5</w:t>
           </w:r>
           <w:r>
             <w:fldChar w:fldCharType="end"/>
@@ -2169,7 +2090,7 @@
               <w:rFonts w:hint="eastAsia" w:ascii="宋体" w:hAnsi="宋体" w:eastAsia="宋体" w:cs="宋体"/>
               <w:szCs w:val="24"/>
             </w:rPr>
-            <w:instrText xml:space="preserve"> HYPERLINK \l _Toc23133 </w:instrText>
+            <w:instrText xml:space="preserve"> HYPERLINK \l _Toc28329 </w:instrText>
           </w:r>
           <w:r>
             <w:rPr>
@@ -2194,7 +2115,7 @@
             <w:fldChar w:fldCharType="begin"/>
           </w:r>
           <w:r>
-            <w:instrText xml:space="preserve"> PAGEREF _Toc23133 \h </w:instrText>
+            <w:instrText xml:space="preserve"> PAGEREF _Toc28329 \h </w:instrText>
           </w:r>
           <w:r>
             <w:fldChar w:fldCharType="separate"/>
@@ -2232,7 +2153,7 @@
               <w:rFonts w:hint="eastAsia" w:ascii="宋体" w:hAnsi="宋体" w:eastAsia="宋体" w:cs="宋体"/>
               <w:szCs w:val="24"/>
             </w:rPr>
-            <w:instrText xml:space="preserve"> HYPERLINK \l _Toc14271 </w:instrText>
+            <w:instrText xml:space="preserve"> HYPERLINK \l _Toc21157 </w:instrText>
           </w:r>
           <w:r>
             <w:rPr>
@@ -2257,7 +2178,7 @@
             <w:fldChar w:fldCharType="begin"/>
           </w:r>
           <w:r>
-            <w:instrText xml:space="preserve"> PAGEREF _Toc14271 \h </w:instrText>
+            <w:instrText xml:space="preserve"> PAGEREF _Toc21157 \h </w:instrText>
           </w:r>
           <w:r>
             <w:fldChar w:fldCharType="separate"/>
@@ -2295,7 +2216,7 @@
               <w:rFonts w:hint="eastAsia" w:ascii="宋体" w:hAnsi="宋体" w:eastAsia="宋体" w:cs="宋体"/>
               <w:szCs w:val="24"/>
             </w:rPr>
-            <w:instrText xml:space="preserve"> HYPERLINK \l _Toc30793 </w:instrText>
+            <w:instrText xml:space="preserve"> HYPERLINK \l _Toc29191 </w:instrText>
           </w:r>
           <w:r>
             <w:rPr>
@@ -2320,7 +2241,7 @@
             <w:fldChar w:fldCharType="begin"/>
           </w:r>
           <w:r>
-            <w:instrText xml:space="preserve"> PAGEREF _Toc30793 \h </w:instrText>
+            <w:instrText xml:space="preserve"> PAGEREF _Toc29191 \h </w:instrText>
           </w:r>
           <w:r>
             <w:fldChar w:fldCharType="separate"/>
@@ -2358,7 +2279,7 @@
               <w:rFonts w:hint="eastAsia" w:ascii="宋体" w:hAnsi="宋体" w:eastAsia="宋体" w:cs="宋体"/>
               <w:szCs w:val="24"/>
             </w:rPr>
-            <w:instrText xml:space="preserve"> HYPERLINK \l _Toc17100 </w:instrText>
+            <w:instrText xml:space="preserve"> HYPERLINK \l _Toc16590 </w:instrText>
           </w:r>
           <w:r>
             <w:rPr>
@@ -2383,7 +2304,7 @@
             <w:fldChar w:fldCharType="begin"/>
           </w:r>
           <w:r>
-            <w:instrText xml:space="preserve"> PAGEREF _Toc17100 \h </w:instrText>
+            <w:instrText xml:space="preserve"> PAGEREF _Toc16590 \h </w:instrText>
           </w:r>
           <w:r>
             <w:fldChar w:fldCharType="separate"/>
@@ -2421,7 +2342,7 @@
               <w:rFonts w:hint="eastAsia" w:ascii="宋体" w:hAnsi="宋体" w:eastAsia="宋体" w:cs="宋体"/>
               <w:szCs w:val="24"/>
             </w:rPr>
-            <w:instrText xml:space="preserve"> HYPERLINK \l _Toc15442 </w:instrText>
+            <w:instrText xml:space="preserve"> HYPERLINK \l _Toc24807 </w:instrText>
           </w:r>
           <w:r>
             <w:rPr>
@@ -2446,7 +2367,7 @@
             <w:fldChar w:fldCharType="begin"/>
           </w:r>
           <w:r>
-            <w:instrText xml:space="preserve"> PAGEREF _Toc15442 \h </w:instrText>
+            <w:instrText xml:space="preserve"> PAGEREF _Toc24807 \h </w:instrText>
           </w:r>
           <w:r>
             <w:fldChar w:fldCharType="separate"/>
@@ -2484,7 +2405,7 @@
               <w:rFonts w:hint="eastAsia" w:ascii="宋体" w:hAnsi="宋体" w:eastAsia="宋体" w:cs="宋体"/>
               <w:szCs w:val="24"/>
             </w:rPr>
-            <w:instrText xml:space="preserve"> HYPERLINK \l _Toc3141 </w:instrText>
+            <w:instrText xml:space="preserve"> HYPERLINK \l _Toc25023 </w:instrText>
           </w:r>
           <w:r>
             <w:rPr>
@@ -2509,7 +2430,7 @@
             <w:fldChar w:fldCharType="begin"/>
           </w:r>
           <w:r>
-            <w:instrText xml:space="preserve"> PAGEREF _Toc3141 \h </w:instrText>
+            <w:instrText xml:space="preserve"> PAGEREF _Toc25023 \h </w:instrText>
           </w:r>
           <w:r>
             <w:fldChar w:fldCharType="separate"/>
@@ -2547,7 +2468,7 @@
               <w:rFonts w:hint="eastAsia" w:ascii="宋体" w:hAnsi="宋体" w:eastAsia="宋体" w:cs="宋体"/>
               <w:szCs w:val="24"/>
             </w:rPr>
-            <w:instrText xml:space="preserve"> HYPERLINK \l _Toc20426 </w:instrText>
+            <w:instrText xml:space="preserve"> HYPERLINK \l _Toc26749 </w:instrText>
           </w:r>
           <w:r>
             <w:rPr>
@@ -2572,7 +2493,7 @@
             <w:fldChar w:fldCharType="begin"/>
           </w:r>
           <w:r>
-            <w:instrText xml:space="preserve"> PAGEREF _Toc20426 \h </w:instrText>
+            <w:instrText xml:space="preserve"> PAGEREF _Toc26749 \h </w:instrText>
           </w:r>
           <w:r>
             <w:fldChar w:fldCharType="separate"/>
@@ -2610,7 +2531,7 @@
               <w:rFonts w:hint="eastAsia" w:ascii="宋体" w:hAnsi="宋体" w:eastAsia="宋体" w:cs="宋体"/>
               <w:szCs w:val="24"/>
             </w:rPr>
-            <w:instrText xml:space="preserve"> HYPERLINK \l _Toc28747 </w:instrText>
+            <w:instrText xml:space="preserve"> HYPERLINK \l _Toc29281 </w:instrText>
           </w:r>
           <w:r>
             <w:rPr>
@@ -2635,7 +2556,7 @@
             <w:fldChar w:fldCharType="begin"/>
           </w:r>
           <w:r>
-            <w:instrText xml:space="preserve"> PAGEREF _Toc28747 \h </w:instrText>
+            <w:instrText xml:space="preserve"> PAGEREF _Toc29281 \h </w:instrText>
           </w:r>
           <w:r>
             <w:fldChar w:fldCharType="separate"/>
@@ -2673,7 +2594,7 @@
               <w:rFonts w:hint="eastAsia" w:ascii="宋体" w:hAnsi="宋体" w:eastAsia="宋体" w:cs="宋体"/>
               <w:szCs w:val="24"/>
             </w:rPr>
-            <w:instrText xml:space="preserve"> HYPERLINK \l _Toc32261 </w:instrText>
+            <w:instrText xml:space="preserve"> HYPERLINK \l _Toc3210 </w:instrText>
           </w:r>
           <w:r>
             <w:rPr>
@@ -2698,7 +2619,7 @@
             <w:fldChar w:fldCharType="begin"/>
           </w:r>
           <w:r>
-            <w:instrText xml:space="preserve"> PAGEREF _Toc32261 \h </w:instrText>
+            <w:instrText xml:space="preserve"> PAGEREF _Toc3210 \h </w:instrText>
           </w:r>
           <w:r>
             <w:fldChar w:fldCharType="separate"/>
@@ -2736,7 +2657,7 @@
               <w:rFonts w:hint="eastAsia" w:ascii="宋体" w:hAnsi="宋体" w:eastAsia="宋体" w:cs="宋体"/>
               <w:szCs w:val="24"/>
             </w:rPr>
-            <w:instrText xml:space="preserve"> HYPERLINK \l _Toc13781 </w:instrText>
+            <w:instrText xml:space="preserve"> HYPERLINK \l _Toc8194 </w:instrText>
           </w:r>
           <w:r>
             <w:rPr>
@@ -2761,7 +2682,7 @@
             <w:fldChar w:fldCharType="begin"/>
           </w:r>
           <w:r>
-            <w:instrText xml:space="preserve"> PAGEREF _Toc13781 \h </w:instrText>
+            <w:instrText xml:space="preserve"> PAGEREF _Toc8194 \h </w:instrText>
           </w:r>
           <w:r>
             <w:fldChar w:fldCharType="separate"/>
@@ -2799,7 +2720,7 @@
               <w:rFonts w:hint="eastAsia" w:ascii="宋体" w:hAnsi="宋体" w:eastAsia="宋体" w:cs="宋体"/>
               <w:szCs w:val="24"/>
             </w:rPr>
-            <w:instrText xml:space="preserve"> HYPERLINK \l _Toc8031 </w:instrText>
+            <w:instrText xml:space="preserve"> HYPERLINK \l _Toc25451 </w:instrText>
           </w:r>
           <w:r>
             <w:rPr>
@@ -2824,7 +2745,7 @@
             <w:fldChar w:fldCharType="begin"/>
           </w:r>
           <w:r>
-            <w:instrText xml:space="preserve"> PAGEREF _Toc8031 \h </w:instrText>
+            <w:instrText xml:space="preserve"> PAGEREF _Toc25451 \h </w:instrText>
           </w:r>
           <w:r>
             <w:fldChar w:fldCharType="separate"/>
@@ -2862,7 +2783,7 @@
               <w:rFonts w:hint="eastAsia" w:ascii="宋体" w:hAnsi="宋体" w:eastAsia="宋体" w:cs="宋体"/>
               <w:szCs w:val="24"/>
             </w:rPr>
-            <w:instrText xml:space="preserve"> HYPERLINK \l _Toc21504 </w:instrText>
+            <w:instrText xml:space="preserve"> HYPERLINK \l _Toc29871 </w:instrText>
           </w:r>
           <w:r>
             <w:rPr>
@@ -2887,7 +2808,7 @@
             <w:fldChar w:fldCharType="begin"/>
           </w:r>
           <w:r>
-            <w:instrText xml:space="preserve"> PAGEREF _Toc21504 \h </w:instrText>
+            <w:instrText xml:space="preserve"> PAGEREF _Toc29871 \h </w:instrText>
           </w:r>
           <w:r>
             <w:fldChar w:fldCharType="separate"/>
@@ -2925,7 +2846,7 @@
               <w:rFonts w:hint="eastAsia" w:ascii="宋体" w:hAnsi="宋体" w:eastAsia="宋体" w:cs="宋体"/>
               <w:szCs w:val="24"/>
             </w:rPr>
-            <w:instrText xml:space="preserve"> HYPERLINK \l _Toc13778 </w:instrText>
+            <w:instrText xml:space="preserve"> HYPERLINK \l _Toc28567 </w:instrText>
           </w:r>
           <w:r>
             <w:rPr>
@@ -2950,7 +2871,7 @@
             <w:fldChar w:fldCharType="begin"/>
           </w:r>
           <w:r>
-            <w:instrText xml:space="preserve"> PAGEREF _Toc13778 \h </w:instrText>
+            <w:instrText xml:space="preserve"> PAGEREF _Toc28567 \h </w:instrText>
           </w:r>
           <w:r>
             <w:fldChar w:fldCharType="separate"/>
@@ -2988,7 +2909,7 @@
               <w:rFonts w:hint="eastAsia" w:ascii="宋体" w:hAnsi="宋体" w:eastAsia="宋体" w:cs="宋体"/>
               <w:szCs w:val="24"/>
             </w:rPr>
-            <w:instrText xml:space="preserve"> HYPERLINK \l _Toc22251 </w:instrText>
+            <w:instrText xml:space="preserve"> HYPERLINK \l _Toc28466 </w:instrText>
           </w:r>
           <w:r>
             <w:rPr>
@@ -3013,7 +2934,7 @@
             <w:fldChar w:fldCharType="begin"/>
           </w:r>
           <w:r>
-            <w:instrText xml:space="preserve"> PAGEREF _Toc22251 \h </w:instrText>
+            <w:instrText xml:space="preserve"> PAGEREF _Toc28466 \h </w:instrText>
           </w:r>
           <w:r>
             <w:fldChar w:fldCharType="separate"/>
@@ -3051,7 +2972,7 @@
               <w:rFonts w:hint="eastAsia" w:ascii="宋体" w:hAnsi="宋体" w:eastAsia="宋体" w:cs="宋体"/>
               <w:szCs w:val="24"/>
             </w:rPr>
-            <w:instrText xml:space="preserve"> HYPERLINK \l _Toc3811 </w:instrText>
+            <w:instrText xml:space="preserve"> HYPERLINK \l _Toc27162 </w:instrText>
           </w:r>
           <w:r>
             <w:rPr>
@@ -3076,7 +2997,7 @@
             <w:fldChar w:fldCharType="begin"/>
           </w:r>
           <w:r>
-            <w:instrText xml:space="preserve"> PAGEREF _Toc3811 \h </w:instrText>
+            <w:instrText xml:space="preserve"> PAGEREF _Toc27162 \h </w:instrText>
           </w:r>
           <w:r>
             <w:fldChar w:fldCharType="separate"/>
@@ -3176,7 +3097,7 @@
         <w:bidi w:val="0"/>
       </w:pPr>
       <w:bookmarkStart w:id="1" w:name="heading_2"/>
-      <w:bookmarkStart w:id="2" w:name="_Toc17131"/>
+      <w:bookmarkStart w:id="2" w:name="_Toc3393"/>
       <w:r>
         <w:t>演练目的</w:t>
       </w:r>
@@ -3225,7 +3146,7 @@
         <w:bidi w:val="0"/>
       </w:pPr>
       <w:bookmarkStart w:id="3" w:name="heading_3"/>
-      <w:bookmarkStart w:id="4" w:name="_Toc26339"/>
+      <w:bookmarkStart w:id="4" w:name="_Toc13142"/>
       <w:r>
         <w:t>演练依据</w:t>
       </w:r>
@@ -3718,7 +3639,7 @@
                 <w:rFonts w:ascii="Arial" w:hAnsi="Arial" w:eastAsia="等线" w:cs="Arial"/>
                 <w:sz w:val="22"/>
               </w:rPr>
-              <w:t>《服务器托管合同》</w:t>
+              <w:t>《存储维保合同》</w:t>
             </w:r>
           </w:p>
         </w:tc>
@@ -3937,7 +3858,7 @@
         <w:bidi w:val="0"/>
       </w:pPr>
       <w:bookmarkStart w:id="5" w:name="heading_4"/>
-      <w:bookmarkStart w:id="6" w:name="_Toc21394"/>
+      <w:bookmarkStart w:id="6" w:name="_Toc2607"/>
       <w:r>
         <w:t>演练场景设计</w:t>
       </w:r>
@@ -3946,16 +3867,11 @@
     </w:p>
     <w:p>
       <w:pPr>
-        <w:spacing w:before="120" w:after="120" w:line="288" w:lineRule="auto"/>
-        <w:ind w:left="0"/>
-        <w:jc w:val="left"/>
+        <w:pStyle w:val="29"/>
+        <w:bidi w:val="0"/>
       </w:pPr>
       <w:r>
-        <w:rPr>
-          <w:rFonts w:ascii="Arial" w:hAnsi="Arial" w:eastAsia="等线" w:cs="Arial"/>
-          <w:sz w:val="22"/>
-        </w:rPr>
-        <w:t>根据项目实际服务内容（服务器托管），设置以下三个典型应急场景：</w:t>
+        <w:t>根据项目实际服务内容（存储维保），设置以下三个典型应急场景：</w:t>
       </w:r>
     </w:p>
     <w:p>
@@ -3964,7 +3880,7 @@
         <w:bidi w:val="0"/>
       </w:pPr>
       <w:bookmarkStart w:id="7" w:name="heading_5"/>
-      <w:bookmarkStart w:id="8" w:name="_Toc3442"/>
+      <w:bookmarkStart w:id="8" w:name="_Toc31431"/>
       <w:r>
         <w:t>场景一：机房电力中断（P1级）</w:t>
       </w:r>
@@ -3977,7 +3893,7 @@
         <w:bidi w:val="0"/>
       </w:pPr>
       <w:bookmarkStart w:id="9" w:name="heading_6"/>
-      <w:bookmarkStart w:id="10" w:name="_Toc766"/>
+      <w:bookmarkStart w:id="10" w:name="_Toc6211"/>
       <w:r>
         <w:t>故障描述</w:t>
       </w:r>
@@ -3999,7 +3915,7 @@
         <w:bidi w:val="0"/>
       </w:pPr>
       <w:bookmarkStart w:id="11" w:name="heading_7"/>
-      <w:bookmarkStart w:id="12" w:name="_Toc4101"/>
+      <w:bookmarkStart w:id="12" w:name="_Toc17907"/>
       <w:r>
         <w:t>演练目标</w:t>
       </w:r>
@@ -4068,7 +3984,7 @@
         <w:bidi w:val="0"/>
       </w:pPr>
       <w:bookmarkStart w:id="13" w:name="heading_8"/>
-      <w:bookmarkStart w:id="14" w:name="_Toc23133"/>
+      <w:bookmarkStart w:id="14" w:name="_Toc28329"/>
       <w:r>
         <w:t>涉及服务内容</w:t>
       </w:r>
@@ -4109,7 +4025,7 @@
         <w:bidi w:val="0"/>
       </w:pPr>
       <w:bookmarkStart w:id="15" w:name="heading_9"/>
-      <w:bookmarkStart w:id="16" w:name="_Toc14271"/>
+      <w:bookmarkStart w:id="16" w:name="_Toc21157"/>
       <w:r>
         <w:t>场景二：核心硬件故障（P1级）</w:t>
       </w:r>
@@ -4122,7 +4038,7 @@
         <w:bidi w:val="0"/>
       </w:pPr>
       <w:bookmarkStart w:id="17" w:name="heading_10"/>
-      <w:bookmarkStart w:id="18" w:name="_Toc30793"/>
+      <w:bookmarkStart w:id="18" w:name="_Toc29191"/>
       <w:r>
         <w:t>故障描述</w:t>
       </w:r>
@@ -4144,7 +4060,7 @@
         <w:bidi w:val="0"/>
       </w:pPr>
       <w:bookmarkStart w:id="19" w:name="heading_11"/>
-      <w:bookmarkStart w:id="20" w:name="_Toc17100"/>
+      <w:bookmarkStart w:id="20" w:name="_Toc16590"/>
       <w:r>
         <w:t>演练目标</w:t>
       </w:r>
@@ -4213,7 +4129,7 @@
         <w:bidi w:val="0"/>
       </w:pPr>
       <w:bookmarkStart w:id="21" w:name="heading_12"/>
-      <w:bookmarkStart w:id="22" w:name="_Toc15442"/>
+      <w:bookmarkStart w:id="22" w:name="_Toc24807"/>
       <w:r>
         <w:t>涉及服务内容</w:t>
       </w:r>
@@ -4222,43 +4138,43 @@
     </w:p>
     <w:p>
       <w:pPr>
-        <w:spacing w:before="120" w:after="120" w:line="288" w:lineRule="auto"/>
-        <w:ind w:left="0"/>
-        <w:jc w:val="left"/>
+        <w:pStyle w:val="40"/>
+        <w:numPr>
+          <w:ilvl w:val="0"/>
+          <w:numId w:val="0"/>
+        </w:numPr>
+        <w:bidi w:val="0"/>
+        <w:ind w:leftChars="0"/>
       </w:pPr>
       <w:r>
-        <w:rPr>
-          <w:rFonts w:ascii="Arial" w:hAnsi="Arial" w:eastAsia="等线" w:cs="Arial"/>
-          <w:sz w:val="22"/>
-        </w:rPr>
         <w:t>硬件监控</w:t>
       </w:r>
     </w:p>
     <w:p>
       <w:pPr>
-        <w:spacing w:before="120" w:after="120" w:line="288" w:lineRule="auto"/>
-        <w:ind w:left="0"/>
-        <w:jc w:val="left"/>
+        <w:pStyle w:val="40"/>
+        <w:numPr>
+          <w:ilvl w:val="0"/>
+          <w:numId w:val="0"/>
+        </w:numPr>
+        <w:bidi w:val="0"/>
+        <w:ind w:leftChars="0"/>
       </w:pPr>
       <w:r>
-        <w:rPr>
-          <w:rFonts w:ascii="Arial" w:hAnsi="Arial" w:eastAsia="等线" w:cs="Arial"/>
-          <w:sz w:val="22"/>
-        </w:rPr>
         <w:t>故障处理（硬件故障初步诊断、协助联系原厂维修）</w:t>
       </w:r>
     </w:p>
     <w:p>
       <w:pPr>
-        <w:spacing w:before="120" w:after="120" w:line="288" w:lineRule="auto"/>
-        <w:ind w:left="0"/>
-        <w:jc w:val="left"/>
+        <w:pStyle w:val="40"/>
+        <w:numPr>
+          <w:ilvl w:val="0"/>
+          <w:numId w:val="0"/>
+        </w:numPr>
+        <w:bidi w:val="0"/>
+        <w:ind w:leftChars="0"/>
       </w:pPr>
       <w:r>
-        <w:rPr>
-          <w:rFonts w:ascii="Arial" w:hAnsi="Arial" w:eastAsia="等线" w:cs="Arial"/>
-          <w:sz w:val="22"/>
-        </w:rPr>
         <w:t>应急响应（P1级故障处置）</w:t>
       </w:r>
     </w:p>
@@ -4268,7 +4184,7 @@
         <w:bidi w:val="0"/>
       </w:pPr>
       <w:bookmarkStart w:id="23" w:name="heading_13"/>
-      <w:bookmarkStart w:id="24" w:name="_Toc3141"/>
+      <w:bookmarkStart w:id="24" w:name="_Toc25023"/>
       <w:r>
         <w:t>场景三：安防审计异常（P2级）</w:t>
       </w:r>
@@ -4281,7 +4197,7 @@
         <w:bidi w:val="0"/>
       </w:pPr>
       <w:bookmarkStart w:id="25" w:name="heading_14"/>
-      <w:bookmarkStart w:id="26" w:name="_Toc20426"/>
+      <w:bookmarkStart w:id="26" w:name="_Toc26749"/>
       <w:r>
         <w:t>故障描述</w:t>
       </w:r>
@@ -4303,7 +4219,7 @@
         <w:bidi w:val="0"/>
       </w:pPr>
       <w:bookmarkStart w:id="27" w:name="heading_15"/>
-      <w:bookmarkStart w:id="28" w:name="_Toc28747"/>
+      <w:bookmarkStart w:id="28" w:name="_Toc29281"/>
       <w:r>
         <w:t>演练目标</w:t>
       </w:r>
@@ -4312,57 +4228,57 @@
     </w:p>
     <w:p>
       <w:pPr>
-        <w:spacing w:before="120" w:after="120" w:line="288" w:lineRule="auto"/>
-        <w:ind w:left="0"/>
-        <w:jc w:val="left"/>
+        <w:pStyle w:val="40"/>
+        <w:numPr>
+          <w:ilvl w:val="0"/>
+          <w:numId w:val="0"/>
+        </w:numPr>
+        <w:bidi w:val="0"/>
+        <w:ind w:leftChars="0"/>
       </w:pPr>
       <w:r>
-        <w:rPr>
-          <w:rFonts w:ascii="Arial" w:hAnsi="Arial" w:eastAsia="等线" w:cs="Arial"/>
-          <w:sz w:val="22"/>
-        </w:rPr>
         <w:t>检验安防审计异常的上报流程（≤10分钟）</w:t>
       </w:r>
     </w:p>
     <w:p>
       <w:pPr>
-        <w:spacing w:before="120" w:after="120" w:line="288" w:lineRule="auto"/>
-        <w:ind w:left="0"/>
-        <w:jc w:val="left"/>
+        <w:pStyle w:val="40"/>
+        <w:numPr>
+          <w:ilvl w:val="0"/>
+          <w:numId w:val="0"/>
+        </w:numPr>
+        <w:bidi w:val="0"/>
+        <w:ind w:leftChars="0"/>
       </w:pPr>
       <w:r>
-        <w:rPr>
-          <w:rFonts w:ascii="Arial" w:hAnsi="Arial" w:eastAsia="等线" w:cs="Arial"/>
-          <w:sz w:val="22"/>
-        </w:rPr>
         <w:t>检验审计Agent的快速恢复能力</w:t>
       </w:r>
     </w:p>
     <w:p>
       <w:pPr>
-        <w:spacing w:before="120" w:after="120" w:line="288" w:lineRule="auto"/>
-        <w:ind w:left="0"/>
-        <w:jc w:val="left"/>
+        <w:pStyle w:val="40"/>
+        <w:numPr>
+          <w:ilvl w:val="0"/>
+          <w:numId w:val="0"/>
+        </w:numPr>
+        <w:bidi w:val="0"/>
+        <w:ind w:leftChars="0"/>
       </w:pPr>
       <w:r>
-        <w:rPr>
-          <w:rFonts w:ascii="Arial" w:hAnsi="Arial" w:eastAsia="等线" w:cs="Arial"/>
-          <w:sz w:val="22"/>
-        </w:rPr>
         <w:t>检验日志完整性的验证能力</w:t>
       </w:r>
     </w:p>
     <w:p>
       <w:pPr>
-        <w:spacing w:before="120" w:after="120" w:line="288" w:lineRule="auto"/>
-        <w:ind w:left="0"/>
-        <w:jc w:val="left"/>
+        <w:pStyle w:val="40"/>
+        <w:numPr>
+          <w:ilvl w:val="0"/>
+          <w:numId w:val="0"/>
+        </w:numPr>
+        <w:bidi w:val="0"/>
+        <w:ind w:leftChars="0"/>
       </w:pPr>
       <w:r>
-        <w:rPr>
-          <w:rFonts w:ascii="Arial" w:hAnsi="Arial" w:eastAsia="等线" w:cs="Arial"/>
-          <w:sz w:val="22"/>
-        </w:rPr>
         <w:t>检验异常事件的追溯分析能力</w:t>
       </w:r>
     </w:p>
@@ -4372,7 +4288,7 @@
         <w:bidi w:val="0"/>
       </w:pPr>
       <w:bookmarkStart w:id="29" w:name="heading_16"/>
-      <w:bookmarkStart w:id="30" w:name="_Toc32261"/>
+      <w:bookmarkStart w:id="30" w:name="_Toc3210"/>
       <w:r>
         <w:t>涉及服务内容</w:t>
       </w:r>
@@ -4381,29 +4297,29 @@
     </w:p>
     <w:p>
       <w:pPr>
-        <w:spacing w:before="120" w:after="120" w:line="288" w:lineRule="auto"/>
-        <w:ind w:left="0"/>
-        <w:jc w:val="left"/>
+        <w:pStyle w:val="40"/>
+        <w:numPr>
+          <w:ilvl w:val="0"/>
+          <w:numId w:val="0"/>
+        </w:numPr>
+        <w:bidi w:val="0"/>
+        <w:ind w:leftChars="0"/>
       </w:pPr>
       <w:r>
-        <w:rPr>
-          <w:rFonts w:ascii="Arial" w:hAnsi="Arial" w:eastAsia="等线" w:cs="Arial"/>
-          <w:sz w:val="22"/>
-        </w:rPr>
         <w:t>安防管控（数据库审计、日志审计）</w:t>
       </w:r>
     </w:p>
     <w:p>
       <w:pPr>
-        <w:spacing w:before="120" w:after="120" w:line="288" w:lineRule="auto"/>
-        <w:ind w:left="0"/>
-        <w:jc w:val="left"/>
+        <w:pStyle w:val="40"/>
+        <w:numPr>
+          <w:ilvl w:val="0"/>
+          <w:numId w:val="0"/>
+        </w:numPr>
+        <w:bidi w:val="0"/>
+        <w:ind w:leftChars="0"/>
       </w:pPr>
       <w:r>
-        <w:rPr>
-          <w:rFonts w:ascii="Arial" w:hAnsi="Arial" w:eastAsia="等线" w:cs="Arial"/>
-          <w:sz w:val="22"/>
-        </w:rPr>
         <w:t>应急响应（P2级故障处置）</w:t>
       </w:r>
     </w:p>
@@ -4413,7 +4329,7 @@
         <w:bidi w:val="0"/>
       </w:pPr>
       <w:bookmarkStart w:id="31" w:name="heading_17"/>
-      <w:bookmarkStart w:id="32" w:name="_Toc13781"/>
+      <w:bookmarkStart w:id="32" w:name="_Toc8194"/>
       <w:r>
         <w:t>演练组织架构</w:t>
       </w:r>
@@ -5397,7 +5313,7 @@
         <w:bidi w:val="0"/>
       </w:pPr>
       <w:bookmarkStart w:id="33" w:name="heading_18"/>
-      <w:bookmarkStart w:id="34" w:name="_Toc8031"/>
+      <w:bookmarkStart w:id="34" w:name="_Toc25451"/>
       <w:r>
         <w:t>演练流程</w:t>
       </w:r>
@@ -5428,8 +5344,8 @@
       <w:tblGrid>
         <w:gridCol w:w="1418"/>
         <w:gridCol w:w="1467"/>
-        <w:gridCol w:w="4164"/>
-        <w:gridCol w:w="1473"/>
+        <w:gridCol w:w="3967"/>
+        <w:gridCol w:w="1670"/>
       </w:tblGrid>
       <w:tr>
         <w:tblPrEx>
@@ -5533,7 +5449,7 @@
         </w:tc>
         <w:tc>
           <w:tcPr>
-            <w:tcW w:w="4165" w:type="dxa"/>
+            <w:tcW w:w="3967" w:type="dxa"/>
             <w:tcBorders>
               <w:top w:val="single" w:color="auto" w:sz="12" w:space="0"/>
               <w:left w:val="single" w:color="auto" w:sz="4" w:space="0"/>
@@ -5572,7 +5488,7 @@
         </w:tc>
         <w:tc>
           <w:tcPr>
-            <w:tcW w:w="1473" w:type="dxa"/>
+            <w:tcW w:w="1670" w:type="dxa"/>
             <w:tcBorders>
               <w:top w:val="single" w:color="auto" w:sz="12" w:space="0"/>
               <w:left w:val="single" w:color="auto" w:sz="4" w:space="0"/>
@@ -5707,7 +5623,7 @@
         </w:tc>
         <w:tc>
           <w:tcPr>
-            <w:tcW w:w="4165" w:type="dxa"/>
+            <w:tcW w:w="3967" w:type="dxa"/>
             <w:tcBorders>
               <w:top w:val="single" w:color="auto" w:sz="4" w:space="0"/>
               <w:left w:val="single" w:color="auto" w:sz="4" w:space="0"/>
@@ -5740,11 +5656,13 @@
               </w:rPr>
               <w:t>监控系统告警或甲方反馈异常</w:t>
             </w:r>
-          </w:p>
-        </w:tc>
-        <w:tc>
-          <w:tcPr>
-            <w:tcW w:w="1473" w:type="dxa"/>
+            <w:bookmarkStart w:id="43" w:name="_GoBack"/>
+            <w:bookmarkEnd w:id="43"/>
+          </w:p>
+        </w:tc>
+        <w:tc>
+          <w:tcPr>
+            <w:tcW w:w="1670" w:type="dxa"/>
             <w:tcBorders>
               <w:top w:val="single" w:color="auto" w:sz="4" w:space="0"/>
               <w:left w:val="single" w:color="auto" w:sz="4" w:space="0"/>
@@ -5877,7 +5795,7 @@
         </w:tc>
         <w:tc>
           <w:tcPr>
-            <w:tcW w:w="4165" w:type="dxa"/>
+            <w:tcW w:w="3967" w:type="dxa"/>
             <w:tcBorders>
               <w:top w:val="single" w:color="auto" w:sz="4" w:space="0"/>
               <w:left w:val="single" w:color="auto" w:sz="4" w:space="0"/>
@@ -5914,7 +5832,7 @@
         </w:tc>
         <w:tc>
           <w:tcPr>
-            <w:tcW w:w="1473" w:type="dxa"/>
+            <w:tcW w:w="1670" w:type="dxa"/>
             <w:tcBorders>
               <w:top w:val="single" w:color="auto" w:sz="4" w:space="0"/>
               <w:left w:val="single" w:color="auto" w:sz="4" w:space="0"/>
@@ -6047,7 +5965,7 @@
         </w:tc>
         <w:tc>
           <w:tcPr>
-            <w:tcW w:w="4165" w:type="dxa"/>
+            <w:tcW w:w="3967" w:type="dxa"/>
             <w:tcBorders>
               <w:top w:val="single" w:color="auto" w:sz="4" w:space="0"/>
               <w:left w:val="single" w:color="auto" w:sz="4" w:space="0"/>
@@ -6084,7 +6002,7 @@
         </w:tc>
         <w:tc>
           <w:tcPr>
-            <w:tcW w:w="1473" w:type="dxa"/>
+            <w:tcW w:w="1670" w:type="dxa"/>
             <w:tcBorders>
               <w:top w:val="single" w:color="auto" w:sz="4" w:space="0"/>
               <w:left w:val="single" w:color="auto" w:sz="4" w:space="0"/>
@@ -6217,7 +6135,7 @@
         </w:tc>
         <w:tc>
           <w:tcPr>
-            <w:tcW w:w="4165" w:type="dxa"/>
+            <w:tcW w:w="3967" w:type="dxa"/>
             <w:tcBorders>
               <w:top w:val="single" w:color="auto" w:sz="4" w:space="0"/>
               <w:left w:val="single" w:color="auto" w:sz="4" w:space="0"/>
@@ -6254,7 +6172,7 @@
         </w:tc>
         <w:tc>
           <w:tcPr>
-            <w:tcW w:w="1473" w:type="dxa"/>
+            <w:tcW w:w="1670" w:type="dxa"/>
             <w:tcBorders>
               <w:top w:val="single" w:color="auto" w:sz="4" w:space="0"/>
               <w:left w:val="single" w:color="auto" w:sz="4" w:space="0"/>
@@ -6387,7 +6305,7 @@
         </w:tc>
         <w:tc>
           <w:tcPr>
-            <w:tcW w:w="4165" w:type="dxa"/>
+            <w:tcW w:w="3967" w:type="dxa"/>
             <w:tcBorders>
               <w:top w:val="single" w:color="auto" w:sz="4" w:space="0"/>
               <w:left w:val="single" w:color="auto" w:sz="4" w:space="0"/>
@@ -6424,7 +6342,7 @@
         </w:tc>
         <w:tc>
           <w:tcPr>
-            <w:tcW w:w="1473" w:type="dxa"/>
+            <w:tcW w:w="1670" w:type="dxa"/>
             <w:tcBorders>
               <w:top w:val="single" w:color="auto" w:sz="4" w:space="0"/>
               <w:left w:val="single" w:color="auto" w:sz="4" w:space="0"/>
@@ -6557,7 +6475,7 @@
         </w:tc>
         <w:tc>
           <w:tcPr>
-            <w:tcW w:w="4165" w:type="dxa"/>
+            <w:tcW w:w="3967" w:type="dxa"/>
             <w:tcBorders>
               <w:top w:val="single" w:color="auto" w:sz="4" w:space="0"/>
               <w:left w:val="single" w:color="auto" w:sz="4" w:space="0"/>
@@ -6594,7 +6512,7 @@
         </w:tc>
         <w:tc>
           <w:tcPr>
-            <w:tcW w:w="1473" w:type="dxa"/>
+            <w:tcW w:w="1670" w:type="dxa"/>
             <w:tcBorders>
               <w:top w:val="single" w:color="auto" w:sz="4" w:space="0"/>
               <w:left w:val="single" w:color="auto" w:sz="4" w:space="0"/>
@@ -6727,7 +6645,7 @@
         </w:tc>
         <w:tc>
           <w:tcPr>
-            <w:tcW w:w="4165" w:type="dxa"/>
+            <w:tcW w:w="3967" w:type="dxa"/>
             <w:tcBorders>
               <w:top w:val="single" w:color="auto" w:sz="4" w:space="0"/>
               <w:left w:val="single" w:color="auto" w:sz="4" w:space="0"/>
@@ -6764,7 +6682,7 @@
         </w:tc>
         <w:tc>
           <w:tcPr>
-            <w:tcW w:w="1473" w:type="dxa"/>
+            <w:tcW w:w="1670" w:type="dxa"/>
             <w:tcBorders>
               <w:top w:val="single" w:color="auto" w:sz="4" w:space="0"/>
               <w:left w:val="single" w:color="auto" w:sz="4" w:space="0"/>
@@ -6897,7 +6815,7 @@
         </w:tc>
         <w:tc>
           <w:tcPr>
-            <w:tcW w:w="4165" w:type="dxa"/>
+            <w:tcW w:w="3967" w:type="dxa"/>
             <w:tcBorders>
               <w:top w:val="single" w:color="auto" w:sz="4" w:space="0"/>
               <w:left w:val="single" w:color="auto" w:sz="4" w:space="0"/>
@@ -6934,7 +6852,7 @@
         </w:tc>
         <w:tc>
           <w:tcPr>
-            <w:tcW w:w="1473" w:type="dxa"/>
+            <w:tcW w:w="1670" w:type="dxa"/>
             <w:tcBorders>
               <w:top w:val="single" w:color="auto" w:sz="4" w:space="0"/>
               <w:left w:val="single" w:color="auto" w:sz="4" w:space="0"/>
@@ -6977,7 +6895,7 @@
         <w:bidi w:val="0"/>
       </w:pPr>
       <w:bookmarkStart w:id="35" w:name="heading_19"/>
-      <w:bookmarkStart w:id="36" w:name="_Toc21504"/>
+      <w:bookmarkStart w:id="36" w:name="_Toc29871"/>
       <w:r>
         <w:t>演练评估指标</w:t>
       </w:r>
@@ -7028,7 +6946,7 @@
           </w:tblCellMar>
         </w:tblPrEx>
         <w:trPr>
-          <w:trHeight w:val="0" w:hRule="atLeast"/>
+          <w:trHeight w:val="485" w:hRule="atLeast"/>
           <w:tblHeader/>
           <w:jc w:val="center"/>
         </w:trPr>
@@ -8221,7 +8139,7 @@
         <w:bidi w:val="0"/>
       </w:pPr>
       <w:bookmarkStart w:id="37" w:name="heading_20"/>
-      <w:bookmarkStart w:id="38" w:name="_Toc13778"/>
+      <w:bookmarkStart w:id="38" w:name="_Toc28567"/>
       <w:r>
         <w:t>演练物资准备</w:t>
       </w:r>
@@ -9199,7 +9117,7 @@
         <w:bidi w:val="0"/>
       </w:pPr>
       <w:bookmarkStart w:id="39" w:name="heading_21"/>
-      <w:bookmarkStart w:id="40" w:name="_Toc22251"/>
+      <w:bookmarkStart w:id="40" w:name="_Toc28466"/>
       <w:r>
         <w:t>演练总结与改进</w:t>
       </w:r>
@@ -9248,7 +9166,7 @@
         <w:bidi w:val="0"/>
       </w:pPr>
       <w:bookmarkStart w:id="41" w:name="heading_22"/>
-      <w:bookmarkStart w:id="42" w:name="_Toc3811"/>
+      <w:bookmarkStart w:id="42" w:name="_Toc27162"/>
       <w:r>
         <w:t>附件</w:t>
       </w:r>
@@ -9307,12 +9225,12 @@
       </w:pPr>
     </w:p>
     <w:sectPr>
+      <w:headerReference r:id="rId7" w:type="first"/>
+      <w:footerReference r:id="rId10" w:type="first"/>
       <w:headerReference r:id="rId5" w:type="default"/>
-      <w:footerReference w:type="default" r:id="rId11"/>
-      <w:headerReference w:type="first" r:id="rId12"/>
-      <w:footerReference w:type="first" r:id="rId13"/>
-      <w:headerReference w:type="even" r:id="rId14"/>
-      <w:footerReference w:type="even" r:id="rId15"/>
+      <w:footerReference r:id="rId8" w:type="default"/>
+      <w:headerReference r:id="rId6" w:type="even"/>
+      <w:footerReference r:id="rId9" w:type="even"/>
       <w:pgSz w:w="11906" w:h="16838"/>
       <w:pgMar w:top="1417" w:right="1800" w:bottom="1440" w:left="1800" w:header="1140" w:footer="992" w:gutter="0"/>
       <w:cols w:space="425" w:num="1"/>
@@ -9348,32 +9266,20 @@
 </file>
 
 <file path=word/footer1.xml><?xml version="1.0" encoding="utf-8"?>
-<w:ftr xmlns:m="http://schemas.openxmlformats.org/officeDocument/2006/math" xmlns:mc="http://schemas.openxmlformats.org/markup-compatibility/2006" xmlns:mo="http://schemas.microsoft.com/office/mac/office/2008/main" xmlns:mv="urn:schemas-microsoft-com:mac:vml" xmlns:o="urn:schemas-microsoft-com:office:office" xmlns:r="http://schemas.openxmlformats.org/officeDocument/2006/relationships" xmlns:v="urn:schemas-microsoft-com:vml" xmlns:w10="urn:schemas-microsoft-com:office:word" xmlns:w14="http://schemas.microsoft.com/office/word/2010/wordml" xmlns:w="http://schemas.openxmlformats.org/wordprocessingml/2006/main" xmlns:wne="http://schemas.microsoft.com/office/word/2006/wordml" xmlns:wp14="http://schemas.microsoft.com/office/word/2010/wordprocessingDrawing" xmlns:wp="http://schemas.openxmlformats.org/drawingml/2006/wordprocessingDrawing" xmlns:wpc="http://schemas.microsoft.com/office/word/2010/wordprocessingCanvas" xmlns:wpg="http://schemas.microsoft.com/office/word/2010/wordprocessingGroup" xmlns:wpi="http://schemas.microsoft.com/office/word/2010/wordprocessingInk" xmlns:wps="http://schemas.microsoft.com/office/word/2010/wordprocessingShape" mc:Ignorable="w14 wp14">
-  <w:p>
-    <w:pPr>
-      <w:pStyle w:val="Footer"/>
-    </w:pPr>
-  </w:p>
+<w:ftr xmlns:wpc="http://schemas.microsoft.com/office/word/2010/wordprocessingCanvas" xmlns:mc="http://schemas.openxmlformats.org/markup-compatibility/2006" xmlns:o="urn:schemas-microsoft-com:office:office" xmlns:r="http://schemas.openxmlformats.org/officeDocument/2006/relationships" xmlns:m="http://schemas.openxmlformats.org/officeDocument/2006/math" xmlns:v="urn:schemas-microsoft-com:vml" xmlns:wp14="http://schemas.microsoft.com/office/word/2010/wordprocessingDrawing" xmlns:wp="http://schemas.openxmlformats.org/drawingml/2006/wordprocessingDrawing" xmlns:w10="urn:schemas-microsoft-com:office:word" xmlns:w="http://schemas.openxmlformats.org/wordprocessingml/2006/main" xmlns:w14="http://schemas.microsoft.com/office/word/2010/wordml" xmlns:w15="http://schemas.microsoft.com/office/word/2012/wordml" xmlns:wpg="http://schemas.microsoft.com/office/word/2010/wordprocessingGroup" xmlns:wpi="http://schemas.microsoft.com/office/word/2010/wordprocessingInk" xmlns:wne="http://schemas.microsoft.com/office/word/2006/wordml" xmlns:wps="http://schemas.microsoft.com/office/word/2010/wordprocessingShape" xmlns:wpsCustomData="http://www.wps.cn/officeDocument/2013/wpsCustomData" mc:Ignorable="w14 w15 wp14">
+  <w:p/>
 </w:ftr>
 </file>
 
 <file path=word/footer2.xml><?xml version="1.0" encoding="utf-8"?>
-<w:ftr xmlns:m="http://schemas.openxmlformats.org/officeDocument/2006/math" xmlns:mc="http://schemas.openxmlformats.org/markup-compatibility/2006" xmlns:mo="http://schemas.microsoft.com/office/mac/office/2008/main" xmlns:mv="urn:schemas-microsoft-com:mac:vml" xmlns:o="urn:schemas-microsoft-com:office:office" xmlns:r="http://schemas.openxmlformats.org/officeDocument/2006/relationships" xmlns:v="urn:schemas-microsoft-com:vml" xmlns:w10="urn:schemas-microsoft-com:office:word" xmlns:w14="http://schemas.microsoft.com/office/word/2010/wordml" xmlns:w="http://schemas.openxmlformats.org/wordprocessingml/2006/main" xmlns:wne="http://schemas.microsoft.com/office/word/2006/wordml" xmlns:wp14="http://schemas.microsoft.com/office/word/2010/wordprocessingDrawing" xmlns:wp="http://schemas.openxmlformats.org/drawingml/2006/wordprocessingDrawing" xmlns:wpc="http://schemas.microsoft.com/office/word/2010/wordprocessingCanvas" xmlns:wpg="http://schemas.microsoft.com/office/word/2010/wordprocessingGroup" xmlns:wpi="http://schemas.microsoft.com/office/word/2010/wordprocessingInk" xmlns:wps="http://schemas.microsoft.com/office/word/2010/wordprocessingShape" mc:Ignorable="w14 wp14">
-  <w:p>
-    <w:pPr>
-      <w:pStyle w:val="Footer"/>
-    </w:pPr>
-  </w:p>
+<w:ftr xmlns:wpc="http://schemas.microsoft.com/office/word/2010/wordprocessingCanvas" xmlns:mc="http://schemas.openxmlformats.org/markup-compatibility/2006" xmlns:o="urn:schemas-microsoft-com:office:office" xmlns:r="http://schemas.openxmlformats.org/officeDocument/2006/relationships" xmlns:m="http://schemas.openxmlformats.org/officeDocument/2006/math" xmlns:v="urn:schemas-microsoft-com:vml" xmlns:wp14="http://schemas.microsoft.com/office/word/2010/wordprocessingDrawing" xmlns:wp="http://schemas.openxmlformats.org/drawingml/2006/wordprocessingDrawing" xmlns:w10="urn:schemas-microsoft-com:office:word" xmlns:w="http://schemas.openxmlformats.org/wordprocessingml/2006/main" xmlns:w14="http://schemas.microsoft.com/office/word/2010/wordml" xmlns:w15="http://schemas.microsoft.com/office/word/2012/wordml" xmlns:wpg="http://schemas.microsoft.com/office/word/2010/wordprocessingGroup" xmlns:wpi="http://schemas.microsoft.com/office/word/2010/wordprocessingInk" xmlns:wne="http://schemas.microsoft.com/office/word/2006/wordml" xmlns:wps="http://schemas.microsoft.com/office/word/2010/wordprocessingShape" xmlns:wpsCustomData="http://www.wps.cn/officeDocument/2013/wpsCustomData" mc:Ignorable="w14 w15 wp14">
+  <w:p/>
 </w:ftr>
 </file>
 
 <file path=word/footer3.xml><?xml version="1.0" encoding="utf-8"?>
-<w:ftr xmlns:m="http://schemas.openxmlformats.org/officeDocument/2006/math" xmlns:mc="http://schemas.openxmlformats.org/markup-compatibility/2006" xmlns:mo="http://schemas.microsoft.com/office/mac/office/2008/main" xmlns:mv="urn:schemas-microsoft-com:mac:vml" xmlns:o="urn:schemas-microsoft-com:office:office" xmlns:r="http://schemas.openxmlformats.org/officeDocument/2006/relationships" xmlns:v="urn:schemas-microsoft-com:vml" xmlns:w10="urn:schemas-microsoft-com:office:word" xmlns:w14="http://schemas.microsoft.com/office/word/2010/wordml" xmlns:w="http://schemas.openxmlformats.org/wordprocessingml/2006/main" xmlns:wne="http://schemas.microsoft.com/office/word/2006/wordml" xmlns:wp14="http://schemas.microsoft.com/office/word/2010/wordprocessingDrawing" xmlns:wp="http://schemas.openxmlformats.org/drawingml/2006/wordprocessingDrawing" xmlns:wpc="http://schemas.microsoft.com/office/word/2010/wordprocessingCanvas" xmlns:wpg="http://schemas.microsoft.com/office/word/2010/wordprocessingGroup" xmlns:wpi="http://schemas.microsoft.com/office/word/2010/wordprocessingInk" xmlns:wps="http://schemas.microsoft.com/office/word/2010/wordprocessingShape" mc:Ignorable="w14 wp14">
-  <w:p>
-    <w:pPr>
-      <w:pStyle w:val="Footer"/>
-    </w:pPr>
-  </w:p>
+<w:ftr xmlns:wpc="http://schemas.microsoft.com/office/word/2010/wordprocessingCanvas" xmlns:mc="http://schemas.openxmlformats.org/markup-compatibility/2006" xmlns:o="urn:schemas-microsoft-com:office:office" xmlns:r="http://schemas.openxmlformats.org/officeDocument/2006/relationships" xmlns:m="http://schemas.openxmlformats.org/officeDocument/2006/math" xmlns:v="urn:schemas-microsoft-com:vml" xmlns:wp14="http://schemas.microsoft.com/office/word/2010/wordprocessingDrawing" xmlns:wp="http://schemas.openxmlformats.org/drawingml/2006/wordprocessingDrawing" xmlns:w10="urn:schemas-microsoft-com:office:word" xmlns:w="http://schemas.openxmlformats.org/wordprocessingml/2006/main" xmlns:w14="http://schemas.microsoft.com/office/word/2010/wordml" xmlns:w15="http://schemas.microsoft.com/office/word/2012/wordml" xmlns:wpg="http://schemas.microsoft.com/office/word/2010/wordprocessingGroup" xmlns:wpi="http://schemas.microsoft.com/office/word/2010/wordprocessingInk" xmlns:wne="http://schemas.microsoft.com/office/word/2006/wordml" xmlns:wps="http://schemas.microsoft.com/office/word/2010/wordprocessingShape" xmlns:wpsCustomData="http://www.wps.cn/officeDocument/2013/wpsCustomData" mc:Ignorable="w14 w15 wp14">
+  <w:p/>
 </w:ftr>
 </file>
 
@@ -9426,42 +9332,34 @@
         <w:lang w:val="en-US" w:eastAsia="zh-CN"/>
       </w:rPr>
       <w:tab/>
-      <w:tab/>
-      <w:t>重庆市鹧鸪哨信息技术有限责任公司</w:t>
     </w:r>
     <w:r>
       <w:rPr>
         <w:rFonts w:hint="eastAsia" w:eastAsiaTheme="minorEastAsia"/>
         <w:lang w:val="en-US" w:eastAsia="zh-CN"/>
       </w:rPr>
+      <w:tab/>
     </w:r>
     <w:r>
       <w:rPr>
         <w:rFonts w:hint="eastAsia" w:eastAsiaTheme="minorEastAsia"/>
         <w:lang w:val="en-US" w:eastAsia="zh-CN"/>
       </w:rPr>
+      <w:t>重庆市鹧鸪哨信息技术有限责任公司</w:t>
     </w:r>
   </w:p>
 </w:hdr>
 </file>
 
 <file path=word/header2.xml><?xml version="1.0" encoding="utf-8"?>
-<w:hdr xmlns:m="http://schemas.openxmlformats.org/officeDocument/2006/math" xmlns:mc="http://schemas.openxmlformats.org/markup-compatibility/2006" xmlns:mo="http://schemas.microsoft.com/office/mac/office/2008/main" xmlns:mv="urn:schemas-microsoft-com:mac:vml" xmlns:o="urn:schemas-microsoft-com:office:office" xmlns:r="http://schemas.openxmlformats.org/officeDocument/2006/relationships" xmlns:v="urn:schemas-microsoft-com:vml" xmlns:w10="urn:schemas-microsoft-com:office:word" xmlns:w14="http://schemas.microsoft.com/office/word/2010/wordml" xmlns:w="http://schemas.openxmlformats.org/wordprocessingml/2006/main" xmlns:wne="http://schemas.microsoft.com/office/word/2006/wordml" xmlns:wp14="http://schemas.microsoft.com/office/word/2010/wordprocessingDrawing" xmlns:wp="http://schemas.openxmlformats.org/drawingml/2006/wordprocessingDrawing" xmlns:wpc="http://schemas.microsoft.com/office/word/2010/wordprocessingCanvas" xmlns:wpg="http://schemas.microsoft.com/office/word/2010/wordprocessingGroup" xmlns:wpi="http://schemas.microsoft.com/office/word/2010/wordprocessingInk" xmlns:wps="http://schemas.microsoft.com/office/word/2010/wordprocessingShape" mc:Ignorable="w14 wp14">
-  <w:p>
-    <w:pPr>
-      <w:pStyle w:val="Header"/>
-    </w:pPr>
-  </w:p>
+<w:hdr xmlns:wpc="http://schemas.microsoft.com/office/word/2010/wordprocessingCanvas" xmlns:mc="http://schemas.openxmlformats.org/markup-compatibility/2006" xmlns:o="urn:schemas-microsoft-com:office:office" xmlns:r="http://schemas.openxmlformats.org/officeDocument/2006/relationships" xmlns:m="http://schemas.openxmlformats.org/officeDocument/2006/math" xmlns:v="urn:schemas-microsoft-com:vml" xmlns:wp14="http://schemas.microsoft.com/office/word/2010/wordprocessingDrawing" xmlns:wp="http://schemas.openxmlformats.org/drawingml/2006/wordprocessingDrawing" xmlns:w10="urn:schemas-microsoft-com:office:word" xmlns:w="http://schemas.openxmlformats.org/wordprocessingml/2006/main" xmlns:w14="http://schemas.microsoft.com/office/word/2010/wordml" xmlns:w15="http://schemas.microsoft.com/office/word/2012/wordml" xmlns:wpg="http://schemas.microsoft.com/office/word/2010/wordprocessingGroup" xmlns:wpi="http://schemas.microsoft.com/office/word/2010/wordprocessingInk" xmlns:wne="http://schemas.microsoft.com/office/word/2006/wordml" xmlns:wps="http://schemas.microsoft.com/office/word/2010/wordprocessingShape" xmlns:wpsCustomData="http://www.wps.cn/officeDocument/2013/wpsCustomData" mc:Ignorable="w14 w15 wp14">
+  <w:p/>
 </w:hdr>
 </file>
 
 <file path=word/header3.xml><?xml version="1.0" encoding="utf-8"?>
-<w:hdr xmlns:m="http://schemas.openxmlformats.org/officeDocument/2006/math" xmlns:mc="http://schemas.openxmlformats.org/markup-compatibility/2006" xmlns:mo="http://schemas.microsoft.com/office/mac/office/2008/main" xmlns:mv="urn:schemas-microsoft-com:mac:vml" xmlns:o="urn:schemas-microsoft-com:office:office" xmlns:r="http://schemas.openxmlformats.org/officeDocument/2006/relationships" xmlns:v="urn:schemas-microsoft-com:vml" xmlns:w10="urn:schemas-microsoft-com:office:word" xmlns:w14="http://schemas.microsoft.com/office/word/2010/wordml" xmlns:w="http://schemas.openxmlformats.org/wordprocessingml/2006/main" xmlns:wne="http://schemas.microsoft.com/office/word/2006/wordml" xmlns:wp14="http://schemas.microsoft.com/office/word/2010/wordprocessingDrawing" xmlns:wp="http://schemas.openxmlformats.org/drawingml/2006/wordprocessingDrawing" xmlns:wpc="http://schemas.microsoft.com/office/word/2010/wordprocessingCanvas" xmlns:wpg="http://schemas.microsoft.com/office/word/2010/wordprocessingGroup" xmlns:wpi="http://schemas.microsoft.com/office/word/2010/wordprocessingInk" xmlns:wps="http://schemas.microsoft.com/office/word/2010/wordprocessingShape" mc:Ignorable="w14 wp14">
-  <w:p>
-    <w:pPr>
-      <w:pStyle w:val="Header"/>
-    </w:pPr>
-  </w:p>
+<w:hdr xmlns:wpc="http://schemas.microsoft.com/office/word/2010/wordprocessingCanvas" xmlns:mc="http://schemas.openxmlformats.org/markup-compatibility/2006" xmlns:o="urn:schemas-microsoft-com:office:office" xmlns:r="http://schemas.openxmlformats.org/officeDocument/2006/relationships" xmlns:m="http://schemas.openxmlformats.org/officeDocument/2006/math" xmlns:v="urn:schemas-microsoft-com:vml" xmlns:wp14="http://schemas.microsoft.com/office/word/2010/wordprocessingDrawing" xmlns:wp="http://schemas.openxmlformats.org/drawingml/2006/wordprocessingDrawing" xmlns:w10="urn:schemas-microsoft-com:office:word" xmlns:w="http://schemas.openxmlformats.org/wordprocessingml/2006/main" xmlns:w14="http://schemas.microsoft.com/office/word/2010/wordml" xmlns:w15="http://schemas.microsoft.com/office/word/2012/wordml" xmlns:wpg="http://schemas.microsoft.com/office/word/2010/wordprocessingGroup" xmlns:wpi="http://schemas.microsoft.com/office/word/2010/wordprocessingInk" xmlns:wne="http://schemas.microsoft.com/office/word/2006/wordml" xmlns:wps="http://schemas.microsoft.com/office/word/2010/wordprocessingShape" xmlns:wpsCustomData="http://www.wps.cn/officeDocument/2013/wpsCustomData" mc:Ignorable="w14 w15 wp14">
+  <w:p/>
 </w:hdr>
 </file>
 

--- a/10-应急管理/运行记录类文件/ZGS-10-02-中国广电重庆BOSS系统存储维保项目-应急演练大纲.docx
+++ b/10-应急管理/运行记录类文件/ZGS-10-02-中国广电重庆BOSS系统存储维保项目-应急演练大纲.docx
@@ -1,10 +1,11 @@
 
 <file path=word/document.xml><?xml version="1.0" encoding="utf-8"?>
-<w:document xmlns:wpc="http://schemas.microsoft.com/office/word/2010/wordprocessingCanvas" xmlns:mc="http://schemas.openxmlformats.org/markup-compatibility/2006" xmlns:o="urn:schemas-microsoft-com:office:office" xmlns:r="http://schemas.openxmlformats.org/officeDocument/2006/relationships" xmlns:m="http://schemas.openxmlformats.org/officeDocument/2006/math" xmlns:v="urn:schemas-microsoft-com:vml" xmlns:wp14="http://schemas.microsoft.com/office/word/2010/wordprocessingDrawing" xmlns:wp="http://schemas.openxmlformats.org/drawingml/2006/wordprocessingDrawing" xmlns:w="http://schemas.openxmlformats.org/wordprocessingml/2006/main" xmlns:w14="http://schemas.microsoft.com/office/word/2010/wordml" xmlns:w10="urn:schemas-microsoft-com:office:word" xmlns:w15="http://schemas.microsoft.com/office/word/2012/wordml" xmlns:wpg="http://schemas.microsoft.com/office/word/2010/wordprocessingGroup" xmlns:wpi="http://schemas.microsoft.com/office/word/2010/wordprocessingInk" xmlns:wne="http://schemas.microsoft.com/office/word/2006/wordml" xmlns:wps="http://schemas.microsoft.com/office/word/2010/wordprocessingShape" xmlns:wpsCustomData="http://www.wps.cn/officeDocument/2013/wpsCustomData" mc:Ignorable="w14 w15 wp14">
+<w:document xmlns:wpc="http://schemas.microsoft.com/office/word/2010/wordprocessingCanvas" xmlns:mc="http://schemas.openxmlformats.org/markup-compatibility/2006" xmlns:o="urn:schemas-microsoft-com:office:office" xmlns:r="http://schemas.openxmlformats.org/officeDocument/2006/relationships" xmlns:m="http://schemas.openxmlformats.org/officeDocument/2006/math" xmlns:v="urn:schemas-microsoft-com:vml" xmlns:wp14="http://schemas.microsoft.com/office/word/2010/wordprocessingDrawing" xmlns:wp="http://schemas.openxmlformats.org/drawingml/2006/wordprocessingDrawing" xmlns:w10="urn:schemas-microsoft-com:office:word" xmlns:w="http://schemas.openxmlformats.org/wordprocessingml/2006/main" xmlns:w14="http://schemas.microsoft.com/office/word/2010/wordml" xmlns:w15="http://schemas.microsoft.com/office/word/2012/wordml" xmlns:wne="http://schemas.microsoft.com/office/word/2006/wordml" xmlns:wpg="http://schemas.microsoft.com/office/word/2010/wordprocessingGroup" xmlns:wpi="http://schemas.microsoft.com/office/word/2010/wordprocessingInk" xmlns:wps="http://schemas.microsoft.com/office/word/2010/wordprocessingShape" mc:Ignorable="w14 w15 wp14">
+  <!-- Generated by Aspose.Words for .NET 13.3.0.1 -->
   <w:body>
     <w:p>
       <w:pPr>
-        <w:pStyle w:val="24"/>
+        <w:pStyle w:val="a"/>
         <w:keepNext w:val="0"/>
         <w:keepLines w:val="0"/>
         <w:pageBreakBefore w:val="0"/>
@@ -24,7 +25,7 @@
       <w:bookmarkStart w:id="0" w:name="_Toc29509"/>
       <w:r>
         <w:drawing>
-          <wp:anchor distT="0" distB="0" distL="114300" distR="114300" simplePos="0" relativeHeight="251660288" behindDoc="1" locked="0" layoutInCell="1" allowOverlap="1">
+          <wp:anchor distT="0" distB="0" distL="114300" distR="114300" simplePos="0" relativeHeight="251659264" behindDoc="1" locked="0" layoutInCell="1" allowOverlap="1">
             <wp:simplePos x="0" y="0"/>
             <wp:positionH relativeFrom="column">
               <wp:posOffset>0</wp:posOffset>
@@ -49,7 +50,7 @@
                     </pic:cNvPicPr>
                   </pic:nvPicPr>
                   <pic:blipFill>
-                    <a:blip r:embed="rId12"/>
+                    <a:blip xmlns:r="http://schemas.openxmlformats.org/officeDocument/2006/relationships" r:embed="rId4"/>
                     <a:stretch>
                       <a:fillRect/>
                     </a:stretch>
@@ -79,7 +80,7 @@
           <w:lang w:val="en-US" w:eastAsia="zh-CN"/>
         </w:rPr>
         <w:drawing>
-          <wp:anchor distT="0" distB="0" distL="114300" distR="114300" simplePos="0" relativeHeight="251659264" behindDoc="1" locked="0" layoutInCell="1" allowOverlap="1">
+          <wp:anchor distT="0" distB="0" distL="114300" distR="114300" simplePos="0" relativeHeight="251658240" behindDoc="1" locked="0" layoutInCell="1" allowOverlap="1">
             <wp:simplePos x="0" y="0"/>
             <wp:positionH relativeFrom="column">
               <wp:posOffset>635</wp:posOffset>
@@ -104,7 +105,7 @@
                     </pic:cNvPicPr>
                   </pic:nvPicPr>
                   <pic:blipFill>
-                    <a:blip r:embed="rId13">
+                    <a:blip xmlns:r="http://schemas.openxmlformats.org/officeDocument/2006/relationships" r:embed="rId5">
                       <a:alphaModFix amt="58000"/>
                       <a:lum contrast="-52000"/>
                     </a:blip>
@@ -152,11 +153,11 @@
         <w:bidi w:val="0"/>
         <w:adjustRightInd w:val="0"/>
         <w:snapToGrid w:val="0"/>
-        <w:ind w:left="0" w:leftChars="0" w:right="0" w:rightChars="0" w:firstLine="0" w:firstLineChars="0"/>
+        <w:ind w:left="0" w:right="0" w:firstLine="0" w:leftChars="0" w:rightChars="0" w:firstLineChars="0"/>
         <w:jc w:val="center"/>
         <w:textAlignment w:val="baseline"/>
         <w:rPr>
-          <w:rFonts w:hint="default" w:ascii="黑体" w:hAnsi="黑体" w:eastAsia="黑体" w:cs="黑体"/>
+          <w:rFonts w:ascii="黑体" w:eastAsia="黑体" w:hAnsi="黑体" w:cs="黑体" w:hint="default"/>
           <w:b/>
           <w:bCs/>
           <w:snapToGrid w:val="0"/>
@@ -170,7 +171,7 @@
       </w:pPr>
       <w:r>
         <w:rPr>
-          <w:rFonts w:hint="eastAsia" w:ascii="黑体" w:hAnsi="黑体" w:eastAsia="黑体" w:cs="黑体"/>
+          <w:rFonts w:ascii="黑体" w:eastAsia="黑体" w:hAnsi="黑体" w:cs="黑体" w:hint="eastAsia"/>
           <w:b/>
           <w:bCs/>
           <w:snapToGrid w:val="0"/>
@@ -200,11 +201,11 @@
         <w:adjustRightInd w:val="0"/>
         <w:snapToGrid w:val="0"/>
         <w:spacing w:after="624" w:afterLines="200" w:line="219" w:lineRule="auto"/>
-        <w:ind w:left="0" w:leftChars="0" w:right="0" w:rightChars="0" w:firstLine="0" w:firstLineChars="0"/>
+        <w:ind w:left="0" w:right="0" w:firstLine="0" w:leftChars="0" w:rightChars="0" w:firstLineChars="0"/>
         <w:jc w:val="center"/>
         <w:textAlignment w:val="baseline"/>
         <w:rPr>
-          <w:rFonts w:hint="eastAsia" w:ascii="宋体" w:hAnsi="宋体" w:eastAsia="宋体" w:cs="宋体"/>
+          <w:rFonts w:ascii="宋体" w:eastAsia="宋体" w:hAnsi="宋体" w:cs="宋体" w:hint="eastAsia"/>
           <w:sz w:val="24"/>
           <w:szCs w:val="24"/>
           <w:lang w:val="en-US" w:eastAsia="zh-CN"/>
@@ -212,7 +213,7 @@
       </w:pPr>
       <w:r>
         <w:rPr>
-          <w:rFonts w:ascii="宋体" w:hAnsi="宋体" w:eastAsia="宋体" w:cs="宋体"/>
+          <w:rFonts w:ascii="宋体" w:eastAsia="宋体" w:hAnsi="宋体" w:cs="宋体"/>
           <w:b/>
           <w:bCs/>
           <w:spacing w:val="-3"/>
@@ -224,18 +225,17 @@
     </w:p>
     <w:tbl>
       <w:tblPr>
-        <w:tblStyle w:val="21"/>
+        <w:tblStyle w:val="TableGrid"/>
         <w:tblW w:w="0" w:type="auto"/>
         <w:jc w:val="center"/>
         <w:tblBorders>
-          <w:top w:val="none" w:color="auto" w:sz="0" w:space="0"/>
-          <w:left w:val="none" w:color="auto" w:sz="0" w:space="0"/>
-          <w:bottom w:val="none" w:color="auto" w:sz="0" w:space="0"/>
-          <w:right w:val="none" w:color="auto" w:sz="0" w:space="0"/>
-          <w:insideH w:val="none" w:color="auto" w:sz="0" w:space="0"/>
-          <w:insideV w:val="none" w:color="auto" w:sz="0" w:space="0"/>
+          <w:top w:val="nil"/>
+          <w:left w:val="nil"/>
+          <w:bottom w:val="nil"/>
+          <w:right w:val="nil"/>
+          <w:insideH w:val="nil"/>
+          <w:insideV w:val="nil"/>
         </w:tblBorders>
-        <w:tblLayout w:type="autofit"/>
         <w:tblCellMar>
           <w:top w:w="0" w:type="dxa"/>
           <w:left w:w="108" w:type="dxa"/>
@@ -249,13 +249,15 @@
       </w:tblGrid>
       <w:tr>
         <w:tblPrEx>
+          <w:tblW w:w="0" w:type="auto"/>
+          <w:jc w:val="center"/>
           <w:tblBorders>
-            <w:top w:val="none" w:color="auto" w:sz="0" w:space="0"/>
-            <w:left w:val="none" w:color="auto" w:sz="0" w:space="0"/>
-            <w:bottom w:val="none" w:color="auto" w:sz="0" w:space="0"/>
-            <w:right w:val="none" w:color="auto" w:sz="0" w:space="0"/>
-            <w:insideH w:val="none" w:color="auto" w:sz="0" w:space="0"/>
-            <w:insideV w:val="none" w:color="auto" w:sz="0" w:space="0"/>
+            <w:top w:val="nil"/>
+            <w:left w:val="nil"/>
+            <w:bottom w:val="nil"/>
+            <w:right w:val="nil"/>
+            <w:insideH w:val="nil"/>
+            <w:insideV w:val="nil"/>
           </w:tblBorders>
           <w:tblCellMar>
             <w:top w:w="0" w:type="dxa"/>
@@ -265,7 +267,7 @@
           </w:tblCellMar>
         </w:tblPrEx>
         <w:trPr>
-          <w:trHeight w:val="810" w:hRule="atLeast"/>
+          <w:trHeight w:val="810"/>
           <w:jc w:val="center"/>
         </w:trPr>
         <w:tc>
@@ -304,7 +306,7 @@
             </w:r>
             <w:r>
               <w:rPr>
-                <w:rFonts w:hint="default" w:asciiTheme="minorAscii" w:hAnsiTheme="minorAscii" w:eastAsiaTheme="minorEastAsia"/>
+                <w:rFonts w:asciiTheme="minorAscii" w:eastAsiaTheme="minorEastAsia" w:hAnsiTheme="minorAscii" w:hint="default"/>
                 <w:spacing w:val="227"/>
                 <w:sz w:val="21"/>
                 <w:vertAlign w:val="baseline"/>
@@ -359,7 +361,7 @@
             </w:r>
             <w:r>
               <w:rPr>
-                <w:rFonts w:hint="eastAsia" w:asciiTheme="minorAscii" w:hAnsiTheme="minorAscii" w:eastAsiaTheme="minorEastAsia"/>
+                <w:rFonts w:asciiTheme="minorAscii" w:eastAsiaTheme="minorEastAsia" w:hAnsiTheme="minorAscii" w:hint="eastAsia"/>
                 <w:spacing w:val="227"/>
                 <w:sz w:val="21"/>
                 <w:vertAlign w:val="baseline"/>
@@ -381,14 +383,8 @@
       </w:tr>
       <w:tr>
         <w:tblPrEx>
-          <w:tblBorders>
-            <w:top w:val="none" w:color="auto" w:sz="0" w:space="0"/>
-            <w:left w:val="none" w:color="auto" w:sz="0" w:space="0"/>
-            <w:bottom w:val="none" w:color="auto" w:sz="0" w:space="0"/>
-            <w:right w:val="none" w:color="auto" w:sz="0" w:space="0"/>
-            <w:insideH w:val="none" w:color="auto" w:sz="0" w:space="0"/>
-            <w:insideV w:val="none" w:color="auto" w:sz="0" w:space="0"/>
-          </w:tblBorders>
+          <w:tblW w:w="0" w:type="auto"/>
+          <w:jc w:val="center"/>
           <w:tblCellMar>
             <w:top w:w="0" w:type="dxa"/>
             <w:left w:w="108" w:type="dxa"/>
@@ -397,7 +393,7 @@
           </w:tblCellMar>
         </w:tblPrEx>
         <w:trPr>
-          <w:trHeight w:val="810" w:hRule="atLeast"/>
+          <w:trHeight w:val="810"/>
           <w:jc w:val="center"/>
         </w:trPr>
         <w:tc>
@@ -422,7 +418,7 @@
               <w:snapToGrid w:val="0"/>
               <w:textAlignment w:val="baseline"/>
               <w:rPr>
-                <w:rFonts w:hint="default" w:ascii="Arial" w:hAnsi="Arial" w:eastAsia="Arial" w:cs="Arial"/>
+                <w:rFonts w:ascii="Arial" w:eastAsia="Arial" w:hAnsi="Arial" w:cs="Arial" w:hint="default"/>
                 <w:snapToGrid w:val="0"/>
                 <w:color w:val="000000"/>
                 <w:kern w:val="0"/>
@@ -454,7 +450,7 @@
             </w:r>
             <w:r>
               <w:rPr>
-                <w:rFonts w:hint="default" w:asciiTheme="minorAscii" w:hAnsiTheme="minorAscii" w:eastAsiaTheme="minorEastAsia"/>
+                <w:rFonts w:asciiTheme="minorAscii" w:eastAsiaTheme="minorEastAsia" w:hAnsiTheme="minorAscii" w:hint="default"/>
                 <w:spacing w:val="227"/>
                 <w:sz w:val="21"/>
                 <w:vertAlign w:val="baseline"/>
@@ -508,7 +504,7 @@
               <w:snapToGrid w:val="0"/>
               <w:textAlignment w:val="baseline"/>
               <w:rPr>
-                <w:rFonts w:hint="default" w:ascii="Arial" w:hAnsi="Arial" w:eastAsia="Arial" w:cs="Arial"/>
+                <w:rFonts w:ascii="Arial" w:eastAsia="Arial" w:hAnsi="Arial" w:cs="Arial" w:hint="default"/>
                 <w:snapToGrid w:val="0"/>
                 <w:color w:val="000000"/>
                 <w:kern w:val="0"/>
@@ -528,7 +524,7 @@
             </w:r>
             <w:r>
               <w:rPr>
-                <w:rFonts w:hint="eastAsia" w:asciiTheme="minorAscii" w:hAnsiTheme="minorAscii" w:eastAsiaTheme="minorEastAsia"/>
+                <w:rFonts w:asciiTheme="minorAscii" w:eastAsiaTheme="minorEastAsia" w:hAnsiTheme="minorAscii" w:hint="eastAsia"/>
                 <w:spacing w:val="227"/>
                 <w:sz w:val="21"/>
                 <w:vertAlign w:val="baseline"/>
@@ -550,14 +546,8 @@
       </w:tr>
       <w:tr>
         <w:tblPrEx>
-          <w:tblBorders>
-            <w:top w:val="none" w:color="auto" w:sz="0" w:space="0"/>
-            <w:left w:val="none" w:color="auto" w:sz="0" w:space="0"/>
-            <w:bottom w:val="none" w:color="auto" w:sz="0" w:space="0"/>
-            <w:right w:val="none" w:color="auto" w:sz="0" w:space="0"/>
-            <w:insideH w:val="none" w:color="auto" w:sz="0" w:space="0"/>
-            <w:insideV w:val="none" w:color="auto" w:sz="0" w:space="0"/>
-          </w:tblBorders>
+          <w:tblW w:w="0" w:type="auto"/>
+          <w:jc w:val="center"/>
           <w:tblCellMar>
             <w:top w:w="0" w:type="dxa"/>
             <w:left w:w="108" w:type="dxa"/>
@@ -566,7 +556,7 @@
           </w:tblCellMar>
         </w:tblPrEx>
         <w:trPr>
-          <w:trHeight w:val="635" w:hRule="atLeast"/>
+          <w:trHeight w:val="635"/>
           <w:jc w:val="center"/>
         </w:trPr>
         <w:tc>
@@ -643,7 +633,7 @@
             </w:r>
             <w:r>
               <w:rPr>
-                <w:rFonts w:hint="eastAsia" w:asciiTheme="minorAscii" w:hAnsiTheme="minorAscii" w:eastAsiaTheme="minorEastAsia"/>
+                <w:rFonts w:asciiTheme="minorAscii" w:eastAsiaTheme="minorEastAsia" w:hAnsiTheme="minorAscii" w:hint="eastAsia"/>
                 <w:spacing w:val="227"/>
                 <w:sz w:val="21"/>
                 <w:vertAlign w:val="baseline"/>
@@ -704,14 +694,14 @@
         <w:ind w:left="3634"/>
         <w:textAlignment w:val="baseline"/>
         <w:rPr>
-          <w:rFonts w:ascii="宋体" w:hAnsi="宋体" w:eastAsia="宋体" w:cs="宋体"/>
+          <w:rFonts w:ascii="宋体" w:eastAsia="宋体" w:hAnsi="宋体" w:cs="宋体"/>
           <w:sz w:val="31"/>
           <w:szCs w:val="31"/>
         </w:rPr>
       </w:pPr>
       <w:r>
         <w:rPr>
-          <w:rFonts w:ascii="宋体" w:hAnsi="宋体" w:eastAsia="宋体" w:cs="宋体"/>
+          <w:rFonts w:ascii="宋体" w:eastAsia="宋体" w:hAnsi="宋体" w:cs="宋体"/>
           <w:b/>
           <w:bCs/>
           <w:spacing w:val="4"/>
@@ -723,16 +713,16 @@
     </w:p>
     <w:tbl>
       <w:tblPr>
-        <w:tblStyle w:val="26"/>
+        <w:tblStyle w:val="TableNormal0"/>
         <w:tblW w:w="7137" w:type="dxa"/>
         <w:jc w:val="center"/>
         <w:tblBorders>
-          <w:top w:val="single" w:color="000000" w:sz="2" w:space="0"/>
-          <w:left w:val="single" w:color="000000" w:sz="2" w:space="0"/>
-          <w:bottom w:val="single" w:color="000000" w:sz="2" w:space="0"/>
-          <w:right w:val="single" w:color="000000" w:sz="2" w:space="0"/>
-          <w:insideH w:val="single" w:color="000000" w:sz="2" w:space="0"/>
-          <w:insideV w:val="single" w:color="000000" w:sz="2" w:space="0"/>
+          <w:top w:val="single" w:sz="2" w:space="0" w:color="000000"/>
+          <w:left w:val="single" w:sz="2" w:space="0" w:color="000000"/>
+          <w:bottom w:val="single" w:sz="2" w:space="0" w:color="000000"/>
+          <w:right w:val="single" w:sz="2" w:space="0" w:color="000000"/>
+          <w:insideH w:val="single" w:sz="2" w:space="0" w:color="000000"/>
+          <w:insideV w:val="single" w:sz="2" w:space="0" w:color="000000"/>
         </w:tblBorders>
         <w:tblLayout w:type="fixed"/>
         <w:tblCellMar>
@@ -750,14 +740,17 @@
       </w:tblGrid>
       <w:tr>
         <w:tblPrEx>
+          <w:tblW w:w="7137" w:type="dxa"/>
+          <w:jc w:val="center"/>
           <w:tblBorders>
-            <w:top w:val="single" w:color="000000" w:sz="2" w:space="0"/>
-            <w:left w:val="single" w:color="000000" w:sz="2" w:space="0"/>
-            <w:bottom w:val="single" w:color="000000" w:sz="2" w:space="0"/>
-            <w:right w:val="single" w:color="000000" w:sz="2" w:space="0"/>
-            <w:insideH w:val="single" w:color="000000" w:sz="2" w:space="0"/>
-            <w:insideV w:val="single" w:color="000000" w:sz="2" w:space="0"/>
+            <w:top w:val="single" w:sz="2" w:space="0" w:color="000000"/>
+            <w:left w:val="single" w:sz="2" w:space="0" w:color="000000"/>
+            <w:bottom w:val="single" w:sz="2" w:space="0" w:color="000000"/>
+            <w:right w:val="single" w:sz="2" w:space="0" w:color="000000"/>
+            <w:insideH w:val="single" w:sz="2" w:space="0" w:color="000000"/>
+            <w:insideV w:val="single" w:sz="2" w:space="0" w:color="000000"/>
           </w:tblBorders>
+          <w:tblLayout w:type="fixed"/>
           <w:tblCellMar>
             <w:top w:w="0" w:type="dxa"/>
             <w:left w:w="0" w:type="dxa"/>
@@ -766,7 +759,7 @@
           </w:tblCellMar>
         </w:tblPrEx>
         <w:trPr>
-          <w:trHeight w:val="593" w:hRule="atLeast"/>
+          <w:trHeight w:val="593"/>
           <w:jc w:val="center"/>
         </w:trPr>
         <w:tc>
@@ -789,18 +782,18 @@
               <w:adjustRightInd w:val="0"/>
               <w:snapToGrid w:val="0"/>
               <w:spacing w:before="176" w:line="228" w:lineRule="auto"/>
-              <w:ind w:left="0" w:leftChars="0" w:right="0" w:rightChars="0" w:firstLine="0" w:firstLineChars="0"/>
+              <w:ind w:left="0" w:right="0" w:firstLine="0" w:leftChars="0" w:rightChars="0" w:firstLineChars="0"/>
               <w:jc w:val="center"/>
               <w:textAlignment w:val="baseline"/>
               <w:rPr>
-                <w:rFonts w:ascii="宋体" w:hAnsi="宋体" w:eastAsia="宋体" w:cs="宋体"/>
+                <w:rFonts w:ascii="宋体" w:eastAsia="宋体" w:hAnsi="宋体" w:cs="宋体"/>
                 <w:sz w:val="20"/>
                 <w:szCs w:val="20"/>
               </w:rPr>
             </w:pPr>
             <w:r>
               <w:rPr>
-                <w:rFonts w:ascii="宋体" w:hAnsi="宋体" w:eastAsia="宋体" w:cs="宋体"/>
+                <w:rFonts w:ascii="宋体" w:eastAsia="宋体" w:hAnsi="宋体" w:cs="宋体"/>
                 <w:spacing w:val="-14"/>
                 <w:sz w:val="20"/>
                 <w:szCs w:val="20"/>
@@ -829,18 +822,18 @@
               <w:adjustRightInd w:val="0"/>
               <w:snapToGrid w:val="0"/>
               <w:spacing w:before="175" w:line="227" w:lineRule="auto"/>
-              <w:ind w:left="0" w:leftChars="0" w:right="0" w:rightChars="0" w:firstLine="0" w:firstLineChars="0"/>
+              <w:ind w:left="0" w:right="0" w:firstLine="0" w:leftChars="0" w:rightChars="0" w:firstLineChars="0"/>
               <w:jc w:val="center"/>
               <w:textAlignment w:val="baseline"/>
               <w:rPr>
-                <w:rFonts w:ascii="宋体" w:hAnsi="宋体" w:eastAsia="宋体" w:cs="宋体"/>
+                <w:rFonts w:ascii="宋体" w:eastAsia="宋体" w:hAnsi="宋体" w:cs="宋体"/>
                 <w:sz w:val="20"/>
                 <w:szCs w:val="20"/>
               </w:rPr>
             </w:pPr>
             <w:r>
               <w:rPr>
-                <w:rFonts w:ascii="宋体" w:hAnsi="宋体" w:eastAsia="宋体" w:cs="宋体"/>
+                <w:rFonts w:ascii="宋体" w:eastAsia="宋体" w:hAnsi="宋体" w:cs="宋体"/>
                 <w:spacing w:val="4"/>
                 <w:sz w:val="20"/>
                 <w:szCs w:val="20"/>
@@ -869,18 +862,18 @@
               <w:adjustRightInd w:val="0"/>
               <w:snapToGrid w:val="0"/>
               <w:spacing w:before="175" w:line="228" w:lineRule="auto"/>
-              <w:ind w:left="0" w:leftChars="0" w:right="0" w:rightChars="0" w:firstLine="0" w:firstLineChars="0"/>
+              <w:ind w:left="0" w:right="0" w:firstLine="0" w:leftChars="0" w:rightChars="0" w:firstLineChars="0"/>
               <w:jc w:val="center"/>
               <w:textAlignment w:val="baseline"/>
               <w:rPr>
-                <w:rFonts w:ascii="宋体" w:hAnsi="宋体" w:eastAsia="宋体" w:cs="宋体"/>
+                <w:rFonts w:ascii="宋体" w:eastAsia="宋体" w:hAnsi="宋体" w:cs="宋体"/>
                 <w:sz w:val="20"/>
                 <w:szCs w:val="20"/>
               </w:rPr>
             </w:pPr>
             <w:r>
               <w:rPr>
-                <w:rFonts w:ascii="宋体" w:hAnsi="宋体" w:eastAsia="宋体" w:cs="宋体"/>
+                <w:rFonts w:ascii="宋体" w:eastAsia="宋体" w:hAnsi="宋体" w:cs="宋体"/>
                 <w:spacing w:val="7"/>
                 <w:sz w:val="20"/>
                 <w:szCs w:val="20"/>
@@ -909,18 +902,18 @@
               <w:adjustRightInd w:val="0"/>
               <w:snapToGrid w:val="0"/>
               <w:spacing w:before="176" w:line="229" w:lineRule="auto"/>
-              <w:ind w:left="0" w:leftChars="0" w:right="0" w:rightChars="0" w:firstLine="0" w:firstLineChars="0"/>
+              <w:ind w:left="0" w:right="0" w:firstLine="0" w:leftChars="0" w:rightChars="0" w:firstLineChars="0"/>
               <w:jc w:val="center"/>
               <w:textAlignment w:val="baseline"/>
               <w:rPr>
-                <w:rFonts w:ascii="宋体" w:hAnsi="宋体" w:eastAsia="宋体" w:cs="宋体"/>
+                <w:rFonts w:ascii="宋体" w:eastAsia="宋体" w:hAnsi="宋体" w:cs="宋体"/>
                 <w:sz w:val="20"/>
                 <w:szCs w:val="20"/>
               </w:rPr>
             </w:pPr>
             <w:r>
               <w:rPr>
-                <w:rFonts w:ascii="宋体" w:hAnsi="宋体" w:eastAsia="宋体" w:cs="宋体"/>
+                <w:rFonts w:ascii="宋体" w:eastAsia="宋体" w:hAnsi="宋体" w:cs="宋体"/>
                 <w:spacing w:val="7"/>
                 <w:sz w:val="20"/>
                 <w:szCs w:val="20"/>
@@ -932,14 +925,9 @@
       </w:tr>
       <w:tr>
         <w:tblPrEx>
-          <w:tblBorders>
-            <w:top w:val="single" w:color="000000" w:sz="2" w:space="0"/>
-            <w:left w:val="single" w:color="000000" w:sz="2" w:space="0"/>
-            <w:bottom w:val="single" w:color="000000" w:sz="2" w:space="0"/>
-            <w:right w:val="single" w:color="000000" w:sz="2" w:space="0"/>
-            <w:insideH w:val="single" w:color="000000" w:sz="2" w:space="0"/>
-            <w:insideV w:val="single" w:color="000000" w:sz="2" w:space="0"/>
-          </w:tblBorders>
+          <w:tblW w:w="7137" w:type="dxa"/>
+          <w:jc w:val="center"/>
+          <w:tblLayout w:type="fixed"/>
           <w:tblCellMar>
             <w:top w:w="0" w:type="dxa"/>
             <w:left w:w="0" w:type="dxa"/>
@@ -948,7 +936,7 @@
           </w:tblCellMar>
         </w:tblPrEx>
         <w:trPr>
-          <w:trHeight w:val="516" w:hRule="atLeast"/>
+          <w:trHeight w:val="516"/>
           <w:jc w:val="center"/>
         </w:trPr>
         <w:tc>
@@ -971,11 +959,11 @@
               <w:adjustRightInd w:val="0"/>
               <w:snapToGrid w:val="0"/>
               <w:spacing w:before="173" w:line="267" w:lineRule="exact"/>
-              <w:ind w:left="0" w:leftChars="0" w:right="0" w:rightChars="0" w:firstLine="0" w:firstLineChars="0"/>
+              <w:ind w:left="0" w:right="0" w:firstLine="0" w:leftChars="0" w:rightChars="0" w:firstLineChars="0"/>
               <w:jc w:val="center"/>
               <w:textAlignment w:val="baseline"/>
               <w:rPr>
-                <w:rFonts w:hint="default" w:ascii="宋体" w:hAnsi="宋体" w:eastAsia="宋体" w:cs="宋体"/>
+                <w:rFonts w:ascii="宋体" w:eastAsia="宋体" w:hAnsi="宋体" w:cs="宋体" w:hint="default"/>
                 <w:sz w:val="20"/>
                 <w:szCs w:val="20"/>
                 <w:lang w:val="en-US" w:eastAsia="zh-CN"/>
@@ -983,7 +971,7 @@
             </w:pPr>
             <w:r>
               <w:rPr>
-                <w:rFonts w:ascii="宋体" w:hAnsi="宋体" w:eastAsia="宋体" w:cs="宋体"/>
+                <w:rFonts w:ascii="宋体" w:eastAsia="宋体" w:hAnsi="宋体" w:cs="宋体"/>
                 <w:spacing w:val="3"/>
                 <w:position w:val="1"/>
                 <w:sz w:val="20"/>
@@ -993,7 +981,7 @@
             </w:r>
             <w:r>
               <w:rPr>
-                <w:rFonts w:hint="eastAsia" w:ascii="宋体" w:hAnsi="宋体" w:cs="宋体"/>
+                <w:rFonts w:ascii="宋体" w:hAnsi="宋体" w:cs="宋体" w:hint="eastAsia"/>
                 <w:spacing w:val="3"/>
                 <w:position w:val="1"/>
                 <w:sz w:val="20"/>
@@ -1004,7 +992,7 @@
             </w:r>
             <w:r>
               <w:rPr>
-                <w:rFonts w:ascii="宋体" w:hAnsi="宋体" w:eastAsia="宋体" w:cs="宋体"/>
+                <w:rFonts w:ascii="宋体" w:eastAsia="宋体" w:hAnsi="宋体" w:cs="宋体"/>
                 <w:spacing w:val="3"/>
                 <w:position w:val="1"/>
                 <w:sz w:val="20"/>
@@ -1014,7 +1002,7 @@
             </w:r>
             <w:r>
               <w:rPr>
-                <w:rFonts w:hint="eastAsia" w:ascii="宋体" w:hAnsi="宋体" w:cs="宋体"/>
+                <w:rFonts w:ascii="宋体" w:hAnsi="宋体" w:cs="宋体" w:hint="eastAsia"/>
                 <w:spacing w:val="3"/>
                 <w:position w:val="1"/>
                 <w:sz w:val="20"/>
@@ -1045,18 +1033,18 @@
               <w:adjustRightInd w:val="0"/>
               <w:snapToGrid w:val="0"/>
               <w:spacing w:before="173" w:line="267" w:lineRule="exact"/>
-              <w:ind w:left="0" w:leftChars="0" w:right="0" w:rightChars="0" w:firstLine="0" w:firstLineChars="0"/>
+              <w:ind w:left="0" w:right="0" w:firstLine="0" w:leftChars="0" w:rightChars="0" w:firstLineChars="0"/>
               <w:jc w:val="center"/>
               <w:textAlignment w:val="baseline"/>
               <w:rPr>
-                <w:rFonts w:ascii="宋体" w:hAnsi="宋体" w:eastAsia="宋体" w:cs="宋体"/>
+                <w:rFonts w:ascii="宋体" w:eastAsia="宋体" w:hAnsi="宋体" w:cs="宋体"/>
                 <w:sz w:val="20"/>
                 <w:szCs w:val="20"/>
               </w:rPr>
             </w:pPr>
             <w:r>
               <w:rPr>
-                <w:rFonts w:ascii="宋体" w:hAnsi="宋体" w:eastAsia="宋体" w:cs="宋体"/>
+                <w:rFonts w:ascii="宋体" w:eastAsia="宋体" w:hAnsi="宋体" w:cs="宋体"/>
                 <w:spacing w:val="4"/>
                 <w:position w:val="1"/>
                 <w:sz w:val="20"/>
@@ -1086,18 +1074,18 @@
               <w:adjustRightInd w:val="0"/>
               <w:snapToGrid w:val="0"/>
               <w:spacing w:before="172" w:line="228" w:lineRule="auto"/>
-              <w:ind w:left="0" w:leftChars="0" w:right="0" w:rightChars="0" w:firstLine="0" w:firstLineChars="0"/>
+              <w:ind w:left="0" w:right="0" w:firstLine="0" w:leftChars="0" w:rightChars="0" w:firstLineChars="0"/>
               <w:jc w:val="center"/>
               <w:textAlignment w:val="baseline"/>
               <w:rPr>
-                <w:rFonts w:ascii="宋体" w:hAnsi="宋体" w:eastAsia="宋体" w:cs="宋体"/>
+                <w:rFonts w:ascii="宋体" w:eastAsia="宋体" w:hAnsi="宋体" w:cs="宋体"/>
                 <w:sz w:val="20"/>
                 <w:szCs w:val="20"/>
               </w:rPr>
             </w:pPr>
             <w:r>
               <w:rPr>
-                <w:rFonts w:ascii="宋体" w:hAnsi="宋体" w:eastAsia="宋体" w:cs="宋体"/>
+                <w:rFonts w:ascii="宋体" w:eastAsia="宋体" w:hAnsi="宋体" w:cs="宋体"/>
                 <w:spacing w:val="7"/>
                 <w:sz w:val="20"/>
                 <w:szCs w:val="20"/>
@@ -1126,11 +1114,11 @@
               <w:adjustRightInd w:val="0"/>
               <w:snapToGrid w:val="0"/>
               <w:spacing w:before="173" w:line="229" w:lineRule="auto"/>
-              <w:ind w:left="0" w:leftChars="0" w:right="0" w:rightChars="0" w:firstLine="0" w:firstLineChars="0"/>
+              <w:ind w:left="0" w:right="0" w:firstLine="0" w:leftChars="0" w:rightChars="0" w:firstLineChars="0"/>
               <w:jc w:val="center"/>
               <w:textAlignment w:val="baseline"/>
               <w:rPr>
-                <w:rFonts w:ascii="宋体" w:hAnsi="宋体" w:eastAsia="宋体" w:cs="宋体"/>
+                <w:rFonts w:ascii="宋体" w:eastAsia="宋体" w:hAnsi="宋体" w:cs="宋体"/>
                 <w:sz w:val="20"/>
                 <w:szCs w:val="20"/>
               </w:rPr>
@@ -1147,14 +1135,9 @@
       </w:tr>
       <w:tr>
         <w:tblPrEx>
-          <w:tblBorders>
-            <w:top w:val="single" w:color="000000" w:sz="2" w:space="0"/>
-            <w:left w:val="single" w:color="000000" w:sz="2" w:space="0"/>
-            <w:bottom w:val="single" w:color="000000" w:sz="2" w:space="0"/>
-            <w:right w:val="single" w:color="000000" w:sz="2" w:space="0"/>
-            <w:insideH w:val="single" w:color="000000" w:sz="2" w:space="0"/>
-            <w:insideV w:val="single" w:color="000000" w:sz="2" w:space="0"/>
-          </w:tblBorders>
+          <w:tblW w:w="7137" w:type="dxa"/>
+          <w:jc w:val="center"/>
+          <w:tblLayout w:type="fixed"/>
           <w:tblCellMar>
             <w:top w:w="0" w:type="dxa"/>
             <w:left w:w="0" w:type="dxa"/>
@@ -1163,7 +1146,7 @@
           </w:tblCellMar>
         </w:tblPrEx>
         <w:trPr>
-          <w:trHeight w:val="556" w:hRule="atLeast"/>
+          <w:trHeight w:val="556"/>
           <w:jc w:val="center"/>
         </w:trPr>
         <w:tc>
@@ -1172,7 +1155,7 @@
           </w:tcPr>
           <w:p>
             <w:pPr>
-              <w:pStyle w:val="27"/>
+              <w:pStyle w:val="TableText"/>
               <w:keepNext w:val="0"/>
               <w:keepLines w:val="0"/>
               <w:pageBreakBefore w:val="0"/>
@@ -1186,7 +1169,7 @@
               <w:bidi w:val="0"/>
               <w:adjustRightInd w:val="0"/>
               <w:snapToGrid w:val="0"/>
-              <w:ind w:left="0" w:leftChars="0" w:right="0" w:rightChars="0" w:firstLine="0" w:firstLineChars="0"/>
+              <w:ind w:left="0" w:right="0" w:firstLine="0" w:leftChars="0" w:rightChars="0" w:firstLineChars="0"/>
               <w:jc w:val="center"/>
               <w:textAlignment w:val="baseline"/>
             </w:pPr>
@@ -1198,7 +1181,7 @@
           </w:tcPr>
           <w:p>
             <w:pPr>
-              <w:pStyle w:val="27"/>
+              <w:pStyle w:val="TableText"/>
               <w:keepNext w:val="0"/>
               <w:keepLines w:val="0"/>
               <w:pageBreakBefore w:val="0"/>
@@ -1212,7 +1195,7 @@
               <w:bidi w:val="0"/>
               <w:adjustRightInd w:val="0"/>
               <w:snapToGrid w:val="0"/>
-              <w:ind w:left="0" w:leftChars="0" w:right="0" w:rightChars="0" w:firstLine="0" w:firstLineChars="0"/>
+              <w:ind w:left="0" w:right="0" w:firstLine="0" w:leftChars="0" w:rightChars="0" w:firstLineChars="0"/>
               <w:jc w:val="center"/>
               <w:textAlignment w:val="baseline"/>
             </w:pPr>
@@ -1224,7 +1207,7 @@
           </w:tcPr>
           <w:p>
             <w:pPr>
-              <w:pStyle w:val="27"/>
+              <w:pStyle w:val="TableText"/>
               <w:keepNext w:val="0"/>
               <w:keepLines w:val="0"/>
               <w:pageBreakBefore w:val="0"/>
@@ -1238,7 +1221,7 @@
               <w:bidi w:val="0"/>
               <w:adjustRightInd w:val="0"/>
               <w:snapToGrid w:val="0"/>
-              <w:ind w:left="0" w:leftChars="0" w:right="0" w:rightChars="0" w:firstLine="0" w:firstLineChars="0"/>
+              <w:ind w:left="0" w:right="0" w:firstLine="0" w:leftChars="0" w:rightChars="0" w:firstLineChars="0"/>
               <w:jc w:val="center"/>
               <w:textAlignment w:val="baseline"/>
             </w:pPr>
@@ -1250,7 +1233,7 @@
           </w:tcPr>
           <w:p>
             <w:pPr>
-              <w:pStyle w:val="27"/>
+              <w:pStyle w:val="TableText"/>
               <w:keepNext w:val="0"/>
               <w:keepLines w:val="0"/>
               <w:pageBreakBefore w:val="0"/>
@@ -1264,7 +1247,7 @@
               <w:bidi w:val="0"/>
               <w:adjustRightInd w:val="0"/>
               <w:snapToGrid w:val="0"/>
-              <w:ind w:left="0" w:leftChars="0" w:right="0" w:rightChars="0" w:firstLine="0" w:firstLineChars="0"/>
+              <w:ind w:left="0" w:right="0" w:firstLine="0" w:leftChars="0" w:rightChars="0" w:firstLineChars="0"/>
               <w:jc w:val="center"/>
               <w:textAlignment w:val="baseline"/>
             </w:pPr>
@@ -1273,14 +1256,9 @@
       </w:tr>
       <w:tr>
         <w:tblPrEx>
-          <w:tblBorders>
-            <w:top w:val="single" w:color="000000" w:sz="2" w:space="0"/>
-            <w:left w:val="single" w:color="000000" w:sz="2" w:space="0"/>
-            <w:bottom w:val="single" w:color="000000" w:sz="2" w:space="0"/>
-            <w:right w:val="single" w:color="000000" w:sz="2" w:space="0"/>
-            <w:insideH w:val="single" w:color="000000" w:sz="2" w:space="0"/>
-            <w:insideV w:val="single" w:color="000000" w:sz="2" w:space="0"/>
-          </w:tblBorders>
+          <w:tblW w:w="7137" w:type="dxa"/>
+          <w:jc w:val="center"/>
+          <w:tblLayout w:type="fixed"/>
           <w:tblCellMar>
             <w:top w:w="0" w:type="dxa"/>
             <w:left w:w="0" w:type="dxa"/>
@@ -1289,7 +1267,7 @@
           </w:tblCellMar>
         </w:tblPrEx>
         <w:trPr>
-          <w:trHeight w:val="556" w:hRule="atLeast"/>
+          <w:trHeight w:val="556"/>
           <w:jc w:val="center"/>
         </w:trPr>
         <w:tc>
@@ -1298,7 +1276,7 @@
           </w:tcPr>
           <w:p>
             <w:pPr>
-              <w:pStyle w:val="27"/>
+              <w:pStyle w:val="TableText"/>
               <w:keepNext w:val="0"/>
               <w:keepLines w:val="0"/>
               <w:pageBreakBefore w:val="0"/>
@@ -1312,7 +1290,7 @@
               <w:bidi w:val="0"/>
               <w:adjustRightInd w:val="0"/>
               <w:snapToGrid w:val="0"/>
-              <w:ind w:left="0" w:leftChars="0" w:right="0" w:rightChars="0" w:firstLine="0" w:firstLineChars="0"/>
+              <w:ind w:left="0" w:right="0" w:firstLine="0" w:leftChars="0" w:rightChars="0" w:firstLineChars="0"/>
               <w:jc w:val="center"/>
               <w:textAlignment w:val="baseline"/>
             </w:pPr>
@@ -1324,7 +1302,7 @@
           </w:tcPr>
           <w:p>
             <w:pPr>
-              <w:pStyle w:val="27"/>
+              <w:pStyle w:val="TableText"/>
               <w:keepNext w:val="0"/>
               <w:keepLines w:val="0"/>
               <w:pageBreakBefore w:val="0"/>
@@ -1338,7 +1316,7 @@
               <w:bidi w:val="0"/>
               <w:adjustRightInd w:val="0"/>
               <w:snapToGrid w:val="0"/>
-              <w:ind w:left="0" w:leftChars="0" w:right="0" w:rightChars="0" w:firstLine="0" w:firstLineChars="0"/>
+              <w:ind w:left="0" w:right="0" w:firstLine="0" w:leftChars="0" w:rightChars="0" w:firstLineChars="0"/>
               <w:jc w:val="center"/>
               <w:textAlignment w:val="baseline"/>
             </w:pPr>
@@ -1350,7 +1328,7 @@
           </w:tcPr>
           <w:p>
             <w:pPr>
-              <w:pStyle w:val="27"/>
+              <w:pStyle w:val="TableText"/>
               <w:keepNext w:val="0"/>
               <w:keepLines w:val="0"/>
               <w:pageBreakBefore w:val="0"/>
@@ -1364,7 +1342,7 @@
               <w:bidi w:val="0"/>
               <w:adjustRightInd w:val="0"/>
               <w:snapToGrid w:val="0"/>
-              <w:ind w:left="0" w:leftChars="0" w:right="0" w:rightChars="0" w:firstLine="0" w:firstLineChars="0"/>
+              <w:ind w:left="0" w:right="0" w:firstLine="0" w:leftChars="0" w:rightChars="0" w:firstLineChars="0"/>
               <w:jc w:val="center"/>
               <w:textAlignment w:val="baseline"/>
             </w:pPr>
@@ -1376,7 +1354,7 @@
           </w:tcPr>
           <w:p>
             <w:pPr>
-              <w:pStyle w:val="27"/>
+              <w:pStyle w:val="TableText"/>
               <w:keepNext w:val="0"/>
               <w:keepLines w:val="0"/>
               <w:pageBreakBefore w:val="0"/>
@@ -1390,7 +1368,7 @@
               <w:bidi w:val="0"/>
               <w:adjustRightInd w:val="0"/>
               <w:snapToGrid w:val="0"/>
-              <w:ind w:left="0" w:leftChars="0" w:right="0" w:rightChars="0" w:firstLine="0" w:firstLineChars="0"/>
+              <w:ind w:left="0" w:right="0" w:firstLine="0" w:leftChars="0" w:rightChars="0" w:firstLineChars="0"/>
               <w:jc w:val="center"/>
               <w:textAlignment w:val="baseline"/>
             </w:pPr>
@@ -1399,14 +1377,9 @@
       </w:tr>
       <w:tr>
         <w:tblPrEx>
-          <w:tblBorders>
-            <w:top w:val="single" w:color="000000" w:sz="2" w:space="0"/>
-            <w:left w:val="single" w:color="000000" w:sz="2" w:space="0"/>
-            <w:bottom w:val="single" w:color="000000" w:sz="2" w:space="0"/>
-            <w:right w:val="single" w:color="000000" w:sz="2" w:space="0"/>
-            <w:insideH w:val="single" w:color="000000" w:sz="2" w:space="0"/>
-            <w:insideV w:val="single" w:color="000000" w:sz="2" w:space="0"/>
-          </w:tblBorders>
+          <w:tblW w:w="7137" w:type="dxa"/>
+          <w:jc w:val="center"/>
+          <w:tblLayout w:type="fixed"/>
           <w:tblCellMar>
             <w:top w:w="0" w:type="dxa"/>
             <w:left w:w="0" w:type="dxa"/>
@@ -1415,7 +1388,7 @@
           </w:tblCellMar>
         </w:tblPrEx>
         <w:trPr>
-          <w:trHeight w:val="557" w:hRule="atLeast"/>
+          <w:trHeight w:val="557"/>
           <w:jc w:val="center"/>
         </w:trPr>
         <w:tc>
@@ -1424,7 +1397,7 @@
           </w:tcPr>
           <w:p>
             <w:pPr>
-              <w:pStyle w:val="27"/>
+              <w:pStyle w:val="TableText"/>
               <w:keepNext w:val="0"/>
               <w:keepLines w:val="0"/>
               <w:pageBreakBefore w:val="0"/>
@@ -1438,7 +1411,7 @@
               <w:bidi w:val="0"/>
               <w:adjustRightInd w:val="0"/>
               <w:snapToGrid w:val="0"/>
-              <w:ind w:left="0" w:leftChars="0" w:right="0" w:rightChars="0" w:firstLine="0" w:firstLineChars="0"/>
+              <w:ind w:left="0" w:right="0" w:firstLine="0" w:leftChars="0" w:rightChars="0" w:firstLineChars="0"/>
               <w:jc w:val="center"/>
               <w:textAlignment w:val="baseline"/>
             </w:pPr>
@@ -1450,7 +1423,7 @@
           </w:tcPr>
           <w:p>
             <w:pPr>
-              <w:pStyle w:val="27"/>
+              <w:pStyle w:val="TableText"/>
               <w:keepNext w:val="0"/>
               <w:keepLines w:val="0"/>
               <w:pageBreakBefore w:val="0"/>
@@ -1464,7 +1437,7 @@
               <w:bidi w:val="0"/>
               <w:adjustRightInd w:val="0"/>
               <w:snapToGrid w:val="0"/>
-              <w:ind w:left="0" w:leftChars="0" w:right="0" w:rightChars="0" w:firstLine="0" w:firstLineChars="0"/>
+              <w:ind w:left="0" w:right="0" w:firstLine="0" w:leftChars="0" w:rightChars="0" w:firstLineChars="0"/>
               <w:jc w:val="center"/>
               <w:textAlignment w:val="baseline"/>
             </w:pPr>
@@ -1476,7 +1449,7 @@
           </w:tcPr>
           <w:p>
             <w:pPr>
-              <w:pStyle w:val="27"/>
+              <w:pStyle w:val="TableText"/>
               <w:keepNext w:val="0"/>
               <w:keepLines w:val="0"/>
               <w:pageBreakBefore w:val="0"/>
@@ -1490,7 +1463,7 @@
               <w:bidi w:val="0"/>
               <w:adjustRightInd w:val="0"/>
               <w:snapToGrid w:val="0"/>
-              <w:ind w:left="0" w:leftChars="0" w:right="0" w:rightChars="0" w:firstLine="0" w:firstLineChars="0"/>
+              <w:ind w:left="0" w:right="0" w:firstLine="0" w:leftChars="0" w:rightChars="0" w:firstLineChars="0"/>
               <w:jc w:val="center"/>
               <w:textAlignment w:val="baseline"/>
             </w:pPr>
@@ -1502,7 +1475,7 @@
           </w:tcPr>
           <w:p>
             <w:pPr>
-              <w:pStyle w:val="27"/>
+              <w:pStyle w:val="TableText"/>
               <w:keepNext w:val="0"/>
               <w:keepLines w:val="0"/>
               <w:pageBreakBefore w:val="0"/>
@@ -1516,7 +1489,7 @@
               <w:bidi w:val="0"/>
               <w:adjustRightInd w:val="0"/>
               <w:snapToGrid w:val="0"/>
-              <w:ind w:left="0" w:leftChars="0" w:right="0" w:rightChars="0" w:firstLine="0" w:firstLineChars="0"/>
+              <w:ind w:left="0" w:right="0" w:firstLine="0" w:leftChars="0" w:rightChars="0" w:firstLineChars="0"/>
               <w:jc w:val="center"/>
               <w:textAlignment w:val="baseline"/>
             </w:pPr>
@@ -1548,7 +1521,7 @@
     <w:sdt>
       <w:sdtPr>
         <w:rPr>
-          <w:rFonts w:ascii="宋体" w:hAnsi="宋体" w:eastAsia="宋体" w:cs="Arial"/>
+          <w:rFonts w:ascii="宋体" w:eastAsia="宋体" w:hAnsi="宋体" w:cs="Arial"/>
           <w:snapToGrid w:val="0"/>
           <w:color w:val="000000"/>
           <w:kern w:val="0"/>
@@ -1564,7 +1537,7 @@
       </w:sdtPr>
       <w:sdtEndPr>
         <w:rPr>
-          <w:rFonts w:hint="eastAsia" w:ascii="宋体" w:hAnsi="宋体" w:eastAsia="宋体" w:cs="宋体"/>
+          <w:rFonts w:ascii="宋体" w:eastAsia="宋体" w:hAnsi="宋体" w:cs="宋体" w:hint="eastAsia"/>
           <w:snapToGrid w:val="0"/>
           <w:color w:val="000000"/>
           <w:kern w:val="0"/>
@@ -1590,18 +1563,18 @@
             <w:adjustRightInd w:val="0"/>
             <w:snapToGrid w:val="0"/>
             <w:spacing w:before="0" w:beforeLines="0" w:after="0" w:afterLines="0" w:line="240" w:lineRule="auto"/>
-            <w:ind w:left="0" w:leftChars="0" w:right="0" w:rightChars="0" w:firstLine="0" w:firstLineChars="0"/>
+            <w:ind w:left="0" w:right="0" w:firstLine="0" w:leftChars="0" w:rightChars="0" w:firstLineChars="0"/>
             <w:jc w:val="center"/>
             <w:textAlignment w:val="baseline"/>
             <w:rPr>
-              <w:rFonts w:hint="eastAsia" w:ascii="宋体" w:hAnsi="宋体" w:eastAsia="宋体" w:cs="宋体"/>
+              <w:rFonts w:ascii="宋体" w:eastAsia="宋体" w:hAnsi="宋体" w:cs="宋体" w:hint="eastAsia"/>
               <w:sz w:val="24"/>
               <w:szCs w:val="24"/>
             </w:rPr>
           </w:pPr>
           <w:r>
             <w:rPr>
-              <w:rFonts w:hint="eastAsia" w:ascii="宋体" w:hAnsi="宋体" w:eastAsia="宋体" w:cs="宋体"/>
+              <w:rFonts w:ascii="宋体" w:eastAsia="宋体" w:hAnsi="宋体" w:cs="宋体" w:hint="eastAsia"/>
               <w:sz w:val="24"/>
               <w:szCs w:val="24"/>
             </w:rPr>
@@ -1610,14 +1583,14 @@
         </w:p>
         <w:p>
           <w:pPr>
-            <w:pStyle w:val="16"/>
+            <w:pStyle w:val="TOC1"/>
             <w:tabs>
               <w:tab w:val="right" w:leader="dot" w:pos="8306"/>
             </w:tabs>
           </w:pPr>
           <w:r>
             <w:rPr>
-              <w:rFonts w:hint="eastAsia" w:ascii="宋体" w:hAnsi="宋体" w:eastAsia="宋体" w:cs="宋体"/>
+              <w:rFonts w:ascii="宋体" w:eastAsia="宋体" w:hAnsi="宋体" w:cs="宋体" w:hint="eastAsia"/>
               <w:sz w:val="24"/>
               <w:szCs w:val="24"/>
             </w:rPr>
@@ -1625,7 +1598,7 @@
           </w:r>
           <w:r>
             <w:rPr>
-              <w:rFonts w:hint="eastAsia" w:ascii="宋体" w:hAnsi="宋体" w:eastAsia="宋体" w:cs="宋体"/>
+              <w:rFonts w:ascii="宋体" w:eastAsia="宋体" w:hAnsi="宋体" w:cs="宋体" w:hint="eastAsia"/>
               <w:sz w:val="24"/>
               <w:szCs w:val="24"/>
             </w:rPr>
@@ -1633,7 +1606,7 @@
           </w:r>
           <w:r>
             <w:rPr>
-              <w:rFonts w:hint="eastAsia" w:ascii="宋体" w:hAnsi="宋体" w:eastAsia="宋体" w:cs="宋体"/>
+              <w:rFonts w:ascii="宋体" w:eastAsia="宋体" w:hAnsi="宋体" w:cs="宋体" w:hint="eastAsia"/>
               <w:sz w:val="24"/>
               <w:szCs w:val="24"/>
             </w:rPr>
@@ -1641,21 +1614,21 @@
           </w:r>
           <w:r>
             <w:rPr>
-              <w:rFonts w:hint="eastAsia" w:ascii="宋体" w:hAnsi="宋体" w:eastAsia="宋体" w:cs="宋体"/>
+              <w:rFonts w:ascii="宋体" w:eastAsia="宋体" w:hAnsi="宋体" w:cs="宋体" w:hint="eastAsia"/>
               <w:szCs w:val="24"/>
             </w:rPr>
             <w:fldChar w:fldCharType="begin"/>
           </w:r>
           <w:r>
             <w:rPr>
-              <w:rFonts w:hint="eastAsia" w:ascii="宋体" w:hAnsi="宋体" w:eastAsia="宋体" w:cs="宋体"/>
+              <w:rFonts w:ascii="宋体" w:eastAsia="宋体" w:hAnsi="宋体" w:cs="宋体" w:hint="eastAsia"/>
               <w:szCs w:val="24"/>
             </w:rPr>
             <w:instrText xml:space="preserve"> HYPERLINK \l _Toc29509 </w:instrText>
           </w:r>
           <w:r>
             <w:rPr>
-              <w:rFonts w:hint="eastAsia" w:ascii="宋体" w:hAnsi="宋体" w:eastAsia="宋体" w:cs="宋体"/>
+              <w:rFonts w:ascii="宋体" w:eastAsia="宋体" w:hAnsi="宋体" w:cs="宋体" w:hint="eastAsia"/>
               <w:szCs w:val="24"/>
             </w:rPr>
             <w:fldChar w:fldCharType="separate"/>
@@ -1687,7 +1660,7 @@
           </w:r>
           <w:r>
             <w:rPr>
-              <w:rFonts w:hint="eastAsia" w:ascii="宋体" w:hAnsi="宋体" w:eastAsia="宋体" w:cs="宋体"/>
+              <w:rFonts w:ascii="宋体" w:eastAsia="宋体" w:hAnsi="宋体" w:cs="宋体" w:hint="eastAsia"/>
               <w:szCs w:val="24"/>
             </w:rPr>
             <w:fldChar w:fldCharType="end"/>
@@ -1695,28 +1668,28 @@
         </w:p>
         <w:p>
           <w:pPr>
-            <w:pStyle w:val="16"/>
+            <w:pStyle w:val="TOC1"/>
             <w:tabs>
               <w:tab w:val="right" w:leader="dot" w:pos="8306"/>
             </w:tabs>
           </w:pPr>
           <w:r>
             <w:rPr>
-              <w:rFonts w:hint="eastAsia" w:ascii="宋体" w:hAnsi="宋体" w:eastAsia="宋体" w:cs="宋体"/>
+              <w:rFonts w:ascii="宋体" w:eastAsia="宋体" w:hAnsi="宋体" w:cs="宋体" w:hint="eastAsia"/>
               <w:szCs w:val="24"/>
             </w:rPr>
             <w:fldChar w:fldCharType="begin"/>
           </w:r>
           <w:r>
             <w:rPr>
-              <w:rFonts w:hint="eastAsia" w:ascii="宋体" w:hAnsi="宋体" w:eastAsia="宋体" w:cs="宋体"/>
+              <w:rFonts w:ascii="宋体" w:eastAsia="宋体" w:hAnsi="宋体" w:cs="宋体" w:hint="eastAsia"/>
               <w:szCs w:val="24"/>
             </w:rPr>
             <w:instrText xml:space="preserve"> HYPERLINK \l _Toc3393 </w:instrText>
           </w:r>
           <w:r>
             <w:rPr>
-              <w:rFonts w:hint="eastAsia" w:ascii="宋体" w:hAnsi="宋体" w:eastAsia="宋体" w:cs="宋体"/>
+              <w:rFonts w:ascii="宋体" w:eastAsia="宋体" w:hAnsi="宋体" w:cs="宋体" w:hint="eastAsia"/>
               <w:szCs w:val="24"/>
             </w:rPr>
             <w:fldChar w:fldCharType="separate"/>
@@ -1750,7 +1723,7 @@
           </w:r>
           <w:r>
             <w:rPr>
-              <w:rFonts w:hint="eastAsia" w:ascii="宋体" w:hAnsi="宋体" w:eastAsia="宋体" w:cs="宋体"/>
+              <w:rFonts w:ascii="宋体" w:eastAsia="宋体" w:hAnsi="宋体" w:cs="宋体" w:hint="eastAsia"/>
               <w:szCs w:val="24"/>
             </w:rPr>
             <w:fldChar w:fldCharType="end"/>
@@ -1758,28 +1731,28 @@
         </w:p>
         <w:p>
           <w:pPr>
-            <w:pStyle w:val="16"/>
+            <w:pStyle w:val="TOC1"/>
             <w:tabs>
               <w:tab w:val="right" w:leader="dot" w:pos="8306"/>
             </w:tabs>
           </w:pPr>
           <w:r>
             <w:rPr>
-              <w:rFonts w:hint="eastAsia" w:ascii="宋体" w:hAnsi="宋体" w:eastAsia="宋体" w:cs="宋体"/>
+              <w:rFonts w:ascii="宋体" w:eastAsia="宋体" w:hAnsi="宋体" w:cs="宋体" w:hint="eastAsia"/>
               <w:szCs w:val="24"/>
             </w:rPr>
             <w:fldChar w:fldCharType="begin"/>
           </w:r>
           <w:r>
             <w:rPr>
-              <w:rFonts w:hint="eastAsia" w:ascii="宋体" w:hAnsi="宋体" w:eastAsia="宋体" w:cs="宋体"/>
+              <w:rFonts w:ascii="宋体" w:eastAsia="宋体" w:hAnsi="宋体" w:cs="宋体" w:hint="eastAsia"/>
               <w:szCs w:val="24"/>
             </w:rPr>
             <w:instrText xml:space="preserve"> HYPERLINK \l _Toc13142 </w:instrText>
           </w:r>
           <w:r>
             <w:rPr>
-              <w:rFonts w:hint="eastAsia" w:ascii="宋体" w:hAnsi="宋体" w:eastAsia="宋体" w:cs="宋体"/>
+              <w:rFonts w:ascii="宋体" w:eastAsia="宋体" w:hAnsi="宋体" w:cs="宋体" w:hint="eastAsia"/>
               <w:szCs w:val="24"/>
             </w:rPr>
             <w:fldChar w:fldCharType="separate"/>
@@ -1813,7 +1786,7 @@
           </w:r>
           <w:r>
             <w:rPr>
-              <w:rFonts w:hint="eastAsia" w:ascii="宋体" w:hAnsi="宋体" w:eastAsia="宋体" w:cs="宋体"/>
+              <w:rFonts w:ascii="宋体" w:eastAsia="宋体" w:hAnsi="宋体" w:cs="宋体" w:hint="eastAsia"/>
               <w:szCs w:val="24"/>
             </w:rPr>
             <w:fldChar w:fldCharType="end"/>
@@ -1821,28 +1794,28 @@
         </w:p>
         <w:p>
           <w:pPr>
-            <w:pStyle w:val="16"/>
+            <w:pStyle w:val="TOC1"/>
             <w:tabs>
               <w:tab w:val="right" w:leader="dot" w:pos="8306"/>
             </w:tabs>
           </w:pPr>
           <w:r>
             <w:rPr>
-              <w:rFonts w:hint="eastAsia" w:ascii="宋体" w:hAnsi="宋体" w:eastAsia="宋体" w:cs="宋体"/>
+              <w:rFonts w:ascii="宋体" w:eastAsia="宋体" w:hAnsi="宋体" w:cs="宋体" w:hint="eastAsia"/>
               <w:szCs w:val="24"/>
             </w:rPr>
             <w:fldChar w:fldCharType="begin"/>
           </w:r>
           <w:r>
             <w:rPr>
-              <w:rFonts w:hint="eastAsia" w:ascii="宋体" w:hAnsi="宋体" w:eastAsia="宋体" w:cs="宋体"/>
+              <w:rFonts w:ascii="宋体" w:eastAsia="宋体" w:hAnsi="宋体" w:cs="宋体" w:hint="eastAsia"/>
               <w:szCs w:val="24"/>
             </w:rPr>
             <w:instrText xml:space="preserve"> HYPERLINK \l _Toc2607 </w:instrText>
           </w:r>
           <w:r>
             <w:rPr>
-              <w:rFonts w:hint="eastAsia" w:ascii="宋体" w:hAnsi="宋体" w:eastAsia="宋体" w:cs="宋体"/>
+              <w:rFonts w:ascii="宋体" w:eastAsia="宋体" w:hAnsi="宋体" w:cs="宋体" w:hint="eastAsia"/>
               <w:szCs w:val="24"/>
             </w:rPr>
             <w:fldChar w:fldCharType="separate"/>
@@ -1876,7 +1849,7 @@
           </w:r>
           <w:r>
             <w:rPr>
-              <w:rFonts w:hint="eastAsia" w:ascii="宋体" w:hAnsi="宋体" w:eastAsia="宋体" w:cs="宋体"/>
+              <w:rFonts w:ascii="宋体" w:eastAsia="宋体" w:hAnsi="宋体" w:cs="宋体" w:hint="eastAsia"/>
               <w:szCs w:val="24"/>
             </w:rPr>
             <w:fldChar w:fldCharType="end"/>
@@ -1884,28 +1857,28 @@
         </w:p>
         <w:p>
           <w:pPr>
-            <w:pStyle w:val="17"/>
+            <w:pStyle w:val="TOC2"/>
             <w:tabs>
               <w:tab w:val="right" w:leader="dot" w:pos="8306"/>
             </w:tabs>
           </w:pPr>
           <w:r>
             <w:rPr>
-              <w:rFonts w:hint="eastAsia" w:ascii="宋体" w:hAnsi="宋体" w:eastAsia="宋体" w:cs="宋体"/>
+              <w:rFonts w:ascii="宋体" w:eastAsia="宋体" w:hAnsi="宋体" w:cs="宋体" w:hint="eastAsia"/>
               <w:szCs w:val="24"/>
             </w:rPr>
             <w:fldChar w:fldCharType="begin"/>
           </w:r>
           <w:r>
             <w:rPr>
-              <w:rFonts w:hint="eastAsia" w:ascii="宋体" w:hAnsi="宋体" w:eastAsia="宋体" w:cs="宋体"/>
+              <w:rFonts w:ascii="宋体" w:eastAsia="宋体" w:hAnsi="宋体" w:cs="宋体" w:hint="eastAsia"/>
               <w:szCs w:val="24"/>
             </w:rPr>
             <w:instrText xml:space="preserve"> HYPERLINK \l _Toc31431 </w:instrText>
           </w:r>
           <w:r>
             <w:rPr>
-              <w:rFonts w:hint="eastAsia" w:ascii="宋体" w:hAnsi="宋体" w:eastAsia="宋体" w:cs="宋体"/>
+              <w:rFonts w:ascii="宋体" w:eastAsia="宋体" w:hAnsi="宋体" w:cs="宋体" w:hint="eastAsia"/>
               <w:szCs w:val="24"/>
             </w:rPr>
             <w:fldChar w:fldCharType="separate"/>
@@ -1939,7 +1912,7 @@
           </w:r>
           <w:r>
             <w:rPr>
-              <w:rFonts w:hint="eastAsia" w:ascii="宋体" w:hAnsi="宋体" w:eastAsia="宋体" w:cs="宋体"/>
+              <w:rFonts w:ascii="宋体" w:eastAsia="宋体" w:hAnsi="宋体" w:cs="宋体" w:hint="eastAsia"/>
               <w:szCs w:val="24"/>
             </w:rPr>
             <w:fldChar w:fldCharType="end"/>
@@ -1947,28 +1920,28 @@
         </w:p>
         <w:p>
           <w:pPr>
-            <w:pStyle w:val="13"/>
+            <w:pStyle w:val="TOC3"/>
             <w:tabs>
               <w:tab w:val="right" w:leader="dot" w:pos="8306"/>
             </w:tabs>
           </w:pPr>
           <w:r>
             <w:rPr>
-              <w:rFonts w:hint="eastAsia" w:ascii="宋体" w:hAnsi="宋体" w:eastAsia="宋体" w:cs="宋体"/>
+              <w:rFonts w:ascii="宋体" w:eastAsia="宋体" w:hAnsi="宋体" w:cs="宋体" w:hint="eastAsia"/>
               <w:szCs w:val="24"/>
             </w:rPr>
             <w:fldChar w:fldCharType="begin"/>
           </w:r>
           <w:r>
             <w:rPr>
-              <w:rFonts w:hint="eastAsia" w:ascii="宋体" w:hAnsi="宋体" w:eastAsia="宋体" w:cs="宋体"/>
+              <w:rFonts w:ascii="宋体" w:eastAsia="宋体" w:hAnsi="宋体" w:cs="宋体" w:hint="eastAsia"/>
               <w:szCs w:val="24"/>
             </w:rPr>
             <w:instrText xml:space="preserve"> HYPERLINK \l _Toc6211 </w:instrText>
           </w:r>
           <w:r>
             <w:rPr>
-              <w:rFonts w:hint="eastAsia" w:ascii="宋体" w:hAnsi="宋体" w:eastAsia="宋体" w:cs="宋体"/>
+              <w:rFonts w:ascii="宋体" w:eastAsia="宋体" w:hAnsi="宋体" w:cs="宋体" w:hint="eastAsia"/>
               <w:szCs w:val="24"/>
             </w:rPr>
             <w:fldChar w:fldCharType="separate"/>
@@ -2002,7 +1975,7 @@
           </w:r>
           <w:r>
             <w:rPr>
-              <w:rFonts w:hint="eastAsia" w:ascii="宋体" w:hAnsi="宋体" w:eastAsia="宋体" w:cs="宋体"/>
+              <w:rFonts w:ascii="宋体" w:eastAsia="宋体" w:hAnsi="宋体" w:cs="宋体" w:hint="eastAsia"/>
               <w:szCs w:val="24"/>
             </w:rPr>
             <w:fldChar w:fldCharType="end"/>
@@ -2010,28 +1983,28 @@
         </w:p>
         <w:p>
           <w:pPr>
-            <w:pStyle w:val="13"/>
+            <w:pStyle w:val="TOC3"/>
             <w:tabs>
               <w:tab w:val="right" w:leader="dot" w:pos="8306"/>
             </w:tabs>
           </w:pPr>
           <w:r>
             <w:rPr>
-              <w:rFonts w:hint="eastAsia" w:ascii="宋体" w:hAnsi="宋体" w:eastAsia="宋体" w:cs="宋体"/>
+              <w:rFonts w:ascii="宋体" w:eastAsia="宋体" w:hAnsi="宋体" w:cs="宋体" w:hint="eastAsia"/>
               <w:szCs w:val="24"/>
             </w:rPr>
             <w:fldChar w:fldCharType="begin"/>
           </w:r>
           <w:r>
             <w:rPr>
-              <w:rFonts w:hint="eastAsia" w:ascii="宋体" w:hAnsi="宋体" w:eastAsia="宋体" w:cs="宋体"/>
+              <w:rFonts w:ascii="宋体" w:eastAsia="宋体" w:hAnsi="宋体" w:cs="宋体" w:hint="eastAsia"/>
               <w:szCs w:val="24"/>
             </w:rPr>
             <w:instrText xml:space="preserve"> HYPERLINK \l _Toc17907 </w:instrText>
           </w:r>
           <w:r>
             <w:rPr>
-              <w:rFonts w:hint="eastAsia" w:ascii="宋体" w:hAnsi="宋体" w:eastAsia="宋体" w:cs="宋体"/>
+              <w:rFonts w:ascii="宋体" w:eastAsia="宋体" w:hAnsi="宋体" w:cs="宋体" w:hint="eastAsia"/>
               <w:szCs w:val="24"/>
             </w:rPr>
             <w:fldChar w:fldCharType="separate"/>
@@ -2065,7 +2038,7 @@
           </w:r>
           <w:r>
             <w:rPr>
-              <w:rFonts w:hint="eastAsia" w:ascii="宋体" w:hAnsi="宋体" w:eastAsia="宋体" w:cs="宋体"/>
+              <w:rFonts w:ascii="宋体" w:eastAsia="宋体" w:hAnsi="宋体" w:cs="宋体" w:hint="eastAsia"/>
               <w:szCs w:val="24"/>
             </w:rPr>
             <w:fldChar w:fldCharType="end"/>
@@ -2073,28 +2046,28 @@
         </w:p>
         <w:p>
           <w:pPr>
-            <w:pStyle w:val="13"/>
+            <w:pStyle w:val="TOC3"/>
             <w:tabs>
               <w:tab w:val="right" w:leader="dot" w:pos="8306"/>
             </w:tabs>
           </w:pPr>
           <w:r>
             <w:rPr>
-              <w:rFonts w:hint="eastAsia" w:ascii="宋体" w:hAnsi="宋体" w:eastAsia="宋体" w:cs="宋体"/>
+              <w:rFonts w:ascii="宋体" w:eastAsia="宋体" w:hAnsi="宋体" w:cs="宋体" w:hint="eastAsia"/>
               <w:szCs w:val="24"/>
             </w:rPr>
             <w:fldChar w:fldCharType="begin"/>
           </w:r>
           <w:r>
             <w:rPr>
-              <w:rFonts w:hint="eastAsia" w:ascii="宋体" w:hAnsi="宋体" w:eastAsia="宋体" w:cs="宋体"/>
+              <w:rFonts w:ascii="宋体" w:eastAsia="宋体" w:hAnsi="宋体" w:cs="宋体" w:hint="eastAsia"/>
               <w:szCs w:val="24"/>
             </w:rPr>
             <w:instrText xml:space="preserve"> HYPERLINK \l _Toc28329 </w:instrText>
           </w:r>
           <w:r>
             <w:rPr>
-              <w:rFonts w:hint="eastAsia" w:ascii="宋体" w:hAnsi="宋体" w:eastAsia="宋体" w:cs="宋体"/>
+              <w:rFonts w:ascii="宋体" w:eastAsia="宋体" w:hAnsi="宋体" w:cs="宋体" w:hint="eastAsia"/>
               <w:szCs w:val="24"/>
             </w:rPr>
             <w:fldChar w:fldCharType="separate"/>
@@ -2128,7 +2101,7 @@
           </w:r>
           <w:r>
             <w:rPr>
-              <w:rFonts w:hint="eastAsia" w:ascii="宋体" w:hAnsi="宋体" w:eastAsia="宋体" w:cs="宋体"/>
+              <w:rFonts w:ascii="宋体" w:eastAsia="宋体" w:hAnsi="宋体" w:cs="宋体" w:hint="eastAsia"/>
               <w:szCs w:val="24"/>
             </w:rPr>
             <w:fldChar w:fldCharType="end"/>
@@ -2136,28 +2109,28 @@
         </w:p>
         <w:p>
           <w:pPr>
-            <w:pStyle w:val="17"/>
+            <w:pStyle w:val="TOC2"/>
             <w:tabs>
               <w:tab w:val="right" w:leader="dot" w:pos="8306"/>
             </w:tabs>
           </w:pPr>
           <w:r>
             <w:rPr>
-              <w:rFonts w:hint="eastAsia" w:ascii="宋体" w:hAnsi="宋体" w:eastAsia="宋体" w:cs="宋体"/>
+              <w:rFonts w:ascii="宋体" w:eastAsia="宋体" w:hAnsi="宋体" w:cs="宋体" w:hint="eastAsia"/>
               <w:szCs w:val="24"/>
             </w:rPr>
             <w:fldChar w:fldCharType="begin"/>
           </w:r>
           <w:r>
             <w:rPr>
-              <w:rFonts w:hint="eastAsia" w:ascii="宋体" w:hAnsi="宋体" w:eastAsia="宋体" w:cs="宋体"/>
+              <w:rFonts w:ascii="宋体" w:eastAsia="宋体" w:hAnsi="宋体" w:cs="宋体" w:hint="eastAsia"/>
               <w:szCs w:val="24"/>
             </w:rPr>
             <w:instrText xml:space="preserve"> HYPERLINK \l _Toc21157 </w:instrText>
           </w:r>
           <w:r>
             <w:rPr>
-              <w:rFonts w:hint="eastAsia" w:ascii="宋体" w:hAnsi="宋体" w:eastAsia="宋体" w:cs="宋体"/>
+              <w:rFonts w:ascii="宋体" w:eastAsia="宋体" w:hAnsi="宋体" w:cs="宋体" w:hint="eastAsia"/>
               <w:szCs w:val="24"/>
             </w:rPr>
             <w:fldChar w:fldCharType="separate"/>
@@ -2191,7 +2164,7 @@
           </w:r>
           <w:r>
             <w:rPr>
-              <w:rFonts w:hint="eastAsia" w:ascii="宋体" w:hAnsi="宋体" w:eastAsia="宋体" w:cs="宋体"/>
+              <w:rFonts w:ascii="宋体" w:eastAsia="宋体" w:hAnsi="宋体" w:cs="宋体" w:hint="eastAsia"/>
               <w:szCs w:val="24"/>
             </w:rPr>
             <w:fldChar w:fldCharType="end"/>
@@ -2199,28 +2172,28 @@
         </w:p>
         <w:p>
           <w:pPr>
-            <w:pStyle w:val="13"/>
+            <w:pStyle w:val="TOC3"/>
             <w:tabs>
               <w:tab w:val="right" w:leader="dot" w:pos="8306"/>
             </w:tabs>
           </w:pPr>
           <w:r>
             <w:rPr>
-              <w:rFonts w:hint="eastAsia" w:ascii="宋体" w:hAnsi="宋体" w:eastAsia="宋体" w:cs="宋体"/>
+              <w:rFonts w:ascii="宋体" w:eastAsia="宋体" w:hAnsi="宋体" w:cs="宋体" w:hint="eastAsia"/>
               <w:szCs w:val="24"/>
             </w:rPr>
             <w:fldChar w:fldCharType="begin"/>
           </w:r>
           <w:r>
             <w:rPr>
-              <w:rFonts w:hint="eastAsia" w:ascii="宋体" w:hAnsi="宋体" w:eastAsia="宋体" w:cs="宋体"/>
+              <w:rFonts w:ascii="宋体" w:eastAsia="宋体" w:hAnsi="宋体" w:cs="宋体" w:hint="eastAsia"/>
               <w:szCs w:val="24"/>
             </w:rPr>
             <w:instrText xml:space="preserve"> HYPERLINK \l _Toc29191 </w:instrText>
           </w:r>
           <w:r>
             <w:rPr>
-              <w:rFonts w:hint="eastAsia" w:ascii="宋体" w:hAnsi="宋体" w:eastAsia="宋体" w:cs="宋体"/>
+              <w:rFonts w:ascii="宋体" w:eastAsia="宋体" w:hAnsi="宋体" w:cs="宋体" w:hint="eastAsia"/>
               <w:szCs w:val="24"/>
             </w:rPr>
             <w:fldChar w:fldCharType="separate"/>
@@ -2254,7 +2227,7 @@
           </w:r>
           <w:r>
             <w:rPr>
-              <w:rFonts w:hint="eastAsia" w:ascii="宋体" w:hAnsi="宋体" w:eastAsia="宋体" w:cs="宋体"/>
+              <w:rFonts w:ascii="宋体" w:eastAsia="宋体" w:hAnsi="宋体" w:cs="宋体" w:hint="eastAsia"/>
               <w:szCs w:val="24"/>
             </w:rPr>
             <w:fldChar w:fldCharType="end"/>
@@ -2262,28 +2235,28 @@
         </w:p>
         <w:p>
           <w:pPr>
-            <w:pStyle w:val="13"/>
+            <w:pStyle w:val="TOC3"/>
             <w:tabs>
               <w:tab w:val="right" w:leader="dot" w:pos="8306"/>
             </w:tabs>
           </w:pPr>
           <w:r>
             <w:rPr>
-              <w:rFonts w:hint="eastAsia" w:ascii="宋体" w:hAnsi="宋体" w:eastAsia="宋体" w:cs="宋体"/>
+              <w:rFonts w:ascii="宋体" w:eastAsia="宋体" w:hAnsi="宋体" w:cs="宋体" w:hint="eastAsia"/>
               <w:szCs w:val="24"/>
             </w:rPr>
             <w:fldChar w:fldCharType="begin"/>
           </w:r>
           <w:r>
             <w:rPr>
-              <w:rFonts w:hint="eastAsia" w:ascii="宋体" w:hAnsi="宋体" w:eastAsia="宋体" w:cs="宋体"/>
+              <w:rFonts w:ascii="宋体" w:eastAsia="宋体" w:hAnsi="宋体" w:cs="宋体" w:hint="eastAsia"/>
               <w:szCs w:val="24"/>
             </w:rPr>
             <w:instrText xml:space="preserve"> HYPERLINK \l _Toc16590 </w:instrText>
           </w:r>
           <w:r>
             <w:rPr>
-              <w:rFonts w:hint="eastAsia" w:ascii="宋体" w:hAnsi="宋体" w:eastAsia="宋体" w:cs="宋体"/>
+              <w:rFonts w:ascii="宋体" w:eastAsia="宋体" w:hAnsi="宋体" w:cs="宋体" w:hint="eastAsia"/>
               <w:szCs w:val="24"/>
             </w:rPr>
             <w:fldChar w:fldCharType="separate"/>
@@ -2317,7 +2290,7 @@
           </w:r>
           <w:r>
             <w:rPr>
-              <w:rFonts w:hint="eastAsia" w:ascii="宋体" w:hAnsi="宋体" w:eastAsia="宋体" w:cs="宋体"/>
+              <w:rFonts w:ascii="宋体" w:eastAsia="宋体" w:hAnsi="宋体" w:cs="宋体" w:hint="eastAsia"/>
               <w:szCs w:val="24"/>
             </w:rPr>
             <w:fldChar w:fldCharType="end"/>
@@ -2325,28 +2298,28 @@
         </w:p>
         <w:p>
           <w:pPr>
-            <w:pStyle w:val="13"/>
+            <w:pStyle w:val="TOC3"/>
             <w:tabs>
               <w:tab w:val="right" w:leader="dot" w:pos="8306"/>
             </w:tabs>
           </w:pPr>
           <w:r>
             <w:rPr>
-              <w:rFonts w:hint="eastAsia" w:ascii="宋体" w:hAnsi="宋体" w:eastAsia="宋体" w:cs="宋体"/>
+              <w:rFonts w:ascii="宋体" w:eastAsia="宋体" w:hAnsi="宋体" w:cs="宋体" w:hint="eastAsia"/>
               <w:szCs w:val="24"/>
             </w:rPr>
             <w:fldChar w:fldCharType="begin"/>
           </w:r>
           <w:r>
             <w:rPr>
-              <w:rFonts w:hint="eastAsia" w:ascii="宋体" w:hAnsi="宋体" w:eastAsia="宋体" w:cs="宋体"/>
+              <w:rFonts w:ascii="宋体" w:eastAsia="宋体" w:hAnsi="宋体" w:cs="宋体" w:hint="eastAsia"/>
               <w:szCs w:val="24"/>
             </w:rPr>
             <w:instrText xml:space="preserve"> HYPERLINK \l _Toc24807 </w:instrText>
           </w:r>
           <w:r>
             <w:rPr>
-              <w:rFonts w:hint="eastAsia" w:ascii="宋体" w:hAnsi="宋体" w:eastAsia="宋体" w:cs="宋体"/>
+              <w:rFonts w:ascii="宋体" w:eastAsia="宋体" w:hAnsi="宋体" w:cs="宋体" w:hint="eastAsia"/>
               <w:szCs w:val="24"/>
             </w:rPr>
             <w:fldChar w:fldCharType="separate"/>
@@ -2380,7 +2353,7 @@
           </w:r>
           <w:r>
             <w:rPr>
-              <w:rFonts w:hint="eastAsia" w:ascii="宋体" w:hAnsi="宋体" w:eastAsia="宋体" w:cs="宋体"/>
+              <w:rFonts w:ascii="宋体" w:eastAsia="宋体" w:hAnsi="宋体" w:cs="宋体" w:hint="eastAsia"/>
               <w:szCs w:val="24"/>
             </w:rPr>
             <w:fldChar w:fldCharType="end"/>
@@ -2388,28 +2361,28 @@
         </w:p>
         <w:p>
           <w:pPr>
-            <w:pStyle w:val="17"/>
+            <w:pStyle w:val="TOC2"/>
             <w:tabs>
               <w:tab w:val="right" w:leader="dot" w:pos="8306"/>
             </w:tabs>
           </w:pPr>
           <w:r>
             <w:rPr>
-              <w:rFonts w:hint="eastAsia" w:ascii="宋体" w:hAnsi="宋体" w:eastAsia="宋体" w:cs="宋体"/>
+              <w:rFonts w:ascii="宋体" w:eastAsia="宋体" w:hAnsi="宋体" w:cs="宋体" w:hint="eastAsia"/>
               <w:szCs w:val="24"/>
             </w:rPr>
             <w:fldChar w:fldCharType="begin"/>
           </w:r>
           <w:r>
             <w:rPr>
-              <w:rFonts w:hint="eastAsia" w:ascii="宋体" w:hAnsi="宋体" w:eastAsia="宋体" w:cs="宋体"/>
+              <w:rFonts w:ascii="宋体" w:eastAsia="宋体" w:hAnsi="宋体" w:cs="宋体" w:hint="eastAsia"/>
               <w:szCs w:val="24"/>
             </w:rPr>
             <w:instrText xml:space="preserve"> HYPERLINK \l _Toc25023 </w:instrText>
           </w:r>
           <w:r>
             <w:rPr>
-              <w:rFonts w:hint="eastAsia" w:ascii="宋体" w:hAnsi="宋体" w:eastAsia="宋体" w:cs="宋体"/>
+              <w:rFonts w:ascii="宋体" w:eastAsia="宋体" w:hAnsi="宋体" w:cs="宋体" w:hint="eastAsia"/>
               <w:szCs w:val="24"/>
             </w:rPr>
             <w:fldChar w:fldCharType="separate"/>
@@ -2443,7 +2416,7 @@
           </w:r>
           <w:r>
             <w:rPr>
-              <w:rFonts w:hint="eastAsia" w:ascii="宋体" w:hAnsi="宋体" w:eastAsia="宋体" w:cs="宋体"/>
+              <w:rFonts w:ascii="宋体" w:eastAsia="宋体" w:hAnsi="宋体" w:cs="宋体" w:hint="eastAsia"/>
               <w:szCs w:val="24"/>
             </w:rPr>
             <w:fldChar w:fldCharType="end"/>
@@ -2451,28 +2424,28 @@
         </w:p>
         <w:p>
           <w:pPr>
-            <w:pStyle w:val="13"/>
+            <w:pStyle w:val="TOC3"/>
             <w:tabs>
               <w:tab w:val="right" w:leader="dot" w:pos="8306"/>
             </w:tabs>
           </w:pPr>
           <w:r>
             <w:rPr>
-              <w:rFonts w:hint="eastAsia" w:ascii="宋体" w:hAnsi="宋体" w:eastAsia="宋体" w:cs="宋体"/>
+              <w:rFonts w:ascii="宋体" w:eastAsia="宋体" w:hAnsi="宋体" w:cs="宋体" w:hint="eastAsia"/>
               <w:szCs w:val="24"/>
             </w:rPr>
             <w:fldChar w:fldCharType="begin"/>
           </w:r>
           <w:r>
             <w:rPr>
-              <w:rFonts w:hint="eastAsia" w:ascii="宋体" w:hAnsi="宋体" w:eastAsia="宋体" w:cs="宋体"/>
+              <w:rFonts w:ascii="宋体" w:eastAsia="宋体" w:hAnsi="宋体" w:cs="宋体" w:hint="eastAsia"/>
               <w:szCs w:val="24"/>
             </w:rPr>
             <w:instrText xml:space="preserve"> HYPERLINK \l _Toc26749 </w:instrText>
           </w:r>
           <w:r>
             <w:rPr>
-              <w:rFonts w:hint="eastAsia" w:ascii="宋体" w:hAnsi="宋体" w:eastAsia="宋体" w:cs="宋体"/>
+              <w:rFonts w:ascii="宋体" w:eastAsia="宋体" w:hAnsi="宋体" w:cs="宋体" w:hint="eastAsia"/>
               <w:szCs w:val="24"/>
             </w:rPr>
             <w:fldChar w:fldCharType="separate"/>
@@ -2506,7 +2479,7 @@
           </w:r>
           <w:r>
             <w:rPr>
-              <w:rFonts w:hint="eastAsia" w:ascii="宋体" w:hAnsi="宋体" w:eastAsia="宋体" w:cs="宋体"/>
+              <w:rFonts w:ascii="宋体" w:eastAsia="宋体" w:hAnsi="宋体" w:cs="宋体" w:hint="eastAsia"/>
               <w:szCs w:val="24"/>
             </w:rPr>
             <w:fldChar w:fldCharType="end"/>
@@ -2514,28 +2487,28 @@
         </w:p>
         <w:p>
           <w:pPr>
-            <w:pStyle w:val="13"/>
+            <w:pStyle w:val="TOC3"/>
             <w:tabs>
               <w:tab w:val="right" w:leader="dot" w:pos="8306"/>
             </w:tabs>
           </w:pPr>
           <w:r>
             <w:rPr>
-              <w:rFonts w:hint="eastAsia" w:ascii="宋体" w:hAnsi="宋体" w:eastAsia="宋体" w:cs="宋体"/>
+              <w:rFonts w:ascii="宋体" w:eastAsia="宋体" w:hAnsi="宋体" w:cs="宋体" w:hint="eastAsia"/>
               <w:szCs w:val="24"/>
             </w:rPr>
             <w:fldChar w:fldCharType="begin"/>
           </w:r>
           <w:r>
             <w:rPr>
-              <w:rFonts w:hint="eastAsia" w:ascii="宋体" w:hAnsi="宋体" w:eastAsia="宋体" w:cs="宋体"/>
+              <w:rFonts w:ascii="宋体" w:eastAsia="宋体" w:hAnsi="宋体" w:cs="宋体" w:hint="eastAsia"/>
               <w:szCs w:val="24"/>
             </w:rPr>
             <w:instrText xml:space="preserve"> HYPERLINK \l _Toc29281 </w:instrText>
           </w:r>
           <w:r>
             <w:rPr>
-              <w:rFonts w:hint="eastAsia" w:ascii="宋体" w:hAnsi="宋体" w:eastAsia="宋体" w:cs="宋体"/>
+              <w:rFonts w:ascii="宋体" w:eastAsia="宋体" w:hAnsi="宋体" w:cs="宋体" w:hint="eastAsia"/>
               <w:szCs w:val="24"/>
             </w:rPr>
             <w:fldChar w:fldCharType="separate"/>
@@ -2569,7 +2542,7 @@
           </w:r>
           <w:r>
             <w:rPr>
-              <w:rFonts w:hint="eastAsia" w:ascii="宋体" w:hAnsi="宋体" w:eastAsia="宋体" w:cs="宋体"/>
+              <w:rFonts w:ascii="宋体" w:eastAsia="宋体" w:hAnsi="宋体" w:cs="宋体" w:hint="eastAsia"/>
               <w:szCs w:val="24"/>
             </w:rPr>
             <w:fldChar w:fldCharType="end"/>
@@ -2577,28 +2550,28 @@
         </w:p>
         <w:p>
           <w:pPr>
-            <w:pStyle w:val="13"/>
+            <w:pStyle w:val="TOC3"/>
             <w:tabs>
               <w:tab w:val="right" w:leader="dot" w:pos="8306"/>
             </w:tabs>
           </w:pPr>
           <w:r>
             <w:rPr>
-              <w:rFonts w:hint="eastAsia" w:ascii="宋体" w:hAnsi="宋体" w:eastAsia="宋体" w:cs="宋体"/>
+              <w:rFonts w:ascii="宋体" w:eastAsia="宋体" w:hAnsi="宋体" w:cs="宋体" w:hint="eastAsia"/>
               <w:szCs w:val="24"/>
             </w:rPr>
             <w:fldChar w:fldCharType="begin"/>
           </w:r>
           <w:r>
             <w:rPr>
-              <w:rFonts w:hint="eastAsia" w:ascii="宋体" w:hAnsi="宋体" w:eastAsia="宋体" w:cs="宋体"/>
+              <w:rFonts w:ascii="宋体" w:eastAsia="宋体" w:hAnsi="宋体" w:cs="宋体" w:hint="eastAsia"/>
               <w:szCs w:val="24"/>
             </w:rPr>
             <w:instrText xml:space="preserve"> HYPERLINK \l _Toc3210 </w:instrText>
           </w:r>
           <w:r>
             <w:rPr>
-              <w:rFonts w:hint="eastAsia" w:ascii="宋体" w:hAnsi="宋体" w:eastAsia="宋体" w:cs="宋体"/>
+              <w:rFonts w:ascii="宋体" w:eastAsia="宋体" w:hAnsi="宋体" w:cs="宋体" w:hint="eastAsia"/>
               <w:szCs w:val="24"/>
             </w:rPr>
             <w:fldChar w:fldCharType="separate"/>
@@ -2632,7 +2605,7 @@
           </w:r>
           <w:r>
             <w:rPr>
-              <w:rFonts w:hint="eastAsia" w:ascii="宋体" w:hAnsi="宋体" w:eastAsia="宋体" w:cs="宋体"/>
+              <w:rFonts w:ascii="宋体" w:eastAsia="宋体" w:hAnsi="宋体" w:cs="宋体" w:hint="eastAsia"/>
               <w:szCs w:val="24"/>
             </w:rPr>
             <w:fldChar w:fldCharType="end"/>
@@ -2640,28 +2613,28 @@
         </w:p>
         <w:p>
           <w:pPr>
-            <w:pStyle w:val="16"/>
+            <w:pStyle w:val="TOC1"/>
             <w:tabs>
               <w:tab w:val="right" w:leader="dot" w:pos="8306"/>
             </w:tabs>
           </w:pPr>
           <w:r>
             <w:rPr>
-              <w:rFonts w:hint="eastAsia" w:ascii="宋体" w:hAnsi="宋体" w:eastAsia="宋体" w:cs="宋体"/>
+              <w:rFonts w:ascii="宋体" w:eastAsia="宋体" w:hAnsi="宋体" w:cs="宋体" w:hint="eastAsia"/>
               <w:szCs w:val="24"/>
             </w:rPr>
             <w:fldChar w:fldCharType="begin"/>
           </w:r>
           <w:r>
             <w:rPr>
-              <w:rFonts w:hint="eastAsia" w:ascii="宋体" w:hAnsi="宋体" w:eastAsia="宋体" w:cs="宋体"/>
+              <w:rFonts w:ascii="宋体" w:eastAsia="宋体" w:hAnsi="宋体" w:cs="宋体" w:hint="eastAsia"/>
               <w:szCs w:val="24"/>
             </w:rPr>
             <w:instrText xml:space="preserve"> HYPERLINK \l _Toc8194 </w:instrText>
           </w:r>
           <w:r>
             <w:rPr>
-              <w:rFonts w:hint="eastAsia" w:ascii="宋体" w:hAnsi="宋体" w:eastAsia="宋体" w:cs="宋体"/>
+              <w:rFonts w:ascii="宋体" w:eastAsia="宋体" w:hAnsi="宋体" w:cs="宋体" w:hint="eastAsia"/>
               <w:szCs w:val="24"/>
             </w:rPr>
             <w:fldChar w:fldCharType="separate"/>
@@ -2695,7 +2668,7 @@
           </w:r>
           <w:r>
             <w:rPr>
-              <w:rFonts w:hint="eastAsia" w:ascii="宋体" w:hAnsi="宋体" w:eastAsia="宋体" w:cs="宋体"/>
+              <w:rFonts w:ascii="宋体" w:eastAsia="宋体" w:hAnsi="宋体" w:cs="宋体" w:hint="eastAsia"/>
               <w:szCs w:val="24"/>
             </w:rPr>
             <w:fldChar w:fldCharType="end"/>
@@ -2703,28 +2676,28 @@
         </w:p>
         <w:p>
           <w:pPr>
-            <w:pStyle w:val="16"/>
+            <w:pStyle w:val="TOC1"/>
             <w:tabs>
               <w:tab w:val="right" w:leader="dot" w:pos="8306"/>
             </w:tabs>
           </w:pPr>
           <w:r>
             <w:rPr>
-              <w:rFonts w:hint="eastAsia" w:ascii="宋体" w:hAnsi="宋体" w:eastAsia="宋体" w:cs="宋体"/>
+              <w:rFonts w:ascii="宋体" w:eastAsia="宋体" w:hAnsi="宋体" w:cs="宋体" w:hint="eastAsia"/>
               <w:szCs w:val="24"/>
             </w:rPr>
             <w:fldChar w:fldCharType="begin"/>
           </w:r>
           <w:r>
             <w:rPr>
-              <w:rFonts w:hint="eastAsia" w:ascii="宋体" w:hAnsi="宋体" w:eastAsia="宋体" w:cs="宋体"/>
+              <w:rFonts w:ascii="宋体" w:eastAsia="宋体" w:hAnsi="宋体" w:cs="宋体" w:hint="eastAsia"/>
               <w:szCs w:val="24"/>
             </w:rPr>
             <w:instrText xml:space="preserve"> HYPERLINK \l _Toc25451 </w:instrText>
           </w:r>
           <w:r>
             <w:rPr>
-              <w:rFonts w:hint="eastAsia" w:ascii="宋体" w:hAnsi="宋体" w:eastAsia="宋体" w:cs="宋体"/>
+              <w:rFonts w:ascii="宋体" w:eastAsia="宋体" w:hAnsi="宋体" w:cs="宋体" w:hint="eastAsia"/>
               <w:szCs w:val="24"/>
             </w:rPr>
             <w:fldChar w:fldCharType="separate"/>
@@ -2758,7 +2731,7 @@
           </w:r>
           <w:r>
             <w:rPr>
-              <w:rFonts w:hint="eastAsia" w:ascii="宋体" w:hAnsi="宋体" w:eastAsia="宋体" w:cs="宋体"/>
+              <w:rFonts w:ascii="宋体" w:eastAsia="宋体" w:hAnsi="宋体" w:cs="宋体" w:hint="eastAsia"/>
               <w:szCs w:val="24"/>
             </w:rPr>
             <w:fldChar w:fldCharType="end"/>
@@ -2766,28 +2739,28 @@
         </w:p>
         <w:p>
           <w:pPr>
-            <w:pStyle w:val="16"/>
+            <w:pStyle w:val="TOC1"/>
             <w:tabs>
               <w:tab w:val="right" w:leader="dot" w:pos="8306"/>
             </w:tabs>
           </w:pPr>
           <w:r>
             <w:rPr>
-              <w:rFonts w:hint="eastAsia" w:ascii="宋体" w:hAnsi="宋体" w:eastAsia="宋体" w:cs="宋体"/>
+              <w:rFonts w:ascii="宋体" w:eastAsia="宋体" w:hAnsi="宋体" w:cs="宋体" w:hint="eastAsia"/>
               <w:szCs w:val="24"/>
             </w:rPr>
             <w:fldChar w:fldCharType="begin"/>
           </w:r>
           <w:r>
             <w:rPr>
-              <w:rFonts w:hint="eastAsia" w:ascii="宋体" w:hAnsi="宋体" w:eastAsia="宋体" w:cs="宋体"/>
+              <w:rFonts w:ascii="宋体" w:eastAsia="宋体" w:hAnsi="宋体" w:cs="宋体" w:hint="eastAsia"/>
               <w:szCs w:val="24"/>
             </w:rPr>
             <w:instrText xml:space="preserve"> HYPERLINK \l _Toc29871 </w:instrText>
           </w:r>
           <w:r>
             <w:rPr>
-              <w:rFonts w:hint="eastAsia" w:ascii="宋体" w:hAnsi="宋体" w:eastAsia="宋体" w:cs="宋体"/>
+              <w:rFonts w:ascii="宋体" w:eastAsia="宋体" w:hAnsi="宋体" w:cs="宋体" w:hint="eastAsia"/>
               <w:szCs w:val="24"/>
             </w:rPr>
             <w:fldChar w:fldCharType="separate"/>
@@ -2821,7 +2794,7 @@
           </w:r>
           <w:r>
             <w:rPr>
-              <w:rFonts w:hint="eastAsia" w:ascii="宋体" w:hAnsi="宋体" w:eastAsia="宋体" w:cs="宋体"/>
+              <w:rFonts w:ascii="宋体" w:eastAsia="宋体" w:hAnsi="宋体" w:cs="宋体" w:hint="eastAsia"/>
               <w:szCs w:val="24"/>
             </w:rPr>
             <w:fldChar w:fldCharType="end"/>
@@ -2829,28 +2802,28 @@
         </w:p>
         <w:p>
           <w:pPr>
-            <w:pStyle w:val="16"/>
+            <w:pStyle w:val="TOC1"/>
             <w:tabs>
               <w:tab w:val="right" w:leader="dot" w:pos="8306"/>
             </w:tabs>
           </w:pPr>
           <w:r>
             <w:rPr>
-              <w:rFonts w:hint="eastAsia" w:ascii="宋体" w:hAnsi="宋体" w:eastAsia="宋体" w:cs="宋体"/>
+              <w:rFonts w:ascii="宋体" w:eastAsia="宋体" w:hAnsi="宋体" w:cs="宋体" w:hint="eastAsia"/>
               <w:szCs w:val="24"/>
             </w:rPr>
             <w:fldChar w:fldCharType="begin"/>
           </w:r>
           <w:r>
             <w:rPr>
-              <w:rFonts w:hint="eastAsia" w:ascii="宋体" w:hAnsi="宋体" w:eastAsia="宋体" w:cs="宋体"/>
+              <w:rFonts w:ascii="宋体" w:eastAsia="宋体" w:hAnsi="宋体" w:cs="宋体" w:hint="eastAsia"/>
               <w:szCs w:val="24"/>
             </w:rPr>
             <w:instrText xml:space="preserve"> HYPERLINK \l _Toc28567 </w:instrText>
           </w:r>
           <w:r>
             <w:rPr>
-              <w:rFonts w:hint="eastAsia" w:ascii="宋体" w:hAnsi="宋体" w:eastAsia="宋体" w:cs="宋体"/>
+              <w:rFonts w:ascii="宋体" w:eastAsia="宋体" w:hAnsi="宋体" w:cs="宋体" w:hint="eastAsia"/>
               <w:szCs w:val="24"/>
             </w:rPr>
             <w:fldChar w:fldCharType="separate"/>
@@ -2884,7 +2857,7 @@
           </w:r>
           <w:r>
             <w:rPr>
-              <w:rFonts w:hint="eastAsia" w:ascii="宋体" w:hAnsi="宋体" w:eastAsia="宋体" w:cs="宋体"/>
+              <w:rFonts w:ascii="宋体" w:eastAsia="宋体" w:hAnsi="宋体" w:cs="宋体" w:hint="eastAsia"/>
               <w:szCs w:val="24"/>
             </w:rPr>
             <w:fldChar w:fldCharType="end"/>
@@ -2892,28 +2865,28 @@
         </w:p>
         <w:p>
           <w:pPr>
-            <w:pStyle w:val="16"/>
+            <w:pStyle w:val="TOC1"/>
             <w:tabs>
               <w:tab w:val="right" w:leader="dot" w:pos="8306"/>
             </w:tabs>
           </w:pPr>
           <w:r>
             <w:rPr>
-              <w:rFonts w:hint="eastAsia" w:ascii="宋体" w:hAnsi="宋体" w:eastAsia="宋体" w:cs="宋体"/>
+              <w:rFonts w:ascii="宋体" w:eastAsia="宋体" w:hAnsi="宋体" w:cs="宋体" w:hint="eastAsia"/>
               <w:szCs w:val="24"/>
             </w:rPr>
             <w:fldChar w:fldCharType="begin"/>
           </w:r>
           <w:r>
             <w:rPr>
-              <w:rFonts w:hint="eastAsia" w:ascii="宋体" w:hAnsi="宋体" w:eastAsia="宋体" w:cs="宋体"/>
+              <w:rFonts w:ascii="宋体" w:eastAsia="宋体" w:hAnsi="宋体" w:cs="宋体" w:hint="eastAsia"/>
               <w:szCs w:val="24"/>
             </w:rPr>
             <w:instrText xml:space="preserve"> HYPERLINK \l _Toc28466 </w:instrText>
           </w:r>
           <w:r>
             <w:rPr>
-              <w:rFonts w:hint="eastAsia" w:ascii="宋体" w:hAnsi="宋体" w:eastAsia="宋体" w:cs="宋体"/>
+              <w:rFonts w:ascii="宋体" w:eastAsia="宋体" w:hAnsi="宋体" w:cs="宋体" w:hint="eastAsia"/>
               <w:szCs w:val="24"/>
             </w:rPr>
             <w:fldChar w:fldCharType="separate"/>
@@ -2947,7 +2920,7 @@
           </w:r>
           <w:r>
             <w:rPr>
-              <w:rFonts w:hint="eastAsia" w:ascii="宋体" w:hAnsi="宋体" w:eastAsia="宋体" w:cs="宋体"/>
+              <w:rFonts w:ascii="宋体" w:eastAsia="宋体" w:hAnsi="宋体" w:cs="宋体" w:hint="eastAsia"/>
               <w:szCs w:val="24"/>
             </w:rPr>
             <w:fldChar w:fldCharType="end"/>
@@ -2955,28 +2928,28 @@
         </w:p>
         <w:p>
           <w:pPr>
-            <w:pStyle w:val="16"/>
+            <w:pStyle w:val="TOC1"/>
             <w:tabs>
               <w:tab w:val="right" w:leader="dot" w:pos="8306"/>
             </w:tabs>
           </w:pPr>
           <w:r>
             <w:rPr>
-              <w:rFonts w:hint="eastAsia" w:ascii="宋体" w:hAnsi="宋体" w:eastAsia="宋体" w:cs="宋体"/>
+              <w:rFonts w:ascii="宋体" w:eastAsia="宋体" w:hAnsi="宋体" w:cs="宋体" w:hint="eastAsia"/>
               <w:szCs w:val="24"/>
             </w:rPr>
             <w:fldChar w:fldCharType="begin"/>
           </w:r>
           <w:r>
             <w:rPr>
-              <w:rFonts w:hint="eastAsia" w:ascii="宋体" w:hAnsi="宋体" w:eastAsia="宋体" w:cs="宋体"/>
+              <w:rFonts w:ascii="宋体" w:eastAsia="宋体" w:hAnsi="宋体" w:cs="宋体" w:hint="eastAsia"/>
               <w:szCs w:val="24"/>
             </w:rPr>
             <w:instrText xml:space="preserve"> HYPERLINK \l _Toc27162 </w:instrText>
           </w:r>
           <w:r>
             <w:rPr>
-              <w:rFonts w:hint="eastAsia" w:ascii="宋体" w:hAnsi="宋体" w:eastAsia="宋体" w:cs="宋体"/>
+              <w:rFonts w:ascii="宋体" w:eastAsia="宋体" w:hAnsi="宋体" w:cs="宋体" w:hint="eastAsia"/>
               <w:szCs w:val="24"/>
             </w:rPr>
             <w:fldChar w:fldCharType="separate"/>
@@ -3010,7 +2983,7 @@
           </w:r>
           <w:r>
             <w:rPr>
-              <w:rFonts w:hint="eastAsia" w:ascii="宋体" w:hAnsi="宋体" w:eastAsia="宋体" w:cs="宋体"/>
+              <w:rFonts w:ascii="宋体" w:eastAsia="宋体" w:hAnsi="宋体" w:cs="宋体" w:hint="eastAsia"/>
               <w:szCs w:val="24"/>
             </w:rPr>
             <w:fldChar w:fldCharType="end"/>
@@ -3033,7 +3006,7 @@
             <w:snapToGrid w:val="0"/>
             <w:textAlignment w:val="baseline"/>
             <w:rPr>
-              <w:rFonts w:hint="eastAsia" w:ascii="宋体" w:hAnsi="宋体" w:eastAsia="宋体" w:cs="宋体"/>
+              <w:rFonts w:ascii="宋体" w:eastAsia="宋体" w:hAnsi="宋体" w:cs="宋体" w:hint="eastAsia"/>
               <w:snapToGrid w:val="0"/>
               <w:color w:val="000000"/>
               <w:kern w:val="0"/>
@@ -3044,7 +3017,7 @@
           </w:pPr>
           <w:r>
             <w:rPr>
-              <w:rFonts w:hint="eastAsia" w:ascii="宋体" w:hAnsi="宋体" w:eastAsia="宋体" w:cs="宋体"/>
+              <w:rFonts w:ascii="宋体" w:eastAsia="宋体" w:hAnsi="宋体" w:cs="宋体" w:hint="eastAsia"/>
               <w:szCs w:val="24"/>
             </w:rPr>
             <w:fldChar w:fldCharType="end"/>
@@ -3069,7 +3042,7 @@
         <w:snapToGrid w:val="0"/>
         <w:textAlignment w:val="baseline"/>
         <w:rPr>
-          <w:rFonts w:ascii="Arial" w:hAnsi="Arial" w:eastAsia="Arial" w:cs="Arial"/>
+          <w:rFonts w:ascii="Arial" w:eastAsia="Arial" w:hAnsi="Arial" w:cs="Arial"/>
           <w:snapToGrid w:val="0"/>
           <w:color w:val="000000"/>
           <w:kern w:val="0"/>
@@ -3080,7 +3053,7 @@
       </w:pPr>
       <w:r>
         <w:rPr>
-          <w:rFonts w:ascii="Arial" w:hAnsi="Arial" w:eastAsia="Arial" w:cs="Arial"/>
+          <w:rFonts w:ascii="Arial" w:eastAsia="Arial" w:hAnsi="Arial" w:cs="Arial"/>
           <w:snapToGrid w:val="0"/>
           <w:color w:val="000000"/>
           <w:kern w:val="0"/>
@@ -3093,7 +3066,7 @@
     </w:p>
     <w:p>
       <w:pPr>
-        <w:pStyle w:val="28"/>
+        <w:pStyle w:val="1"/>
         <w:bidi w:val="0"/>
       </w:pPr>
       <w:bookmarkStart w:id="1" w:name="heading_2"/>
@@ -3106,7 +3079,7 @@
     </w:p>
     <w:p>
       <w:pPr>
-        <w:pStyle w:val="29"/>
+        <w:pStyle w:val="a1"/>
         <w:bidi w:val="0"/>
       </w:pPr>
       <w:r>
@@ -3115,7 +3088,7 @@
     </w:p>
     <w:p>
       <w:pPr>
-        <w:pStyle w:val="29"/>
+        <w:pStyle w:val="a1"/>
         <w:bidi w:val="0"/>
       </w:pPr>
       <w:r>
@@ -3124,7 +3097,7 @@
     </w:p>
     <w:p>
       <w:pPr>
-        <w:pStyle w:val="29"/>
+        <w:pStyle w:val="a1"/>
         <w:bidi w:val="0"/>
       </w:pPr>
       <w:r>
@@ -3133,7 +3106,7 @@
     </w:p>
     <w:p>
       <w:pPr>
-        <w:pStyle w:val="29"/>
+        <w:pStyle w:val="a1"/>
         <w:bidi w:val="0"/>
       </w:pPr>
       <w:r>
@@ -3142,7 +3115,7 @@
     </w:p>
     <w:p>
       <w:pPr>
-        <w:pStyle w:val="28"/>
+        <w:pStyle w:val="1"/>
         <w:bidi w:val="0"/>
       </w:pPr>
       <w:bookmarkStart w:id="3" w:name="heading_3"/>
@@ -3155,18 +3128,17 @@
     </w:p>
     <w:tbl>
       <w:tblPr>
-        <w:tblStyle w:val="20"/>
+        <w:tblStyle w:val="TableNormal"/>
         <w:tblW w:w="8522" w:type="dxa"/>
         <w:jc w:val="center"/>
         <w:tblBorders>
-          <w:top w:val="none" w:color="auto" w:sz="0" w:space="0"/>
-          <w:left w:val="none" w:color="auto" w:sz="0" w:space="0"/>
-          <w:bottom w:val="none" w:color="auto" w:sz="0" w:space="0"/>
-          <w:right w:val="none" w:color="auto" w:sz="0" w:space="0"/>
-          <w:insideH w:val="none" w:color="auto" w:sz="0" w:space="0"/>
-          <w:insideV w:val="none" w:color="auto" w:sz="0" w:space="0"/>
+          <w:top w:val="nil"/>
+          <w:left w:val="nil"/>
+          <w:bottom w:val="nil"/>
+          <w:right w:val="nil"/>
+          <w:insideH w:val="nil"/>
+          <w:insideV w:val="nil"/>
         </w:tblBorders>
-        <w:tblLayout w:type="autofit"/>
         <w:tblCellMar>
           <w:top w:w="0" w:type="dxa"/>
           <w:left w:w="10" w:type="dxa"/>
@@ -3181,13 +3153,15 @@
       </w:tblGrid>
       <w:tr>
         <w:tblPrEx>
+          <w:tblW w:w="8522" w:type="dxa"/>
+          <w:jc w:val="center"/>
           <w:tblBorders>
-            <w:top w:val="none" w:color="auto" w:sz="0" w:space="0"/>
-            <w:left w:val="none" w:color="auto" w:sz="0" w:space="0"/>
-            <w:bottom w:val="none" w:color="auto" w:sz="0" w:space="0"/>
-            <w:right w:val="none" w:color="auto" w:sz="0" w:space="0"/>
-            <w:insideH w:val="none" w:color="auto" w:sz="0" w:space="0"/>
-            <w:insideV w:val="none" w:color="auto" w:sz="0" w:space="0"/>
+            <w:top w:val="nil"/>
+            <w:left w:val="nil"/>
+            <w:bottom w:val="nil"/>
+            <w:right w:val="nil"/>
+            <w:insideH w:val="nil"/>
+            <w:insideV w:val="nil"/>
           </w:tblBorders>
           <w:tblCellMar>
             <w:top w:w="0" w:type="dxa"/>
@@ -3197,7 +3171,7 @@
           </w:tblCellMar>
         </w:tblPrEx>
         <w:trPr>
-          <w:trHeight w:val="0" w:hRule="atLeast"/>
+          <w:trHeight w:val="0"/>
           <w:tblHeader/>
           <w:jc w:val="center"/>
         </w:trPr>
@@ -3205,8 +3179,8 @@
           <w:tcPr>
             <w:tcW w:w="3041" w:type="dxa"/>
             <w:tcBorders>
-              <w:top w:val="single" w:color="auto" w:sz="12" w:space="0"/>
-              <w:left w:val="single" w:color="auto" w:sz="12" w:space="0"/>
+              <w:top w:val="single" w:sz="12" w:space="0" w:color="auto"/>
+              <w:left w:val="single" w:sz="12" w:space="0" w:color="auto"/>
               <w:bottom w:val="nil"/>
               <w:right w:val="nil"/>
             </w:tcBorders>
@@ -3222,7 +3196,7 @@
             <w:pPr>
               <w:snapToGrid w:val="0"/>
               <w:spacing w:before="120" w:after="120" w:line="240" w:lineRule="auto"/>
-              <w:ind w:left="0" w:leftChars="0" w:right="0" w:rightChars="0" w:firstLine="0" w:firstLineChars="0"/>
+              <w:ind w:left="0" w:right="0" w:firstLine="0" w:leftChars="0" w:rightChars="0" w:firstLineChars="0"/>
               <w:jc w:val="center"/>
               <w:rPr>
                 <w:rFonts w:ascii="Arial" w:eastAsia="等线"/>
@@ -3232,7 +3206,7 @@
             </w:pPr>
             <w:r>
               <w:rPr>
-                <w:rFonts w:ascii="Arial" w:hAnsi="Arial" w:eastAsia="等线" w:cs="Arial"/>
+                <w:rFonts w:ascii="Arial" w:eastAsia="等线" w:hAnsi="Arial" w:cs="Arial"/>
                 <w:b/>
                 <w:sz w:val="22"/>
               </w:rPr>
@@ -3244,8 +3218,8 @@
           <w:tcPr>
             <w:tcW w:w="1518" w:type="dxa"/>
             <w:tcBorders>
-              <w:top w:val="single" w:color="auto" w:sz="12" w:space="0"/>
-              <w:left w:val="single" w:color="auto" w:sz="4" w:space="0"/>
+              <w:top w:val="single" w:sz="12" w:space="0" w:color="auto"/>
+              <w:left w:val="single" w:sz="4" w:space="0" w:color="auto"/>
               <w:bottom w:val="nil"/>
               <w:right w:val="nil"/>
             </w:tcBorders>
@@ -3261,7 +3235,7 @@
             <w:pPr>
               <w:snapToGrid w:val="0"/>
               <w:spacing w:before="120" w:after="120" w:line="240" w:lineRule="auto"/>
-              <w:ind w:left="0" w:leftChars="0" w:right="0" w:rightChars="0" w:firstLine="0" w:firstLineChars="0"/>
+              <w:ind w:left="0" w:right="0" w:firstLine="0" w:leftChars="0" w:rightChars="0" w:firstLineChars="0"/>
               <w:jc w:val="center"/>
               <w:rPr>
                 <w:rFonts w:ascii="Arial" w:eastAsia="等线"/>
@@ -3271,7 +3245,7 @@
             </w:pPr>
             <w:r>
               <w:rPr>
-                <w:rFonts w:ascii="Arial" w:hAnsi="Arial" w:eastAsia="等线" w:cs="Arial"/>
+                <w:rFonts w:ascii="Arial" w:eastAsia="等线" w:hAnsi="Arial" w:cs="Arial"/>
                 <w:b/>
                 <w:sz w:val="22"/>
               </w:rPr>
@@ -3283,24 +3257,24 @@
           <w:tcPr>
             <w:tcW w:w="3963" w:type="dxa"/>
             <w:tcBorders>
-              <w:top w:val="single" w:color="auto" w:sz="12" w:space="0"/>
-              <w:left w:val="single" w:color="auto" w:sz="4" w:space="0"/>
+              <w:top w:val="single" w:sz="12" w:space="0" w:color="auto"/>
+              <w:left w:val="single" w:sz="4" w:space="0" w:color="auto"/>
               <w:bottom w:val="nil"/>
-              <w:right w:val="single" w:color="auto" w:sz="12" w:space="0"/>
-            </w:tcBorders>
-            <w:tcMar>
-              <w:top w:w="60" w:type="dxa"/>
-              <w:left w:w="120" w:type="dxa"/>
-              <w:bottom w:w="30" w:type="dxa"/>
-              <w:right w:w="120" w:type="dxa"/>
-            </w:tcMar>
-            <w:vAlign w:val="center"/>
-          </w:tcPr>
-          <w:p>
-            <w:pPr>
-              <w:snapToGrid w:val="0"/>
-              <w:spacing w:before="120" w:after="120" w:line="240" w:lineRule="auto"/>
-              <w:ind w:left="0" w:leftChars="0" w:right="0" w:rightChars="0" w:firstLine="0" w:firstLineChars="0"/>
+              <w:right w:val="single" w:sz="12" w:space="0" w:color="auto"/>
+            </w:tcBorders>
+            <w:tcMar>
+              <w:top w:w="60" w:type="dxa"/>
+              <w:left w:w="120" w:type="dxa"/>
+              <w:bottom w:w="30" w:type="dxa"/>
+              <w:right w:w="120" w:type="dxa"/>
+            </w:tcMar>
+            <w:vAlign w:val="center"/>
+          </w:tcPr>
+          <w:p>
+            <w:pPr>
+              <w:snapToGrid w:val="0"/>
+              <w:spacing w:before="120" w:after="120" w:line="240" w:lineRule="auto"/>
+              <w:ind w:left="0" w:right="0" w:firstLine="0" w:leftChars="0" w:rightChars="0" w:firstLineChars="0"/>
               <w:jc w:val="center"/>
               <w:rPr>
                 <w:rFonts w:ascii="Arial" w:eastAsia="等线"/>
@@ -3310,7 +3284,7 @@
             </w:pPr>
             <w:r>
               <w:rPr>
-                <w:rFonts w:ascii="Arial" w:hAnsi="Arial" w:eastAsia="等线" w:cs="Arial"/>
+                <w:rFonts w:ascii="Arial" w:eastAsia="等线" w:hAnsi="Arial" w:cs="Arial"/>
                 <w:b/>
                 <w:sz w:val="22"/>
               </w:rPr>
@@ -3321,14 +3295,8 @@
       </w:tr>
       <w:tr>
         <w:tblPrEx>
-          <w:tblBorders>
-            <w:top w:val="none" w:color="auto" w:sz="0" w:space="0"/>
-            <w:left w:val="none" w:color="auto" w:sz="0" w:space="0"/>
-            <w:bottom w:val="none" w:color="auto" w:sz="0" w:space="0"/>
-            <w:right w:val="none" w:color="auto" w:sz="0" w:space="0"/>
-            <w:insideH w:val="none" w:color="auto" w:sz="0" w:space="0"/>
-            <w:insideV w:val="none" w:color="auto" w:sz="0" w:space="0"/>
-          </w:tblBorders>
+          <w:tblW w:w="8522" w:type="dxa"/>
+          <w:jc w:val="center"/>
           <w:tblCellMar>
             <w:top w:w="0" w:type="dxa"/>
             <w:left w:w="10" w:type="dxa"/>
@@ -3337,15 +3305,15 @@
           </w:tblCellMar>
         </w:tblPrEx>
         <w:trPr>
-          <w:trHeight w:val="0" w:hRule="atLeast"/>
+          <w:trHeight w:val="0"/>
           <w:jc w:val="center"/>
         </w:trPr>
         <w:tc>
           <w:tcPr>
             <w:tcW w:w="3041" w:type="dxa"/>
             <w:tcBorders>
-              <w:top w:val="single" w:color="auto" w:sz="4" w:space="0"/>
-              <w:left w:val="single" w:color="auto" w:sz="12" w:space="0"/>
+              <w:top w:val="single" w:sz="4" w:space="0" w:color="auto"/>
+              <w:left w:val="single" w:sz="12" w:space="0" w:color="auto"/>
               <w:bottom w:val="nil"/>
               <w:right w:val="nil"/>
             </w:tcBorders>
@@ -3361,7 +3329,7 @@
             <w:pPr>
               <w:snapToGrid w:val="0"/>
               <w:spacing w:before="120" w:after="120" w:line="240" w:lineRule="auto"/>
-              <w:ind w:left="0" w:leftChars="0" w:right="0" w:rightChars="0" w:firstLine="0" w:firstLineChars="0"/>
+              <w:ind w:left="0" w:right="0" w:firstLine="0" w:leftChars="0" w:rightChars="0" w:firstLineChars="0"/>
               <w:jc w:val="center"/>
               <w:rPr>
                 <w:rFonts w:ascii="Arial" w:eastAsia="等线"/>
@@ -3370,7 +3338,7 @@
             </w:pPr>
             <w:r>
               <w:rPr>
-                <w:rFonts w:ascii="Arial" w:hAnsi="Arial" w:eastAsia="等线" w:cs="Arial"/>
+                <w:rFonts w:ascii="Arial" w:eastAsia="等线" w:hAnsi="Arial" w:cs="Arial"/>
                 <w:sz w:val="22"/>
               </w:rPr>
               <w:t>《运维服务应急预案》</w:t>
@@ -3381,8 +3349,8 @@
           <w:tcPr>
             <w:tcW w:w="1518" w:type="dxa"/>
             <w:tcBorders>
-              <w:top w:val="single" w:color="auto" w:sz="4" w:space="0"/>
-              <w:left w:val="single" w:color="auto" w:sz="4" w:space="0"/>
+              <w:top w:val="single" w:sz="4" w:space="0" w:color="auto"/>
+              <w:left w:val="single" w:sz="4" w:space="0" w:color="auto"/>
               <w:bottom w:val="nil"/>
               <w:right w:val="nil"/>
             </w:tcBorders>
@@ -3398,7 +3366,7 @@
             <w:pPr>
               <w:snapToGrid w:val="0"/>
               <w:spacing w:before="120" w:after="120" w:line="240" w:lineRule="auto"/>
-              <w:ind w:left="0" w:leftChars="0" w:right="0" w:rightChars="0" w:firstLine="0" w:firstLineChars="0"/>
+              <w:ind w:left="0" w:right="0" w:firstLine="0" w:leftChars="0" w:rightChars="0" w:firstLineChars="0"/>
               <w:jc w:val="left"/>
               <w:rPr>
                 <w:rFonts w:ascii="Arial" w:eastAsia="等线"/>
@@ -3407,7 +3375,7 @@
             </w:pPr>
             <w:r>
               <w:rPr>
-                <w:rFonts w:ascii="Arial" w:hAnsi="Arial" w:eastAsia="等线" w:cs="Arial"/>
+                <w:rFonts w:ascii="Arial" w:eastAsia="等线" w:hAnsi="Arial" w:cs="Arial"/>
                 <w:sz w:val="22"/>
               </w:rPr>
               <w:t>ZGS-10-03</w:t>
@@ -3418,24 +3386,24 @@
           <w:tcPr>
             <w:tcW w:w="3963" w:type="dxa"/>
             <w:tcBorders>
-              <w:top w:val="single" w:color="auto" w:sz="4" w:space="0"/>
-              <w:left w:val="single" w:color="auto" w:sz="4" w:space="0"/>
+              <w:top w:val="single" w:sz="4" w:space="0" w:color="auto"/>
+              <w:left w:val="single" w:sz="4" w:space="0" w:color="auto"/>
               <w:bottom w:val="nil"/>
-              <w:right w:val="single" w:color="auto" w:sz="12" w:space="0"/>
-            </w:tcBorders>
-            <w:tcMar>
-              <w:top w:w="60" w:type="dxa"/>
-              <w:left w:w="120" w:type="dxa"/>
-              <w:bottom w:w="30" w:type="dxa"/>
-              <w:right w:w="120" w:type="dxa"/>
-            </w:tcMar>
-            <w:vAlign w:val="center"/>
-          </w:tcPr>
-          <w:p>
-            <w:pPr>
-              <w:snapToGrid w:val="0"/>
-              <w:spacing w:before="120" w:after="120" w:line="240" w:lineRule="auto"/>
-              <w:ind w:left="0" w:leftChars="0" w:right="0" w:rightChars="0" w:firstLine="0" w:firstLineChars="0"/>
+              <w:right w:val="single" w:sz="12" w:space="0" w:color="auto"/>
+            </w:tcBorders>
+            <w:tcMar>
+              <w:top w:w="60" w:type="dxa"/>
+              <w:left w:w="120" w:type="dxa"/>
+              <w:bottom w:w="30" w:type="dxa"/>
+              <w:right w:w="120" w:type="dxa"/>
+            </w:tcMar>
+            <w:vAlign w:val="center"/>
+          </w:tcPr>
+          <w:p>
+            <w:pPr>
+              <w:snapToGrid w:val="0"/>
+              <w:spacing w:before="120" w:after="120" w:line="240" w:lineRule="auto"/>
+              <w:ind w:left="0" w:right="0" w:firstLine="0" w:leftChars="0" w:rightChars="0" w:firstLineChars="0"/>
               <w:jc w:val="center"/>
               <w:rPr>
                 <w:rFonts w:ascii="Arial" w:eastAsia="等线"/>
@@ -3444,7 +3412,7 @@
             </w:pPr>
             <w:r>
               <w:rPr>
-                <w:rFonts w:ascii="Arial" w:hAnsi="Arial" w:eastAsia="等线" w:cs="Arial"/>
+                <w:rFonts w:ascii="Arial" w:eastAsia="等线" w:hAnsi="Arial" w:cs="Arial"/>
                 <w:sz w:val="22"/>
               </w:rPr>
               <w:t>应急响应流程、故障分级、处置规范</w:t>
@@ -3454,14 +3422,8 @@
       </w:tr>
       <w:tr>
         <w:tblPrEx>
-          <w:tblBorders>
-            <w:top w:val="none" w:color="auto" w:sz="0" w:space="0"/>
-            <w:left w:val="none" w:color="auto" w:sz="0" w:space="0"/>
-            <w:bottom w:val="none" w:color="auto" w:sz="0" w:space="0"/>
-            <w:right w:val="none" w:color="auto" w:sz="0" w:space="0"/>
-            <w:insideH w:val="none" w:color="auto" w:sz="0" w:space="0"/>
-            <w:insideV w:val="none" w:color="auto" w:sz="0" w:space="0"/>
-          </w:tblBorders>
+          <w:tblW w:w="8522" w:type="dxa"/>
+          <w:jc w:val="center"/>
           <w:tblCellMar>
             <w:top w:w="0" w:type="dxa"/>
             <w:left w:w="10" w:type="dxa"/>
@@ -3470,15 +3432,15 @@
           </w:tblCellMar>
         </w:tblPrEx>
         <w:trPr>
-          <w:trHeight w:val="0" w:hRule="atLeast"/>
+          <w:trHeight w:val="0"/>
           <w:jc w:val="center"/>
         </w:trPr>
         <w:tc>
           <w:tcPr>
             <w:tcW w:w="3041" w:type="dxa"/>
             <w:tcBorders>
-              <w:top w:val="single" w:color="auto" w:sz="4" w:space="0"/>
-              <w:left w:val="single" w:color="auto" w:sz="12" w:space="0"/>
+              <w:top w:val="single" w:sz="4" w:space="0" w:color="auto"/>
+              <w:left w:val="single" w:sz="12" w:space="0" w:color="auto"/>
               <w:bottom w:val="nil"/>
               <w:right w:val="nil"/>
             </w:tcBorders>
@@ -3494,7 +3456,7 @@
             <w:pPr>
               <w:snapToGrid w:val="0"/>
               <w:spacing w:before="120" w:after="120" w:line="240" w:lineRule="auto"/>
-              <w:ind w:left="0" w:leftChars="0" w:right="0" w:rightChars="0" w:firstLine="0" w:firstLineChars="0"/>
+              <w:ind w:left="0" w:right="0" w:firstLine="0" w:leftChars="0" w:rightChars="0" w:firstLineChars="0"/>
               <w:jc w:val="center"/>
               <w:rPr>
                 <w:rFonts w:ascii="Arial" w:eastAsia="等线"/>
@@ -3503,7 +3465,7 @@
             </w:pPr>
             <w:r>
               <w:rPr>
-                <w:rFonts w:ascii="Arial" w:hAnsi="Arial" w:eastAsia="等线" w:cs="Arial"/>
+                <w:rFonts w:ascii="Arial" w:eastAsia="等线" w:hAnsi="Arial" w:cs="Arial"/>
                 <w:sz w:val="22"/>
               </w:rPr>
               <w:t>《运维服务交付方案》</w:t>
@@ -3514,8 +3476,8 @@
           <w:tcPr>
             <w:tcW w:w="1518" w:type="dxa"/>
             <w:tcBorders>
-              <w:top w:val="single" w:color="auto" w:sz="4" w:space="0"/>
-              <w:left w:val="single" w:color="auto" w:sz="4" w:space="0"/>
+              <w:top w:val="single" w:sz="4" w:space="0" w:color="auto"/>
+              <w:left w:val="single" w:sz="4" w:space="0" w:color="auto"/>
               <w:bottom w:val="nil"/>
               <w:right w:val="nil"/>
             </w:tcBorders>
@@ -3531,7 +3493,7 @@
             <w:pPr>
               <w:snapToGrid w:val="0"/>
               <w:spacing w:before="120" w:after="120" w:line="240" w:lineRule="auto"/>
-              <w:ind w:left="0" w:leftChars="0" w:right="0" w:rightChars="0" w:firstLine="0" w:firstLineChars="0"/>
+              <w:ind w:left="0" w:right="0" w:firstLine="0" w:leftChars="0" w:rightChars="0" w:firstLineChars="0"/>
               <w:jc w:val="left"/>
               <w:rPr>
                 <w:rFonts w:ascii="Arial" w:eastAsia="等线"/>
@@ -3540,7 +3502,7 @@
             </w:pPr>
             <w:r>
               <w:rPr>
-                <w:rFonts w:ascii="Arial" w:hAnsi="Arial" w:eastAsia="等线" w:cs="Arial"/>
+                <w:rFonts w:ascii="Arial" w:eastAsia="等线" w:hAnsi="Arial" w:cs="Arial"/>
                 <w:sz w:val="22"/>
               </w:rPr>
               <w:t>ZGS-09-02</w:t>
@@ -3551,24 +3513,24 @@
           <w:tcPr>
             <w:tcW w:w="3963" w:type="dxa"/>
             <w:tcBorders>
-              <w:top w:val="single" w:color="auto" w:sz="4" w:space="0"/>
-              <w:left w:val="single" w:color="auto" w:sz="4" w:space="0"/>
+              <w:top w:val="single" w:sz="4" w:space="0" w:color="auto"/>
+              <w:left w:val="single" w:sz="4" w:space="0" w:color="auto"/>
               <w:bottom w:val="nil"/>
-              <w:right w:val="single" w:color="auto" w:sz="12" w:space="0"/>
-            </w:tcBorders>
-            <w:tcMar>
-              <w:top w:w="60" w:type="dxa"/>
-              <w:left w:w="120" w:type="dxa"/>
-              <w:bottom w:w="30" w:type="dxa"/>
-              <w:right w:w="120" w:type="dxa"/>
-            </w:tcMar>
-            <w:vAlign w:val="center"/>
-          </w:tcPr>
-          <w:p>
-            <w:pPr>
-              <w:snapToGrid w:val="0"/>
-              <w:spacing w:before="120" w:after="120" w:line="240" w:lineRule="auto"/>
-              <w:ind w:left="0" w:leftChars="0" w:right="0" w:rightChars="0" w:firstLine="0" w:firstLineChars="0"/>
+              <w:right w:val="single" w:sz="12" w:space="0" w:color="auto"/>
+            </w:tcBorders>
+            <w:tcMar>
+              <w:top w:w="60" w:type="dxa"/>
+              <w:left w:w="120" w:type="dxa"/>
+              <w:bottom w:w="30" w:type="dxa"/>
+              <w:right w:w="120" w:type="dxa"/>
+            </w:tcMar>
+            <w:vAlign w:val="center"/>
+          </w:tcPr>
+          <w:p>
+            <w:pPr>
+              <w:snapToGrid w:val="0"/>
+              <w:spacing w:before="120" w:after="120" w:line="240" w:lineRule="auto"/>
+              <w:ind w:left="0" w:right="0" w:firstLine="0" w:leftChars="0" w:rightChars="0" w:firstLineChars="0"/>
               <w:jc w:val="center"/>
               <w:rPr>
                 <w:rFonts w:ascii="Arial" w:eastAsia="等线"/>
@@ -3577,7 +3539,7 @@
             </w:pPr>
             <w:r>
               <w:rPr>
-                <w:rFonts w:ascii="Arial" w:hAnsi="Arial" w:eastAsia="等线" w:cs="Arial"/>
+                <w:rFonts w:ascii="Arial" w:eastAsia="等线" w:hAnsi="Arial" w:cs="Arial"/>
                 <w:sz w:val="22"/>
               </w:rPr>
               <w:t>SLA标准、服务范围、故障分级</w:t>
@@ -3587,14 +3549,8 @@
       </w:tr>
       <w:tr>
         <w:tblPrEx>
-          <w:tblBorders>
-            <w:top w:val="none" w:color="auto" w:sz="0" w:space="0"/>
-            <w:left w:val="none" w:color="auto" w:sz="0" w:space="0"/>
-            <w:bottom w:val="none" w:color="auto" w:sz="0" w:space="0"/>
-            <w:right w:val="none" w:color="auto" w:sz="0" w:space="0"/>
-            <w:insideH w:val="none" w:color="auto" w:sz="0" w:space="0"/>
-            <w:insideV w:val="none" w:color="auto" w:sz="0" w:space="0"/>
-          </w:tblBorders>
+          <w:tblW w:w="8522" w:type="dxa"/>
+          <w:jc w:val="center"/>
           <w:tblCellMar>
             <w:top w:w="0" w:type="dxa"/>
             <w:left w:w="10" w:type="dxa"/>
@@ -3603,15 +3559,15 @@
           </w:tblCellMar>
         </w:tblPrEx>
         <w:trPr>
-          <w:trHeight w:val="0" w:hRule="atLeast"/>
+          <w:trHeight w:val="0"/>
           <w:jc w:val="center"/>
         </w:trPr>
         <w:tc>
           <w:tcPr>
             <w:tcW w:w="3041" w:type="dxa"/>
             <w:tcBorders>
-              <w:top w:val="single" w:color="auto" w:sz="4" w:space="0"/>
-              <w:left w:val="single" w:color="auto" w:sz="12" w:space="0"/>
+              <w:top w:val="single" w:sz="4" w:space="0" w:color="auto"/>
+              <w:left w:val="single" w:sz="12" w:space="0" w:color="auto"/>
               <w:bottom w:val="nil"/>
               <w:right w:val="nil"/>
             </w:tcBorders>
@@ -3627,7 +3583,7 @@
             <w:pPr>
               <w:snapToGrid w:val="0"/>
               <w:spacing w:before="120" w:after="120" w:line="240" w:lineRule="auto"/>
-              <w:ind w:left="0" w:leftChars="0" w:right="0" w:rightChars="0" w:firstLine="0" w:firstLineChars="0"/>
+              <w:ind w:left="0" w:right="0" w:firstLine="0" w:leftChars="0" w:rightChars="0" w:firstLineChars="0"/>
               <w:jc w:val="center"/>
               <w:rPr>
                 <w:rFonts w:ascii="Arial" w:eastAsia="等线"/>
@@ -3636,7 +3592,7 @@
             </w:pPr>
             <w:r>
               <w:rPr>
-                <w:rFonts w:ascii="Arial" w:hAnsi="Arial" w:eastAsia="等线" w:cs="Arial"/>
+                <w:rFonts w:ascii="Arial" w:eastAsia="等线" w:hAnsi="Arial" w:cs="Arial"/>
                 <w:sz w:val="22"/>
               </w:rPr>
               <w:t>《存储维保合同》</w:t>
@@ -3647,8 +3603,8 @@
           <w:tcPr>
             <w:tcW w:w="1518" w:type="dxa"/>
             <w:tcBorders>
-              <w:top w:val="single" w:color="auto" w:sz="4" w:space="0"/>
-              <w:left w:val="single" w:color="auto" w:sz="4" w:space="0"/>
+              <w:top w:val="single" w:sz="4" w:space="0" w:color="auto"/>
+              <w:left w:val="single" w:sz="4" w:space="0" w:color="auto"/>
               <w:bottom w:val="nil"/>
               <w:right w:val="nil"/>
             </w:tcBorders>
@@ -3664,7 +3620,7 @@
             <w:pPr>
               <w:snapToGrid w:val="0"/>
               <w:spacing w:before="120" w:after="120" w:line="240" w:lineRule="auto"/>
-              <w:ind w:left="0" w:leftChars="0" w:right="0" w:rightChars="0" w:firstLine="0" w:firstLineChars="0"/>
+              <w:ind w:left="0" w:right="0" w:firstLine="0" w:leftChars="0" w:rightChars="0" w:firstLineChars="0"/>
               <w:jc w:val="left"/>
               <w:rPr>
                 <w:rFonts w:ascii="Arial" w:eastAsia="等线"/>
@@ -3673,7 +3629,7 @@
             </w:pPr>
             <w:r>
               <w:rPr>
-                <w:rFonts w:ascii="Arial" w:hAnsi="Arial" w:eastAsia="等线" w:cs="Arial"/>
+                <w:rFonts w:ascii="Arial" w:eastAsia="等线" w:hAnsi="Arial" w:cs="Arial"/>
                 <w:sz w:val="22"/>
               </w:rPr>
               <w:t>—</w:t>
@@ -3684,24 +3640,24 @@
           <w:tcPr>
             <w:tcW w:w="3963" w:type="dxa"/>
             <w:tcBorders>
-              <w:top w:val="single" w:color="auto" w:sz="4" w:space="0"/>
-              <w:left w:val="single" w:color="auto" w:sz="4" w:space="0"/>
+              <w:top w:val="single" w:sz="4" w:space="0" w:color="auto"/>
+              <w:left w:val="single" w:sz="4" w:space="0" w:color="auto"/>
               <w:bottom w:val="nil"/>
-              <w:right w:val="single" w:color="auto" w:sz="12" w:space="0"/>
-            </w:tcBorders>
-            <w:tcMar>
-              <w:top w:w="60" w:type="dxa"/>
-              <w:left w:w="120" w:type="dxa"/>
-              <w:bottom w:w="30" w:type="dxa"/>
-              <w:right w:w="120" w:type="dxa"/>
-            </w:tcMar>
-            <w:vAlign w:val="center"/>
-          </w:tcPr>
-          <w:p>
-            <w:pPr>
-              <w:snapToGrid w:val="0"/>
-              <w:spacing w:before="120" w:after="120" w:line="240" w:lineRule="auto"/>
-              <w:ind w:left="0" w:leftChars="0" w:right="0" w:rightChars="0" w:firstLine="0" w:firstLineChars="0"/>
+              <w:right w:val="single" w:sz="12" w:space="0" w:color="auto"/>
+            </w:tcBorders>
+            <w:tcMar>
+              <w:top w:w="60" w:type="dxa"/>
+              <w:left w:w="120" w:type="dxa"/>
+              <w:bottom w:w="30" w:type="dxa"/>
+              <w:right w:w="120" w:type="dxa"/>
+            </w:tcMar>
+            <w:vAlign w:val="center"/>
+          </w:tcPr>
+          <w:p>
+            <w:pPr>
+              <w:snapToGrid w:val="0"/>
+              <w:spacing w:before="120" w:after="120" w:line="240" w:lineRule="auto"/>
+              <w:ind w:left="0" w:right="0" w:firstLine="0" w:leftChars="0" w:rightChars="0" w:firstLineChars="0"/>
               <w:jc w:val="center"/>
               <w:rPr>
                 <w:rFonts w:ascii="Arial" w:eastAsia="等线"/>
@@ -3710,7 +3666,7 @@
             </w:pPr>
             <w:r>
               <w:rPr>
-                <w:rFonts w:ascii="Arial" w:hAnsi="Arial" w:eastAsia="等线" w:cs="Arial"/>
+                <w:rFonts w:ascii="Arial" w:eastAsia="等线" w:hAnsi="Arial" w:cs="Arial"/>
                 <w:sz w:val="22"/>
               </w:rPr>
               <w:t>运维服务条款、响应时限要求</w:t>
@@ -3720,14 +3676,8 @@
       </w:tr>
       <w:tr>
         <w:tblPrEx>
-          <w:tblBorders>
-            <w:top w:val="none" w:color="auto" w:sz="0" w:space="0"/>
-            <w:left w:val="none" w:color="auto" w:sz="0" w:space="0"/>
-            <w:bottom w:val="none" w:color="auto" w:sz="0" w:space="0"/>
-            <w:right w:val="none" w:color="auto" w:sz="0" w:space="0"/>
-            <w:insideH w:val="none" w:color="auto" w:sz="0" w:space="0"/>
-            <w:insideV w:val="none" w:color="auto" w:sz="0" w:space="0"/>
-          </w:tblBorders>
+          <w:tblW w:w="8522" w:type="dxa"/>
+          <w:jc w:val="center"/>
           <w:tblCellMar>
             <w:top w:w="0" w:type="dxa"/>
             <w:left w:w="10" w:type="dxa"/>
@@ -3736,16 +3686,16 @@
           </w:tblCellMar>
         </w:tblPrEx>
         <w:trPr>
-          <w:trHeight w:val="0" w:hRule="atLeast"/>
+          <w:trHeight w:val="0"/>
           <w:jc w:val="center"/>
         </w:trPr>
         <w:tc>
           <w:tcPr>
             <w:tcW w:w="3041" w:type="dxa"/>
             <w:tcBorders>
-              <w:top w:val="single" w:color="auto" w:sz="4" w:space="0"/>
-              <w:left w:val="single" w:color="auto" w:sz="12" w:space="0"/>
-              <w:bottom w:val="single" w:color="auto" w:sz="12" w:space="0"/>
+              <w:top w:val="single" w:sz="4" w:space="0" w:color="auto"/>
+              <w:left w:val="single" w:sz="12" w:space="0" w:color="auto"/>
+              <w:bottom w:val="single" w:sz="12" w:space="0" w:color="auto"/>
               <w:right w:val="nil"/>
             </w:tcBorders>
             <w:tcMar>
@@ -3760,7 +3710,7 @@
             <w:pPr>
               <w:snapToGrid w:val="0"/>
               <w:spacing w:before="120" w:after="120" w:line="240" w:lineRule="auto"/>
-              <w:ind w:left="0" w:leftChars="0" w:right="0" w:rightChars="0" w:firstLine="0" w:firstLineChars="0"/>
+              <w:ind w:left="0" w:right="0" w:firstLine="0" w:leftChars="0" w:rightChars="0" w:firstLineChars="0"/>
               <w:jc w:val="center"/>
               <w:rPr>
                 <w:rFonts w:ascii="Arial" w:eastAsia="等线"/>
@@ -3769,7 +3719,7 @@
             </w:pPr>
             <w:r>
               <w:rPr>
-                <w:rFonts w:ascii="Arial" w:hAnsi="Arial" w:eastAsia="等线" w:cs="Arial"/>
+                <w:rFonts w:ascii="Arial" w:eastAsia="等线" w:hAnsi="Arial" w:cs="Arial"/>
                 <w:sz w:val="22"/>
               </w:rPr>
               <w:t>公司《运维应急管理制度》</w:t>
@@ -3780,9 +3730,9 @@
           <w:tcPr>
             <w:tcW w:w="1518" w:type="dxa"/>
             <w:tcBorders>
-              <w:top w:val="single" w:color="auto" w:sz="4" w:space="0"/>
-              <w:left w:val="single" w:color="auto" w:sz="4" w:space="0"/>
-              <w:bottom w:val="single" w:color="auto" w:sz="12" w:space="0"/>
+              <w:top w:val="single" w:sz="4" w:space="0" w:color="auto"/>
+              <w:left w:val="single" w:sz="4" w:space="0" w:color="auto"/>
+              <w:bottom w:val="single" w:sz="12" w:space="0" w:color="auto"/>
               <w:right w:val="nil"/>
             </w:tcBorders>
             <w:tcMar>
@@ -3797,7 +3747,7 @@
             <w:pPr>
               <w:snapToGrid w:val="0"/>
               <w:spacing w:before="120" w:after="120" w:line="240" w:lineRule="auto"/>
-              <w:ind w:left="0" w:leftChars="0" w:right="0" w:rightChars="0" w:firstLine="0" w:firstLineChars="0"/>
+              <w:ind w:left="0" w:right="0" w:firstLine="0" w:leftChars="0" w:rightChars="0" w:firstLineChars="0"/>
               <w:jc w:val="left"/>
               <w:rPr>
                 <w:rFonts w:ascii="Arial" w:eastAsia="等线"/>
@@ -3806,7 +3756,7 @@
             </w:pPr>
             <w:r>
               <w:rPr>
-                <w:rFonts w:ascii="Arial" w:hAnsi="Arial" w:eastAsia="等线" w:cs="Arial"/>
+                <w:rFonts w:ascii="Arial" w:eastAsia="等线" w:hAnsi="Arial" w:cs="Arial"/>
                 <w:sz w:val="22"/>
               </w:rPr>
               <w:t>ZGS-10-01</w:t>
@@ -3817,24 +3767,24 @@
           <w:tcPr>
             <w:tcW w:w="3963" w:type="dxa"/>
             <w:tcBorders>
-              <w:top w:val="single" w:color="auto" w:sz="4" w:space="0"/>
-              <w:left w:val="single" w:color="auto" w:sz="4" w:space="0"/>
-              <w:bottom w:val="single" w:color="auto" w:sz="12" w:space="0"/>
-              <w:right w:val="single" w:color="auto" w:sz="12" w:space="0"/>
-            </w:tcBorders>
-            <w:tcMar>
-              <w:top w:w="60" w:type="dxa"/>
-              <w:left w:w="120" w:type="dxa"/>
-              <w:bottom w:w="30" w:type="dxa"/>
-              <w:right w:w="120" w:type="dxa"/>
-            </w:tcMar>
-            <w:vAlign w:val="center"/>
-          </w:tcPr>
-          <w:p>
-            <w:pPr>
-              <w:snapToGrid w:val="0"/>
-              <w:spacing w:before="120" w:after="120" w:line="240" w:lineRule="auto"/>
-              <w:ind w:left="0" w:leftChars="0" w:right="0" w:rightChars="0" w:firstLine="0" w:firstLineChars="0"/>
+              <w:top w:val="single" w:sz="4" w:space="0" w:color="auto"/>
+              <w:left w:val="single" w:sz="4" w:space="0" w:color="auto"/>
+              <w:bottom w:val="single" w:sz="12" w:space="0" w:color="auto"/>
+              <w:right w:val="single" w:sz="12" w:space="0" w:color="auto"/>
+            </w:tcBorders>
+            <w:tcMar>
+              <w:top w:w="60" w:type="dxa"/>
+              <w:left w:w="120" w:type="dxa"/>
+              <w:bottom w:w="30" w:type="dxa"/>
+              <w:right w:w="120" w:type="dxa"/>
+            </w:tcMar>
+            <w:vAlign w:val="center"/>
+          </w:tcPr>
+          <w:p>
+            <w:pPr>
+              <w:snapToGrid w:val="0"/>
+              <w:spacing w:before="120" w:after="120" w:line="240" w:lineRule="auto"/>
+              <w:ind w:left="0" w:right="0" w:firstLine="0" w:leftChars="0" w:rightChars="0" w:firstLineChars="0"/>
               <w:jc w:val="center"/>
               <w:rPr>
                 <w:rFonts w:ascii="Arial" w:eastAsia="等线"/>
@@ -3843,7 +3793,7 @@
             </w:pPr>
             <w:r>
               <w:rPr>
-                <w:rFonts w:ascii="Arial" w:hAnsi="Arial" w:eastAsia="等线" w:cs="Arial"/>
+                <w:rFonts w:ascii="Arial" w:eastAsia="等线" w:hAnsi="Arial" w:cs="Arial"/>
                 <w:sz w:val="22"/>
               </w:rPr>
               <w:t>应急管理总体要求</w:t>
@@ -3854,7 +3804,7 @@
     </w:tbl>
     <w:p>
       <w:pPr>
-        <w:pStyle w:val="28"/>
+        <w:pStyle w:val="1"/>
         <w:bidi w:val="0"/>
       </w:pPr>
       <w:bookmarkStart w:id="5" w:name="heading_4"/>
@@ -3867,7 +3817,7 @@
     </w:p>
     <w:p>
       <w:pPr>
-        <w:pStyle w:val="29"/>
+        <w:pStyle w:val="a1"/>
         <w:bidi w:val="0"/>
       </w:pPr>
       <w:r>
@@ -3876,7 +3826,7 @@
     </w:p>
     <w:p>
       <w:pPr>
-        <w:pStyle w:val="30"/>
+        <w:pStyle w:val="2"/>
         <w:bidi w:val="0"/>
       </w:pPr>
       <w:bookmarkStart w:id="7" w:name="heading_5"/>
@@ -3889,7 +3839,7 @@
     </w:p>
     <w:p>
       <w:pPr>
-        <w:pStyle w:val="31"/>
+        <w:pStyle w:val="3"/>
         <w:bidi w:val="0"/>
       </w:pPr>
       <w:bookmarkStart w:id="9" w:name="heading_6"/>
@@ -3902,7 +3852,7 @@
     </w:p>
     <w:p>
       <w:pPr>
-        <w:pStyle w:val="29"/>
+        <w:pStyle w:val="a1"/>
         <w:bidi w:val="0"/>
       </w:pPr>
       <w:r>
@@ -3911,7 +3861,7 @@
     </w:p>
     <w:p>
       <w:pPr>
-        <w:pStyle w:val="31"/>
+        <w:pStyle w:val="3"/>
         <w:bidi w:val="0"/>
       </w:pPr>
       <w:bookmarkStart w:id="11" w:name="heading_7"/>
@@ -3924,7 +3874,7 @@
     </w:p>
     <w:p>
       <w:pPr>
-        <w:pStyle w:val="40"/>
+        <w:pStyle w:val="a3"/>
         <w:numPr>
           <w:ilvl w:val="0"/>
           <w:numId w:val="0"/>
@@ -3938,7 +3888,7 @@
     </w:p>
     <w:p>
       <w:pPr>
-        <w:pStyle w:val="40"/>
+        <w:pStyle w:val="a3"/>
         <w:numPr>
           <w:ilvl w:val="0"/>
           <w:numId w:val="0"/>
@@ -3952,7 +3902,7 @@
     </w:p>
     <w:p>
       <w:pPr>
-        <w:pStyle w:val="40"/>
+        <w:pStyle w:val="a3"/>
         <w:numPr>
           <w:ilvl w:val="0"/>
           <w:numId w:val="0"/>
@@ -3966,7 +3916,7 @@
     </w:p>
     <w:p>
       <w:pPr>
-        <w:pStyle w:val="40"/>
+        <w:pStyle w:val="a3"/>
         <w:numPr>
           <w:ilvl w:val="0"/>
           <w:numId w:val="0"/>
@@ -3980,7 +3930,7 @@
     </w:p>
     <w:p>
       <w:pPr>
-        <w:pStyle w:val="31"/>
+        <w:pStyle w:val="3"/>
         <w:bidi w:val="0"/>
       </w:pPr>
       <w:bookmarkStart w:id="13" w:name="heading_8"/>
@@ -3993,7 +3943,7 @@
     </w:p>
     <w:p>
       <w:pPr>
-        <w:pStyle w:val="40"/>
+        <w:pStyle w:val="a3"/>
         <w:numPr>
           <w:ilvl w:val="0"/>
           <w:numId w:val="0"/>
@@ -4007,7 +3957,7 @@
     </w:p>
     <w:p>
       <w:pPr>
-        <w:pStyle w:val="40"/>
+        <w:pStyle w:val="a3"/>
         <w:numPr>
           <w:ilvl w:val="0"/>
           <w:numId w:val="0"/>
@@ -4021,7 +3971,7 @@
     </w:p>
     <w:p>
       <w:pPr>
-        <w:pStyle w:val="30"/>
+        <w:pStyle w:val="2"/>
         <w:bidi w:val="0"/>
       </w:pPr>
       <w:bookmarkStart w:id="15" w:name="heading_9"/>
@@ -4034,7 +3984,7 @@
     </w:p>
     <w:p>
       <w:pPr>
-        <w:pStyle w:val="31"/>
+        <w:pStyle w:val="3"/>
         <w:bidi w:val="0"/>
       </w:pPr>
       <w:bookmarkStart w:id="17" w:name="heading_10"/>
@@ -4047,7 +3997,7 @@
     </w:p>
     <w:p>
       <w:pPr>
-        <w:pStyle w:val="29"/>
+        <w:pStyle w:val="a1"/>
         <w:bidi w:val="0"/>
       </w:pPr>
       <w:r>
@@ -4056,7 +4006,7 @@
     </w:p>
     <w:p>
       <w:pPr>
-        <w:pStyle w:val="31"/>
+        <w:pStyle w:val="3"/>
         <w:bidi w:val="0"/>
       </w:pPr>
       <w:bookmarkStart w:id="19" w:name="heading_11"/>
@@ -4069,7 +4019,7 @@
     </w:p>
     <w:p>
       <w:pPr>
-        <w:pStyle w:val="40"/>
+        <w:pStyle w:val="a3"/>
         <w:numPr>
           <w:ilvl w:val="0"/>
           <w:numId w:val="0"/>
@@ -4083,7 +4033,7 @@
     </w:p>
     <w:p>
       <w:pPr>
-        <w:pStyle w:val="40"/>
+        <w:pStyle w:val="a3"/>
         <w:numPr>
           <w:ilvl w:val="0"/>
           <w:numId w:val="0"/>
@@ -4097,7 +4047,7 @@
     </w:p>
     <w:p>
       <w:pPr>
-        <w:pStyle w:val="40"/>
+        <w:pStyle w:val="a3"/>
         <w:numPr>
           <w:ilvl w:val="0"/>
           <w:numId w:val="0"/>
@@ -4111,7 +4061,7 @@
     </w:p>
     <w:p>
       <w:pPr>
-        <w:pStyle w:val="40"/>
+        <w:pStyle w:val="a3"/>
         <w:numPr>
           <w:ilvl w:val="0"/>
           <w:numId w:val="0"/>
@@ -4125,7 +4075,7 @@
     </w:p>
     <w:p>
       <w:pPr>
-        <w:pStyle w:val="31"/>
+        <w:pStyle w:val="3"/>
         <w:bidi w:val="0"/>
       </w:pPr>
       <w:bookmarkStart w:id="21" w:name="heading_12"/>
@@ -4138,7 +4088,7 @@
     </w:p>
     <w:p>
       <w:pPr>
-        <w:pStyle w:val="40"/>
+        <w:pStyle w:val="a3"/>
         <w:numPr>
           <w:ilvl w:val="0"/>
           <w:numId w:val="0"/>
@@ -4152,7 +4102,7 @@
     </w:p>
     <w:p>
       <w:pPr>
-        <w:pStyle w:val="40"/>
+        <w:pStyle w:val="a3"/>
         <w:numPr>
           <w:ilvl w:val="0"/>
           <w:numId w:val="0"/>
@@ -4166,7 +4116,7 @@
     </w:p>
     <w:p>
       <w:pPr>
-        <w:pStyle w:val="40"/>
+        <w:pStyle w:val="a3"/>
         <w:numPr>
           <w:ilvl w:val="0"/>
           <w:numId w:val="0"/>
@@ -4180,7 +4130,7 @@
     </w:p>
     <w:p>
       <w:pPr>
-        <w:pStyle w:val="30"/>
+        <w:pStyle w:val="2"/>
         <w:bidi w:val="0"/>
       </w:pPr>
       <w:bookmarkStart w:id="23" w:name="heading_13"/>
@@ -4193,7 +4143,7 @@
     </w:p>
     <w:p>
       <w:pPr>
-        <w:pStyle w:val="31"/>
+        <w:pStyle w:val="3"/>
         <w:bidi w:val="0"/>
       </w:pPr>
       <w:bookmarkStart w:id="25" w:name="heading_14"/>
@@ -4206,7 +4156,7 @@
     </w:p>
     <w:p>
       <w:pPr>
-        <w:pStyle w:val="29"/>
+        <w:pStyle w:val="a1"/>
         <w:bidi w:val="0"/>
       </w:pPr>
       <w:r>
@@ -4215,7 +4165,7 @@
     </w:p>
     <w:p>
       <w:pPr>
-        <w:pStyle w:val="31"/>
+        <w:pStyle w:val="3"/>
         <w:bidi w:val="0"/>
       </w:pPr>
       <w:bookmarkStart w:id="27" w:name="heading_15"/>
@@ -4228,7 +4178,7 @@
     </w:p>
     <w:p>
       <w:pPr>
-        <w:pStyle w:val="40"/>
+        <w:pStyle w:val="a3"/>
         <w:numPr>
           <w:ilvl w:val="0"/>
           <w:numId w:val="0"/>
@@ -4242,7 +4192,7 @@
     </w:p>
     <w:p>
       <w:pPr>
-        <w:pStyle w:val="40"/>
+        <w:pStyle w:val="a3"/>
         <w:numPr>
           <w:ilvl w:val="0"/>
           <w:numId w:val="0"/>
@@ -4256,7 +4206,7 @@
     </w:p>
     <w:p>
       <w:pPr>
-        <w:pStyle w:val="40"/>
+        <w:pStyle w:val="a3"/>
         <w:numPr>
           <w:ilvl w:val="0"/>
           <w:numId w:val="0"/>
@@ -4270,7 +4220,7 @@
     </w:p>
     <w:p>
       <w:pPr>
-        <w:pStyle w:val="40"/>
+        <w:pStyle w:val="a3"/>
         <w:numPr>
           <w:ilvl w:val="0"/>
           <w:numId w:val="0"/>
@@ -4284,7 +4234,7 @@
     </w:p>
     <w:p>
       <w:pPr>
-        <w:pStyle w:val="31"/>
+        <w:pStyle w:val="3"/>
         <w:bidi w:val="0"/>
       </w:pPr>
       <w:bookmarkStart w:id="29" w:name="heading_16"/>
@@ -4297,7 +4247,7 @@
     </w:p>
     <w:p>
       <w:pPr>
-        <w:pStyle w:val="40"/>
+        <w:pStyle w:val="a3"/>
         <w:numPr>
           <w:ilvl w:val="0"/>
           <w:numId w:val="0"/>
@@ -4311,7 +4261,7 @@
     </w:p>
     <w:p>
       <w:pPr>
-        <w:pStyle w:val="40"/>
+        <w:pStyle w:val="a3"/>
         <w:numPr>
           <w:ilvl w:val="0"/>
           <w:numId w:val="0"/>
@@ -4325,7 +4275,7 @@
     </w:p>
     <w:p>
       <w:pPr>
-        <w:pStyle w:val="28"/>
+        <w:pStyle w:val="1"/>
         <w:bidi w:val="0"/>
       </w:pPr>
       <w:bookmarkStart w:id="31" w:name="heading_17"/>
@@ -4338,18 +4288,17 @@
     </w:p>
     <w:tbl>
       <w:tblPr>
-        <w:tblStyle w:val="20"/>
+        <w:tblStyle w:val="TableNormal"/>
         <w:tblW w:w="8522" w:type="dxa"/>
         <w:jc w:val="center"/>
         <w:tblBorders>
-          <w:top w:val="none" w:color="auto" w:sz="0" w:space="0"/>
-          <w:left w:val="none" w:color="auto" w:sz="0" w:space="0"/>
-          <w:bottom w:val="none" w:color="auto" w:sz="0" w:space="0"/>
-          <w:right w:val="none" w:color="auto" w:sz="0" w:space="0"/>
-          <w:insideH w:val="none" w:color="auto" w:sz="0" w:space="0"/>
-          <w:insideV w:val="none" w:color="auto" w:sz="0" w:space="0"/>
+          <w:top w:val="nil"/>
+          <w:left w:val="nil"/>
+          <w:bottom w:val="nil"/>
+          <w:right w:val="nil"/>
+          <w:insideH w:val="nil"/>
+          <w:insideV w:val="nil"/>
         </w:tblBorders>
-        <w:tblLayout w:type="autofit"/>
         <w:tblCellMar>
           <w:top w:w="0" w:type="dxa"/>
           <w:left w:w="10" w:type="dxa"/>
@@ -4364,13 +4313,15 @@
       </w:tblGrid>
       <w:tr>
         <w:tblPrEx>
+          <w:tblW w:w="8522" w:type="dxa"/>
+          <w:jc w:val="center"/>
           <w:tblBorders>
-            <w:top w:val="none" w:color="auto" w:sz="0" w:space="0"/>
-            <w:left w:val="none" w:color="auto" w:sz="0" w:space="0"/>
-            <w:bottom w:val="none" w:color="auto" w:sz="0" w:space="0"/>
-            <w:right w:val="none" w:color="auto" w:sz="0" w:space="0"/>
-            <w:insideH w:val="none" w:color="auto" w:sz="0" w:space="0"/>
-            <w:insideV w:val="none" w:color="auto" w:sz="0" w:space="0"/>
+            <w:top w:val="nil"/>
+            <w:left w:val="nil"/>
+            <w:bottom w:val="nil"/>
+            <w:right w:val="nil"/>
+            <w:insideH w:val="nil"/>
+            <w:insideV w:val="nil"/>
           </w:tblBorders>
           <w:tblCellMar>
             <w:top w:w="0" w:type="dxa"/>
@@ -4380,7 +4331,7 @@
           </w:tblCellMar>
         </w:tblPrEx>
         <w:trPr>
-          <w:trHeight w:val="0" w:hRule="atLeast"/>
+          <w:trHeight w:val="0"/>
           <w:tblHeader/>
           <w:jc w:val="center"/>
         </w:trPr>
@@ -4388,8 +4339,8 @@
           <w:tcPr>
             <w:tcW w:w="1461" w:type="dxa"/>
             <w:tcBorders>
-              <w:top w:val="single" w:color="auto" w:sz="12" w:space="0"/>
-              <w:left w:val="single" w:color="auto" w:sz="12" w:space="0"/>
+              <w:top w:val="single" w:sz="12" w:space="0" w:color="auto"/>
+              <w:left w:val="single" w:sz="12" w:space="0" w:color="auto"/>
               <w:bottom w:val="nil"/>
               <w:right w:val="nil"/>
             </w:tcBorders>
@@ -4405,7 +4356,7 @@
             <w:pPr>
               <w:snapToGrid w:val="0"/>
               <w:spacing w:before="120" w:after="120" w:line="240" w:lineRule="auto"/>
-              <w:ind w:left="0" w:leftChars="0" w:right="0" w:rightChars="0" w:firstLine="0" w:firstLineChars="0"/>
+              <w:ind w:left="0" w:right="0" w:firstLine="0" w:leftChars="0" w:rightChars="0" w:firstLineChars="0"/>
               <w:jc w:val="center"/>
               <w:rPr>
                 <w:rFonts w:ascii="Arial" w:eastAsia="等线"/>
@@ -4415,7 +4366,7 @@
             </w:pPr>
             <w:r>
               <w:rPr>
-                <w:rFonts w:ascii="Arial" w:hAnsi="Arial" w:eastAsia="等线" w:cs="Arial"/>
+                <w:rFonts w:ascii="Arial" w:eastAsia="等线" w:hAnsi="Arial" w:cs="Arial"/>
                 <w:b/>
                 <w:sz w:val="22"/>
               </w:rPr>
@@ -4427,8 +4378,8 @@
           <w:tcPr>
             <w:tcW w:w="2660" w:type="dxa"/>
             <w:tcBorders>
-              <w:top w:val="single" w:color="auto" w:sz="12" w:space="0"/>
-              <w:left w:val="single" w:color="auto" w:sz="4" w:space="0"/>
+              <w:top w:val="single" w:sz="12" w:space="0" w:color="auto"/>
+              <w:left w:val="single" w:sz="4" w:space="0" w:color="auto"/>
               <w:bottom w:val="nil"/>
               <w:right w:val="nil"/>
             </w:tcBorders>
@@ -4444,7 +4395,7 @@
             <w:pPr>
               <w:snapToGrid w:val="0"/>
               <w:spacing w:before="120" w:after="120" w:line="240" w:lineRule="auto"/>
-              <w:ind w:left="0" w:leftChars="0" w:right="0" w:rightChars="0" w:firstLine="0" w:firstLineChars="0"/>
+              <w:ind w:left="0" w:right="0" w:firstLine="0" w:leftChars="0" w:rightChars="0" w:firstLineChars="0"/>
               <w:jc w:val="center"/>
               <w:rPr>
                 <w:rFonts w:ascii="Arial" w:eastAsia="等线"/>
@@ -4454,7 +4405,7 @@
             </w:pPr>
             <w:r>
               <w:rPr>
-                <w:rFonts w:ascii="Arial" w:hAnsi="Arial" w:eastAsia="等线" w:cs="Arial"/>
+                <w:rFonts w:ascii="Arial" w:eastAsia="等线" w:hAnsi="Arial" w:cs="Arial"/>
                 <w:b/>
                 <w:sz w:val="22"/>
               </w:rPr>
@@ -4466,24 +4417,24 @@
           <w:tcPr>
             <w:tcW w:w="4401" w:type="dxa"/>
             <w:tcBorders>
-              <w:top w:val="single" w:color="auto" w:sz="12" w:space="0"/>
-              <w:left w:val="single" w:color="auto" w:sz="4" w:space="0"/>
+              <w:top w:val="single" w:sz="12" w:space="0" w:color="auto"/>
+              <w:left w:val="single" w:sz="4" w:space="0" w:color="auto"/>
               <w:bottom w:val="nil"/>
-              <w:right w:val="single" w:color="auto" w:sz="12" w:space="0"/>
-            </w:tcBorders>
-            <w:tcMar>
-              <w:top w:w="60" w:type="dxa"/>
-              <w:left w:w="120" w:type="dxa"/>
-              <w:bottom w:w="30" w:type="dxa"/>
-              <w:right w:w="120" w:type="dxa"/>
-            </w:tcMar>
-            <w:vAlign w:val="center"/>
-          </w:tcPr>
-          <w:p>
-            <w:pPr>
-              <w:snapToGrid w:val="0"/>
-              <w:spacing w:before="120" w:after="120" w:line="240" w:lineRule="auto"/>
-              <w:ind w:left="0" w:leftChars="0" w:right="0" w:rightChars="0" w:firstLine="0" w:firstLineChars="0"/>
+              <w:right w:val="single" w:sz="12" w:space="0" w:color="auto"/>
+            </w:tcBorders>
+            <w:tcMar>
+              <w:top w:w="60" w:type="dxa"/>
+              <w:left w:w="120" w:type="dxa"/>
+              <w:bottom w:w="30" w:type="dxa"/>
+              <w:right w:w="120" w:type="dxa"/>
+            </w:tcMar>
+            <w:vAlign w:val="center"/>
+          </w:tcPr>
+          <w:p>
+            <w:pPr>
+              <w:snapToGrid w:val="0"/>
+              <w:spacing w:before="120" w:after="120" w:line="240" w:lineRule="auto"/>
+              <w:ind w:left="0" w:right="0" w:firstLine="0" w:leftChars="0" w:rightChars="0" w:firstLineChars="0"/>
               <w:jc w:val="center"/>
               <w:rPr>
                 <w:rFonts w:ascii="Arial" w:eastAsia="等线"/>
@@ -4493,7 +4444,7 @@
             </w:pPr>
             <w:r>
               <w:rPr>
-                <w:rFonts w:ascii="Arial" w:hAnsi="Arial" w:eastAsia="等线" w:cs="Arial"/>
+                <w:rFonts w:ascii="Arial" w:eastAsia="等线" w:hAnsi="Arial" w:cs="Arial"/>
                 <w:b/>
                 <w:sz w:val="22"/>
               </w:rPr>
@@ -4504,14 +4455,8 @@
       </w:tr>
       <w:tr>
         <w:tblPrEx>
-          <w:tblBorders>
-            <w:top w:val="none" w:color="auto" w:sz="0" w:space="0"/>
-            <w:left w:val="none" w:color="auto" w:sz="0" w:space="0"/>
-            <w:bottom w:val="none" w:color="auto" w:sz="0" w:space="0"/>
-            <w:right w:val="none" w:color="auto" w:sz="0" w:space="0"/>
-            <w:insideH w:val="none" w:color="auto" w:sz="0" w:space="0"/>
-            <w:insideV w:val="none" w:color="auto" w:sz="0" w:space="0"/>
-          </w:tblBorders>
+          <w:tblW w:w="8522" w:type="dxa"/>
+          <w:jc w:val="center"/>
           <w:tblCellMar>
             <w:top w:w="0" w:type="dxa"/>
             <w:left w:w="10" w:type="dxa"/>
@@ -4520,15 +4465,15 @@
           </w:tblCellMar>
         </w:tblPrEx>
         <w:trPr>
-          <w:trHeight w:val="0" w:hRule="atLeast"/>
+          <w:trHeight w:val="0"/>
           <w:jc w:val="center"/>
         </w:trPr>
         <w:tc>
           <w:tcPr>
             <w:tcW w:w="1461" w:type="dxa"/>
             <w:tcBorders>
-              <w:top w:val="single" w:color="auto" w:sz="4" w:space="0"/>
-              <w:left w:val="single" w:color="auto" w:sz="12" w:space="0"/>
+              <w:top w:val="single" w:sz="4" w:space="0" w:color="auto"/>
+              <w:left w:val="single" w:sz="12" w:space="0" w:color="auto"/>
               <w:bottom w:val="nil"/>
               <w:right w:val="nil"/>
             </w:tcBorders>
@@ -4544,7 +4489,7 @@
             <w:pPr>
               <w:snapToGrid w:val="0"/>
               <w:spacing w:before="120" w:after="120" w:line="240" w:lineRule="auto"/>
-              <w:ind w:left="0" w:leftChars="0" w:right="0" w:rightChars="0" w:firstLine="0" w:firstLineChars="0"/>
+              <w:ind w:left="0" w:right="0" w:firstLine="0" w:leftChars="0" w:rightChars="0" w:firstLineChars="0"/>
               <w:jc w:val="center"/>
               <w:rPr>
                 <w:rFonts w:ascii="Arial" w:eastAsia="等线"/>
@@ -4553,7 +4498,7 @@
             </w:pPr>
             <w:r>
               <w:rPr>
-                <w:rFonts w:ascii="Arial" w:hAnsi="Arial" w:eastAsia="等线" w:cs="Arial"/>
+                <w:rFonts w:ascii="Arial" w:eastAsia="等线" w:hAnsi="Arial" w:cs="Arial"/>
                 <w:b/>
                 <w:sz w:val="22"/>
               </w:rPr>
@@ -4565,8 +4510,8 @@
           <w:tcPr>
             <w:tcW w:w="2660" w:type="dxa"/>
             <w:tcBorders>
-              <w:top w:val="single" w:color="auto" w:sz="4" w:space="0"/>
-              <w:left w:val="single" w:color="auto" w:sz="4" w:space="0"/>
+              <w:top w:val="single" w:sz="4" w:space="0" w:color="auto"/>
+              <w:left w:val="single" w:sz="4" w:space="0" w:color="auto"/>
               <w:bottom w:val="nil"/>
               <w:right w:val="nil"/>
             </w:tcBorders>
@@ -4582,7 +4527,7 @@
             <w:pPr>
               <w:snapToGrid w:val="0"/>
               <w:spacing w:before="120" w:after="120" w:line="240" w:lineRule="auto"/>
-              <w:ind w:left="0" w:leftChars="0" w:right="0" w:rightChars="0" w:firstLine="0" w:firstLineChars="0"/>
+              <w:ind w:left="0" w:right="0" w:firstLine="0" w:leftChars="0" w:rightChars="0" w:firstLineChars="0"/>
               <w:jc w:val="left"/>
               <w:rPr>
                 <w:rFonts w:ascii="Arial" w:eastAsia="等线"/>
@@ -4591,10 +4536,10 @@
             </w:pPr>
             <w:r>
               <w:rPr>
-                <w:rFonts w:ascii="Arial" w:hAnsi="Arial" w:eastAsia="等线" w:cs="Arial"/>
-                <w:sz w:val="22"/>
-              </w:rPr>
-              <w:t>宋海滨（运维部部长）</w:t>
+                <w:rFonts w:ascii="Arial" w:eastAsia="等线" w:hAnsi="Arial" w:cs="Arial"/>
+                <w:sz w:val="22"/>
+              </w:rPr>
+              <w:t>宋海滨（运维部经理）</w:t>
             </w:r>
           </w:p>
         </w:tc>
@@ -4602,24 +4547,24 @@
           <w:tcPr>
             <w:tcW w:w="4401" w:type="dxa"/>
             <w:tcBorders>
-              <w:top w:val="single" w:color="auto" w:sz="4" w:space="0"/>
-              <w:left w:val="single" w:color="auto" w:sz="4" w:space="0"/>
+              <w:top w:val="single" w:sz="4" w:space="0" w:color="auto"/>
+              <w:left w:val="single" w:sz="4" w:space="0" w:color="auto"/>
               <w:bottom w:val="nil"/>
-              <w:right w:val="single" w:color="auto" w:sz="12" w:space="0"/>
-            </w:tcBorders>
-            <w:tcMar>
-              <w:top w:w="60" w:type="dxa"/>
-              <w:left w:w="120" w:type="dxa"/>
-              <w:bottom w:w="30" w:type="dxa"/>
-              <w:right w:w="120" w:type="dxa"/>
-            </w:tcMar>
-            <w:vAlign w:val="center"/>
-          </w:tcPr>
-          <w:p>
-            <w:pPr>
-              <w:snapToGrid w:val="0"/>
-              <w:spacing w:before="120" w:after="120" w:line="240" w:lineRule="auto"/>
-              <w:ind w:left="0" w:leftChars="0" w:right="0" w:rightChars="0" w:firstLine="0" w:firstLineChars="0"/>
+              <w:right w:val="single" w:sz="12" w:space="0" w:color="auto"/>
+            </w:tcBorders>
+            <w:tcMar>
+              <w:top w:w="60" w:type="dxa"/>
+              <w:left w:w="120" w:type="dxa"/>
+              <w:bottom w:w="30" w:type="dxa"/>
+              <w:right w:w="120" w:type="dxa"/>
+            </w:tcMar>
+            <w:vAlign w:val="center"/>
+          </w:tcPr>
+          <w:p>
+            <w:pPr>
+              <w:snapToGrid w:val="0"/>
+              <w:spacing w:before="120" w:after="120" w:line="240" w:lineRule="auto"/>
+              <w:ind w:left="0" w:right="0" w:firstLine="0" w:leftChars="0" w:rightChars="0" w:firstLineChars="0"/>
               <w:jc w:val="left"/>
               <w:rPr>
                 <w:rFonts w:ascii="Arial" w:eastAsia="等线"/>
@@ -4628,7 +4573,7 @@
             </w:pPr>
             <w:r>
               <w:rPr>
-                <w:rFonts w:ascii="Arial" w:hAnsi="Arial" w:eastAsia="等线" w:cs="Arial"/>
+                <w:rFonts w:ascii="Arial" w:eastAsia="等线" w:hAnsi="Arial" w:cs="Arial"/>
                 <w:sz w:val="22"/>
               </w:rPr>
               <w:t>统筹演练全局，下达应急启动/终止指令</w:t>
@@ -4638,14 +4583,8 @@
       </w:tr>
       <w:tr>
         <w:tblPrEx>
-          <w:tblBorders>
-            <w:top w:val="none" w:color="auto" w:sz="0" w:space="0"/>
-            <w:left w:val="none" w:color="auto" w:sz="0" w:space="0"/>
-            <w:bottom w:val="none" w:color="auto" w:sz="0" w:space="0"/>
-            <w:right w:val="none" w:color="auto" w:sz="0" w:space="0"/>
-            <w:insideH w:val="none" w:color="auto" w:sz="0" w:space="0"/>
-            <w:insideV w:val="none" w:color="auto" w:sz="0" w:space="0"/>
-          </w:tblBorders>
+          <w:tblW w:w="8522" w:type="dxa"/>
+          <w:jc w:val="center"/>
           <w:tblCellMar>
             <w:top w:w="0" w:type="dxa"/>
             <w:left w:w="10" w:type="dxa"/>
@@ -4654,15 +4593,15 @@
           </w:tblCellMar>
         </w:tblPrEx>
         <w:trPr>
-          <w:trHeight w:val="0" w:hRule="atLeast"/>
+          <w:trHeight w:val="0"/>
           <w:jc w:val="center"/>
         </w:trPr>
         <w:tc>
           <w:tcPr>
             <w:tcW w:w="1461" w:type="dxa"/>
             <w:tcBorders>
-              <w:top w:val="single" w:color="auto" w:sz="4" w:space="0"/>
-              <w:left w:val="single" w:color="auto" w:sz="12" w:space="0"/>
+              <w:top w:val="single" w:sz="4" w:space="0" w:color="auto"/>
+              <w:left w:val="single" w:sz="12" w:space="0" w:color="auto"/>
               <w:bottom w:val="nil"/>
               <w:right w:val="nil"/>
             </w:tcBorders>
@@ -4678,7 +4617,7 @@
             <w:pPr>
               <w:snapToGrid w:val="0"/>
               <w:spacing w:before="120" w:after="120" w:line="240" w:lineRule="auto"/>
-              <w:ind w:left="0" w:leftChars="0" w:right="0" w:rightChars="0" w:firstLine="0" w:firstLineChars="0"/>
+              <w:ind w:left="0" w:right="0" w:firstLine="0" w:leftChars="0" w:rightChars="0" w:firstLineChars="0"/>
               <w:jc w:val="center"/>
               <w:rPr>
                 <w:rFonts w:ascii="Arial" w:eastAsia="等线"/>
@@ -4687,7 +4626,7 @@
             </w:pPr>
             <w:r>
               <w:rPr>
-                <w:rFonts w:ascii="Arial" w:hAnsi="Arial" w:eastAsia="等线" w:cs="Arial"/>
+                <w:rFonts w:ascii="Arial" w:eastAsia="等线" w:hAnsi="Arial" w:cs="Arial"/>
                 <w:b/>
                 <w:sz w:val="22"/>
               </w:rPr>
@@ -4699,8 +4638,8 @@
           <w:tcPr>
             <w:tcW w:w="2660" w:type="dxa"/>
             <w:tcBorders>
-              <w:top w:val="single" w:color="auto" w:sz="4" w:space="0"/>
-              <w:left w:val="single" w:color="auto" w:sz="4" w:space="0"/>
+              <w:top w:val="single" w:sz="4" w:space="0" w:color="auto"/>
+              <w:left w:val="single" w:sz="4" w:space="0" w:color="auto"/>
               <w:bottom w:val="nil"/>
               <w:right w:val="nil"/>
             </w:tcBorders>
@@ -4716,7 +4655,7 @@
             <w:pPr>
               <w:snapToGrid w:val="0"/>
               <w:spacing w:before="120" w:after="120" w:line="240" w:lineRule="auto"/>
-              <w:ind w:left="0" w:leftChars="0" w:right="0" w:rightChars="0" w:firstLine="0" w:firstLineChars="0"/>
+              <w:ind w:left="0" w:right="0" w:firstLine="0" w:leftChars="0" w:rightChars="0" w:firstLineChars="0"/>
               <w:jc w:val="left"/>
               <w:rPr>
                 <w:rFonts w:ascii="Arial" w:eastAsia="等线"/>
@@ -4725,7 +4664,7 @@
             </w:pPr>
             <w:r>
               <w:rPr>
-                <w:rFonts w:ascii="Arial" w:hAnsi="Arial" w:eastAsia="等线" w:cs="Arial"/>
+                <w:rFonts w:ascii="Arial" w:eastAsia="等线" w:hAnsi="Arial" w:cs="Arial"/>
                 <w:sz w:val="22"/>
               </w:rPr>
               <w:t>甲方对接人</w:t>
@@ -4736,24 +4675,24 @@
           <w:tcPr>
             <w:tcW w:w="4401" w:type="dxa"/>
             <w:tcBorders>
-              <w:top w:val="single" w:color="auto" w:sz="4" w:space="0"/>
-              <w:left w:val="single" w:color="auto" w:sz="4" w:space="0"/>
+              <w:top w:val="single" w:sz="4" w:space="0" w:color="auto"/>
+              <w:left w:val="single" w:sz="4" w:space="0" w:color="auto"/>
               <w:bottom w:val="nil"/>
-              <w:right w:val="single" w:color="auto" w:sz="12" w:space="0"/>
-            </w:tcBorders>
-            <w:tcMar>
-              <w:top w:w="60" w:type="dxa"/>
-              <w:left w:w="120" w:type="dxa"/>
-              <w:bottom w:w="30" w:type="dxa"/>
-              <w:right w:w="120" w:type="dxa"/>
-            </w:tcMar>
-            <w:vAlign w:val="center"/>
-          </w:tcPr>
-          <w:p>
-            <w:pPr>
-              <w:snapToGrid w:val="0"/>
-              <w:spacing w:before="120" w:after="120" w:line="240" w:lineRule="auto"/>
-              <w:ind w:left="0" w:leftChars="0" w:right="0" w:rightChars="0" w:firstLine="0" w:firstLineChars="0"/>
+              <w:right w:val="single" w:sz="12" w:space="0" w:color="auto"/>
+            </w:tcBorders>
+            <w:tcMar>
+              <w:top w:w="60" w:type="dxa"/>
+              <w:left w:w="120" w:type="dxa"/>
+              <w:bottom w:w="30" w:type="dxa"/>
+              <w:right w:w="120" w:type="dxa"/>
+            </w:tcMar>
+            <w:vAlign w:val="center"/>
+          </w:tcPr>
+          <w:p>
+            <w:pPr>
+              <w:snapToGrid w:val="0"/>
+              <w:spacing w:before="120" w:after="120" w:line="240" w:lineRule="auto"/>
+              <w:ind w:left="0" w:right="0" w:firstLine="0" w:leftChars="0" w:rightChars="0" w:firstLineChars="0"/>
               <w:jc w:val="left"/>
               <w:rPr>
                 <w:rFonts w:ascii="Arial" w:eastAsia="等线"/>
@@ -4762,7 +4701,7 @@
             </w:pPr>
             <w:r>
               <w:rPr>
-                <w:rFonts w:ascii="Arial" w:hAnsi="Arial" w:eastAsia="等线" w:cs="Arial"/>
+                <w:rFonts w:ascii="Arial" w:eastAsia="等线" w:hAnsi="Arial" w:cs="Arial"/>
                 <w:sz w:val="22"/>
               </w:rPr>
               <w:t>协调客户方资源，确认恢复结果</w:t>
@@ -4772,14 +4711,8 @@
       </w:tr>
       <w:tr>
         <w:tblPrEx>
-          <w:tblBorders>
-            <w:top w:val="none" w:color="auto" w:sz="0" w:space="0"/>
-            <w:left w:val="none" w:color="auto" w:sz="0" w:space="0"/>
-            <w:bottom w:val="none" w:color="auto" w:sz="0" w:space="0"/>
-            <w:right w:val="none" w:color="auto" w:sz="0" w:space="0"/>
-            <w:insideH w:val="none" w:color="auto" w:sz="0" w:space="0"/>
-            <w:insideV w:val="none" w:color="auto" w:sz="0" w:space="0"/>
-          </w:tblBorders>
+          <w:tblW w:w="8522" w:type="dxa"/>
+          <w:jc w:val="center"/>
           <w:tblCellMar>
             <w:top w:w="0" w:type="dxa"/>
             <w:left w:w="10" w:type="dxa"/>
@@ -4788,15 +4721,15 @@
           </w:tblCellMar>
         </w:tblPrEx>
         <w:trPr>
-          <w:trHeight w:val="0" w:hRule="atLeast"/>
+          <w:trHeight w:val="0"/>
           <w:jc w:val="center"/>
         </w:trPr>
         <w:tc>
           <w:tcPr>
             <w:tcW w:w="1461" w:type="dxa"/>
             <w:tcBorders>
-              <w:top w:val="single" w:color="auto" w:sz="4" w:space="0"/>
-              <w:left w:val="single" w:color="auto" w:sz="12" w:space="0"/>
+              <w:top w:val="single" w:sz="4" w:space="0" w:color="auto"/>
+              <w:left w:val="single" w:sz="12" w:space="0" w:color="auto"/>
               <w:bottom w:val="nil"/>
               <w:right w:val="nil"/>
             </w:tcBorders>
@@ -4812,7 +4745,7 @@
             <w:pPr>
               <w:snapToGrid w:val="0"/>
               <w:spacing w:before="120" w:after="120" w:line="240" w:lineRule="auto"/>
-              <w:ind w:left="0" w:leftChars="0" w:right="0" w:rightChars="0" w:firstLine="0" w:firstLineChars="0"/>
+              <w:ind w:left="0" w:right="0" w:firstLine="0" w:leftChars="0" w:rightChars="0" w:firstLineChars="0"/>
               <w:jc w:val="center"/>
               <w:rPr>
                 <w:rFonts w:ascii="Arial" w:eastAsia="等线"/>
@@ -4821,7 +4754,7 @@
             </w:pPr>
             <w:r>
               <w:rPr>
-                <w:rFonts w:ascii="Arial" w:hAnsi="Arial" w:eastAsia="等线" w:cs="Arial"/>
+                <w:rFonts w:ascii="Arial" w:eastAsia="等线" w:hAnsi="Arial" w:cs="Arial"/>
                 <w:b/>
                 <w:sz w:val="22"/>
               </w:rPr>
@@ -4833,8 +4766,8 @@
           <w:tcPr>
             <w:tcW w:w="2660" w:type="dxa"/>
             <w:tcBorders>
-              <w:top w:val="single" w:color="auto" w:sz="4" w:space="0"/>
-              <w:left w:val="single" w:color="auto" w:sz="4" w:space="0"/>
+              <w:top w:val="single" w:sz="4" w:space="0" w:color="auto"/>
+              <w:left w:val="single" w:sz="4" w:space="0" w:color="auto"/>
               <w:bottom w:val="nil"/>
               <w:right w:val="nil"/>
             </w:tcBorders>
@@ -4850,7 +4783,7 @@
             <w:pPr>
               <w:snapToGrid w:val="0"/>
               <w:spacing w:before="120" w:after="120" w:line="240" w:lineRule="auto"/>
-              <w:ind w:left="0" w:leftChars="0" w:right="0" w:rightChars="0" w:firstLine="0" w:firstLineChars="0"/>
+              <w:ind w:left="0" w:right="0" w:firstLine="0" w:leftChars="0" w:rightChars="0" w:firstLineChars="0"/>
               <w:jc w:val="left"/>
               <w:rPr>
                 <w:rFonts w:ascii="Arial" w:eastAsia="等线"/>
@@ -4859,7 +4792,7 @@
             </w:pPr>
             <w:r>
               <w:rPr>
-                <w:rFonts w:ascii="Arial" w:hAnsi="Arial" w:eastAsia="等线" w:cs="Arial"/>
+                <w:rFonts w:ascii="Arial" w:eastAsia="等线" w:hAnsi="Arial" w:cs="Arial"/>
                 <w:sz w:val="22"/>
               </w:rPr>
               <w:t>运维工程师</w:t>
@@ -4870,24 +4803,24 @@
           <w:tcPr>
             <w:tcW w:w="4401" w:type="dxa"/>
             <w:tcBorders>
-              <w:top w:val="single" w:color="auto" w:sz="4" w:space="0"/>
-              <w:left w:val="single" w:color="auto" w:sz="4" w:space="0"/>
+              <w:top w:val="single" w:sz="4" w:space="0" w:color="auto"/>
+              <w:left w:val="single" w:sz="4" w:space="0" w:color="auto"/>
               <w:bottom w:val="nil"/>
-              <w:right w:val="single" w:color="auto" w:sz="12" w:space="0"/>
-            </w:tcBorders>
-            <w:tcMar>
-              <w:top w:w="60" w:type="dxa"/>
-              <w:left w:w="120" w:type="dxa"/>
-              <w:bottom w:w="30" w:type="dxa"/>
-              <w:right w:w="120" w:type="dxa"/>
-            </w:tcMar>
-            <w:vAlign w:val="center"/>
-          </w:tcPr>
-          <w:p>
-            <w:pPr>
-              <w:snapToGrid w:val="0"/>
-              <w:spacing w:before="120" w:after="120" w:line="240" w:lineRule="auto"/>
-              <w:ind w:left="0" w:leftChars="0" w:right="0" w:rightChars="0" w:firstLine="0" w:firstLineChars="0"/>
+              <w:right w:val="single" w:sz="12" w:space="0" w:color="auto"/>
+            </w:tcBorders>
+            <w:tcMar>
+              <w:top w:w="60" w:type="dxa"/>
+              <w:left w:w="120" w:type="dxa"/>
+              <w:bottom w:w="30" w:type="dxa"/>
+              <w:right w:w="120" w:type="dxa"/>
+            </w:tcMar>
+            <w:vAlign w:val="center"/>
+          </w:tcPr>
+          <w:p>
+            <w:pPr>
+              <w:snapToGrid w:val="0"/>
+              <w:spacing w:before="120" w:after="120" w:line="240" w:lineRule="auto"/>
+              <w:ind w:left="0" w:right="0" w:firstLine="0" w:leftChars="0" w:rightChars="0" w:firstLineChars="0"/>
               <w:jc w:val="left"/>
               <w:rPr>
                 <w:rFonts w:ascii="Arial" w:eastAsia="等线"/>
@@ -4896,7 +4829,7 @@
             </w:pPr>
             <w:r>
               <w:rPr>
-                <w:rFonts w:ascii="Arial" w:hAnsi="Arial" w:eastAsia="等线" w:cs="Arial"/>
+                <w:rFonts w:ascii="Arial" w:eastAsia="等线" w:hAnsi="Arial" w:cs="Arial"/>
                 <w:sz w:val="22"/>
               </w:rPr>
               <w:t>故障诊断、技术方案制定、系统恢复</w:t>
@@ -4906,14 +4839,8 @@
       </w:tr>
       <w:tr>
         <w:tblPrEx>
-          <w:tblBorders>
-            <w:top w:val="none" w:color="auto" w:sz="0" w:space="0"/>
-            <w:left w:val="none" w:color="auto" w:sz="0" w:space="0"/>
-            <w:bottom w:val="none" w:color="auto" w:sz="0" w:space="0"/>
-            <w:right w:val="none" w:color="auto" w:sz="0" w:space="0"/>
-            <w:insideH w:val="none" w:color="auto" w:sz="0" w:space="0"/>
-            <w:insideV w:val="none" w:color="auto" w:sz="0" w:space="0"/>
-          </w:tblBorders>
+          <w:tblW w:w="8522" w:type="dxa"/>
+          <w:jc w:val="center"/>
           <w:tblCellMar>
             <w:top w:w="0" w:type="dxa"/>
             <w:left w:w="10" w:type="dxa"/>
@@ -4922,15 +4849,15 @@
           </w:tblCellMar>
         </w:tblPrEx>
         <w:trPr>
-          <w:trHeight w:val="0" w:hRule="atLeast"/>
+          <w:trHeight w:val="0"/>
           <w:jc w:val="center"/>
         </w:trPr>
         <w:tc>
           <w:tcPr>
             <w:tcW w:w="1461" w:type="dxa"/>
             <w:tcBorders>
-              <w:top w:val="single" w:color="auto" w:sz="4" w:space="0"/>
-              <w:left w:val="single" w:color="auto" w:sz="12" w:space="0"/>
+              <w:top w:val="single" w:sz="4" w:space="0" w:color="auto"/>
+              <w:left w:val="single" w:sz="12" w:space="0" w:color="auto"/>
               <w:bottom w:val="nil"/>
               <w:right w:val="nil"/>
             </w:tcBorders>
@@ -4946,7 +4873,7 @@
             <w:pPr>
               <w:snapToGrid w:val="0"/>
               <w:spacing w:before="120" w:after="120" w:line="240" w:lineRule="auto"/>
-              <w:ind w:left="0" w:leftChars="0" w:right="0" w:rightChars="0" w:firstLine="0" w:firstLineChars="0"/>
+              <w:ind w:left="0" w:right="0" w:firstLine="0" w:leftChars="0" w:rightChars="0" w:firstLineChars="0"/>
               <w:jc w:val="center"/>
               <w:rPr>
                 <w:rFonts w:ascii="Arial" w:eastAsia="等线"/>
@@ -4955,7 +4882,7 @@
             </w:pPr>
             <w:r>
               <w:rPr>
-                <w:rFonts w:ascii="Arial" w:hAnsi="Arial" w:eastAsia="等线" w:cs="Arial"/>
+                <w:rFonts w:ascii="Arial" w:eastAsia="等线" w:hAnsi="Arial" w:cs="Arial"/>
                 <w:b/>
                 <w:sz w:val="22"/>
               </w:rPr>
@@ -4967,8 +4894,8 @@
           <w:tcPr>
             <w:tcW w:w="2660" w:type="dxa"/>
             <w:tcBorders>
-              <w:top w:val="single" w:color="auto" w:sz="4" w:space="0"/>
-              <w:left w:val="single" w:color="auto" w:sz="4" w:space="0"/>
+              <w:top w:val="single" w:sz="4" w:space="0" w:color="auto"/>
+              <w:left w:val="single" w:sz="4" w:space="0" w:color="auto"/>
               <w:bottom w:val="nil"/>
               <w:right w:val="nil"/>
             </w:tcBorders>
@@ -4984,7 +4911,7 @@
             <w:pPr>
               <w:snapToGrid w:val="0"/>
               <w:spacing w:before="120" w:after="120" w:line="240" w:lineRule="auto"/>
-              <w:ind w:left="0" w:leftChars="0" w:right="0" w:rightChars="0" w:firstLine="0" w:firstLineChars="0"/>
+              <w:ind w:left="0" w:right="0" w:firstLine="0" w:leftChars="0" w:rightChars="0" w:firstLineChars="0"/>
               <w:jc w:val="left"/>
               <w:rPr>
                 <w:rFonts w:ascii="Arial" w:eastAsia="等线"/>
@@ -4993,7 +4920,7 @@
             </w:pPr>
             <w:r>
               <w:rPr>
-                <w:rFonts w:ascii="Arial" w:hAnsi="Arial" w:eastAsia="等线" w:cs="Arial"/>
+                <w:rFonts w:ascii="Arial" w:eastAsia="等线" w:hAnsi="Arial" w:cs="Arial"/>
                 <w:sz w:val="22"/>
               </w:rPr>
               <w:t>数据中心运维人员</w:t>
@@ -5004,24 +4931,24 @@
           <w:tcPr>
             <w:tcW w:w="4401" w:type="dxa"/>
             <w:tcBorders>
-              <w:top w:val="single" w:color="auto" w:sz="4" w:space="0"/>
-              <w:left w:val="single" w:color="auto" w:sz="4" w:space="0"/>
+              <w:top w:val="single" w:sz="4" w:space="0" w:color="auto"/>
+              <w:left w:val="single" w:sz="4" w:space="0" w:color="auto"/>
               <w:bottom w:val="nil"/>
-              <w:right w:val="single" w:color="auto" w:sz="12" w:space="0"/>
-            </w:tcBorders>
-            <w:tcMar>
-              <w:top w:w="60" w:type="dxa"/>
-              <w:left w:w="120" w:type="dxa"/>
-              <w:bottom w:w="30" w:type="dxa"/>
-              <w:right w:w="120" w:type="dxa"/>
-            </w:tcMar>
-            <w:vAlign w:val="center"/>
-          </w:tcPr>
-          <w:p>
-            <w:pPr>
-              <w:snapToGrid w:val="0"/>
-              <w:spacing w:before="120" w:after="120" w:line="240" w:lineRule="auto"/>
-              <w:ind w:left="0" w:leftChars="0" w:right="0" w:rightChars="0" w:firstLine="0" w:firstLineChars="0"/>
+              <w:right w:val="single" w:sz="12" w:space="0" w:color="auto"/>
+            </w:tcBorders>
+            <w:tcMar>
+              <w:top w:w="60" w:type="dxa"/>
+              <w:left w:w="120" w:type="dxa"/>
+              <w:bottom w:w="30" w:type="dxa"/>
+              <w:right w:w="120" w:type="dxa"/>
+            </w:tcMar>
+            <w:vAlign w:val="center"/>
+          </w:tcPr>
+          <w:p>
+            <w:pPr>
+              <w:snapToGrid w:val="0"/>
+              <w:spacing w:before="120" w:after="120" w:line="240" w:lineRule="auto"/>
+              <w:ind w:left="0" w:right="0" w:firstLine="0" w:leftChars="0" w:rightChars="0" w:firstLineChars="0"/>
               <w:jc w:val="left"/>
               <w:rPr>
                 <w:rFonts w:ascii="Arial" w:eastAsia="等线"/>
@@ -5030,7 +4957,7 @@
             </w:pPr>
             <w:r>
               <w:rPr>
-                <w:rFonts w:ascii="Arial" w:hAnsi="Arial" w:eastAsia="等线" w:cs="Arial"/>
+                <w:rFonts w:ascii="Arial" w:eastAsia="等线" w:hAnsi="Arial" w:cs="Arial"/>
                 <w:sz w:val="22"/>
               </w:rPr>
               <w:t>现场隔离、设备检查、初期险情控制</w:t>
@@ -5040,14 +4967,8 @@
       </w:tr>
       <w:tr>
         <w:tblPrEx>
-          <w:tblBorders>
-            <w:top w:val="none" w:color="auto" w:sz="0" w:space="0"/>
-            <w:left w:val="none" w:color="auto" w:sz="0" w:space="0"/>
-            <w:bottom w:val="none" w:color="auto" w:sz="0" w:space="0"/>
-            <w:right w:val="none" w:color="auto" w:sz="0" w:space="0"/>
-            <w:insideH w:val="none" w:color="auto" w:sz="0" w:space="0"/>
-            <w:insideV w:val="none" w:color="auto" w:sz="0" w:space="0"/>
-          </w:tblBorders>
+          <w:tblW w:w="8522" w:type="dxa"/>
+          <w:jc w:val="center"/>
           <w:tblCellMar>
             <w:top w:w="0" w:type="dxa"/>
             <w:left w:w="10" w:type="dxa"/>
@@ -5056,15 +4977,15 @@
           </w:tblCellMar>
         </w:tblPrEx>
         <w:trPr>
-          <w:trHeight w:val="0" w:hRule="atLeast"/>
+          <w:trHeight w:val="0"/>
           <w:jc w:val="center"/>
         </w:trPr>
         <w:tc>
           <w:tcPr>
             <w:tcW w:w="1461" w:type="dxa"/>
             <w:tcBorders>
-              <w:top w:val="single" w:color="auto" w:sz="4" w:space="0"/>
-              <w:left w:val="single" w:color="auto" w:sz="12" w:space="0"/>
+              <w:top w:val="single" w:sz="4" w:space="0" w:color="auto"/>
+              <w:left w:val="single" w:sz="12" w:space="0" w:color="auto"/>
               <w:bottom w:val="nil"/>
               <w:right w:val="nil"/>
             </w:tcBorders>
@@ -5080,7 +5001,7 @@
             <w:pPr>
               <w:snapToGrid w:val="0"/>
               <w:spacing w:before="120" w:after="120" w:line="240" w:lineRule="auto"/>
-              <w:ind w:left="0" w:leftChars="0" w:right="0" w:rightChars="0" w:firstLine="0" w:firstLineChars="0"/>
+              <w:ind w:left="0" w:right="0" w:firstLine="0" w:leftChars="0" w:rightChars="0" w:firstLineChars="0"/>
               <w:jc w:val="center"/>
               <w:rPr>
                 <w:rFonts w:ascii="Arial" w:eastAsia="等线"/>
@@ -5089,7 +5010,7 @@
             </w:pPr>
             <w:r>
               <w:rPr>
-                <w:rFonts w:ascii="Arial" w:hAnsi="Arial" w:eastAsia="等线" w:cs="Arial"/>
+                <w:rFonts w:ascii="Arial" w:eastAsia="等线" w:hAnsi="Arial" w:cs="Arial"/>
                 <w:b/>
                 <w:sz w:val="22"/>
               </w:rPr>
@@ -5101,8 +5022,8 @@
           <w:tcPr>
             <w:tcW w:w="2660" w:type="dxa"/>
             <w:tcBorders>
-              <w:top w:val="single" w:color="auto" w:sz="4" w:space="0"/>
-              <w:left w:val="single" w:color="auto" w:sz="4" w:space="0"/>
+              <w:top w:val="single" w:sz="4" w:space="0" w:color="auto"/>
+              <w:left w:val="single" w:sz="4" w:space="0" w:color="auto"/>
               <w:bottom w:val="nil"/>
               <w:right w:val="nil"/>
             </w:tcBorders>
@@ -5118,7 +5039,7 @@
             <w:pPr>
               <w:snapToGrid w:val="0"/>
               <w:spacing w:before="120" w:after="120" w:line="240" w:lineRule="auto"/>
-              <w:ind w:left="0" w:leftChars="0" w:right="0" w:rightChars="0" w:firstLine="0" w:firstLineChars="0"/>
+              <w:ind w:left="0" w:right="0" w:firstLine="0" w:leftChars="0" w:rightChars="0" w:firstLineChars="0"/>
               <w:jc w:val="left"/>
               <w:rPr>
                 <w:rFonts w:ascii="Arial" w:eastAsia="等线"/>
@@ -5127,7 +5048,7 @@
             </w:pPr>
             <w:r>
               <w:rPr>
-                <w:rFonts w:ascii="Arial" w:hAnsi="Arial" w:eastAsia="等线" w:cs="Arial"/>
+                <w:rFonts w:ascii="Arial" w:eastAsia="等线" w:hAnsi="Arial" w:cs="Arial"/>
                 <w:sz w:val="22"/>
               </w:rPr>
               <w:t>服务台专员</w:t>
@@ -5138,24 +5059,24 @@
           <w:tcPr>
             <w:tcW w:w="4401" w:type="dxa"/>
             <w:tcBorders>
-              <w:top w:val="single" w:color="auto" w:sz="4" w:space="0"/>
-              <w:left w:val="single" w:color="auto" w:sz="4" w:space="0"/>
+              <w:top w:val="single" w:sz="4" w:space="0" w:color="auto"/>
+              <w:left w:val="single" w:sz="4" w:space="0" w:color="auto"/>
               <w:bottom w:val="nil"/>
-              <w:right w:val="single" w:color="auto" w:sz="12" w:space="0"/>
-            </w:tcBorders>
-            <w:tcMar>
-              <w:top w:w="60" w:type="dxa"/>
-              <w:left w:w="120" w:type="dxa"/>
-              <w:bottom w:w="30" w:type="dxa"/>
-              <w:right w:w="120" w:type="dxa"/>
-            </w:tcMar>
-            <w:vAlign w:val="center"/>
-          </w:tcPr>
-          <w:p>
-            <w:pPr>
-              <w:snapToGrid w:val="0"/>
-              <w:spacing w:before="120" w:after="120" w:line="240" w:lineRule="auto"/>
-              <w:ind w:left="0" w:leftChars="0" w:right="0" w:rightChars="0" w:firstLine="0" w:firstLineChars="0"/>
+              <w:right w:val="single" w:sz="12" w:space="0" w:color="auto"/>
+            </w:tcBorders>
+            <w:tcMar>
+              <w:top w:w="60" w:type="dxa"/>
+              <w:left w:w="120" w:type="dxa"/>
+              <w:bottom w:w="30" w:type="dxa"/>
+              <w:right w:w="120" w:type="dxa"/>
+            </w:tcMar>
+            <w:vAlign w:val="center"/>
+          </w:tcPr>
+          <w:p>
+            <w:pPr>
+              <w:snapToGrid w:val="0"/>
+              <w:spacing w:before="120" w:after="120" w:line="240" w:lineRule="auto"/>
+              <w:ind w:left="0" w:right="0" w:firstLine="0" w:leftChars="0" w:rightChars="0" w:firstLineChars="0"/>
               <w:jc w:val="left"/>
               <w:rPr>
                 <w:rFonts w:ascii="Arial" w:eastAsia="等线"/>
@@ -5164,7 +5085,7 @@
             </w:pPr>
             <w:r>
               <w:rPr>
-                <w:rFonts w:ascii="Arial" w:hAnsi="Arial" w:eastAsia="等线" w:cs="Arial"/>
+                <w:rFonts w:ascii="Arial" w:eastAsia="等线" w:hAnsi="Arial" w:cs="Arial"/>
                 <w:sz w:val="22"/>
               </w:rPr>
               <w:t>信息通报、过程记录、对接甲方</w:t>
@@ -5174,14 +5095,8 @@
       </w:tr>
       <w:tr>
         <w:tblPrEx>
-          <w:tblBorders>
-            <w:top w:val="none" w:color="auto" w:sz="0" w:space="0"/>
-            <w:left w:val="none" w:color="auto" w:sz="0" w:space="0"/>
-            <w:bottom w:val="none" w:color="auto" w:sz="0" w:space="0"/>
-            <w:right w:val="none" w:color="auto" w:sz="0" w:space="0"/>
-            <w:insideH w:val="none" w:color="auto" w:sz="0" w:space="0"/>
-            <w:insideV w:val="none" w:color="auto" w:sz="0" w:space="0"/>
-          </w:tblBorders>
+          <w:tblW w:w="8522" w:type="dxa"/>
+          <w:jc w:val="center"/>
           <w:tblCellMar>
             <w:top w:w="0" w:type="dxa"/>
             <w:left w:w="10" w:type="dxa"/>
@@ -5190,16 +5105,16 @@
           </w:tblCellMar>
         </w:tblPrEx>
         <w:trPr>
-          <w:trHeight w:val="0" w:hRule="atLeast"/>
+          <w:trHeight w:val="0"/>
           <w:jc w:val="center"/>
         </w:trPr>
         <w:tc>
           <w:tcPr>
             <w:tcW w:w="1461" w:type="dxa"/>
             <w:tcBorders>
-              <w:top w:val="single" w:color="auto" w:sz="4" w:space="0"/>
-              <w:left w:val="single" w:color="auto" w:sz="12" w:space="0"/>
-              <w:bottom w:val="single" w:color="auto" w:sz="12" w:space="0"/>
+              <w:top w:val="single" w:sz="4" w:space="0" w:color="auto"/>
+              <w:left w:val="single" w:sz="12" w:space="0" w:color="auto"/>
+              <w:bottom w:val="single" w:sz="12" w:space="0" w:color="auto"/>
               <w:right w:val="nil"/>
             </w:tcBorders>
             <w:tcMar>
@@ -5214,7 +5129,7 @@
             <w:pPr>
               <w:snapToGrid w:val="0"/>
               <w:spacing w:before="120" w:after="120" w:line="240" w:lineRule="auto"/>
-              <w:ind w:left="0" w:leftChars="0" w:right="0" w:rightChars="0" w:firstLine="0" w:firstLineChars="0"/>
+              <w:ind w:left="0" w:right="0" w:firstLine="0" w:leftChars="0" w:rightChars="0" w:firstLineChars="0"/>
               <w:jc w:val="center"/>
               <w:rPr>
                 <w:rFonts w:ascii="Arial" w:eastAsia="等线"/>
@@ -5223,7 +5138,7 @@
             </w:pPr>
             <w:r>
               <w:rPr>
-                <w:rFonts w:ascii="Arial" w:hAnsi="Arial" w:eastAsia="等线" w:cs="Arial"/>
+                <w:rFonts w:ascii="Arial" w:eastAsia="等线" w:hAnsi="Arial" w:cs="Arial"/>
                 <w:b/>
                 <w:sz w:val="22"/>
               </w:rPr>
@@ -5235,9 +5150,9 @@
           <w:tcPr>
             <w:tcW w:w="2660" w:type="dxa"/>
             <w:tcBorders>
-              <w:top w:val="single" w:color="auto" w:sz="4" w:space="0"/>
-              <w:left w:val="single" w:color="auto" w:sz="4" w:space="0"/>
-              <w:bottom w:val="single" w:color="auto" w:sz="12" w:space="0"/>
+              <w:top w:val="single" w:sz="4" w:space="0" w:color="auto"/>
+              <w:left w:val="single" w:sz="4" w:space="0" w:color="auto"/>
+              <w:bottom w:val="single" w:sz="12" w:space="0" w:color="auto"/>
               <w:right w:val="nil"/>
             </w:tcBorders>
             <w:tcMar>
@@ -5252,7 +5167,7 @@
             <w:pPr>
               <w:snapToGrid w:val="0"/>
               <w:spacing w:before="120" w:after="120" w:line="240" w:lineRule="auto"/>
-              <w:ind w:left="0" w:leftChars="0" w:right="0" w:rightChars="0" w:firstLine="0" w:firstLineChars="0"/>
+              <w:ind w:left="0" w:right="0" w:firstLine="0" w:leftChars="0" w:rightChars="0" w:firstLineChars="0"/>
               <w:jc w:val="left"/>
               <w:rPr>
                 <w:rFonts w:ascii="Arial" w:eastAsia="等线"/>
@@ -5261,7 +5176,7 @@
             </w:pPr>
             <w:r>
               <w:rPr>
-                <w:rFonts w:ascii="Arial" w:hAnsi="Arial" w:eastAsia="等线" w:cs="Arial"/>
+                <w:rFonts w:ascii="Arial" w:eastAsia="等线" w:hAnsi="Arial" w:cs="Arial"/>
                 <w:sz w:val="22"/>
               </w:rPr>
               <w:t>采购部</w:t>
@@ -5272,24 +5187,24 @@
           <w:tcPr>
             <w:tcW w:w="4401" w:type="dxa"/>
             <w:tcBorders>
-              <w:top w:val="single" w:color="auto" w:sz="4" w:space="0"/>
-              <w:left w:val="single" w:color="auto" w:sz="4" w:space="0"/>
-              <w:bottom w:val="single" w:color="auto" w:sz="12" w:space="0"/>
-              <w:right w:val="single" w:color="auto" w:sz="12" w:space="0"/>
-            </w:tcBorders>
-            <w:tcMar>
-              <w:top w:w="60" w:type="dxa"/>
-              <w:left w:w="120" w:type="dxa"/>
-              <w:bottom w:w="30" w:type="dxa"/>
-              <w:right w:w="120" w:type="dxa"/>
-            </w:tcMar>
-            <w:vAlign w:val="center"/>
-          </w:tcPr>
-          <w:p>
-            <w:pPr>
-              <w:snapToGrid w:val="0"/>
-              <w:spacing w:before="120" w:after="120" w:line="240" w:lineRule="auto"/>
-              <w:ind w:left="0" w:leftChars="0" w:right="0" w:rightChars="0" w:firstLine="0" w:firstLineChars="0"/>
+              <w:top w:val="single" w:sz="4" w:space="0" w:color="auto"/>
+              <w:left w:val="single" w:sz="4" w:space="0" w:color="auto"/>
+              <w:bottom w:val="single" w:sz="12" w:space="0" w:color="auto"/>
+              <w:right w:val="single" w:sz="12" w:space="0" w:color="auto"/>
+            </w:tcBorders>
+            <w:tcMar>
+              <w:top w:w="60" w:type="dxa"/>
+              <w:left w:w="120" w:type="dxa"/>
+              <w:bottom w:w="30" w:type="dxa"/>
+              <w:right w:w="120" w:type="dxa"/>
+            </w:tcMar>
+            <w:vAlign w:val="center"/>
+          </w:tcPr>
+          <w:p>
+            <w:pPr>
+              <w:snapToGrid w:val="0"/>
+              <w:spacing w:before="120" w:after="120" w:line="240" w:lineRule="auto"/>
+              <w:ind w:left="0" w:right="0" w:firstLine="0" w:leftChars="0" w:rightChars="0" w:firstLineChars="0"/>
               <w:jc w:val="left"/>
               <w:rPr>
                 <w:rFonts w:ascii="Arial" w:eastAsia="等线"/>
@@ -5298,7 +5213,7 @@
             </w:pPr>
             <w:r>
               <w:rPr>
-                <w:rFonts w:ascii="Arial" w:hAnsi="Arial" w:eastAsia="等线" w:cs="Arial"/>
+                <w:rFonts w:ascii="Arial" w:eastAsia="等线" w:hAnsi="Arial" w:cs="Arial"/>
                 <w:sz w:val="22"/>
               </w:rPr>
               <w:t>物资调配、厂商联系、后勤服务</w:t>
@@ -5309,7 +5224,7 @@
     </w:tbl>
     <w:p>
       <w:pPr>
-        <w:pStyle w:val="28"/>
+        <w:pStyle w:val="1"/>
         <w:bidi w:val="0"/>
       </w:pPr>
       <w:bookmarkStart w:id="33" w:name="heading_18"/>
@@ -5322,18 +5237,17 @@
     </w:p>
     <w:tbl>
       <w:tblPr>
-        <w:tblStyle w:val="20"/>
+        <w:tblStyle w:val="TableNormal"/>
         <w:tblW w:w="8522" w:type="dxa"/>
         <w:jc w:val="center"/>
         <w:tblBorders>
-          <w:top w:val="none" w:color="auto" w:sz="0" w:space="0"/>
-          <w:left w:val="none" w:color="auto" w:sz="0" w:space="0"/>
-          <w:bottom w:val="none" w:color="auto" w:sz="0" w:space="0"/>
-          <w:right w:val="none" w:color="auto" w:sz="0" w:space="0"/>
-          <w:insideH w:val="none" w:color="auto" w:sz="0" w:space="0"/>
-          <w:insideV w:val="none" w:color="auto" w:sz="0" w:space="0"/>
+          <w:top w:val="nil"/>
+          <w:left w:val="nil"/>
+          <w:bottom w:val="nil"/>
+          <w:right w:val="nil"/>
+          <w:insideH w:val="nil"/>
+          <w:insideV w:val="nil"/>
         </w:tblBorders>
-        <w:tblLayout w:type="autofit"/>
         <w:tblCellMar>
           <w:top w:w="0" w:type="dxa"/>
           <w:left w:w="10" w:type="dxa"/>
@@ -5349,13 +5263,15 @@
       </w:tblGrid>
       <w:tr>
         <w:tblPrEx>
+          <w:tblW w:w="8522" w:type="dxa"/>
+          <w:jc w:val="center"/>
           <w:tblBorders>
-            <w:top w:val="none" w:color="auto" w:sz="0" w:space="0"/>
-            <w:left w:val="none" w:color="auto" w:sz="0" w:space="0"/>
-            <w:bottom w:val="none" w:color="auto" w:sz="0" w:space="0"/>
-            <w:right w:val="none" w:color="auto" w:sz="0" w:space="0"/>
-            <w:insideH w:val="none" w:color="auto" w:sz="0" w:space="0"/>
-            <w:insideV w:val="none" w:color="auto" w:sz="0" w:space="0"/>
+            <w:top w:val="nil"/>
+            <w:left w:val="nil"/>
+            <w:bottom w:val="nil"/>
+            <w:right w:val="nil"/>
+            <w:insideH w:val="nil"/>
+            <w:insideV w:val="nil"/>
           </w:tblBorders>
           <w:tblCellMar>
             <w:top w:w="0" w:type="dxa"/>
@@ -5365,7 +5281,7 @@
           </w:tblCellMar>
         </w:tblPrEx>
         <w:trPr>
-          <w:trHeight w:val="0" w:hRule="atLeast"/>
+          <w:trHeight w:val="0"/>
           <w:tblHeader/>
           <w:jc w:val="center"/>
         </w:trPr>
@@ -5373,8 +5289,8 @@
           <w:tcPr>
             <w:tcW w:w="1418" w:type="dxa"/>
             <w:tcBorders>
-              <w:top w:val="single" w:color="auto" w:sz="12" w:space="0"/>
-              <w:left w:val="single" w:color="auto" w:sz="12" w:space="0"/>
+              <w:top w:val="single" w:sz="12" w:space="0" w:color="auto"/>
+              <w:left w:val="single" w:sz="12" w:space="0" w:color="auto"/>
               <w:bottom w:val="nil"/>
               <w:right w:val="nil"/>
             </w:tcBorders>
@@ -5390,7 +5306,7 @@
             <w:pPr>
               <w:snapToGrid w:val="0"/>
               <w:spacing w:before="120" w:after="120" w:line="240" w:lineRule="auto"/>
-              <w:ind w:left="0" w:leftChars="0" w:right="0" w:rightChars="0" w:firstLine="0" w:firstLineChars="0"/>
+              <w:ind w:left="0" w:right="0" w:firstLine="0" w:leftChars="0" w:rightChars="0" w:firstLineChars="0"/>
               <w:jc w:val="center"/>
               <w:rPr>
                 <w:rFonts w:ascii="Arial" w:eastAsia="等线"/>
@@ -5400,7 +5316,7 @@
             </w:pPr>
             <w:r>
               <w:rPr>
-                <w:rFonts w:ascii="Arial" w:hAnsi="Arial" w:eastAsia="等线" w:cs="Arial"/>
+                <w:rFonts w:ascii="Arial" w:eastAsia="等线" w:hAnsi="Arial" w:cs="Arial"/>
                 <w:b/>
                 <w:sz w:val="22"/>
               </w:rPr>
@@ -5412,8 +5328,8 @@
           <w:tcPr>
             <w:tcW w:w="1467" w:type="dxa"/>
             <w:tcBorders>
-              <w:top w:val="single" w:color="auto" w:sz="12" w:space="0"/>
-              <w:left w:val="single" w:color="auto" w:sz="4" w:space="0"/>
+              <w:top w:val="single" w:sz="12" w:space="0" w:color="auto"/>
+              <w:left w:val="single" w:sz="4" w:space="0" w:color="auto"/>
               <w:bottom w:val="nil"/>
               <w:right w:val="nil"/>
             </w:tcBorders>
@@ -5429,7 +5345,7 @@
             <w:pPr>
               <w:snapToGrid w:val="0"/>
               <w:spacing w:before="120" w:after="120" w:line="240" w:lineRule="auto"/>
-              <w:ind w:left="0" w:leftChars="0" w:right="0" w:rightChars="0" w:firstLine="0" w:firstLineChars="0"/>
+              <w:ind w:left="0" w:right="0" w:firstLine="0" w:leftChars="0" w:rightChars="0" w:firstLineChars="0"/>
               <w:jc w:val="center"/>
               <w:rPr>
                 <w:rFonts w:ascii="Arial" w:eastAsia="等线"/>
@@ -5439,7 +5355,7 @@
             </w:pPr>
             <w:r>
               <w:rPr>
-                <w:rFonts w:ascii="Arial" w:hAnsi="Arial" w:eastAsia="等线" w:cs="Arial"/>
+                <w:rFonts w:ascii="Arial" w:eastAsia="等线" w:hAnsi="Arial" w:cs="Arial"/>
                 <w:b/>
                 <w:sz w:val="22"/>
               </w:rPr>
@@ -5451,8 +5367,8 @@
           <w:tcPr>
             <w:tcW w:w="3967" w:type="dxa"/>
             <w:tcBorders>
-              <w:top w:val="single" w:color="auto" w:sz="12" w:space="0"/>
-              <w:left w:val="single" w:color="auto" w:sz="4" w:space="0"/>
+              <w:top w:val="single" w:sz="12" w:space="0" w:color="auto"/>
+              <w:left w:val="single" w:sz="4" w:space="0" w:color="auto"/>
               <w:bottom w:val="nil"/>
               <w:right w:val="nil"/>
             </w:tcBorders>
@@ -5468,7 +5384,7 @@
             <w:pPr>
               <w:snapToGrid w:val="0"/>
               <w:spacing w:before="120" w:after="120" w:line="240" w:lineRule="auto"/>
-              <w:ind w:left="0" w:leftChars="0" w:right="0" w:rightChars="0" w:firstLine="0" w:firstLineChars="0"/>
+              <w:ind w:left="0" w:right="0" w:firstLine="0" w:leftChars="0" w:rightChars="0" w:firstLineChars="0"/>
               <w:jc w:val="center"/>
               <w:rPr>
                 <w:rFonts w:ascii="Arial" w:eastAsia="等线"/>
@@ -5478,7 +5394,7 @@
             </w:pPr>
             <w:r>
               <w:rPr>
-                <w:rFonts w:ascii="Arial" w:hAnsi="Arial" w:eastAsia="等线" w:cs="Arial"/>
+                <w:rFonts w:ascii="Arial" w:eastAsia="等线" w:hAnsi="Arial" w:cs="Arial"/>
                 <w:b/>
                 <w:sz w:val="22"/>
               </w:rPr>
@@ -5490,24 +5406,24 @@
           <w:tcPr>
             <w:tcW w:w="1670" w:type="dxa"/>
             <w:tcBorders>
-              <w:top w:val="single" w:color="auto" w:sz="12" w:space="0"/>
-              <w:left w:val="single" w:color="auto" w:sz="4" w:space="0"/>
+              <w:top w:val="single" w:sz="12" w:space="0" w:color="auto"/>
+              <w:left w:val="single" w:sz="4" w:space="0" w:color="auto"/>
               <w:bottom w:val="nil"/>
-              <w:right w:val="single" w:color="auto" w:sz="12" w:space="0"/>
-            </w:tcBorders>
-            <w:tcMar>
-              <w:top w:w="60" w:type="dxa"/>
-              <w:left w:w="120" w:type="dxa"/>
-              <w:bottom w:w="30" w:type="dxa"/>
-              <w:right w:w="120" w:type="dxa"/>
-            </w:tcMar>
-            <w:vAlign w:val="center"/>
-          </w:tcPr>
-          <w:p>
-            <w:pPr>
-              <w:snapToGrid w:val="0"/>
-              <w:spacing w:before="120" w:after="120" w:line="240" w:lineRule="auto"/>
-              <w:ind w:left="0" w:leftChars="0" w:right="0" w:rightChars="0" w:firstLine="0" w:firstLineChars="0"/>
+              <w:right w:val="single" w:sz="12" w:space="0" w:color="auto"/>
+            </w:tcBorders>
+            <w:tcMar>
+              <w:top w:w="60" w:type="dxa"/>
+              <w:left w:w="120" w:type="dxa"/>
+              <w:bottom w:w="30" w:type="dxa"/>
+              <w:right w:w="120" w:type="dxa"/>
+            </w:tcMar>
+            <w:vAlign w:val="center"/>
+          </w:tcPr>
+          <w:p>
+            <w:pPr>
+              <w:snapToGrid w:val="0"/>
+              <w:spacing w:before="120" w:after="120" w:line="240" w:lineRule="auto"/>
+              <w:ind w:left="0" w:right="0" w:firstLine="0" w:leftChars="0" w:rightChars="0" w:firstLineChars="0"/>
               <w:jc w:val="center"/>
               <w:rPr>
                 <w:rFonts w:ascii="Arial" w:eastAsia="等线"/>
@@ -5517,7 +5433,7 @@
             </w:pPr>
             <w:r>
               <w:rPr>
-                <w:rFonts w:ascii="Arial" w:hAnsi="Arial" w:eastAsia="等线" w:cs="Arial"/>
+                <w:rFonts w:ascii="Arial" w:eastAsia="等线" w:hAnsi="Arial" w:cs="Arial"/>
                 <w:b/>
                 <w:sz w:val="22"/>
               </w:rPr>
@@ -5528,14 +5444,8 @@
       </w:tr>
       <w:tr>
         <w:tblPrEx>
-          <w:tblBorders>
-            <w:top w:val="none" w:color="auto" w:sz="0" w:space="0"/>
-            <w:left w:val="none" w:color="auto" w:sz="0" w:space="0"/>
-            <w:bottom w:val="none" w:color="auto" w:sz="0" w:space="0"/>
-            <w:right w:val="none" w:color="auto" w:sz="0" w:space="0"/>
-            <w:insideH w:val="none" w:color="auto" w:sz="0" w:space="0"/>
-            <w:insideV w:val="none" w:color="auto" w:sz="0" w:space="0"/>
-          </w:tblBorders>
+          <w:tblW w:w="8522" w:type="dxa"/>
+          <w:jc w:val="center"/>
           <w:tblCellMar>
             <w:top w:w="0" w:type="dxa"/>
             <w:left w:w="10" w:type="dxa"/>
@@ -5544,15 +5454,15 @@
           </w:tblCellMar>
         </w:tblPrEx>
         <w:trPr>
-          <w:trHeight w:val="0" w:hRule="atLeast"/>
+          <w:trHeight w:val="0"/>
           <w:jc w:val="center"/>
         </w:trPr>
         <w:tc>
           <w:tcPr>
             <w:tcW w:w="1418" w:type="dxa"/>
             <w:tcBorders>
-              <w:top w:val="single" w:color="auto" w:sz="4" w:space="0"/>
-              <w:left w:val="single" w:color="auto" w:sz="12" w:space="0"/>
+              <w:top w:val="single" w:sz="4" w:space="0" w:color="auto"/>
+              <w:left w:val="single" w:sz="12" w:space="0" w:color="auto"/>
               <w:bottom w:val="nil"/>
               <w:right w:val="nil"/>
             </w:tcBorders>
@@ -5568,7 +5478,7 @@
             <w:pPr>
               <w:snapToGrid w:val="0"/>
               <w:spacing w:before="120" w:after="120" w:line="240" w:lineRule="auto"/>
-              <w:ind w:left="0" w:leftChars="0" w:right="0" w:rightChars="0" w:firstLine="0" w:firstLineChars="0"/>
+              <w:ind w:left="0" w:right="0" w:firstLine="0" w:leftChars="0" w:rightChars="0" w:firstLineChars="0"/>
               <w:jc w:val="center"/>
               <w:rPr>
                 <w:rFonts w:ascii="Arial" w:eastAsia="等线"/>
@@ -5577,7 +5487,7 @@
             </w:pPr>
             <w:r>
               <w:rPr>
-                <w:rFonts w:ascii="Arial" w:hAnsi="Arial" w:eastAsia="等线" w:cs="Arial"/>
+                <w:rFonts w:ascii="Arial" w:eastAsia="等线" w:hAnsi="Arial" w:cs="Arial"/>
                 <w:sz w:val="22"/>
               </w:rPr>
               <w:t>1. 故障发现</w:t>
@@ -5588,8 +5498,8 @@
           <w:tcPr>
             <w:tcW w:w="1467" w:type="dxa"/>
             <w:tcBorders>
-              <w:top w:val="single" w:color="auto" w:sz="4" w:space="0"/>
-              <w:left w:val="single" w:color="auto" w:sz="4" w:space="0"/>
+              <w:top w:val="single" w:sz="4" w:space="0" w:color="auto"/>
+              <w:left w:val="single" w:sz="4" w:space="0" w:color="auto"/>
               <w:bottom w:val="nil"/>
               <w:right w:val="nil"/>
             </w:tcBorders>
@@ -5605,7 +5515,7 @@
             <w:pPr>
               <w:snapToGrid w:val="0"/>
               <w:spacing w:before="120" w:after="120" w:line="240" w:lineRule="auto"/>
-              <w:ind w:left="0" w:leftChars="0" w:right="0" w:rightChars="0" w:firstLine="0" w:firstLineChars="0"/>
+              <w:ind w:left="0" w:right="0" w:firstLine="0" w:leftChars="0" w:rightChars="0" w:firstLineChars="0"/>
               <w:jc w:val="center"/>
               <w:rPr>
                 <w:rFonts w:ascii="Arial" w:eastAsia="等线"/>
@@ -5614,7 +5524,7 @@
             </w:pPr>
             <w:r>
               <w:rPr>
-                <w:rFonts w:ascii="Arial" w:hAnsi="Arial" w:eastAsia="等线" w:cs="Arial"/>
+                <w:rFonts w:ascii="Arial" w:eastAsia="等线" w:hAnsi="Arial" w:cs="Arial"/>
                 <w:sz w:val="22"/>
               </w:rPr>
               <w:t>T+0</w:t>
@@ -5625,8 +5535,8 @@
           <w:tcPr>
             <w:tcW w:w="3967" w:type="dxa"/>
             <w:tcBorders>
-              <w:top w:val="single" w:color="auto" w:sz="4" w:space="0"/>
-              <w:left w:val="single" w:color="auto" w:sz="4" w:space="0"/>
+              <w:top w:val="single" w:sz="4" w:space="0" w:color="auto"/>
+              <w:left w:val="single" w:sz="4" w:space="0" w:color="auto"/>
               <w:bottom w:val="nil"/>
               <w:right w:val="nil"/>
             </w:tcBorders>
@@ -5642,7 +5552,7 @@
             <w:pPr>
               <w:snapToGrid w:val="0"/>
               <w:spacing w:before="120" w:after="120" w:line="240" w:lineRule="auto"/>
-              <w:ind w:left="0" w:leftChars="0" w:right="0" w:rightChars="0" w:firstLine="0" w:firstLineChars="0"/>
+              <w:ind w:left="0" w:right="0" w:firstLine="0" w:leftChars="0" w:rightChars="0" w:firstLineChars="0"/>
               <w:jc w:val="left"/>
               <w:rPr>
                 <w:rFonts w:ascii="Arial" w:eastAsia="等线"/>
@@ -5651,37 +5561,37 @@
             </w:pPr>
             <w:r>
               <w:rPr>
-                <w:rFonts w:ascii="Arial" w:hAnsi="Arial" w:eastAsia="等线" w:cs="Arial"/>
+                <w:rFonts w:ascii="Arial" w:eastAsia="等线" w:hAnsi="Arial" w:cs="Arial"/>
                 <w:sz w:val="22"/>
               </w:rPr>
               <w:t>监控系统告警或甲方反馈异常</w:t>
             </w:r>
-            <w:bookmarkStart w:id="43" w:name="_GoBack"/>
-            <w:bookmarkEnd w:id="43"/>
+            <w:bookmarkStart w:id="35" w:name="_GoBack"/>
+            <w:bookmarkEnd w:id="35"/>
           </w:p>
         </w:tc>
         <w:tc>
           <w:tcPr>
             <w:tcW w:w="1670" w:type="dxa"/>
             <w:tcBorders>
-              <w:top w:val="single" w:color="auto" w:sz="4" w:space="0"/>
-              <w:left w:val="single" w:color="auto" w:sz="4" w:space="0"/>
+              <w:top w:val="single" w:sz="4" w:space="0" w:color="auto"/>
+              <w:left w:val="single" w:sz="4" w:space="0" w:color="auto"/>
               <w:bottom w:val="nil"/>
-              <w:right w:val="single" w:color="auto" w:sz="12" w:space="0"/>
-            </w:tcBorders>
-            <w:tcMar>
-              <w:top w:w="60" w:type="dxa"/>
-              <w:left w:w="120" w:type="dxa"/>
-              <w:bottom w:w="30" w:type="dxa"/>
-              <w:right w:w="120" w:type="dxa"/>
-            </w:tcMar>
-            <w:vAlign w:val="center"/>
-          </w:tcPr>
-          <w:p>
-            <w:pPr>
-              <w:snapToGrid w:val="0"/>
-              <w:spacing w:before="120" w:after="120" w:line="240" w:lineRule="auto"/>
-              <w:ind w:left="0" w:leftChars="0" w:right="0" w:rightChars="0" w:firstLine="0" w:firstLineChars="0"/>
+              <w:right w:val="single" w:sz="12" w:space="0" w:color="auto"/>
+            </w:tcBorders>
+            <w:tcMar>
+              <w:top w:w="60" w:type="dxa"/>
+              <w:left w:w="120" w:type="dxa"/>
+              <w:bottom w:w="30" w:type="dxa"/>
+              <w:right w:w="120" w:type="dxa"/>
+            </w:tcMar>
+            <w:vAlign w:val="center"/>
+          </w:tcPr>
+          <w:p>
+            <w:pPr>
+              <w:snapToGrid w:val="0"/>
+              <w:spacing w:before="120" w:after="120" w:line="240" w:lineRule="auto"/>
+              <w:ind w:left="0" w:right="0" w:firstLine="0" w:leftChars="0" w:rightChars="0" w:firstLineChars="0"/>
               <w:jc w:val="left"/>
               <w:rPr>
                 <w:rFonts w:ascii="Arial" w:eastAsia="等线"/>
@@ -5690,7 +5600,7 @@
             </w:pPr>
             <w:r>
               <w:rPr>
-                <w:rFonts w:ascii="Arial" w:hAnsi="Arial" w:eastAsia="等线" w:cs="Arial"/>
+                <w:rFonts w:ascii="Arial" w:eastAsia="等线" w:hAnsi="Arial" w:cs="Arial"/>
                 <w:sz w:val="22"/>
               </w:rPr>
               <w:t>监控系统/甲方</w:t>
@@ -5700,14 +5610,8 @@
       </w:tr>
       <w:tr>
         <w:tblPrEx>
-          <w:tblBorders>
-            <w:top w:val="none" w:color="auto" w:sz="0" w:space="0"/>
-            <w:left w:val="none" w:color="auto" w:sz="0" w:space="0"/>
-            <w:bottom w:val="none" w:color="auto" w:sz="0" w:space="0"/>
-            <w:right w:val="none" w:color="auto" w:sz="0" w:space="0"/>
-            <w:insideH w:val="none" w:color="auto" w:sz="0" w:space="0"/>
-            <w:insideV w:val="none" w:color="auto" w:sz="0" w:space="0"/>
-          </w:tblBorders>
+          <w:tblW w:w="8522" w:type="dxa"/>
+          <w:jc w:val="center"/>
           <w:tblCellMar>
             <w:top w:w="0" w:type="dxa"/>
             <w:left w:w="10" w:type="dxa"/>
@@ -5716,15 +5620,15 @@
           </w:tblCellMar>
         </w:tblPrEx>
         <w:trPr>
-          <w:trHeight w:val="0" w:hRule="atLeast"/>
+          <w:trHeight w:val="0"/>
           <w:jc w:val="center"/>
         </w:trPr>
         <w:tc>
           <w:tcPr>
             <w:tcW w:w="1418" w:type="dxa"/>
             <w:tcBorders>
-              <w:top w:val="single" w:color="auto" w:sz="4" w:space="0"/>
-              <w:left w:val="single" w:color="auto" w:sz="12" w:space="0"/>
+              <w:top w:val="single" w:sz="4" w:space="0" w:color="auto"/>
+              <w:left w:val="single" w:sz="12" w:space="0" w:color="auto"/>
               <w:bottom w:val="nil"/>
               <w:right w:val="nil"/>
             </w:tcBorders>
@@ -5740,7 +5644,7 @@
             <w:pPr>
               <w:snapToGrid w:val="0"/>
               <w:spacing w:before="120" w:after="120" w:line="240" w:lineRule="auto"/>
-              <w:ind w:left="0" w:leftChars="0" w:right="0" w:rightChars="0" w:firstLine="0" w:firstLineChars="0"/>
+              <w:ind w:left="0" w:right="0" w:firstLine="0" w:leftChars="0" w:rightChars="0" w:firstLineChars="0"/>
               <w:jc w:val="center"/>
               <w:rPr>
                 <w:rFonts w:ascii="Arial" w:eastAsia="等线"/>
@@ -5749,7 +5653,7 @@
             </w:pPr>
             <w:r>
               <w:rPr>
-                <w:rFonts w:ascii="Arial" w:hAnsi="Arial" w:eastAsia="等线" w:cs="Arial"/>
+                <w:rFonts w:ascii="Arial" w:eastAsia="等线" w:hAnsi="Arial" w:cs="Arial"/>
                 <w:sz w:val="22"/>
               </w:rPr>
               <w:t>2. 故障上报</w:t>
@@ -5760,8 +5664,8 @@
           <w:tcPr>
             <w:tcW w:w="1467" w:type="dxa"/>
             <w:tcBorders>
-              <w:top w:val="single" w:color="auto" w:sz="4" w:space="0"/>
-              <w:left w:val="single" w:color="auto" w:sz="4" w:space="0"/>
+              <w:top w:val="single" w:sz="4" w:space="0" w:color="auto"/>
+              <w:left w:val="single" w:sz="4" w:space="0" w:color="auto"/>
               <w:bottom w:val="nil"/>
               <w:right w:val="nil"/>
             </w:tcBorders>
@@ -5777,7 +5681,7 @@
             <w:pPr>
               <w:snapToGrid w:val="0"/>
               <w:spacing w:before="120" w:after="120" w:line="240" w:lineRule="auto"/>
-              <w:ind w:left="0" w:leftChars="0" w:right="0" w:rightChars="0" w:firstLine="0" w:firstLineChars="0"/>
+              <w:ind w:left="0" w:right="0" w:firstLine="0" w:leftChars="0" w:rightChars="0" w:firstLineChars="0"/>
               <w:jc w:val="center"/>
               <w:rPr>
                 <w:rFonts w:ascii="Arial" w:eastAsia="等线"/>
@@ -5786,7 +5690,7 @@
             </w:pPr>
             <w:r>
               <w:rPr>
-                <w:rFonts w:ascii="Arial" w:hAnsi="Arial" w:eastAsia="等线" w:cs="Arial"/>
+                <w:rFonts w:ascii="Arial" w:eastAsia="等线" w:hAnsi="Arial" w:cs="Arial"/>
                 <w:sz w:val="22"/>
               </w:rPr>
               <w:t>T+5分钟内</w:t>
@@ -5797,8 +5701,8 @@
           <w:tcPr>
             <w:tcW w:w="3967" w:type="dxa"/>
             <w:tcBorders>
-              <w:top w:val="single" w:color="auto" w:sz="4" w:space="0"/>
-              <w:left w:val="single" w:color="auto" w:sz="4" w:space="0"/>
+              <w:top w:val="single" w:sz="4" w:space="0" w:color="auto"/>
+              <w:left w:val="single" w:sz="4" w:space="0" w:color="auto"/>
               <w:bottom w:val="nil"/>
               <w:right w:val="nil"/>
             </w:tcBorders>
@@ -5814,7 +5718,7 @@
             <w:pPr>
               <w:snapToGrid w:val="0"/>
               <w:spacing w:before="120" w:after="120" w:line="240" w:lineRule="auto"/>
-              <w:ind w:left="0" w:leftChars="0" w:right="0" w:rightChars="0" w:firstLine="0" w:firstLineChars="0"/>
+              <w:ind w:left="0" w:right="0" w:firstLine="0" w:leftChars="0" w:rightChars="0" w:firstLineChars="0"/>
               <w:jc w:val="left"/>
               <w:rPr>
                 <w:rFonts w:ascii="Arial" w:eastAsia="等线"/>
@@ -5823,7 +5727,7 @@
             </w:pPr>
             <w:r>
               <w:rPr>
-                <w:rFonts w:ascii="Arial" w:hAnsi="Arial" w:eastAsia="等线" w:cs="Arial"/>
+                <w:rFonts w:ascii="Arial" w:eastAsia="等线" w:hAnsi="Arial" w:cs="Arial"/>
                 <w:sz w:val="22"/>
               </w:rPr>
               <w:t>信息联络组通报总指挥及技术保障组</w:t>
@@ -5834,24 +5738,24 @@
           <w:tcPr>
             <w:tcW w:w="1670" w:type="dxa"/>
             <w:tcBorders>
-              <w:top w:val="single" w:color="auto" w:sz="4" w:space="0"/>
-              <w:left w:val="single" w:color="auto" w:sz="4" w:space="0"/>
+              <w:top w:val="single" w:sz="4" w:space="0" w:color="auto"/>
+              <w:left w:val="single" w:sz="4" w:space="0" w:color="auto"/>
               <w:bottom w:val="nil"/>
-              <w:right w:val="single" w:color="auto" w:sz="12" w:space="0"/>
-            </w:tcBorders>
-            <w:tcMar>
-              <w:top w:w="60" w:type="dxa"/>
-              <w:left w:w="120" w:type="dxa"/>
-              <w:bottom w:w="30" w:type="dxa"/>
-              <w:right w:w="120" w:type="dxa"/>
-            </w:tcMar>
-            <w:vAlign w:val="center"/>
-          </w:tcPr>
-          <w:p>
-            <w:pPr>
-              <w:snapToGrid w:val="0"/>
-              <w:spacing w:before="120" w:after="120" w:line="240" w:lineRule="auto"/>
-              <w:ind w:left="0" w:leftChars="0" w:right="0" w:rightChars="0" w:firstLine="0" w:firstLineChars="0"/>
+              <w:right w:val="single" w:sz="12" w:space="0" w:color="auto"/>
+            </w:tcBorders>
+            <w:tcMar>
+              <w:top w:w="60" w:type="dxa"/>
+              <w:left w:w="120" w:type="dxa"/>
+              <w:bottom w:w="30" w:type="dxa"/>
+              <w:right w:w="120" w:type="dxa"/>
+            </w:tcMar>
+            <w:vAlign w:val="center"/>
+          </w:tcPr>
+          <w:p>
+            <w:pPr>
+              <w:snapToGrid w:val="0"/>
+              <w:spacing w:before="120" w:after="120" w:line="240" w:lineRule="auto"/>
+              <w:ind w:left="0" w:right="0" w:firstLine="0" w:leftChars="0" w:rightChars="0" w:firstLineChars="0"/>
               <w:jc w:val="left"/>
               <w:rPr>
                 <w:rFonts w:ascii="Arial" w:eastAsia="等线"/>
@@ -5860,7 +5764,7 @@
             </w:pPr>
             <w:r>
               <w:rPr>
-                <w:rFonts w:ascii="Arial" w:hAnsi="Arial" w:eastAsia="等线" w:cs="Arial"/>
+                <w:rFonts w:ascii="Arial" w:eastAsia="等线" w:hAnsi="Arial" w:cs="Arial"/>
                 <w:sz w:val="22"/>
               </w:rPr>
               <w:t>信息联络组</w:t>
@@ -5870,14 +5774,8 @@
       </w:tr>
       <w:tr>
         <w:tblPrEx>
-          <w:tblBorders>
-            <w:top w:val="none" w:color="auto" w:sz="0" w:space="0"/>
-            <w:left w:val="none" w:color="auto" w:sz="0" w:space="0"/>
-            <w:bottom w:val="none" w:color="auto" w:sz="0" w:space="0"/>
-            <w:right w:val="none" w:color="auto" w:sz="0" w:space="0"/>
-            <w:insideH w:val="none" w:color="auto" w:sz="0" w:space="0"/>
-            <w:insideV w:val="none" w:color="auto" w:sz="0" w:space="0"/>
-          </w:tblBorders>
+          <w:tblW w:w="8522" w:type="dxa"/>
+          <w:jc w:val="center"/>
           <w:tblCellMar>
             <w:top w:w="0" w:type="dxa"/>
             <w:left w:w="10" w:type="dxa"/>
@@ -5886,15 +5784,15 @@
           </w:tblCellMar>
         </w:tblPrEx>
         <w:trPr>
-          <w:trHeight w:val="0" w:hRule="atLeast"/>
+          <w:trHeight w:val="0"/>
           <w:jc w:val="center"/>
         </w:trPr>
         <w:tc>
           <w:tcPr>
             <w:tcW w:w="1418" w:type="dxa"/>
             <w:tcBorders>
-              <w:top w:val="single" w:color="auto" w:sz="4" w:space="0"/>
-              <w:left w:val="single" w:color="auto" w:sz="12" w:space="0"/>
+              <w:top w:val="single" w:sz="4" w:space="0" w:color="auto"/>
+              <w:left w:val="single" w:sz="12" w:space="0" w:color="auto"/>
               <w:bottom w:val="nil"/>
               <w:right w:val="nil"/>
             </w:tcBorders>
@@ -5910,7 +5808,7 @@
             <w:pPr>
               <w:snapToGrid w:val="0"/>
               <w:spacing w:before="120" w:after="120" w:line="240" w:lineRule="auto"/>
-              <w:ind w:left="0" w:leftChars="0" w:right="0" w:rightChars="0" w:firstLine="0" w:firstLineChars="0"/>
+              <w:ind w:left="0" w:right="0" w:firstLine="0" w:leftChars="0" w:rightChars="0" w:firstLineChars="0"/>
               <w:jc w:val="center"/>
               <w:rPr>
                 <w:rFonts w:ascii="Arial" w:eastAsia="等线"/>
@@ -5919,7 +5817,7 @@
             </w:pPr>
             <w:r>
               <w:rPr>
-                <w:rFonts w:ascii="Arial" w:hAnsi="Arial" w:eastAsia="等线" w:cs="Arial"/>
+                <w:rFonts w:ascii="Arial" w:eastAsia="等线" w:hAnsi="Arial" w:cs="Arial"/>
                 <w:sz w:val="22"/>
               </w:rPr>
               <w:t>3. 应急启动</w:t>
@@ -5930,8 +5828,8 @@
           <w:tcPr>
             <w:tcW w:w="1467" w:type="dxa"/>
             <w:tcBorders>
-              <w:top w:val="single" w:color="auto" w:sz="4" w:space="0"/>
-              <w:left w:val="single" w:color="auto" w:sz="4" w:space="0"/>
+              <w:top w:val="single" w:sz="4" w:space="0" w:color="auto"/>
+              <w:left w:val="single" w:sz="4" w:space="0" w:color="auto"/>
               <w:bottom w:val="nil"/>
               <w:right w:val="nil"/>
             </w:tcBorders>
@@ -5947,7 +5845,7 @@
             <w:pPr>
               <w:snapToGrid w:val="0"/>
               <w:spacing w:before="120" w:after="120" w:line="240" w:lineRule="auto"/>
-              <w:ind w:left="0" w:leftChars="0" w:right="0" w:rightChars="0" w:firstLine="0" w:firstLineChars="0"/>
+              <w:ind w:left="0" w:right="0" w:firstLine="0" w:leftChars="0" w:rightChars="0" w:firstLineChars="0"/>
               <w:jc w:val="center"/>
               <w:rPr>
                 <w:rFonts w:ascii="Arial" w:eastAsia="等线"/>
@@ -5956,7 +5854,7 @@
             </w:pPr>
             <w:r>
               <w:rPr>
-                <w:rFonts w:ascii="Arial" w:hAnsi="Arial" w:eastAsia="等线" w:cs="Arial"/>
+                <w:rFonts w:ascii="Arial" w:eastAsia="等线" w:hAnsi="Arial" w:cs="Arial"/>
                 <w:sz w:val="22"/>
               </w:rPr>
               <w:t>T+10分钟内</w:t>
@@ -5967,8 +5865,8 @@
           <w:tcPr>
             <w:tcW w:w="3967" w:type="dxa"/>
             <w:tcBorders>
-              <w:top w:val="single" w:color="auto" w:sz="4" w:space="0"/>
-              <w:left w:val="single" w:color="auto" w:sz="4" w:space="0"/>
+              <w:top w:val="single" w:sz="4" w:space="0" w:color="auto"/>
+              <w:left w:val="single" w:sz="4" w:space="0" w:color="auto"/>
               <w:bottom w:val="nil"/>
               <w:right w:val="nil"/>
             </w:tcBorders>
@@ -5984,7 +5882,7 @@
             <w:pPr>
               <w:snapToGrid w:val="0"/>
               <w:spacing w:before="120" w:after="120" w:line="240" w:lineRule="auto"/>
-              <w:ind w:left="0" w:leftChars="0" w:right="0" w:rightChars="0" w:firstLine="0" w:firstLineChars="0"/>
+              <w:ind w:left="0" w:right="0" w:firstLine="0" w:leftChars="0" w:rightChars="0" w:firstLineChars="0"/>
               <w:jc w:val="left"/>
               <w:rPr>
                 <w:rFonts w:ascii="Arial" w:eastAsia="等线"/>
@@ -5993,7 +5891,7 @@
             </w:pPr>
             <w:r>
               <w:rPr>
-                <w:rFonts w:ascii="Arial" w:hAnsi="Arial" w:eastAsia="等线" w:cs="Arial"/>
+                <w:rFonts w:ascii="Arial" w:eastAsia="等线" w:hAnsi="Arial" w:cs="Arial"/>
                 <w:sz w:val="22"/>
               </w:rPr>
               <w:t>总指挥下达应急启动指令，组建应急小组</w:t>
@@ -6004,24 +5902,24 @@
           <w:tcPr>
             <w:tcW w:w="1670" w:type="dxa"/>
             <w:tcBorders>
-              <w:top w:val="single" w:color="auto" w:sz="4" w:space="0"/>
-              <w:left w:val="single" w:color="auto" w:sz="4" w:space="0"/>
+              <w:top w:val="single" w:sz="4" w:space="0" w:color="auto"/>
+              <w:left w:val="single" w:sz="4" w:space="0" w:color="auto"/>
               <w:bottom w:val="nil"/>
-              <w:right w:val="single" w:color="auto" w:sz="12" w:space="0"/>
-            </w:tcBorders>
-            <w:tcMar>
-              <w:top w:w="60" w:type="dxa"/>
-              <w:left w:w="120" w:type="dxa"/>
-              <w:bottom w:w="30" w:type="dxa"/>
-              <w:right w:w="120" w:type="dxa"/>
-            </w:tcMar>
-            <w:vAlign w:val="center"/>
-          </w:tcPr>
-          <w:p>
-            <w:pPr>
-              <w:snapToGrid w:val="0"/>
-              <w:spacing w:before="120" w:after="120" w:line="240" w:lineRule="auto"/>
-              <w:ind w:left="0" w:leftChars="0" w:right="0" w:rightChars="0" w:firstLine="0" w:firstLineChars="0"/>
+              <w:right w:val="single" w:sz="12" w:space="0" w:color="auto"/>
+            </w:tcBorders>
+            <w:tcMar>
+              <w:top w:w="60" w:type="dxa"/>
+              <w:left w:w="120" w:type="dxa"/>
+              <w:bottom w:w="30" w:type="dxa"/>
+              <w:right w:w="120" w:type="dxa"/>
+            </w:tcMar>
+            <w:vAlign w:val="center"/>
+          </w:tcPr>
+          <w:p>
+            <w:pPr>
+              <w:snapToGrid w:val="0"/>
+              <w:spacing w:before="120" w:after="120" w:line="240" w:lineRule="auto"/>
+              <w:ind w:left="0" w:right="0" w:firstLine="0" w:leftChars="0" w:rightChars="0" w:firstLineChars="0"/>
               <w:jc w:val="left"/>
               <w:rPr>
                 <w:rFonts w:ascii="Arial" w:eastAsia="等线"/>
@@ -6030,7 +5928,7 @@
             </w:pPr>
             <w:r>
               <w:rPr>
-                <w:rFonts w:ascii="Arial" w:hAnsi="Arial" w:eastAsia="等线" w:cs="Arial"/>
+                <w:rFonts w:ascii="Arial" w:eastAsia="等线" w:hAnsi="Arial" w:cs="Arial"/>
                 <w:sz w:val="22"/>
               </w:rPr>
               <w:t>总指挥</w:t>
@@ -6040,14 +5938,8 @@
       </w:tr>
       <w:tr>
         <w:tblPrEx>
-          <w:tblBorders>
-            <w:top w:val="none" w:color="auto" w:sz="0" w:space="0"/>
-            <w:left w:val="none" w:color="auto" w:sz="0" w:space="0"/>
-            <w:bottom w:val="none" w:color="auto" w:sz="0" w:space="0"/>
-            <w:right w:val="none" w:color="auto" w:sz="0" w:space="0"/>
-            <w:insideH w:val="none" w:color="auto" w:sz="0" w:space="0"/>
-            <w:insideV w:val="none" w:color="auto" w:sz="0" w:space="0"/>
-          </w:tblBorders>
+          <w:tblW w:w="8522" w:type="dxa"/>
+          <w:jc w:val="center"/>
           <w:tblCellMar>
             <w:top w:w="0" w:type="dxa"/>
             <w:left w:w="10" w:type="dxa"/>
@@ -6056,15 +5948,15 @@
           </w:tblCellMar>
         </w:tblPrEx>
         <w:trPr>
-          <w:trHeight w:val="0" w:hRule="atLeast"/>
+          <w:trHeight w:val="0"/>
           <w:jc w:val="center"/>
         </w:trPr>
         <w:tc>
           <w:tcPr>
             <w:tcW w:w="1418" w:type="dxa"/>
             <w:tcBorders>
-              <w:top w:val="single" w:color="auto" w:sz="4" w:space="0"/>
-              <w:left w:val="single" w:color="auto" w:sz="12" w:space="0"/>
+              <w:top w:val="single" w:sz="4" w:space="0" w:color="auto"/>
+              <w:left w:val="single" w:sz="12" w:space="0" w:color="auto"/>
               <w:bottom w:val="nil"/>
               <w:right w:val="nil"/>
             </w:tcBorders>
@@ -6080,7 +5972,7 @@
             <w:pPr>
               <w:snapToGrid w:val="0"/>
               <w:spacing w:before="120" w:after="120" w:line="240" w:lineRule="auto"/>
-              <w:ind w:left="0" w:leftChars="0" w:right="0" w:rightChars="0" w:firstLine="0" w:firstLineChars="0"/>
+              <w:ind w:left="0" w:right="0" w:firstLine="0" w:leftChars="0" w:rightChars="0" w:firstLineChars="0"/>
               <w:jc w:val="center"/>
               <w:rPr>
                 <w:rFonts w:ascii="Arial" w:eastAsia="等线"/>
@@ -6089,7 +5981,7 @@
             </w:pPr>
             <w:r>
               <w:rPr>
-                <w:rFonts w:ascii="Arial" w:hAnsi="Arial" w:eastAsia="等线" w:cs="Arial"/>
+                <w:rFonts w:ascii="Arial" w:eastAsia="等线" w:hAnsi="Arial" w:cs="Arial"/>
                 <w:sz w:val="22"/>
               </w:rPr>
               <w:t>4. 故障排查</w:t>
@@ -6100,8 +5992,8 @@
           <w:tcPr>
             <w:tcW w:w="1467" w:type="dxa"/>
             <w:tcBorders>
-              <w:top w:val="single" w:color="auto" w:sz="4" w:space="0"/>
-              <w:left w:val="single" w:color="auto" w:sz="4" w:space="0"/>
+              <w:top w:val="single" w:sz="4" w:space="0" w:color="auto"/>
+              <w:left w:val="single" w:sz="4" w:space="0" w:color="auto"/>
               <w:bottom w:val="nil"/>
               <w:right w:val="nil"/>
             </w:tcBorders>
@@ -6117,7 +6009,7 @@
             <w:pPr>
               <w:snapToGrid w:val="0"/>
               <w:spacing w:before="120" w:after="120" w:line="240" w:lineRule="auto"/>
-              <w:ind w:left="0" w:leftChars="0" w:right="0" w:rightChars="0" w:firstLine="0" w:firstLineChars="0"/>
+              <w:ind w:left="0" w:right="0" w:firstLine="0" w:leftChars="0" w:rightChars="0" w:firstLineChars="0"/>
               <w:jc w:val="center"/>
               <w:rPr>
                 <w:rFonts w:ascii="Arial" w:eastAsia="等线"/>
@@ -6126,7 +6018,7 @@
             </w:pPr>
             <w:r>
               <w:rPr>
-                <w:rFonts w:ascii="Arial" w:hAnsi="Arial" w:eastAsia="等线" w:cs="Arial"/>
+                <w:rFonts w:ascii="Arial" w:eastAsia="等线" w:hAnsi="Arial" w:cs="Arial"/>
                 <w:sz w:val="22"/>
               </w:rPr>
               <w:t>T+10分钟起</w:t>
@@ -6137,8 +6029,8 @@
           <w:tcPr>
             <w:tcW w:w="3967" w:type="dxa"/>
             <w:tcBorders>
-              <w:top w:val="single" w:color="auto" w:sz="4" w:space="0"/>
-              <w:left w:val="single" w:color="auto" w:sz="4" w:space="0"/>
+              <w:top w:val="single" w:sz="4" w:space="0" w:color="auto"/>
+              <w:left w:val="single" w:sz="4" w:space="0" w:color="auto"/>
               <w:bottom w:val="nil"/>
               <w:right w:val="nil"/>
             </w:tcBorders>
@@ -6154,7 +6046,7 @@
             <w:pPr>
               <w:snapToGrid w:val="0"/>
               <w:spacing w:before="120" w:after="120" w:line="240" w:lineRule="auto"/>
-              <w:ind w:left="0" w:leftChars="0" w:right="0" w:rightChars="0" w:firstLine="0" w:firstLineChars="0"/>
+              <w:ind w:left="0" w:right="0" w:firstLine="0" w:leftChars="0" w:rightChars="0" w:firstLineChars="0"/>
               <w:jc w:val="left"/>
               <w:rPr>
                 <w:rFonts w:ascii="Arial" w:eastAsia="等线"/>
@@ -6163,7 +6055,7 @@
             </w:pPr>
             <w:r>
               <w:rPr>
-                <w:rFonts w:ascii="Arial" w:hAnsi="Arial" w:eastAsia="等线" w:cs="Arial"/>
+                <w:rFonts w:ascii="Arial" w:eastAsia="等线" w:hAnsi="Arial" w:cs="Arial"/>
                 <w:sz w:val="22"/>
               </w:rPr>
               <w:t>技术保障组远程/现场排查，每30分钟通报进度</w:t>
@@ -6174,24 +6066,24 @@
           <w:tcPr>
             <w:tcW w:w="1670" w:type="dxa"/>
             <w:tcBorders>
-              <w:top w:val="single" w:color="auto" w:sz="4" w:space="0"/>
-              <w:left w:val="single" w:color="auto" w:sz="4" w:space="0"/>
+              <w:top w:val="single" w:sz="4" w:space="0" w:color="auto"/>
+              <w:left w:val="single" w:sz="4" w:space="0" w:color="auto"/>
               <w:bottom w:val="nil"/>
-              <w:right w:val="single" w:color="auto" w:sz="12" w:space="0"/>
-            </w:tcBorders>
-            <w:tcMar>
-              <w:top w:w="60" w:type="dxa"/>
-              <w:left w:w="120" w:type="dxa"/>
-              <w:bottom w:w="30" w:type="dxa"/>
-              <w:right w:w="120" w:type="dxa"/>
-            </w:tcMar>
-            <w:vAlign w:val="center"/>
-          </w:tcPr>
-          <w:p>
-            <w:pPr>
-              <w:snapToGrid w:val="0"/>
-              <w:spacing w:before="120" w:after="120" w:line="240" w:lineRule="auto"/>
-              <w:ind w:left="0" w:leftChars="0" w:right="0" w:rightChars="0" w:firstLine="0" w:firstLineChars="0"/>
+              <w:right w:val="single" w:sz="12" w:space="0" w:color="auto"/>
+            </w:tcBorders>
+            <w:tcMar>
+              <w:top w:w="60" w:type="dxa"/>
+              <w:left w:w="120" w:type="dxa"/>
+              <w:bottom w:w="30" w:type="dxa"/>
+              <w:right w:w="120" w:type="dxa"/>
+            </w:tcMar>
+            <w:vAlign w:val="center"/>
+          </w:tcPr>
+          <w:p>
+            <w:pPr>
+              <w:snapToGrid w:val="0"/>
+              <w:spacing w:before="120" w:after="120" w:line="240" w:lineRule="auto"/>
+              <w:ind w:left="0" w:right="0" w:firstLine="0" w:leftChars="0" w:rightChars="0" w:firstLineChars="0"/>
               <w:jc w:val="left"/>
               <w:rPr>
                 <w:rFonts w:ascii="Arial" w:eastAsia="等线"/>
@@ -6200,7 +6092,7 @@
             </w:pPr>
             <w:r>
               <w:rPr>
-                <w:rFonts w:ascii="Arial" w:hAnsi="Arial" w:eastAsia="等线" w:cs="Arial"/>
+                <w:rFonts w:ascii="Arial" w:eastAsia="等线" w:hAnsi="Arial" w:cs="Arial"/>
                 <w:sz w:val="22"/>
               </w:rPr>
               <w:t>技术保障组</w:t>
@@ -6210,14 +6102,8 @@
       </w:tr>
       <w:tr>
         <w:tblPrEx>
-          <w:tblBorders>
-            <w:top w:val="none" w:color="auto" w:sz="0" w:space="0"/>
-            <w:left w:val="none" w:color="auto" w:sz="0" w:space="0"/>
-            <w:bottom w:val="none" w:color="auto" w:sz="0" w:space="0"/>
-            <w:right w:val="none" w:color="auto" w:sz="0" w:space="0"/>
-            <w:insideH w:val="none" w:color="auto" w:sz="0" w:space="0"/>
-            <w:insideV w:val="none" w:color="auto" w:sz="0" w:space="0"/>
-          </w:tblBorders>
+          <w:tblW w:w="8522" w:type="dxa"/>
+          <w:jc w:val="center"/>
           <w:tblCellMar>
             <w:top w:w="0" w:type="dxa"/>
             <w:left w:w="10" w:type="dxa"/>
@@ -6226,15 +6112,15 @@
           </w:tblCellMar>
         </w:tblPrEx>
         <w:trPr>
-          <w:trHeight w:val="0" w:hRule="atLeast"/>
+          <w:trHeight w:val="0"/>
           <w:jc w:val="center"/>
         </w:trPr>
         <w:tc>
           <w:tcPr>
             <w:tcW w:w="1418" w:type="dxa"/>
             <w:tcBorders>
-              <w:top w:val="single" w:color="auto" w:sz="4" w:space="0"/>
-              <w:left w:val="single" w:color="auto" w:sz="12" w:space="0"/>
+              <w:top w:val="single" w:sz="4" w:space="0" w:color="auto"/>
+              <w:left w:val="single" w:sz="12" w:space="0" w:color="auto"/>
               <w:bottom w:val="nil"/>
               <w:right w:val="nil"/>
             </w:tcBorders>
@@ -6250,7 +6136,7 @@
             <w:pPr>
               <w:snapToGrid w:val="0"/>
               <w:spacing w:before="120" w:after="120" w:line="240" w:lineRule="auto"/>
-              <w:ind w:left="0" w:leftChars="0" w:right="0" w:rightChars="0" w:firstLine="0" w:firstLineChars="0"/>
+              <w:ind w:left="0" w:right="0" w:firstLine="0" w:leftChars="0" w:rightChars="0" w:firstLineChars="0"/>
               <w:jc w:val="center"/>
               <w:rPr>
                 <w:rFonts w:ascii="Arial" w:eastAsia="等线"/>
@@ -6259,7 +6145,7 @@
             </w:pPr>
             <w:r>
               <w:rPr>
-                <w:rFonts w:ascii="Arial" w:hAnsi="Arial" w:eastAsia="等线" w:cs="Arial"/>
+                <w:rFonts w:ascii="Arial" w:eastAsia="等线" w:hAnsi="Arial" w:cs="Arial"/>
                 <w:sz w:val="22"/>
               </w:rPr>
               <w:t>5. 恢复实施</w:t>
@@ -6270,8 +6156,8 @@
           <w:tcPr>
             <w:tcW w:w="1467" w:type="dxa"/>
             <w:tcBorders>
-              <w:top w:val="single" w:color="auto" w:sz="4" w:space="0"/>
-              <w:left w:val="single" w:color="auto" w:sz="4" w:space="0"/>
+              <w:top w:val="single" w:sz="4" w:space="0" w:color="auto"/>
+              <w:left w:val="single" w:sz="4" w:space="0" w:color="auto"/>
               <w:bottom w:val="nil"/>
               <w:right w:val="nil"/>
             </w:tcBorders>
@@ -6287,7 +6173,7 @@
             <w:pPr>
               <w:snapToGrid w:val="0"/>
               <w:spacing w:before="120" w:after="120" w:line="240" w:lineRule="auto"/>
-              <w:ind w:left="0" w:leftChars="0" w:right="0" w:rightChars="0" w:firstLine="0" w:firstLineChars="0"/>
+              <w:ind w:left="0" w:right="0" w:firstLine="0" w:leftChars="0" w:rightChars="0" w:firstLineChars="0"/>
               <w:jc w:val="center"/>
               <w:rPr>
                 <w:rFonts w:ascii="Arial" w:eastAsia="等线"/>
@@ -6296,7 +6182,7 @@
             </w:pPr>
             <w:r>
               <w:rPr>
-                <w:rFonts w:ascii="Arial" w:hAnsi="Arial" w:eastAsia="等线" w:cs="Arial"/>
+                <w:rFonts w:ascii="Arial" w:eastAsia="等线" w:hAnsi="Arial" w:cs="Arial"/>
                 <w:sz w:val="22"/>
               </w:rPr>
               <w:t>按场景目标</w:t>
@@ -6307,8 +6193,8 @@
           <w:tcPr>
             <w:tcW w:w="3967" w:type="dxa"/>
             <w:tcBorders>
-              <w:top w:val="single" w:color="auto" w:sz="4" w:space="0"/>
-              <w:left w:val="single" w:color="auto" w:sz="4" w:space="0"/>
+              <w:top w:val="single" w:sz="4" w:space="0" w:color="auto"/>
+              <w:left w:val="single" w:sz="4" w:space="0" w:color="auto"/>
               <w:bottom w:val="nil"/>
               <w:right w:val="nil"/>
             </w:tcBorders>
@@ -6324,7 +6210,7 @@
             <w:pPr>
               <w:snapToGrid w:val="0"/>
               <w:spacing w:before="120" w:after="120" w:line="240" w:lineRule="auto"/>
-              <w:ind w:left="0" w:leftChars="0" w:right="0" w:rightChars="0" w:firstLine="0" w:firstLineChars="0"/>
+              <w:ind w:left="0" w:right="0" w:firstLine="0" w:leftChars="0" w:rightChars="0" w:firstLineChars="0"/>
               <w:jc w:val="left"/>
               <w:rPr>
                 <w:rFonts w:ascii="Arial" w:eastAsia="等线"/>
@@ -6333,7 +6219,7 @@
             </w:pPr>
             <w:r>
               <w:rPr>
-                <w:rFonts w:ascii="Arial" w:hAnsi="Arial" w:eastAsia="等线" w:cs="Arial"/>
+                <w:rFonts w:ascii="Arial" w:eastAsia="等线" w:hAnsi="Arial" w:cs="Arial"/>
                 <w:sz w:val="22"/>
               </w:rPr>
               <w:t>执行恢复方案，验证恢复结果</w:t>
@@ -6344,24 +6230,24 @@
           <w:tcPr>
             <w:tcW w:w="1670" w:type="dxa"/>
             <w:tcBorders>
-              <w:top w:val="single" w:color="auto" w:sz="4" w:space="0"/>
-              <w:left w:val="single" w:color="auto" w:sz="4" w:space="0"/>
+              <w:top w:val="single" w:sz="4" w:space="0" w:color="auto"/>
+              <w:left w:val="single" w:sz="4" w:space="0" w:color="auto"/>
               <w:bottom w:val="nil"/>
-              <w:right w:val="single" w:color="auto" w:sz="12" w:space="0"/>
-            </w:tcBorders>
-            <w:tcMar>
-              <w:top w:w="60" w:type="dxa"/>
-              <w:left w:w="120" w:type="dxa"/>
-              <w:bottom w:w="30" w:type="dxa"/>
-              <w:right w:w="120" w:type="dxa"/>
-            </w:tcMar>
-            <w:vAlign w:val="center"/>
-          </w:tcPr>
-          <w:p>
-            <w:pPr>
-              <w:snapToGrid w:val="0"/>
-              <w:spacing w:before="120" w:after="120" w:line="240" w:lineRule="auto"/>
-              <w:ind w:left="0" w:leftChars="0" w:right="0" w:rightChars="0" w:firstLine="0" w:firstLineChars="0"/>
+              <w:right w:val="single" w:sz="12" w:space="0" w:color="auto"/>
+            </w:tcBorders>
+            <w:tcMar>
+              <w:top w:w="60" w:type="dxa"/>
+              <w:left w:w="120" w:type="dxa"/>
+              <w:bottom w:w="30" w:type="dxa"/>
+              <w:right w:w="120" w:type="dxa"/>
+            </w:tcMar>
+            <w:vAlign w:val="center"/>
+          </w:tcPr>
+          <w:p>
+            <w:pPr>
+              <w:snapToGrid w:val="0"/>
+              <w:spacing w:before="120" w:after="120" w:line="240" w:lineRule="auto"/>
+              <w:ind w:left="0" w:right="0" w:firstLine="0" w:leftChars="0" w:rightChars="0" w:firstLineChars="0"/>
               <w:jc w:val="left"/>
               <w:rPr>
                 <w:rFonts w:ascii="Arial" w:eastAsia="等线"/>
@@ -6370,7 +6256,7 @@
             </w:pPr>
             <w:r>
               <w:rPr>
-                <w:rFonts w:ascii="Arial" w:hAnsi="Arial" w:eastAsia="等线" w:cs="Arial"/>
+                <w:rFonts w:ascii="Arial" w:eastAsia="等线" w:hAnsi="Arial" w:cs="Arial"/>
                 <w:sz w:val="22"/>
               </w:rPr>
               <w:t>技术保障组</w:t>
@@ -6380,14 +6266,8 @@
       </w:tr>
       <w:tr>
         <w:tblPrEx>
-          <w:tblBorders>
-            <w:top w:val="none" w:color="auto" w:sz="0" w:space="0"/>
-            <w:left w:val="none" w:color="auto" w:sz="0" w:space="0"/>
-            <w:bottom w:val="none" w:color="auto" w:sz="0" w:space="0"/>
-            <w:right w:val="none" w:color="auto" w:sz="0" w:space="0"/>
-            <w:insideH w:val="none" w:color="auto" w:sz="0" w:space="0"/>
-            <w:insideV w:val="none" w:color="auto" w:sz="0" w:space="0"/>
-          </w:tblBorders>
+          <w:tblW w:w="8522" w:type="dxa"/>
+          <w:jc w:val="center"/>
           <w:tblCellMar>
             <w:top w:w="0" w:type="dxa"/>
             <w:left w:w="10" w:type="dxa"/>
@@ -6396,15 +6276,15 @@
           </w:tblCellMar>
         </w:tblPrEx>
         <w:trPr>
-          <w:trHeight w:val="0" w:hRule="atLeast"/>
+          <w:trHeight w:val="0"/>
           <w:jc w:val="center"/>
         </w:trPr>
         <w:tc>
           <w:tcPr>
             <w:tcW w:w="1418" w:type="dxa"/>
             <w:tcBorders>
-              <w:top w:val="single" w:color="auto" w:sz="4" w:space="0"/>
-              <w:left w:val="single" w:color="auto" w:sz="12" w:space="0"/>
+              <w:top w:val="single" w:sz="4" w:space="0" w:color="auto"/>
+              <w:left w:val="single" w:sz="12" w:space="0" w:color="auto"/>
               <w:bottom w:val="nil"/>
               <w:right w:val="nil"/>
             </w:tcBorders>
@@ -6420,7 +6300,7 @@
             <w:pPr>
               <w:snapToGrid w:val="0"/>
               <w:spacing w:before="120" w:after="120" w:line="240" w:lineRule="auto"/>
-              <w:ind w:left="0" w:leftChars="0" w:right="0" w:rightChars="0" w:firstLine="0" w:firstLineChars="0"/>
+              <w:ind w:left="0" w:right="0" w:firstLine="0" w:leftChars="0" w:rightChars="0" w:firstLineChars="0"/>
               <w:jc w:val="center"/>
               <w:rPr>
                 <w:rFonts w:ascii="Arial" w:eastAsia="等线"/>
@@ -6429,7 +6309,7 @@
             </w:pPr>
             <w:r>
               <w:rPr>
-                <w:rFonts w:ascii="Arial" w:hAnsi="Arial" w:eastAsia="等线" w:cs="Arial"/>
+                <w:rFonts w:ascii="Arial" w:eastAsia="等线" w:hAnsi="Arial" w:cs="Arial"/>
                 <w:sz w:val="22"/>
               </w:rPr>
               <w:t>6. 恢复确认</w:t>
@@ -6440,8 +6320,8 @@
           <w:tcPr>
             <w:tcW w:w="1467" w:type="dxa"/>
             <w:tcBorders>
-              <w:top w:val="single" w:color="auto" w:sz="4" w:space="0"/>
-              <w:left w:val="single" w:color="auto" w:sz="4" w:space="0"/>
+              <w:top w:val="single" w:sz="4" w:space="0" w:color="auto"/>
+              <w:left w:val="single" w:sz="4" w:space="0" w:color="auto"/>
               <w:bottom w:val="nil"/>
               <w:right w:val="nil"/>
             </w:tcBorders>
@@ -6457,7 +6337,7 @@
             <w:pPr>
               <w:snapToGrid w:val="0"/>
               <w:spacing w:before="120" w:after="120" w:line="240" w:lineRule="auto"/>
-              <w:ind w:left="0" w:leftChars="0" w:right="0" w:rightChars="0" w:firstLine="0" w:firstLineChars="0"/>
+              <w:ind w:left="0" w:right="0" w:firstLine="0" w:leftChars="0" w:rightChars="0" w:firstLineChars="0"/>
               <w:jc w:val="center"/>
               <w:rPr>
                 <w:rFonts w:ascii="Arial" w:eastAsia="等线"/>
@@ -6466,7 +6346,7 @@
             </w:pPr>
             <w:r>
               <w:rPr>
-                <w:rFonts w:ascii="Arial" w:hAnsi="Arial" w:eastAsia="等线" w:cs="Arial"/>
+                <w:rFonts w:ascii="Arial" w:eastAsia="等线" w:hAnsi="Arial" w:cs="Arial"/>
                 <w:sz w:val="22"/>
               </w:rPr>
               <w:t>恢复完成后</w:t>
@@ -6477,8 +6357,8 @@
           <w:tcPr>
             <w:tcW w:w="3967" w:type="dxa"/>
             <w:tcBorders>
-              <w:top w:val="single" w:color="auto" w:sz="4" w:space="0"/>
-              <w:left w:val="single" w:color="auto" w:sz="4" w:space="0"/>
+              <w:top w:val="single" w:sz="4" w:space="0" w:color="auto"/>
+              <w:left w:val="single" w:sz="4" w:space="0" w:color="auto"/>
               <w:bottom w:val="nil"/>
               <w:right w:val="nil"/>
             </w:tcBorders>
@@ -6494,7 +6374,7 @@
             <w:pPr>
               <w:snapToGrid w:val="0"/>
               <w:spacing w:before="120" w:after="120" w:line="240" w:lineRule="auto"/>
-              <w:ind w:left="0" w:leftChars="0" w:right="0" w:rightChars="0" w:firstLine="0" w:firstLineChars="0"/>
+              <w:ind w:left="0" w:right="0" w:firstLine="0" w:leftChars="0" w:rightChars="0" w:firstLineChars="0"/>
               <w:jc w:val="left"/>
               <w:rPr>
                 <w:rFonts w:ascii="Arial" w:eastAsia="等线"/>
@@ -6503,7 +6383,7 @@
             </w:pPr>
             <w:r>
               <w:rPr>
-                <w:rFonts w:ascii="Arial" w:hAnsi="Arial" w:eastAsia="等线" w:cs="Arial"/>
+                <w:rFonts w:ascii="Arial" w:eastAsia="等线" w:hAnsi="Arial" w:cs="Arial"/>
                 <w:sz w:val="22"/>
               </w:rPr>
               <w:t>甲方确认服务恢复正常</w:t>
@@ -6514,24 +6394,24 @@
           <w:tcPr>
             <w:tcW w:w="1670" w:type="dxa"/>
             <w:tcBorders>
-              <w:top w:val="single" w:color="auto" w:sz="4" w:space="0"/>
-              <w:left w:val="single" w:color="auto" w:sz="4" w:space="0"/>
+              <w:top w:val="single" w:sz="4" w:space="0" w:color="auto"/>
+              <w:left w:val="single" w:sz="4" w:space="0" w:color="auto"/>
               <w:bottom w:val="nil"/>
-              <w:right w:val="single" w:color="auto" w:sz="12" w:space="0"/>
-            </w:tcBorders>
-            <w:tcMar>
-              <w:top w:w="60" w:type="dxa"/>
-              <w:left w:w="120" w:type="dxa"/>
-              <w:bottom w:w="30" w:type="dxa"/>
-              <w:right w:w="120" w:type="dxa"/>
-            </w:tcMar>
-            <w:vAlign w:val="center"/>
-          </w:tcPr>
-          <w:p>
-            <w:pPr>
-              <w:snapToGrid w:val="0"/>
-              <w:spacing w:before="120" w:after="120" w:line="240" w:lineRule="auto"/>
-              <w:ind w:left="0" w:leftChars="0" w:right="0" w:rightChars="0" w:firstLine="0" w:firstLineChars="0"/>
+              <w:right w:val="single" w:sz="12" w:space="0" w:color="auto"/>
+            </w:tcBorders>
+            <w:tcMar>
+              <w:top w:w="60" w:type="dxa"/>
+              <w:left w:w="120" w:type="dxa"/>
+              <w:bottom w:w="30" w:type="dxa"/>
+              <w:right w:w="120" w:type="dxa"/>
+            </w:tcMar>
+            <w:vAlign w:val="center"/>
+          </w:tcPr>
+          <w:p>
+            <w:pPr>
+              <w:snapToGrid w:val="0"/>
+              <w:spacing w:before="120" w:after="120" w:line="240" w:lineRule="auto"/>
+              <w:ind w:left="0" w:right="0" w:firstLine="0" w:leftChars="0" w:rightChars="0" w:firstLineChars="0"/>
               <w:jc w:val="left"/>
               <w:rPr>
                 <w:rFonts w:ascii="Arial" w:eastAsia="等线"/>
@@ -6540,7 +6420,7 @@
             </w:pPr>
             <w:r>
               <w:rPr>
-                <w:rFonts w:ascii="Arial" w:hAnsi="Arial" w:eastAsia="等线" w:cs="Arial"/>
+                <w:rFonts w:ascii="Arial" w:eastAsia="等线" w:hAnsi="Arial" w:cs="Arial"/>
                 <w:sz w:val="22"/>
               </w:rPr>
               <w:t>副总指挥</w:t>
@@ -6550,14 +6430,8 @@
       </w:tr>
       <w:tr>
         <w:tblPrEx>
-          <w:tblBorders>
-            <w:top w:val="none" w:color="auto" w:sz="0" w:space="0"/>
-            <w:left w:val="none" w:color="auto" w:sz="0" w:space="0"/>
-            <w:bottom w:val="none" w:color="auto" w:sz="0" w:space="0"/>
-            <w:right w:val="none" w:color="auto" w:sz="0" w:space="0"/>
-            <w:insideH w:val="none" w:color="auto" w:sz="0" w:space="0"/>
-            <w:insideV w:val="none" w:color="auto" w:sz="0" w:space="0"/>
-          </w:tblBorders>
+          <w:tblW w:w="8522" w:type="dxa"/>
+          <w:jc w:val="center"/>
           <w:tblCellMar>
             <w:top w:w="0" w:type="dxa"/>
             <w:left w:w="10" w:type="dxa"/>
@@ -6566,15 +6440,15 @@
           </w:tblCellMar>
         </w:tblPrEx>
         <w:trPr>
-          <w:trHeight w:val="0" w:hRule="atLeast"/>
+          <w:trHeight w:val="0"/>
           <w:jc w:val="center"/>
         </w:trPr>
         <w:tc>
           <w:tcPr>
             <w:tcW w:w="1418" w:type="dxa"/>
             <w:tcBorders>
-              <w:top w:val="single" w:color="auto" w:sz="4" w:space="0"/>
-              <w:left w:val="single" w:color="auto" w:sz="12" w:space="0"/>
+              <w:top w:val="single" w:sz="4" w:space="0" w:color="auto"/>
+              <w:left w:val="single" w:sz="12" w:space="0" w:color="auto"/>
               <w:bottom w:val="nil"/>
               <w:right w:val="nil"/>
             </w:tcBorders>
@@ -6590,7 +6464,7 @@
             <w:pPr>
               <w:snapToGrid w:val="0"/>
               <w:spacing w:before="120" w:after="120" w:line="240" w:lineRule="auto"/>
-              <w:ind w:left="0" w:leftChars="0" w:right="0" w:rightChars="0" w:firstLine="0" w:firstLineChars="0"/>
+              <w:ind w:left="0" w:right="0" w:firstLine="0" w:leftChars="0" w:rightChars="0" w:firstLineChars="0"/>
               <w:jc w:val="center"/>
               <w:rPr>
                 <w:rFonts w:ascii="Arial" w:eastAsia="等线"/>
@@ -6599,7 +6473,7 @@
             </w:pPr>
             <w:r>
               <w:rPr>
-                <w:rFonts w:ascii="Arial" w:hAnsi="Arial" w:eastAsia="等线" w:cs="Arial"/>
+                <w:rFonts w:ascii="Arial" w:eastAsia="等线" w:hAnsi="Arial" w:cs="Arial"/>
                 <w:sz w:val="22"/>
               </w:rPr>
               <w:t>7. 应急终止</w:t>
@@ -6610,8 +6484,8 @@
           <w:tcPr>
             <w:tcW w:w="1467" w:type="dxa"/>
             <w:tcBorders>
-              <w:top w:val="single" w:color="auto" w:sz="4" w:space="0"/>
-              <w:left w:val="single" w:color="auto" w:sz="4" w:space="0"/>
+              <w:top w:val="single" w:sz="4" w:space="0" w:color="auto"/>
+              <w:left w:val="single" w:sz="4" w:space="0" w:color="auto"/>
               <w:bottom w:val="nil"/>
               <w:right w:val="nil"/>
             </w:tcBorders>
@@ -6627,7 +6501,7 @@
             <w:pPr>
               <w:snapToGrid w:val="0"/>
               <w:spacing w:before="120" w:after="120" w:line="240" w:lineRule="auto"/>
-              <w:ind w:left="0" w:leftChars="0" w:right="0" w:rightChars="0" w:firstLine="0" w:firstLineChars="0"/>
+              <w:ind w:left="0" w:right="0" w:firstLine="0" w:leftChars="0" w:rightChars="0" w:firstLineChars="0"/>
               <w:jc w:val="center"/>
               <w:rPr>
                 <w:rFonts w:ascii="Arial" w:eastAsia="等线"/>
@@ -6636,7 +6510,7 @@
             </w:pPr>
             <w:r>
               <w:rPr>
-                <w:rFonts w:ascii="Arial" w:hAnsi="Arial" w:eastAsia="等线" w:cs="Arial"/>
+                <w:rFonts w:ascii="Arial" w:eastAsia="等线" w:hAnsi="Arial" w:cs="Arial"/>
                 <w:sz w:val="22"/>
               </w:rPr>
               <w:t>确认完成后</w:t>
@@ -6647,8 +6521,8 @@
           <w:tcPr>
             <w:tcW w:w="3967" w:type="dxa"/>
             <w:tcBorders>
-              <w:top w:val="single" w:color="auto" w:sz="4" w:space="0"/>
-              <w:left w:val="single" w:color="auto" w:sz="4" w:space="0"/>
+              <w:top w:val="single" w:sz="4" w:space="0" w:color="auto"/>
+              <w:left w:val="single" w:sz="4" w:space="0" w:color="auto"/>
               <w:bottom w:val="nil"/>
               <w:right w:val="nil"/>
             </w:tcBorders>
@@ -6664,7 +6538,7 @@
             <w:pPr>
               <w:snapToGrid w:val="0"/>
               <w:spacing w:before="120" w:after="120" w:line="240" w:lineRule="auto"/>
-              <w:ind w:left="0" w:leftChars="0" w:right="0" w:rightChars="0" w:firstLine="0" w:firstLineChars="0"/>
+              <w:ind w:left="0" w:right="0" w:firstLine="0" w:leftChars="0" w:rightChars="0" w:firstLineChars="0"/>
               <w:jc w:val="left"/>
               <w:rPr>
                 <w:rFonts w:ascii="Arial" w:eastAsia="等线"/>
@@ -6673,7 +6547,7 @@
             </w:pPr>
             <w:r>
               <w:rPr>
-                <w:rFonts w:ascii="Arial" w:hAnsi="Arial" w:eastAsia="等线" w:cs="Arial"/>
+                <w:rFonts w:ascii="Arial" w:eastAsia="等线" w:hAnsi="Arial" w:cs="Arial"/>
                 <w:sz w:val="22"/>
               </w:rPr>
               <w:t>总指挥下达应急终止指令</w:t>
@@ -6684,24 +6558,24 @@
           <w:tcPr>
             <w:tcW w:w="1670" w:type="dxa"/>
             <w:tcBorders>
-              <w:top w:val="single" w:color="auto" w:sz="4" w:space="0"/>
-              <w:left w:val="single" w:color="auto" w:sz="4" w:space="0"/>
+              <w:top w:val="single" w:sz="4" w:space="0" w:color="auto"/>
+              <w:left w:val="single" w:sz="4" w:space="0" w:color="auto"/>
               <w:bottom w:val="nil"/>
-              <w:right w:val="single" w:color="auto" w:sz="12" w:space="0"/>
-            </w:tcBorders>
-            <w:tcMar>
-              <w:top w:w="60" w:type="dxa"/>
-              <w:left w:w="120" w:type="dxa"/>
-              <w:bottom w:w="30" w:type="dxa"/>
-              <w:right w:w="120" w:type="dxa"/>
-            </w:tcMar>
-            <w:vAlign w:val="center"/>
-          </w:tcPr>
-          <w:p>
-            <w:pPr>
-              <w:snapToGrid w:val="0"/>
-              <w:spacing w:before="120" w:after="120" w:line="240" w:lineRule="auto"/>
-              <w:ind w:left="0" w:leftChars="0" w:right="0" w:rightChars="0" w:firstLine="0" w:firstLineChars="0"/>
+              <w:right w:val="single" w:sz="12" w:space="0" w:color="auto"/>
+            </w:tcBorders>
+            <w:tcMar>
+              <w:top w:w="60" w:type="dxa"/>
+              <w:left w:w="120" w:type="dxa"/>
+              <w:bottom w:w="30" w:type="dxa"/>
+              <w:right w:w="120" w:type="dxa"/>
+            </w:tcMar>
+            <w:vAlign w:val="center"/>
+          </w:tcPr>
+          <w:p>
+            <w:pPr>
+              <w:snapToGrid w:val="0"/>
+              <w:spacing w:before="120" w:after="120" w:line="240" w:lineRule="auto"/>
+              <w:ind w:left="0" w:right="0" w:firstLine="0" w:leftChars="0" w:rightChars="0" w:firstLineChars="0"/>
               <w:jc w:val="left"/>
               <w:rPr>
                 <w:rFonts w:ascii="Arial" w:eastAsia="等线"/>
@@ -6710,7 +6584,7 @@
             </w:pPr>
             <w:r>
               <w:rPr>
-                <w:rFonts w:ascii="Arial" w:hAnsi="Arial" w:eastAsia="等线" w:cs="Arial"/>
+                <w:rFonts w:ascii="Arial" w:eastAsia="等线" w:hAnsi="Arial" w:cs="Arial"/>
                 <w:sz w:val="22"/>
               </w:rPr>
               <w:t>总指挥</w:t>
@@ -6720,14 +6594,8 @@
       </w:tr>
       <w:tr>
         <w:tblPrEx>
-          <w:tblBorders>
-            <w:top w:val="none" w:color="auto" w:sz="0" w:space="0"/>
-            <w:left w:val="none" w:color="auto" w:sz="0" w:space="0"/>
-            <w:bottom w:val="none" w:color="auto" w:sz="0" w:space="0"/>
-            <w:right w:val="none" w:color="auto" w:sz="0" w:space="0"/>
-            <w:insideH w:val="none" w:color="auto" w:sz="0" w:space="0"/>
-            <w:insideV w:val="none" w:color="auto" w:sz="0" w:space="0"/>
-          </w:tblBorders>
+          <w:tblW w:w="8522" w:type="dxa"/>
+          <w:jc w:val="center"/>
           <w:tblCellMar>
             <w:top w:w="0" w:type="dxa"/>
             <w:left w:w="10" w:type="dxa"/>
@@ -6736,16 +6604,16 @@
           </w:tblCellMar>
         </w:tblPrEx>
         <w:trPr>
-          <w:trHeight w:val="0" w:hRule="atLeast"/>
+          <w:trHeight w:val="0"/>
           <w:jc w:val="center"/>
         </w:trPr>
         <w:tc>
           <w:tcPr>
             <w:tcW w:w="1418" w:type="dxa"/>
             <w:tcBorders>
-              <w:top w:val="single" w:color="auto" w:sz="4" w:space="0"/>
-              <w:left w:val="single" w:color="auto" w:sz="12" w:space="0"/>
-              <w:bottom w:val="single" w:color="auto" w:sz="12" w:space="0"/>
+              <w:top w:val="single" w:sz="4" w:space="0" w:color="auto"/>
+              <w:left w:val="single" w:sz="12" w:space="0" w:color="auto"/>
+              <w:bottom w:val="single" w:sz="12" w:space="0" w:color="auto"/>
               <w:right w:val="nil"/>
             </w:tcBorders>
             <w:tcMar>
@@ -6760,7 +6628,7 @@
             <w:pPr>
               <w:snapToGrid w:val="0"/>
               <w:spacing w:before="120" w:after="120" w:line="240" w:lineRule="auto"/>
-              <w:ind w:left="0" w:leftChars="0" w:right="0" w:rightChars="0" w:firstLine="0" w:firstLineChars="0"/>
+              <w:ind w:left="0" w:right="0" w:firstLine="0" w:leftChars="0" w:rightChars="0" w:firstLineChars="0"/>
               <w:jc w:val="center"/>
               <w:rPr>
                 <w:rFonts w:ascii="Arial" w:eastAsia="等线"/>
@@ -6769,7 +6637,7 @@
             </w:pPr>
             <w:r>
               <w:rPr>
-                <w:rFonts w:ascii="Arial" w:hAnsi="Arial" w:eastAsia="等线" w:cs="Arial"/>
+                <w:rFonts w:ascii="Arial" w:eastAsia="等线" w:hAnsi="Arial" w:cs="Arial"/>
                 <w:sz w:val="22"/>
               </w:rPr>
               <w:t>8. 复盘总结</w:t>
@@ -6780,9 +6648,9 @@
           <w:tcPr>
             <w:tcW w:w="1467" w:type="dxa"/>
             <w:tcBorders>
-              <w:top w:val="single" w:color="auto" w:sz="4" w:space="0"/>
-              <w:left w:val="single" w:color="auto" w:sz="4" w:space="0"/>
-              <w:bottom w:val="single" w:color="auto" w:sz="12" w:space="0"/>
+              <w:top w:val="single" w:sz="4" w:space="0" w:color="auto"/>
+              <w:left w:val="single" w:sz="4" w:space="0" w:color="auto"/>
+              <w:bottom w:val="single" w:sz="12" w:space="0" w:color="auto"/>
               <w:right w:val="nil"/>
             </w:tcBorders>
             <w:tcMar>
@@ -6797,7 +6665,7 @@
             <w:pPr>
               <w:snapToGrid w:val="0"/>
               <w:spacing w:before="120" w:after="120" w:line="240" w:lineRule="auto"/>
-              <w:ind w:left="0" w:leftChars="0" w:right="0" w:rightChars="0" w:firstLine="0" w:firstLineChars="0"/>
+              <w:ind w:left="0" w:right="0" w:firstLine="0" w:leftChars="0" w:rightChars="0" w:firstLineChars="0"/>
               <w:jc w:val="center"/>
               <w:rPr>
                 <w:rFonts w:ascii="Arial" w:eastAsia="等线"/>
@@ -6806,7 +6674,7 @@
             </w:pPr>
             <w:r>
               <w:rPr>
-                <w:rFonts w:ascii="Arial" w:hAnsi="Arial" w:eastAsia="等线" w:cs="Arial"/>
+                <w:rFonts w:ascii="Arial" w:eastAsia="等线" w:hAnsi="Arial" w:cs="Arial"/>
                 <w:sz w:val="22"/>
               </w:rPr>
               <w:t>演练后3日内</w:t>
@@ -6817,9 +6685,9 @@
           <w:tcPr>
             <w:tcW w:w="3967" w:type="dxa"/>
             <w:tcBorders>
-              <w:top w:val="single" w:color="auto" w:sz="4" w:space="0"/>
-              <w:left w:val="single" w:color="auto" w:sz="4" w:space="0"/>
-              <w:bottom w:val="single" w:color="auto" w:sz="12" w:space="0"/>
+              <w:top w:val="single" w:sz="4" w:space="0" w:color="auto"/>
+              <w:left w:val="single" w:sz="4" w:space="0" w:color="auto"/>
+              <w:bottom w:val="single" w:sz="12" w:space="0" w:color="auto"/>
               <w:right w:val="nil"/>
             </w:tcBorders>
             <w:tcMar>
@@ -6834,7 +6702,7 @@
             <w:pPr>
               <w:snapToGrid w:val="0"/>
               <w:spacing w:before="120" w:after="120" w:line="240" w:lineRule="auto"/>
-              <w:ind w:left="0" w:leftChars="0" w:right="0" w:rightChars="0" w:firstLine="0" w:firstLineChars="0"/>
+              <w:ind w:left="0" w:right="0" w:firstLine="0" w:leftChars="0" w:rightChars="0" w:firstLineChars="0"/>
               <w:jc w:val="left"/>
               <w:rPr>
                 <w:rFonts w:ascii="Arial" w:eastAsia="等线"/>
@@ -6843,7 +6711,7 @@
             </w:pPr>
             <w:r>
               <w:rPr>
-                <w:rFonts w:ascii="Arial" w:hAnsi="Arial" w:eastAsia="等线" w:cs="Arial"/>
+                <w:rFonts w:ascii="Arial" w:eastAsia="等线" w:hAnsi="Arial" w:cs="Arial"/>
                 <w:sz w:val="22"/>
               </w:rPr>
               <w:t>提交《应急演练复盘报告》</w:t>
@@ -6854,24 +6722,24 @@
           <w:tcPr>
             <w:tcW w:w="1670" w:type="dxa"/>
             <w:tcBorders>
-              <w:top w:val="single" w:color="auto" w:sz="4" w:space="0"/>
-              <w:left w:val="single" w:color="auto" w:sz="4" w:space="0"/>
-              <w:bottom w:val="single" w:color="auto" w:sz="12" w:space="0"/>
-              <w:right w:val="single" w:color="auto" w:sz="12" w:space="0"/>
-            </w:tcBorders>
-            <w:tcMar>
-              <w:top w:w="60" w:type="dxa"/>
-              <w:left w:w="120" w:type="dxa"/>
-              <w:bottom w:w="30" w:type="dxa"/>
-              <w:right w:w="120" w:type="dxa"/>
-            </w:tcMar>
-            <w:vAlign w:val="center"/>
-          </w:tcPr>
-          <w:p>
-            <w:pPr>
-              <w:snapToGrid w:val="0"/>
-              <w:spacing w:before="120" w:after="120" w:line="240" w:lineRule="auto"/>
-              <w:ind w:left="0" w:leftChars="0" w:right="0" w:rightChars="0" w:firstLine="0" w:firstLineChars="0"/>
+              <w:top w:val="single" w:sz="4" w:space="0" w:color="auto"/>
+              <w:left w:val="single" w:sz="4" w:space="0" w:color="auto"/>
+              <w:bottom w:val="single" w:sz="12" w:space="0" w:color="auto"/>
+              <w:right w:val="single" w:sz="12" w:space="0" w:color="auto"/>
+            </w:tcBorders>
+            <w:tcMar>
+              <w:top w:w="60" w:type="dxa"/>
+              <w:left w:w="120" w:type="dxa"/>
+              <w:bottom w:w="30" w:type="dxa"/>
+              <w:right w:w="120" w:type="dxa"/>
+            </w:tcMar>
+            <w:vAlign w:val="center"/>
+          </w:tcPr>
+          <w:p>
+            <w:pPr>
+              <w:snapToGrid w:val="0"/>
+              <w:spacing w:before="120" w:after="120" w:line="240" w:lineRule="auto"/>
+              <w:ind w:left="0" w:right="0" w:firstLine="0" w:leftChars="0" w:rightChars="0" w:firstLineChars="0"/>
               <w:jc w:val="left"/>
               <w:rPr>
                 <w:rFonts w:ascii="Arial" w:eastAsia="等线"/>
@@ -6880,7 +6748,7 @@
             </w:pPr>
             <w:r>
               <w:rPr>
-                <w:rFonts w:ascii="Arial" w:hAnsi="Arial" w:eastAsia="等线" w:cs="Arial"/>
+                <w:rFonts w:ascii="Arial" w:eastAsia="等线" w:hAnsi="Arial" w:cs="Arial"/>
                 <w:sz w:val="22"/>
               </w:rPr>
               <w:t>总指挥</w:t>
@@ -6891,31 +6759,30 @@
     </w:tbl>
     <w:p>
       <w:pPr>
-        <w:pStyle w:val="28"/>
+        <w:pStyle w:val="1"/>
         <w:bidi w:val="0"/>
       </w:pPr>
-      <w:bookmarkStart w:id="35" w:name="heading_19"/>
-      <w:bookmarkStart w:id="36" w:name="_Toc29871"/>
+      <w:bookmarkStart w:id="36" w:name="heading_19"/>
+      <w:bookmarkStart w:id="37" w:name="_Toc29871"/>
       <w:r>
         <w:t>演练评估指标</w:t>
       </w:r>
-      <w:bookmarkEnd w:id="35"/>
       <w:bookmarkEnd w:id="36"/>
+      <w:bookmarkEnd w:id="37"/>
     </w:p>
     <w:tbl>
       <w:tblPr>
-        <w:tblStyle w:val="20"/>
+        <w:tblStyle w:val="TableNormal"/>
         <w:tblW w:w="8522" w:type="dxa"/>
         <w:jc w:val="center"/>
         <w:tblBorders>
-          <w:top w:val="none" w:color="auto" w:sz="0" w:space="0"/>
-          <w:left w:val="none" w:color="auto" w:sz="0" w:space="0"/>
-          <w:bottom w:val="none" w:color="auto" w:sz="0" w:space="0"/>
-          <w:right w:val="none" w:color="auto" w:sz="0" w:space="0"/>
-          <w:insideH w:val="none" w:color="auto" w:sz="0" w:space="0"/>
-          <w:insideV w:val="none" w:color="auto" w:sz="0" w:space="0"/>
+          <w:top w:val="nil"/>
+          <w:left w:val="nil"/>
+          <w:bottom w:val="nil"/>
+          <w:right w:val="nil"/>
+          <w:insideH w:val="nil"/>
+          <w:insideV w:val="nil"/>
         </w:tblBorders>
-        <w:tblLayout w:type="autofit"/>
         <w:tblCellMar>
           <w:top w:w="0" w:type="dxa"/>
           <w:left w:w="10" w:type="dxa"/>
@@ -6930,13 +6797,15 @@
       </w:tblGrid>
       <w:tr>
         <w:tblPrEx>
+          <w:tblW w:w="8522" w:type="dxa"/>
+          <w:jc w:val="center"/>
           <w:tblBorders>
-            <w:top w:val="none" w:color="auto" w:sz="0" w:space="0"/>
-            <w:left w:val="none" w:color="auto" w:sz="0" w:space="0"/>
-            <w:bottom w:val="none" w:color="auto" w:sz="0" w:space="0"/>
-            <w:right w:val="none" w:color="auto" w:sz="0" w:space="0"/>
-            <w:insideH w:val="none" w:color="auto" w:sz="0" w:space="0"/>
-            <w:insideV w:val="none" w:color="auto" w:sz="0" w:space="0"/>
+            <w:top w:val="nil"/>
+            <w:left w:val="nil"/>
+            <w:bottom w:val="nil"/>
+            <w:right w:val="nil"/>
+            <w:insideH w:val="nil"/>
+            <w:insideV w:val="nil"/>
           </w:tblBorders>
           <w:tblCellMar>
             <w:top w:w="0" w:type="dxa"/>
@@ -6946,7 +6815,7 @@
           </w:tblCellMar>
         </w:tblPrEx>
         <w:trPr>
-          <w:trHeight w:val="485" w:hRule="atLeast"/>
+          <w:trHeight w:val="485"/>
           <w:tblHeader/>
           <w:jc w:val="center"/>
         </w:trPr>
@@ -6954,8 +6823,8 @@
           <w:tcPr>
             <w:tcW w:w="2867" w:type="dxa"/>
             <w:tcBorders>
-              <w:top w:val="single" w:color="auto" w:sz="12" w:space="0"/>
-              <w:left w:val="single" w:color="auto" w:sz="12" w:space="0"/>
+              <w:top w:val="single" w:sz="12" w:space="0" w:color="auto"/>
+              <w:left w:val="single" w:sz="12" w:space="0" w:color="auto"/>
               <w:bottom w:val="nil"/>
               <w:right w:val="nil"/>
             </w:tcBorders>
@@ -6971,7 +6840,7 @@
             <w:pPr>
               <w:snapToGrid w:val="0"/>
               <w:spacing w:before="120" w:after="120" w:line="240" w:lineRule="auto"/>
-              <w:ind w:left="0" w:leftChars="0" w:right="0" w:rightChars="0" w:firstLine="0" w:firstLineChars="0"/>
+              <w:ind w:left="0" w:right="0" w:firstLine="0" w:leftChars="0" w:rightChars="0" w:firstLineChars="0"/>
               <w:jc w:val="center"/>
               <w:rPr>
                 <w:rFonts w:ascii="Arial" w:eastAsia="等线"/>
@@ -6981,7 +6850,7 @@
             </w:pPr>
             <w:r>
               <w:rPr>
-                <w:rFonts w:ascii="Arial" w:hAnsi="Arial" w:eastAsia="等线" w:cs="Arial"/>
+                <w:rFonts w:ascii="Arial" w:eastAsia="等线" w:hAnsi="Arial" w:cs="Arial"/>
                 <w:b/>
                 <w:sz w:val="22"/>
               </w:rPr>
@@ -6993,8 +6862,8 @@
           <w:tcPr>
             <w:tcW w:w="2313" w:type="dxa"/>
             <w:tcBorders>
-              <w:top w:val="single" w:color="auto" w:sz="12" w:space="0"/>
-              <w:left w:val="single" w:color="auto" w:sz="4" w:space="0"/>
+              <w:top w:val="single" w:sz="12" w:space="0" w:color="auto"/>
+              <w:left w:val="single" w:sz="4" w:space="0" w:color="auto"/>
               <w:bottom w:val="nil"/>
               <w:right w:val="nil"/>
             </w:tcBorders>
@@ -7010,7 +6879,7 @@
             <w:pPr>
               <w:snapToGrid w:val="0"/>
               <w:spacing w:before="120" w:after="120" w:line="240" w:lineRule="auto"/>
-              <w:ind w:left="0" w:leftChars="0" w:right="0" w:rightChars="0" w:firstLine="0" w:firstLineChars="0"/>
+              <w:ind w:left="0" w:right="0" w:firstLine="0" w:leftChars="0" w:rightChars="0" w:firstLineChars="0"/>
               <w:jc w:val="center"/>
               <w:rPr>
                 <w:rFonts w:ascii="Arial" w:eastAsia="等线"/>
@@ -7020,7 +6889,7 @@
             </w:pPr>
             <w:r>
               <w:rPr>
-                <w:rFonts w:ascii="Arial" w:hAnsi="Arial" w:eastAsia="等线" w:cs="Arial"/>
+                <w:rFonts w:ascii="Arial" w:eastAsia="等线" w:hAnsi="Arial" w:cs="Arial"/>
                 <w:b/>
                 <w:sz w:val="22"/>
               </w:rPr>
@@ -7032,24 +6901,24 @@
           <w:tcPr>
             <w:tcW w:w="3342" w:type="dxa"/>
             <w:tcBorders>
-              <w:top w:val="single" w:color="auto" w:sz="12" w:space="0"/>
-              <w:left w:val="single" w:color="auto" w:sz="4" w:space="0"/>
+              <w:top w:val="single" w:sz="12" w:space="0" w:color="auto"/>
+              <w:left w:val="single" w:sz="4" w:space="0" w:color="auto"/>
               <w:bottom w:val="nil"/>
-              <w:right w:val="single" w:color="auto" w:sz="12" w:space="0"/>
-            </w:tcBorders>
-            <w:tcMar>
-              <w:top w:w="60" w:type="dxa"/>
-              <w:left w:w="120" w:type="dxa"/>
-              <w:bottom w:w="30" w:type="dxa"/>
-              <w:right w:w="120" w:type="dxa"/>
-            </w:tcMar>
-            <w:vAlign w:val="center"/>
-          </w:tcPr>
-          <w:p>
-            <w:pPr>
-              <w:snapToGrid w:val="0"/>
-              <w:spacing w:before="120" w:after="120" w:line="240" w:lineRule="auto"/>
-              <w:ind w:left="0" w:leftChars="0" w:right="0" w:rightChars="0" w:firstLine="0" w:firstLineChars="0"/>
+              <w:right w:val="single" w:sz="12" w:space="0" w:color="auto"/>
+            </w:tcBorders>
+            <w:tcMar>
+              <w:top w:w="60" w:type="dxa"/>
+              <w:left w:w="120" w:type="dxa"/>
+              <w:bottom w:w="30" w:type="dxa"/>
+              <w:right w:w="120" w:type="dxa"/>
+            </w:tcMar>
+            <w:vAlign w:val="center"/>
+          </w:tcPr>
+          <w:p>
+            <w:pPr>
+              <w:snapToGrid w:val="0"/>
+              <w:spacing w:before="120" w:after="120" w:line="240" w:lineRule="auto"/>
+              <w:ind w:left="0" w:right="0" w:firstLine="0" w:leftChars="0" w:rightChars="0" w:firstLineChars="0"/>
               <w:jc w:val="center"/>
               <w:rPr>
                 <w:rFonts w:ascii="Arial" w:eastAsia="等线"/>
@@ -7059,7 +6928,7 @@
             </w:pPr>
             <w:r>
               <w:rPr>
-                <w:rFonts w:ascii="Arial" w:hAnsi="Arial" w:eastAsia="等线" w:cs="Arial"/>
+                <w:rFonts w:ascii="Arial" w:eastAsia="等线" w:hAnsi="Arial" w:cs="Arial"/>
                 <w:b/>
                 <w:sz w:val="22"/>
               </w:rPr>
@@ -7070,14 +6939,8 @@
       </w:tr>
       <w:tr>
         <w:tblPrEx>
-          <w:tblBorders>
-            <w:top w:val="none" w:color="auto" w:sz="0" w:space="0"/>
-            <w:left w:val="none" w:color="auto" w:sz="0" w:space="0"/>
-            <w:bottom w:val="none" w:color="auto" w:sz="0" w:space="0"/>
-            <w:right w:val="none" w:color="auto" w:sz="0" w:space="0"/>
-            <w:insideH w:val="none" w:color="auto" w:sz="0" w:space="0"/>
-            <w:insideV w:val="none" w:color="auto" w:sz="0" w:space="0"/>
-          </w:tblBorders>
+          <w:tblW w:w="8522" w:type="dxa"/>
+          <w:jc w:val="center"/>
           <w:tblCellMar>
             <w:top w:w="0" w:type="dxa"/>
             <w:left w:w="10" w:type="dxa"/>
@@ -7086,15 +6949,15 @@
           </w:tblCellMar>
         </w:tblPrEx>
         <w:trPr>
-          <w:trHeight w:val="0" w:hRule="atLeast"/>
+          <w:trHeight w:val="0"/>
           <w:jc w:val="center"/>
         </w:trPr>
         <w:tc>
           <w:tcPr>
             <w:tcW w:w="2867" w:type="dxa"/>
             <w:tcBorders>
-              <w:top w:val="single" w:color="auto" w:sz="4" w:space="0"/>
-              <w:left w:val="single" w:color="auto" w:sz="12" w:space="0"/>
+              <w:top w:val="single" w:sz="4" w:space="0" w:color="auto"/>
+              <w:left w:val="single" w:sz="12" w:space="0" w:color="auto"/>
               <w:bottom w:val="nil"/>
               <w:right w:val="nil"/>
             </w:tcBorders>
@@ -7110,7 +6973,7 @@
             <w:pPr>
               <w:snapToGrid w:val="0"/>
               <w:spacing w:before="120" w:after="120" w:line="240" w:lineRule="auto"/>
-              <w:ind w:left="0" w:leftChars="0" w:right="0" w:rightChars="0" w:firstLine="0" w:firstLineChars="0"/>
+              <w:ind w:left="0" w:right="0" w:firstLine="0" w:leftChars="0" w:rightChars="0" w:firstLineChars="0"/>
               <w:jc w:val="center"/>
               <w:rPr>
                 <w:rFonts w:ascii="Arial" w:eastAsia="等线"/>
@@ -7119,7 +6982,7 @@
             </w:pPr>
             <w:r>
               <w:rPr>
-                <w:rFonts w:ascii="Arial" w:hAnsi="Arial" w:eastAsia="等线" w:cs="Arial"/>
+                <w:rFonts w:ascii="Arial" w:eastAsia="等线" w:hAnsi="Arial" w:cs="Arial"/>
                 <w:sz w:val="22"/>
               </w:rPr>
               <w:t>故障发现时间</w:t>
@@ -7130,8 +6993,8 @@
           <w:tcPr>
             <w:tcW w:w="2313" w:type="dxa"/>
             <w:tcBorders>
-              <w:top w:val="single" w:color="auto" w:sz="4" w:space="0"/>
-              <w:left w:val="single" w:color="auto" w:sz="4" w:space="0"/>
+              <w:top w:val="single" w:sz="4" w:space="0" w:color="auto"/>
+              <w:left w:val="single" w:sz="4" w:space="0" w:color="auto"/>
               <w:bottom w:val="nil"/>
               <w:right w:val="nil"/>
             </w:tcBorders>
@@ -7147,7 +7010,7 @@
             <w:pPr>
               <w:snapToGrid w:val="0"/>
               <w:spacing w:before="120" w:after="120" w:line="240" w:lineRule="auto"/>
-              <w:ind w:left="0" w:leftChars="0" w:right="0" w:rightChars="0" w:firstLine="0" w:firstLineChars="0"/>
+              <w:ind w:left="0" w:right="0" w:firstLine="0" w:leftChars="0" w:rightChars="0" w:firstLineChars="0"/>
               <w:jc w:val="left"/>
               <w:rPr>
                 <w:rFonts w:ascii="Arial" w:eastAsia="等线"/>
@@ -7156,7 +7019,7 @@
             </w:pPr>
             <w:r>
               <w:rPr>
-                <w:rFonts w:ascii="Arial" w:hAnsi="Arial" w:eastAsia="等线" w:cs="Arial"/>
+                <w:rFonts w:ascii="Arial" w:eastAsia="等线" w:hAnsi="Arial" w:cs="Arial"/>
                 <w:sz w:val="22"/>
               </w:rPr>
               <w:t>≤3分钟</w:t>
@@ -7167,24 +7030,24 @@
           <w:tcPr>
             <w:tcW w:w="3342" w:type="dxa"/>
             <w:tcBorders>
-              <w:top w:val="single" w:color="auto" w:sz="4" w:space="0"/>
-              <w:left w:val="single" w:color="auto" w:sz="4" w:space="0"/>
+              <w:top w:val="single" w:sz="4" w:space="0" w:color="auto"/>
+              <w:left w:val="single" w:sz="4" w:space="0" w:color="auto"/>
               <w:bottom w:val="nil"/>
-              <w:right w:val="single" w:color="auto" w:sz="12" w:space="0"/>
-            </w:tcBorders>
-            <w:tcMar>
-              <w:top w:w="60" w:type="dxa"/>
-              <w:left w:w="120" w:type="dxa"/>
-              <w:bottom w:w="30" w:type="dxa"/>
-              <w:right w:w="120" w:type="dxa"/>
-            </w:tcMar>
-            <w:vAlign w:val="center"/>
-          </w:tcPr>
-          <w:p>
-            <w:pPr>
-              <w:snapToGrid w:val="0"/>
-              <w:spacing w:before="120" w:after="120" w:line="240" w:lineRule="auto"/>
-              <w:ind w:left="0" w:leftChars="0" w:right="0" w:rightChars="0" w:firstLine="0" w:firstLineChars="0"/>
+              <w:right w:val="single" w:sz="12" w:space="0" w:color="auto"/>
+            </w:tcBorders>
+            <w:tcMar>
+              <w:top w:w="60" w:type="dxa"/>
+              <w:left w:w="120" w:type="dxa"/>
+              <w:bottom w:w="30" w:type="dxa"/>
+              <w:right w:w="120" w:type="dxa"/>
+            </w:tcMar>
+            <w:vAlign w:val="center"/>
+          </w:tcPr>
+          <w:p>
+            <w:pPr>
+              <w:snapToGrid w:val="0"/>
+              <w:spacing w:before="120" w:after="120" w:line="240" w:lineRule="auto"/>
+              <w:ind w:left="0" w:right="0" w:firstLine="0" w:leftChars="0" w:rightChars="0" w:firstLineChars="0"/>
               <w:jc w:val="left"/>
               <w:rPr>
                 <w:rFonts w:ascii="Arial" w:eastAsia="等线"/>
@@ -7193,7 +7056,7 @@
             </w:pPr>
             <w:r>
               <w:rPr>
-                <w:rFonts w:ascii="Arial" w:hAnsi="Arial" w:eastAsia="等线" w:cs="Arial"/>
+                <w:rFonts w:ascii="Arial" w:eastAsia="等线" w:hAnsi="Arial" w:cs="Arial"/>
                 <w:sz w:val="22"/>
               </w:rPr>
               <w:t>记录告警触发时间</w:t>
@@ -7203,14 +7066,8 @@
       </w:tr>
       <w:tr>
         <w:tblPrEx>
-          <w:tblBorders>
-            <w:top w:val="none" w:color="auto" w:sz="0" w:space="0"/>
-            <w:left w:val="none" w:color="auto" w:sz="0" w:space="0"/>
-            <w:bottom w:val="none" w:color="auto" w:sz="0" w:space="0"/>
-            <w:right w:val="none" w:color="auto" w:sz="0" w:space="0"/>
-            <w:insideH w:val="none" w:color="auto" w:sz="0" w:space="0"/>
-            <w:insideV w:val="none" w:color="auto" w:sz="0" w:space="0"/>
-          </w:tblBorders>
+          <w:tblW w:w="8522" w:type="dxa"/>
+          <w:jc w:val="center"/>
           <w:tblCellMar>
             <w:top w:w="0" w:type="dxa"/>
             <w:left w:w="10" w:type="dxa"/>
@@ -7219,15 +7076,15 @@
           </w:tblCellMar>
         </w:tblPrEx>
         <w:trPr>
-          <w:trHeight w:val="0" w:hRule="atLeast"/>
+          <w:trHeight w:val="0"/>
           <w:jc w:val="center"/>
         </w:trPr>
         <w:tc>
           <w:tcPr>
             <w:tcW w:w="2867" w:type="dxa"/>
             <w:tcBorders>
-              <w:top w:val="single" w:color="auto" w:sz="4" w:space="0"/>
-              <w:left w:val="single" w:color="auto" w:sz="12" w:space="0"/>
+              <w:top w:val="single" w:sz="4" w:space="0" w:color="auto"/>
+              <w:left w:val="single" w:sz="12" w:space="0" w:color="auto"/>
               <w:bottom w:val="nil"/>
               <w:right w:val="nil"/>
             </w:tcBorders>
@@ -7243,7 +7100,7 @@
             <w:pPr>
               <w:snapToGrid w:val="0"/>
               <w:spacing w:before="120" w:after="120" w:line="240" w:lineRule="auto"/>
-              <w:ind w:left="0" w:leftChars="0" w:right="0" w:rightChars="0" w:firstLine="0" w:firstLineChars="0"/>
+              <w:ind w:left="0" w:right="0" w:firstLine="0" w:leftChars="0" w:rightChars="0" w:firstLineChars="0"/>
               <w:jc w:val="center"/>
               <w:rPr>
                 <w:rFonts w:ascii="Arial" w:eastAsia="等线"/>
@@ -7252,7 +7109,7 @@
             </w:pPr>
             <w:r>
               <w:rPr>
-                <w:rFonts w:ascii="Arial" w:hAnsi="Arial" w:eastAsia="等线" w:cs="Arial"/>
+                <w:rFonts w:ascii="Arial" w:eastAsia="等线" w:hAnsi="Arial" w:cs="Arial"/>
                 <w:sz w:val="22"/>
               </w:rPr>
               <w:t>故障上报时间</w:t>
@@ -7263,8 +7120,8 @@
           <w:tcPr>
             <w:tcW w:w="2313" w:type="dxa"/>
             <w:tcBorders>
-              <w:top w:val="single" w:color="auto" w:sz="4" w:space="0"/>
-              <w:left w:val="single" w:color="auto" w:sz="4" w:space="0"/>
+              <w:top w:val="single" w:sz="4" w:space="0" w:color="auto"/>
+              <w:left w:val="single" w:sz="4" w:space="0" w:color="auto"/>
               <w:bottom w:val="nil"/>
               <w:right w:val="nil"/>
             </w:tcBorders>
@@ -7280,7 +7137,7 @@
             <w:pPr>
               <w:snapToGrid w:val="0"/>
               <w:spacing w:before="120" w:after="120" w:line="240" w:lineRule="auto"/>
-              <w:ind w:left="0" w:leftChars="0" w:right="0" w:rightChars="0" w:firstLine="0" w:firstLineChars="0"/>
+              <w:ind w:left="0" w:right="0" w:firstLine="0" w:leftChars="0" w:rightChars="0" w:firstLineChars="0"/>
               <w:jc w:val="left"/>
               <w:rPr>
                 <w:rFonts w:ascii="Arial" w:eastAsia="等线"/>
@@ -7289,7 +7146,7 @@
             </w:pPr>
             <w:r>
               <w:rPr>
-                <w:rFonts w:ascii="Arial" w:hAnsi="Arial" w:eastAsia="等线" w:cs="Arial"/>
+                <w:rFonts w:ascii="Arial" w:eastAsia="等线" w:hAnsi="Arial" w:cs="Arial"/>
                 <w:sz w:val="22"/>
               </w:rPr>
               <w:t>≤5分钟</w:t>
@@ -7300,24 +7157,24 @@
           <w:tcPr>
             <w:tcW w:w="3342" w:type="dxa"/>
             <w:tcBorders>
-              <w:top w:val="single" w:color="auto" w:sz="4" w:space="0"/>
-              <w:left w:val="single" w:color="auto" w:sz="4" w:space="0"/>
+              <w:top w:val="single" w:sz="4" w:space="0" w:color="auto"/>
+              <w:left w:val="single" w:sz="4" w:space="0" w:color="auto"/>
               <w:bottom w:val="nil"/>
-              <w:right w:val="single" w:color="auto" w:sz="12" w:space="0"/>
-            </w:tcBorders>
-            <w:tcMar>
-              <w:top w:w="60" w:type="dxa"/>
-              <w:left w:w="120" w:type="dxa"/>
-              <w:bottom w:w="30" w:type="dxa"/>
-              <w:right w:w="120" w:type="dxa"/>
-            </w:tcMar>
-            <w:vAlign w:val="center"/>
-          </w:tcPr>
-          <w:p>
-            <w:pPr>
-              <w:snapToGrid w:val="0"/>
-              <w:spacing w:before="120" w:after="120" w:line="240" w:lineRule="auto"/>
-              <w:ind w:left="0" w:leftChars="0" w:right="0" w:rightChars="0" w:firstLine="0" w:firstLineChars="0"/>
+              <w:right w:val="single" w:sz="12" w:space="0" w:color="auto"/>
+            </w:tcBorders>
+            <w:tcMar>
+              <w:top w:w="60" w:type="dxa"/>
+              <w:left w:w="120" w:type="dxa"/>
+              <w:bottom w:w="30" w:type="dxa"/>
+              <w:right w:w="120" w:type="dxa"/>
+            </w:tcMar>
+            <w:vAlign w:val="center"/>
+          </w:tcPr>
+          <w:p>
+            <w:pPr>
+              <w:snapToGrid w:val="0"/>
+              <w:spacing w:before="120" w:after="120" w:line="240" w:lineRule="auto"/>
+              <w:ind w:left="0" w:right="0" w:firstLine="0" w:leftChars="0" w:rightChars="0" w:firstLineChars="0"/>
               <w:jc w:val="left"/>
               <w:rPr>
                 <w:rFonts w:ascii="Arial" w:eastAsia="等线"/>
@@ -7326,7 +7183,7 @@
             </w:pPr>
             <w:r>
               <w:rPr>
-                <w:rFonts w:ascii="Arial" w:hAnsi="Arial" w:eastAsia="等线" w:cs="Arial"/>
+                <w:rFonts w:ascii="Arial" w:eastAsia="等线" w:hAnsi="Arial" w:cs="Arial"/>
                 <w:sz w:val="22"/>
               </w:rPr>
               <w:t>记录上报时间点</w:t>
@@ -7336,14 +7193,8 @@
       </w:tr>
       <w:tr>
         <w:tblPrEx>
-          <w:tblBorders>
-            <w:top w:val="none" w:color="auto" w:sz="0" w:space="0"/>
-            <w:left w:val="none" w:color="auto" w:sz="0" w:space="0"/>
-            <w:bottom w:val="none" w:color="auto" w:sz="0" w:space="0"/>
-            <w:right w:val="none" w:color="auto" w:sz="0" w:space="0"/>
-            <w:insideH w:val="none" w:color="auto" w:sz="0" w:space="0"/>
-            <w:insideV w:val="none" w:color="auto" w:sz="0" w:space="0"/>
-          </w:tblBorders>
+          <w:tblW w:w="8522" w:type="dxa"/>
+          <w:jc w:val="center"/>
           <w:tblCellMar>
             <w:top w:w="0" w:type="dxa"/>
             <w:left w:w="10" w:type="dxa"/>
@@ -7352,15 +7203,15 @@
           </w:tblCellMar>
         </w:tblPrEx>
         <w:trPr>
-          <w:trHeight w:val="0" w:hRule="atLeast"/>
+          <w:trHeight w:val="0"/>
           <w:jc w:val="center"/>
         </w:trPr>
         <w:tc>
           <w:tcPr>
             <w:tcW w:w="2867" w:type="dxa"/>
             <w:tcBorders>
-              <w:top w:val="single" w:color="auto" w:sz="4" w:space="0"/>
-              <w:left w:val="single" w:color="auto" w:sz="12" w:space="0"/>
+              <w:top w:val="single" w:sz="4" w:space="0" w:color="auto"/>
+              <w:left w:val="single" w:sz="12" w:space="0" w:color="auto"/>
               <w:bottom w:val="nil"/>
               <w:right w:val="nil"/>
             </w:tcBorders>
@@ -7376,7 +7227,7 @@
             <w:pPr>
               <w:snapToGrid w:val="0"/>
               <w:spacing w:before="120" w:after="120" w:line="240" w:lineRule="auto"/>
-              <w:ind w:left="0" w:leftChars="0" w:right="0" w:rightChars="0" w:firstLine="0" w:firstLineChars="0"/>
+              <w:ind w:left="0" w:right="0" w:firstLine="0" w:leftChars="0" w:rightChars="0" w:firstLineChars="0"/>
               <w:jc w:val="center"/>
               <w:rPr>
                 <w:rFonts w:ascii="Arial" w:eastAsia="等线"/>
@@ -7385,7 +7236,7 @@
             </w:pPr>
             <w:r>
               <w:rPr>
-                <w:rFonts w:ascii="Arial" w:hAnsi="Arial" w:eastAsia="等线" w:cs="Arial"/>
+                <w:rFonts w:ascii="Arial" w:eastAsia="等线" w:hAnsi="Arial" w:cs="Arial"/>
                 <w:sz w:val="22"/>
               </w:rPr>
               <w:t>应急响应启动时间</w:t>
@@ -7396,8 +7247,8 @@
           <w:tcPr>
             <w:tcW w:w="2313" w:type="dxa"/>
             <w:tcBorders>
-              <w:top w:val="single" w:color="auto" w:sz="4" w:space="0"/>
-              <w:left w:val="single" w:color="auto" w:sz="4" w:space="0"/>
+              <w:top w:val="single" w:sz="4" w:space="0" w:color="auto"/>
+              <w:left w:val="single" w:sz="4" w:space="0" w:color="auto"/>
               <w:bottom w:val="nil"/>
               <w:right w:val="nil"/>
             </w:tcBorders>
@@ -7413,7 +7264,7 @@
             <w:pPr>
               <w:snapToGrid w:val="0"/>
               <w:spacing w:before="120" w:after="120" w:line="240" w:lineRule="auto"/>
-              <w:ind w:left="0" w:leftChars="0" w:right="0" w:rightChars="0" w:firstLine="0" w:firstLineChars="0"/>
+              <w:ind w:left="0" w:right="0" w:firstLine="0" w:leftChars="0" w:rightChars="0" w:firstLineChars="0"/>
               <w:jc w:val="left"/>
               <w:rPr>
                 <w:rFonts w:ascii="Arial" w:eastAsia="等线"/>
@@ -7422,7 +7273,7 @@
             </w:pPr>
             <w:r>
               <w:rPr>
-                <w:rFonts w:ascii="Arial" w:hAnsi="Arial" w:eastAsia="等线" w:cs="Arial"/>
+                <w:rFonts w:ascii="Arial" w:eastAsia="等线" w:hAnsi="Arial" w:cs="Arial"/>
                 <w:sz w:val="22"/>
               </w:rPr>
               <w:t>≤10分钟</w:t>
@@ -7433,24 +7284,24 @@
           <w:tcPr>
             <w:tcW w:w="3342" w:type="dxa"/>
             <w:tcBorders>
-              <w:top w:val="single" w:color="auto" w:sz="4" w:space="0"/>
-              <w:left w:val="single" w:color="auto" w:sz="4" w:space="0"/>
+              <w:top w:val="single" w:sz="4" w:space="0" w:color="auto"/>
+              <w:left w:val="single" w:sz="4" w:space="0" w:color="auto"/>
               <w:bottom w:val="nil"/>
-              <w:right w:val="single" w:color="auto" w:sz="12" w:space="0"/>
-            </w:tcBorders>
-            <w:tcMar>
-              <w:top w:w="60" w:type="dxa"/>
-              <w:left w:w="120" w:type="dxa"/>
-              <w:bottom w:w="30" w:type="dxa"/>
-              <w:right w:w="120" w:type="dxa"/>
-            </w:tcMar>
-            <w:vAlign w:val="center"/>
-          </w:tcPr>
-          <w:p>
-            <w:pPr>
-              <w:snapToGrid w:val="0"/>
-              <w:spacing w:before="120" w:after="120" w:line="240" w:lineRule="auto"/>
-              <w:ind w:left="0" w:leftChars="0" w:right="0" w:rightChars="0" w:firstLine="0" w:firstLineChars="0"/>
+              <w:right w:val="single" w:sz="12" w:space="0" w:color="auto"/>
+            </w:tcBorders>
+            <w:tcMar>
+              <w:top w:w="60" w:type="dxa"/>
+              <w:left w:w="120" w:type="dxa"/>
+              <w:bottom w:w="30" w:type="dxa"/>
+              <w:right w:w="120" w:type="dxa"/>
+            </w:tcMar>
+            <w:vAlign w:val="center"/>
+          </w:tcPr>
+          <w:p>
+            <w:pPr>
+              <w:snapToGrid w:val="0"/>
+              <w:spacing w:before="120" w:after="120" w:line="240" w:lineRule="auto"/>
+              <w:ind w:left="0" w:right="0" w:firstLine="0" w:leftChars="0" w:rightChars="0" w:firstLineChars="0"/>
               <w:jc w:val="left"/>
               <w:rPr>
                 <w:rFonts w:ascii="Arial" w:eastAsia="等线"/>
@@ -7459,7 +7310,7 @@
             </w:pPr>
             <w:r>
               <w:rPr>
-                <w:rFonts w:ascii="Arial" w:hAnsi="Arial" w:eastAsia="等线" w:cs="Arial"/>
+                <w:rFonts w:ascii="Arial" w:eastAsia="等线" w:hAnsi="Arial" w:cs="Arial"/>
                 <w:sz w:val="22"/>
               </w:rPr>
               <w:t>记录启动指令发出时间</w:t>
@@ -7469,14 +7320,8 @@
       </w:tr>
       <w:tr>
         <w:tblPrEx>
-          <w:tblBorders>
-            <w:top w:val="none" w:color="auto" w:sz="0" w:space="0"/>
-            <w:left w:val="none" w:color="auto" w:sz="0" w:space="0"/>
-            <w:bottom w:val="none" w:color="auto" w:sz="0" w:space="0"/>
-            <w:right w:val="none" w:color="auto" w:sz="0" w:space="0"/>
-            <w:insideH w:val="none" w:color="auto" w:sz="0" w:space="0"/>
-            <w:insideV w:val="none" w:color="auto" w:sz="0" w:space="0"/>
-          </w:tblBorders>
+          <w:tblW w:w="8522" w:type="dxa"/>
+          <w:jc w:val="center"/>
           <w:tblCellMar>
             <w:top w:w="0" w:type="dxa"/>
             <w:left w:w="10" w:type="dxa"/>
@@ -7485,15 +7330,15 @@
           </w:tblCellMar>
         </w:tblPrEx>
         <w:trPr>
-          <w:trHeight w:val="0" w:hRule="atLeast"/>
+          <w:trHeight w:val="0"/>
           <w:jc w:val="center"/>
         </w:trPr>
         <w:tc>
           <w:tcPr>
             <w:tcW w:w="2867" w:type="dxa"/>
             <w:tcBorders>
-              <w:top w:val="single" w:color="auto" w:sz="4" w:space="0"/>
-              <w:left w:val="single" w:color="auto" w:sz="12" w:space="0"/>
+              <w:top w:val="single" w:sz="4" w:space="0" w:color="auto"/>
+              <w:left w:val="single" w:sz="12" w:space="0" w:color="auto"/>
               <w:bottom w:val="nil"/>
               <w:right w:val="nil"/>
             </w:tcBorders>
@@ -7509,7 +7354,7 @@
             <w:pPr>
               <w:snapToGrid w:val="0"/>
               <w:spacing w:before="120" w:after="120" w:line="240" w:lineRule="auto"/>
-              <w:ind w:left="0" w:leftChars="0" w:right="0" w:rightChars="0" w:firstLine="0" w:firstLineChars="0"/>
+              <w:ind w:left="0" w:right="0" w:firstLine="0" w:leftChars="0" w:rightChars="0" w:firstLineChars="0"/>
               <w:jc w:val="center"/>
               <w:rPr>
                 <w:rFonts w:ascii="Arial" w:eastAsia="等线"/>
@@ -7518,7 +7363,7 @@
             </w:pPr>
             <w:r>
               <w:rPr>
-                <w:rFonts w:ascii="Arial" w:hAnsi="Arial" w:eastAsia="等线" w:cs="Arial"/>
+                <w:rFonts w:ascii="Arial" w:eastAsia="等线" w:hAnsi="Arial" w:cs="Arial"/>
                 <w:sz w:val="22"/>
               </w:rPr>
               <w:t>电力恢复时间（场景一）</w:t>
@@ -7529,8 +7374,8 @@
           <w:tcPr>
             <w:tcW w:w="2313" w:type="dxa"/>
             <w:tcBorders>
-              <w:top w:val="single" w:color="auto" w:sz="4" w:space="0"/>
-              <w:left w:val="single" w:color="auto" w:sz="4" w:space="0"/>
+              <w:top w:val="single" w:sz="4" w:space="0" w:color="auto"/>
+              <w:left w:val="single" w:sz="4" w:space="0" w:color="auto"/>
               <w:bottom w:val="nil"/>
               <w:right w:val="nil"/>
             </w:tcBorders>
@@ -7546,7 +7391,7 @@
             <w:pPr>
               <w:snapToGrid w:val="0"/>
               <w:spacing w:before="120" w:after="120" w:line="240" w:lineRule="auto"/>
-              <w:ind w:left="0" w:leftChars="0" w:right="0" w:rightChars="0" w:firstLine="0" w:firstLineChars="0"/>
+              <w:ind w:left="0" w:right="0" w:firstLine="0" w:leftChars="0" w:rightChars="0" w:firstLineChars="0"/>
               <w:jc w:val="left"/>
               <w:rPr>
                 <w:rFonts w:ascii="Arial" w:eastAsia="等线"/>
@@ -7555,7 +7400,7 @@
             </w:pPr>
             <w:r>
               <w:rPr>
-                <w:rFonts w:ascii="Arial" w:hAnsi="Arial" w:eastAsia="等线" w:cs="Arial"/>
+                <w:rFonts w:ascii="Arial" w:eastAsia="等线" w:hAnsi="Arial" w:cs="Arial"/>
                 <w:sz w:val="22"/>
               </w:rPr>
               <w:t>≤2小时</w:t>
@@ -7566,24 +7411,24 @@
           <w:tcPr>
             <w:tcW w:w="3342" w:type="dxa"/>
             <w:tcBorders>
-              <w:top w:val="single" w:color="auto" w:sz="4" w:space="0"/>
-              <w:left w:val="single" w:color="auto" w:sz="4" w:space="0"/>
+              <w:top w:val="single" w:sz="4" w:space="0" w:color="auto"/>
+              <w:left w:val="single" w:sz="4" w:space="0" w:color="auto"/>
               <w:bottom w:val="nil"/>
-              <w:right w:val="single" w:color="auto" w:sz="12" w:space="0"/>
-            </w:tcBorders>
-            <w:tcMar>
-              <w:top w:w="60" w:type="dxa"/>
-              <w:left w:w="120" w:type="dxa"/>
-              <w:bottom w:w="30" w:type="dxa"/>
-              <w:right w:w="120" w:type="dxa"/>
-            </w:tcMar>
-            <w:vAlign w:val="center"/>
-          </w:tcPr>
-          <w:p>
-            <w:pPr>
-              <w:snapToGrid w:val="0"/>
-              <w:spacing w:before="120" w:after="120" w:line="240" w:lineRule="auto"/>
-              <w:ind w:left="0" w:leftChars="0" w:right="0" w:rightChars="0" w:firstLine="0" w:firstLineChars="0"/>
+              <w:right w:val="single" w:sz="12" w:space="0" w:color="auto"/>
+            </w:tcBorders>
+            <w:tcMar>
+              <w:top w:w="60" w:type="dxa"/>
+              <w:left w:w="120" w:type="dxa"/>
+              <w:bottom w:w="30" w:type="dxa"/>
+              <w:right w:w="120" w:type="dxa"/>
+            </w:tcMar>
+            <w:vAlign w:val="center"/>
+          </w:tcPr>
+          <w:p>
+            <w:pPr>
+              <w:snapToGrid w:val="0"/>
+              <w:spacing w:before="120" w:after="120" w:line="240" w:lineRule="auto"/>
+              <w:ind w:left="0" w:right="0" w:firstLine="0" w:leftChars="0" w:rightChars="0" w:firstLineChars="0"/>
               <w:jc w:val="left"/>
               <w:rPr>
                 <w:rFonts w:ascii="Arial" w:eastAsia="等线"/>
@@ -7592,7 +7437,7 @@
             </w:pPr>
             <w:r>
               <w:rPr>
-                <w:rFonts w:ascii="Arial" w:hAnsi="Arial" w:eastAsia="等线" w:cs="Arial"/>
+                <w:rFonts w:ascii="Arial" w:eastAsia="等线" w:hAnsi="Arial" w:cs="Arial"/>
                 <w:sz w:val="22"/>
               </w:rPr>
               <w:t>记录故障发生至电力恢复时间</w:t>
@@ -7602,14 +7447,8 @@
       </w:tr>
       <w:tr>
         <w:tblPrEx>
-          <w:tblBorders>
-            <w:top w:val="none" w:color="auto" w:sz="0" w:space="0"/>
-            <w:left w:val="none" w:color="auto" w:sz="0" w:space="0"/>
-            <w:bottom w:val="none" w:color="auto" w:sz="0" w:space="0"/>
-            <w:right w:val="none" w:color="auto" w:sz="0" w:space="0"/>
-            <w:insideH w:val="none" w:color="auto" w:sz="0" w:space="0"/>
-            <w:insideV w:val="none" w:color="auto" w:sz="0" w:space="0"/>
-          </w:tblBorders>
+          <w:tblW w:w="8522" w:type="dxa"/>
+          <w:jc w:val="center"/>
           <w:tblCellMar>
             <w:top w:w="0" w:type="dxa"/>
             <w:left w:w="10" w:type="dxa"/>
@@ -7618,15 +7457,15 @@
           </w:tblCellMar>
         </w:tblPrEx>
         <w:trPr>
-          <w:trHeight w:val="0" w:hRule="atLeast"/>
+          <w:trHeight w:val="0"/>
           <w:jc w:val="center"/>
         </w:trPr>
         <w:tc>
           <w:tcPr>
             <w:tcW w:w="2867" w:type="dxa"/>
             <w:tcBorders>
-              <w:top w:val="single" w:color="auto" w:sz="4" w:space="0"/>
-              <w:left w:val="single" w:color="auto" w:sz="12" w:space="0"/>
+              <w:top w:val="single" w:sz="4" w:space="0" w:color="auto"/>
+              <w:left w:val="single" w:sz="12" w:space="0" w:color="auto"/>
               <w:bottom w:val="nil"/>
               <w:right w:val="nil"/>
             </w:tcBorders>
@@ -7642,7 +7481,7 @@
             <w:pPr>
               <w:snapToGrid w:val="0"/>
               <w:spacing w:before="120" w:after="120" w:line="240" w:lineRule="auto"/>
-              <w:ind w:left="0" w:leftChars="0" w:right="0" w:rightChars="0" w:firstLine="0" w:firstLineChars="0"/>
+              <w:ind w:left="0" w:right="0" w:firstLine="0" w:leftChars="0" w:rightChars="0" w:firstLineChars="0"/>
               <w:jc w:val="center"/>
               <w:rPr>
                 <w:rFonts w:ascii="Arial" w:eastAsia="等线"/>
@@ -7651,7 +7490,7 @@
             </w:pPr>
             <w:r>
               <w:rPr>
-                <w:rFonts w:ascii="Arial" w:hAnsi="Arial" w:eastAsia="等线" w:cs="Arial"/>
+                <w:rFonts w:ascii="Arial" w:eastAsia="等线" w:hAnsi="Arial" w:cs="Arial"/>
                 <w:sz w:val="22"/>
               </w:rPr>
               <w:t>硬件恢复时间（场景二）</w:t>
@@ -7662,8 +7501,8 @@
           <w:tcPr>
             <w:tcW w:w="2313" w:type="dxa"/>
             <w:tcBorders>
-              <w:top w:val="single" w:color="auto" w:sz="4" w:space="0"/>
-              <w:left w:val="single" w:color="auto" w:sz="4" w:space="0"/>
+              <w:top w:val="single" w:sz="4" w:space="0" w:color="auto"/>
+              <w:left w:val="single" w:sz="4" w:space="0" w:color="auto"/>
               <w:bottom w:val="nil"/>
               <w:right w:val="nil"/>
             </w:tcBorders>
@@ -7679,7 +7518,7 @@
             <w:pPr>
               <w:snapToGrid w:val="0"/>
               <w:spacing w:before="120" w:after="120" w:line="240" w:lineRule="auto"/>
-              <w:ind w:left="0" w:leftChars="0" w:right="0" w:rightChars="0" w:firstLine="0" w:firstLineChars="0"/>
+              <w:ind w:left="0" w:right="0" w:firstLine="0" w:leftChars="0" w:rightChars="0" w:firstLineChars="0"/>
               <w:jc w:val="left"/>
               <w:rPr>
                 <w:rFonts w:ascii="Arial" w:eastAsia="等线"/>
@@ -7688,7 +7527,7 @@
             </w:pPr>
             <w:r>
               <w:rPr>
-                <w:rFonts w:ascii="Arial" w:hAnsi="Arial" w:eastAsia="等线" w:cs="Arial"/>
+                <w:rFonts w:ascii="Arial" w:eastAsia="等线" w:hAnsi="Arial" w:cs="Arial"/>
                 <w:sz w:val="22"/>
               </w:rPr>
               <w:t>≤48小时（含报修）</w:t>
@@ -7699,24 +7538,24 @@
           <w:tcPr>
             <w:tcW w:w="3342" w:type="dxa"/>
             <w:tcBorders>
-              <w:top w:val="single" w:color="auto" w:sz="4" w:space="0"/>
-              <w:left w:val="single" w:color="auto" w:sz="4" w:space="0"/>
+              <w:top w:val="single" w:sz="4" w:space="0" w:color="auto"/>
+              <w:left w:val="single" w:sz="4" w:space="0" w:color="auto"/>
               <w:bottom w:val="nil"/>
-              <w:right w:val="single" w:color="auto" w:sz="12" w:space="0"/>
-            </w:tcBorders>
-            <w:tcMar>
-              <w:top w:w="60" w:type="dxa"/>
-              <w:left w:w="120" w:type="dxa"/>
-              <w:bottom w:w="30" w:type="dxa"/>
-              <w:right w:w="120" w:type="dxa"/>
-            </w:tcMar>
-            <w:vAlign w:val="center"/>
-          </w:tcPr>
-          <w:p>
-            <w:pPr>
-              <w:snapToGrid w:val="0"/>
-              <w:spacing w:before="120" w:after="120" w:line="240" w:lineRule="auto"/>
-              <w:ind w:left="0" w:leftChars="0" w:right="0" w:rightChars="0" w:firstLine="0" w:firstLineChars="0"/>
+              <w:right w:val="single" w:sz="12" w:space="0" w:color="auto"/>
+            </w:tcBorders>
+            <w:tcMar>
+              <w:top w:w="60" w:type="dxa"/>
+              <w:left w:w="120" w:type="dxa"/>
+              <w:bottom w:w="30" w:type="dxa"/>
+              <w:right w:w="120" w:type="dxa"/>
+            </w:tcMar>
+            <w:vAlign w:val="center"/>
+          </w:tcPr>
+          <w:p>
+            <w:pPr>
+              <w:snapToGrid w:val="0"/>
+              <w:spacing w:before="120" w:after="120" w:line="240" w:lineRule="auto"/>
+              <w:ind w:left="0" w:right="0" w:firstLine="0" w:leftChars="0" w:rightChars="0" w:firstLineChars="0"/>
               <w:jc w:val="left"/>
               <w:rPr>
                 <w:rFonts w:ascii="Arial" w:eastAsia="等线"/>
@@ -7725,7 +7564,7 @@
             </w:pPr>
             <w:r>
               <w:rPr>
-                <w:rFonts w:ascii="Arial" w:hAnsi="Arial" w:eastAsia="等线" w:cs="Arial"/>
+                <w:rFonts w:ascii="Arial" w:eastAsia="等线" w:hAnsi="Arial" w:cs="Arial"/>
                 <w:sz w:val="22"/>
               </w:rPr>
               <w:t>记录故障发生至报修完成时间</w:t>
@@ -7735,14 +7574,8 @@
       </w:tr>
       <w:tr>
         <w:tblPrEx>
-          <w:tblBorders>
-            <w:top w:val="none" w:color="auto" w:sz="0" w:space="0"/>
-            <w:left w:val="none" w:color="auto" w:sz="0" w:space="0"/>
-            <w:bottom w:val="none" w:color="auto" w:sz="0" w:space="0"/>
-            <w:right w:val="none" w:color="auto" w:sz="0" w:space="0"/>
-            <w:insideH w:val="none" w:color="auto" w:sz="0" w:space="0"/>
-            <w:insideV w:val="none" w:color="auto" w:sz="0" w:space="0"/>
-          </w:tblBorders>
+          <w:tblW w:w="8522" w:type="dxa"/>
+          <w:jc w:val="center"/>
           <w:tblCellMar>
             <w:top w:w="0" w:type="dxa"/>
             <w:left w:w="10" w:type="dxa"/>
@@ -7751,15 +7584,15 @@
           </w:tblCellMar>
         </w:tblPrEx>
         <w:trPr>
-          <w:trHeight w:val="0" w:hRule="atLeast"/>
+          <w:trHeight w:val="0"/>
           <w:jc w:val="center"/>
         </w:trPr>
         <w:tc>
           <w:tcPr>
             <w:tcW w:w="2867" w:type="dxa"/>
             <w:tcBorders>
-              <w:top w:val="single" w:color="auto" w:sz="4" w:space="0"/>
-              <w:left w:val="single" w:color="auto" w:sz="12" w:space="0"/>
+              <w:top w:val="single" w:sz="4" w:space="0" w:color="auto"/>
+              <w:left w:val="single" w:sz="12" w:space="0" w:color="auto"/>
               <w:bottom w:val="nil"/>
               <w:right w:val="nil"/>
             </w:tcBorders>
@@ -7775,7 +7608,7 @@
             <w:pPr>
               <w:snapToGrid w:val="0"/>
               <w:spacing w:before="120" w:after="120" w:line="240" w:lineRule="auto"/>
-              <w:ind w:left="0" w:leftChars="0" w:right="0" w:rightChars="0" w:firstLine="0" w:firstLineChars="0"/>
+              <w:ind w:left="0" w:right="0" w:firstLine="0" w:leftChars="0" w:rightChars="0" w:firstLineChars="0"/>
               <w:jc w:val="center"/>
               <w:rPr>
                 <w:rFonts w:ascii="Arial" w:eastAsia="等线"/>
@@ -7784,7 +7617,7 @@
             </w:pPr>
             <w:r>
               <w:rPr>
-                <w:rFonts w:ascii="Arial" w:hAnsi="Arial" w:eastAsia="等线" w:cs="Arial"/>
+                <w:rFonts w:ascii="Arial" w:eastAsia="等线" w:hAnsi="Arial" w:cs="Arial"/>
                 <w:sz w:val="22"/>
               </w:rPr>
               <w:t>审计恢复时间（场景三）</w:t>
@@ -7795,8 +7628,8 @@
           <w:tcPr>
             <w:tcW w:w="2313" w:type="dxa"/>
             <w:tcBorders>
-              <w:top w:val="single" w:color="auto" w:sz="4" w:space="0"/>
-              <w:left w:val="single" w:color="auto" w:sz="4" w:space="0"/>
+              <w:top w:val="single" w:sz="4" w:space="0" w:color="auto"/>
+              <w:left w:val="single" w:sz="4" w:space="0" w:color="auto"/>
               <w:bottom w:val="nil"/>
               <w:right w:val="nil"/>
             </w:tcBorders>
@@ -7812,7 +7645,7 @@
             <w:pPr>
               <w:snapToGrid w:val="0"/>
               <w:spacing w:before="120" w:after="120" w:line="240" w:lineRule="auto"/>
-              <w:ind w:left="0" w:leftChars="0" w:right="0" w:rightChars="0" w:firstLine="0" w:firstLineChars="0"/>
+              <w:ind w:left="0" w:right="0" w:firstLine="0" w:leftChars="0" w:rightChars="0" w:firstLineChars="0"/>
               <w:jc w:val="left"/>
               <w:rPr>
                 <w:rFonts w:ascii="Arial" w:eastAsia="等线"/>
@@ -7821,7 +7654,7 @@
             </w:pPr>
             <w:r>
               <w:rPr>
-                <w:rFonts w:ascii="Arial" w:hAnsi="Arial" w:eastAsia="等线" w:cs="Arial"/>
+                <w:rFonts w:ascii="Arial" w:eastAsia="等线" w:hAnsi="Arial" w:cs="Arial"/>
                 <w:sz w:val="22"/>
               </w:rPr>
               <w:t>≤5个工作日</w:t>
@@ -7832,24 +7665,24 @@
           <w:tcPr>
             <w:tcW w:w="3342" w:type="dxa"/>
             <w:tcBorders>
-              <w:top w:val="single" w:color="auto" w:sz="4" w:space="0"/>
-              <w:left w:val="single" w:color="auto" w:sz="4" w:space="0"/>
+              <w:top w:val="single" w:sz="4" w:space="0" w:color="auto"/>
+              <w:left w:val="single" w:sz="4" w:space="0" w:color="auto"/>
               <w:bottom w:val="nil"/>
-              <w:right w:val="single" w:color="auto" w:sz="12" w:space="0"/>
-            </w:tcBorders>
-            <w:tcMar>
-              <w:top w:w="60" w:type="dxa"/>
-              <w:left w:w="120" w:type="dxa"/>
-              <w:bottom w:w="30" w:type="dxa"/>
-              <w:right w:w="120" w:type="dxa"/>
-            </w:tcMar>
-            <w:vAlign w:val="center"/>
-          </w:tcPr>
-          <w:p>
-            <w:pPr>
-              <w:snapToGrid w:val="0"/>
-              <w:spacing w:before="120" w:after="120" w:line="240" w:lineRule="auto"/>
-              <w:ind w:left="0" w:leftChars="0" w:right="0" w:rightChars="0" w:firstLine="0" w:firstLineChars="0"/>
+              <w:right w:val="single" w:sz="12" w:space="0" w:color="auto"/>
+            </w:tcBorders>
+            <w:tcMar>
+              <w:top w:w="60" w:type="dxa"/>
+              <w:left w:w="120" w:type="dxa"/>
+              <w:bottom w:w="30" w:type="dxa"/>
+              <w:right w:w="120" w:type="dxa"/>
+            </w:tcMar>
+            <w:vAlign w:val="center"/>
+          </w:tcPr>
+          <w:p>
+            <w:pPr>
+              <w:snapToGrid w:val="0"/>
+              <w:spacing w:before="120" w:after="120" w:line="240" w:lineRule="auto"/>
+              <w:ind w:left="0" w:right="0" w:firstLine="0" w:leftChars="0" w:rightChars="0" w:firstLineChars="0"/>
               <w:jc w:val="left"/>
               <w:rPr>
                 <w:rFonts w:ascii="Arial" w:eastAsia="等线"/>
@@ -7858,7 +7691,7 @@
             </w:pPr>
             <w:r>
               <w:rPr>
-                <w:rFonts w:ascii="Arial" w:hAnsi="Arial" w:eastAsia="等线" w:cs="Arial"/>
+                <w:rFonts w:ascii="Arial" w:eastAsia="等线" w:hAnsi="Arial" w:cs="Arial"/>
                 <w:sz w:val="22"/>
               </w:rPr>
               <w:t>记录故障发生至审计恢复时间</w:t>
@@ -7868,14 +7701,8 @@
       </w:tr>
       <w:tr>
         <w:tblPrEx>
-          <w:tblBorders>
-            <w:top w:val="none" w:color="auto" w:sz="0" w:space="0"/>
-            <w:left w:val="none" w:color="auto" w:sz="0" w:space="0"/>
-            <w:bottom w:val="none" w:color="auto" w:sz="0" w:space="0"/>
-            <w:right w:val="none" w:color="auto" w:sz="0" w:space="0"/>
-            <w:insideH w:val="none" w:color="auto" w:sz="0" w:space="0"/>
-            <w:insideV w:val="none" w:color="auto" w:sz="0" w:space="0"/>
-          </w:tblBorders>
+          <w:tblW w:w="8522" w:type="dxa"/>
+          <w:jc w:val="center"/>
           <w:tblCellMar>
             <w:top w:w="0" w:type="dxa"/>
             <w:left w:w="10" w:type="dxa"/>
@@ -7884,15 +7711,15 @@
           </w:tblCellMar>
         </w:tblPrEx>
         <w:trPr>
-          <w:trHeight w:val="0" w:hRule="atLeast"/>
+          <w:trHeight w:val="0"/>
           <w:jc w:val="center"/>
         </w:trPr>
         <w:tc>
           <w:tcPr>
             <w:tcW w:w="2867" w:type="dxa"/>
             <w:tcBorders>
-              <w:top w:val="single" w:color="auto" w:sz="4" w:space="0"/>
-              <w:left w:val="single" w:color="auto" w:sz="12" w:space="0"/>
+              <w:top w:val="single" w:sz="4" w:space="0" w:color="auto"/>
+              <w:left w:val="single" w:sz="12" w:space="0" w:color="auto"/>
               <w:bottom w:val="nil"/>
               <w:right w:val="nil"/>
             </w:tcBorders>
@@ -7908,7 +7735,7 @@
             <w:pPr>
               <w:snapToGrid w:val="0"/>
               <w:spacing w:before="120" w:after="120" w:line="240" w:lineRule="auto"/>
-              <w:ind w:left="0" w:leftChars="0" w:right="0" w:rightChars="0" w:firstLine="0" w:firstLineChars="0"/>
+              <w:ind w:left="0" w:right="0" w:firstLine="0" w:leftChars="0" w:rightChars="0" w:firstLineChars="0"/>
               <w:jc w:val="center"/>
               <w:rPr>
                 <w:rFonts w:ascii="Arial" w:eastAsia="等线"/>
@@ -7917,7 +7744,7 @@
             </w:pPr>
             <w:r>
               <w:rPr>
-                <w:rFonts w:ascii="Arial" w:hAnsi="Arial" w:eastAsia="等线" w:cs="Arial"/>
+                <w:rFonts w:ascii="Arial" w:eastAsia="等线" w:hAnsi="Arial" w:cs="Arial"/>
                 <w:sz w:val="22"/>
               </w:rPr>
               <w:t>信息通报及时率</w:t>
@@ -7928,8 +7755,8 @@
           <w:tcPr>
             <w:tcW w:w="2313" w:type="dxa"/>
             <w:tcBorders>
-              <w:top w:val="single" w:color="auto" w:sz="4" w:space="0"/>
-              <w:left w:val="single" w:color="auto" w:sz="4" w:space="0"/>
+              <w:top w:val="single" w:sz="4" w:space="0" w:color="auto"/>
+              <w:left w:val="single" w:sz="4" w:space="0" w:color="auto"/>
               <w:bottom w:val="nil"/>
               <w:right w:val="nil"/>
             </w:tcBorders>
@@ -7945,7 +7772,7 @@
             <w:pPr>
               <w:snapToGrid w:val="0"/>
               <w:spacing w:before="120" w:after="120" w:line="240" w:lineRule="auto"/>
-              <w:ind w:left="0" w:leftChars="0" w:right="0" w:rightChars="0" w:firstLine="0" w:firstLineChars="0"/>
+              <w:ind w:left="0" w:right="0" w:firstLine="0" w:leftChars="0" w:rightChars="0" w:firstLineChars="0"/>
               <w:jc w:val="left"/>
               <w:rPr>
                 <w:rFonts w:ascii="Arial" w:eastAsia="等线"/>
@@ -7954,7 +7781,7 @@
             </w:pPr>
             <w:r>
               <w:rPr>
-                <w:rFonts w:ascii="Arial" w:hAnsi="Arial" w:eastAsia="等线" w:cs="Arial"/>
+                <w:rFonts w:ascii="Arial" w:eastAsia="等线" w:hAnsi="Arial" w:cs="Arial"/>
                 <w:sz w:val="22"/>
               </w:rPr>
               <w:t>100%</w:t>
@@ -7965,24 +7792,24 @@
           <w:tcPr>
             <w:tcW w:w="3342" w:type="dxa"/>
             <w:tcBorders>
-              <w:top w:val="single" w:color="auto" w:sz="4" w:space="0"/>
-              <w:left w:val="single" w:color="auto" w:sz="4" w:space="0"/>
+              <w:top w:val="single" w:sz="4" w:space="0" w:color="auto"/>
+              <w:left w:val="single" w:sz="4" w:space="0" w:color="auto"/>
               <w:bottom w:val="nil"/>
-              <w:right w:val="single" w:color="auto" w:sz="12" w:space="0"/>
-            </w:tcBorders>
-            <w:tcMar>
-              <w:top w:w="60" w:type="dxa"/>
-              <w:left w:w="120" w:type="dxa"/>
-              <w:bottom w:w="30" w:type="dxa"/>
-              <w:right w:w="120" w:type="dxa"/>
-            </w:tcMar>
-            <w:vAlign w:val="center"/>
-          </w:tcPr>
-          <w:p>
-            <w:pPr>
-              <w:snapToGrid w:val="0"/>
-              <w:spacing w:before="120" w:after="120" w:line="240" w:lineRule="auto"/>
-              <w:ind w:left="0" w:leftChars="0" w:right="0" w:rightChars="0" w:firstLine="0" w:firstLineChars="0"/>
+              <w:right w:val="single" w:sz="12" w:space="0" w:color="auto"/>
+            </w:tcBorders>
+            <w:tcMar>
+              <w:top w:w="60" w:type="dxa"/>
+              <w:left w:w="120" w:type="dxa"/>
+              <w:bottom w:w="30" w:type="dxa"/>
+              <w:right w:w="120" w:type="dxa"/>
+            </w:tcMar>
+            <w:vAlign w:val="center"/>
+          </w:tcPr>
+          <w:p>
+            <w:pPr>
+              <w:snapToGrid w:val="0"/>
+              <w:spacing w:before="120" w:after="120" w:line="240" w:lineRule="auto"/>
+              <w:ind w:left="0" w:right="0" w:firstLine="0" w:leftChars="0" w:rightChars="0" w:firstLineChars="0"/>
               <w:jc w:val="left"/>
               <w:rPr>
                 <w:rFonts w:ascii="Arial" w:eastAsia="等线"/>
@@ -7991,7 +7818,7 @@
             </w:pPr>
             <w:r>
               <w:rPr>
-                <w:rFonts w:ascii="Arial" w:hAnsi="Arial" w:eastAsia="等线" w:cs="Arial"/>
+                <w:rFonts w:ascii="Arial" w:eastAsia="等线" w:hAnsi="Arial" w:cs="Arial"/>
                 <w:sz w:val="22"/>
               </w:rPr>
               <w:t>每30分钟通报</w:t>
@@ -8001,14 +7828,8 @@
       </w:tr>
       <w:tr>
         <w:tblPrEx>
-          <w:tblBorders>
-            <w:top w:val="none" w:color="auto" w:sz="0" w:space="0"/>
-            <w:left w:val="none" w:color="auto" w:sz="0" w:space="0"/>
-            <w:bottom w:val="none" w:color="auto" w:sz="0" w:space="0"/>
-            <w:right w:val="none" w:color="auto" w:sz="0" w:space="0"/>
-            <w:insideH w:val="none" w:color="auto" w:sz="0" w:space="0"/>
-            <w:insideV w:val="none" w:color="auto" w:sz="0" w:space="0"/>
-          </w:tblBorders>
+          <w:tblW w:w="8522" w:type="dxa"/>
+          <w:jc w:val="center"/>
           <w:tblCellMar>
             <w:top w:w="0" w:type="dxa"/>
             <w:left w:w="10" w:type="dxa"/>
@@ -8017,16 +7838,16 @@
           </w:tblCellMar>
         </w:tblPrEx>
         <w:trPr>
-          <w:trHeight w:val="0" w:hRule="atLeast"/>
+          <w:trHeight w:val="0"/>
           <w:jc w:val="center"/>
         </w:trPr>
         <w:tc>
           <w:tcPr>
             <w:tcW w:w="2867" w:type="dxa"/>
             <w:tcBorders>
-              <w:top w:val="single" w:color="auto" w:sz="4" w:space="0"/>
-              <w:left w:val="single" w:color="auto" w:sz="12" w:space="0"/>
-              <w:bottom w:val="single" w:color="auto" w:sz="12" w:space="0"/>
+              <w:top w:val="single" w:sz="4" w:space="0" w:color="auto"/>
+              <w:left w:val="single" w:sz="12" w:space="0" w:color="auto"/>
+              <w:bottom w:val="single" w:sz="12" w:space="0" w:color="auto"/>
               <w:right w:val="nil"/>
             </w:tcBorders>
             <w:tcMar>
@@ -8041,7 +7862,7 @@
             <w:pPr>
               <w:snapToGrid w:val="0"/>
               <w:spacing w:before="120" w:after="120" w:line="240" w:lineRule="auto"/>
-              <w:ind w:left="0" w:leftChars="0" w:right="0" w:rightChars="0" w:firstLine="0" w:firstLineChars="0"/>
+              <w:ind w:left="0" w:right="0" w:firstLine="0" w:leftChars="0" w:rightChars="0" w:firstLineChars="0"/>
               <w:jc w:val="center"/>
               <w:rPr>
                 <w:rFonts w:ascii="Arial" w:eastAsia="等线"/>
@@ -8050,7 +7871,7 @@
             </w:pPr>
             <w:r>
               <w:rPr>
-                <w:rFonts w:ascii="Arial" w:hAnsi="Arial" w:eastAsia="等线" w:cs="Arial"/>
+                <w:rFonts w:ascii="Arial" w:eastAsia="等线" w:hAnsi="Arial" w:cs="Arial"/>
                 <w:sz w:val="22"/>
               </w:rPr>
               <w:t>甲方业务验证</w:t>
@@ -8061,9 +7882,9 @@
           <w:tcPr>
             <w:tcW w:w="2313" w:type="dxa"/>
             <w:tcBorders>
-              <w:top w:val="single" w:color="auto" w:sz="4" w:space="0"/>
-              <w:left w:val="single" w:color="auto" w:sz="4" w:space="0"/>
-              <w:bottom w:val="single" w:color="auto" w:sz="12" w:space="0"/>
+              <w:top w:val="single" w:sz="4" w:space="0" w:color="auto"/>
+              <w:left w:val="single" w:sz="4" w:space="0" w:color="auto"/>
+              <w:bottom w:val="single" w:sz="12" w:space="0" w:color="auto"/>
               <w:right w:val="nil"/>
             </w:tcBorders>
             <w:tcMar>
@@ -8078,7 +7899,7 @@
             <w:pPr>
               <w:snapToGrid w:val="0"/>
               <w:spacing w:before="120" w:after="120" w:line="240" w:lineRule="auto"/>
-              <w:ind w:left="0" w:leftChars="0" w:right="0" w:rightChars="0" w:firstLine="0" w:firstLineChars="0"/>
+              <w:ind w:left="0" w:right="0" w:firstLine="0" w:leftChars="0" w:rightChars="0" w:firstLineChars="0"/>
               <w:jc w:val="left"/>
               <w:rPr>
                 <w:rFonts w:ascii="Arial" w:eastAsia="等线"/>
@@ -8087,7 +7908,7 @@
             </w:pPr>
             <w:r>
               <w:rPr>
-                <w:rFonts w:ascii="Arial" w:hAnsi="Arial" w:eastAsia="等线" w:cs="Arial"/>
+                <w:rFonts w:ascii="Arial" w:eastAsia="等线" w:hAnsi="Arial" w:cs="Arial"/>
                 <w:sz w:val="22"/>
               </w:rPr>
               <w:t>核心功能可用</w:t>
@@ -8098,24 +7919,24 @@
           <w:tcPr>
             <w:tcW w:w="3342" w:type="dxa"/>
             <w:tcBorders>
-              <w:top w:val="single" w:color="auto" w:sz="4" w:space="0"/>
-              <w:left w:val="single" w:color="auto" w:sz="4" w:space="0"/>
-              <w:bottom w:val="single" w:color="auto" w:sz="12" w:space="0"/>
-              <w:right w:val="single" w:color="auto" w:sz="12" w:space="0"/>
-            </w:tcBorders>
-            <w:tcMar>
-              <w:top w:w="60" w:type="dxa"/>
-              <w:left w:w="120" w:type="dxa"/>
-              <w:bottom w:w="30" w:type="dxa"/>
-              <w:right w:w="120" w:type="dxa"/>
-            </w:tcMar>
-            <w:vAlign w:val="center"/>
-          </w:tcPr>
-          <w:p>
-            <w:pPr>
-              <w:snapToGrid w:val="0"/>
-              <w:spacing w:before="120" w:after="120" w:line="240" w:lineRule="auto"/>
-              <w:ind w:left="0" w:leftChars="0" w:right="0" w:rightChars="0" w:firstLine="0" w:firstLineChars="0"/>
+              <w:top w:val="single" w:sz="4" w:space="0" w:color="auto"/>
+              <w:left w:val="single" w:sz="4" w:space="0" w:color="auto"/>
+              <w:bottom w:val="single" w:sz="12" w:space="0" w:color="auto"/>
+              <w:right w:val="single" w:sz="12" w:space="0" w:color="auto"/>
+            </w:tcBorders>
+            <w:tcMar>
+              <w:top w:w="60" w:type="dxa"/>
+              <w:left w:w="120" w:type="dxa"/>
+              <w:bottom w:w="30" w:type="dxa"/>
+              <w:right w:w="120" w:type="dxa"/>
+            </w:tcMar>
+            <w:vAlign w:val="center"/>
+          </w:tcPr>
+          <w:p>
+            <w:pPr>
+              <w:snapToGrid w:val="0"/>
+              <w:spacing w:before="120" w:after="120" w:line="240" w:lineRule="auto"/>
+              <w:ind w:left="0" w:right="0" w:firstLine="0" w:leftChars="0" w:rightChars="0" w:firstLineChars="0"/>
               <w:jc w:val="left"/>
               <w:rPr>
                 <w:rFonts w:ascii="Arial" w:eastAsia="等线"/>
@@ -8124,7 +7945,7 @@
             </w:pPr>
             <w:r>
               <w:rPr>
-                <w:rFonts w:ascii="Arial" w:hAnsi="Arial" w:eastAsia="等线" w:cs="Arial"/>
+                <w:rFonts w:ascii="Arial" w:eastAsia="等线" w:hAnsi="Arial" w:cs="Arial"/>
                 <w:sz w:val="22"/>
               </w:rPr>
               <w:t>甲方确认</w:t>
@@ -8135,31 +7956,30 @@
     </w:tbl>
     <w:p>
       <w:pPr>
-        <w:pStyle w:val="28"/>
+        <w:pStyle w:val="1"/>
         <w:bidi w:val="0"/>
       </w:pPr>
-      <w:bookmarkStart w:id="37" w:name="heading_20"/>
-      <w:bookmarkStart w:id="38" w:name="_Toc28567"/>
+      <w:bookmarkStart w:id="38" w:name="heading_20"/>
+      <w:bookmarkStart w:id="39" w:name="_Toc28567"/>
       <w:r>
         <w:t>演练物资准备</w:t>
       </w:r>
-      <w:bookmarkEnd w:id="37"/>
       <w:bookmarkEnd w:id="38"/>
+      <w:bookmarkEnd w:id="39"/>
     </w:p>
     <w:tbl>
       <w:tblPr>
-        <w:tblStyle w:val="20"/>
+        <w:tblStyle w:val="TableNormal"/>
         <w:tblW w:w="8522" w:type="dxa"/>
         <w:jc w:val="center"/>
         <w:tblBorders>
-          <w:top w:val="none" w:color="auto" w:sz="0" w:space="0"/>
-          <w:left w:val="none" w:color="auto" w:sz="0" w:space="0"/>
-          <w:bottom w:val="none" w:color="auto" w:sz="0" w:space="0"/>
-          <w:right w:val="none" w:color="auto" w:sz="0" w:space="0"/>
-          <w:insideH w:val="none" w:color="auto" w:sz="0" w:space="0"/>
-          <w:insideV w:val="none" w:color="auto" w:sz="0" w:space="0"/>
+          <w:top w:val="nil"/>
+          <w:left w:val="nil"/>
+          <w:bottom w:val="nil"/>
+          <w:right w:val="nil"/>
+          <w:insideH w:val="nil"/>
+          <w:insideV w:val="nil"/>
         </w:tblBorders>
-        <w:tblLayout w:type="autofit"/>
         <w:tblCellMar>
           <w:top w:w="0" w:type="dxa"/>
           <w:left w:w="10" w:type="dxa"/>
@@ -8174,13 +7994,15 @@
       </w:tblGrid>
       <w:tr>
         <w:tblPrEx>
+          <w:tblW w:w="8522" w:type="dxa"/>
+          <w:jc w:val="center"/>
           <w:tblBorders>
-            <w:top w:val="none" w:color="auto" w:sz="0" w:space="0"/>
-            <w:left w:val="none" w:color="auto" w:sz="0" w:space="0"/>
-            <w:bottom w:val="none" w:color="auto" w:sz="0" w:space="0"/>
-            <w:right w:val="none" w:color="auto" w:sz="0" w:space="0"/>
-            <w:insideH w:val="none" w:color="auto" w:sz="0" w:space="0"/>
-            <w:insideV w:val="none" w:color="auto" w:sz="0" w:space="0"/>
+            <w:top w:val="nil"/>
+            <w:left w:val="nil"/>
+            <w:bottom w:val="nil"/>
+            <w:right w:val="nil"/>
+            <w:insideH w:val="nil"/>
+            <w:insideV w:val="nil"/>
           </w:tblBorders>
           <w:tblCellMar>
             <w:top w:w="0" w:type="dxa"/>
@@ -8190,7 +8012,7 @@
           </w:tblCellMar>
         </w:tblPrEx>
         <w:trPr>
-          <w:trHeight w:val="0" w:hRule="atLeast"/>
+          <w:trHeight w:val="0"/>
           <w:tblHeader/>
           <w:jc w:val="center"/>
         </w:trPr>
@@ -8198,8 +8020,8 @@
           <w:tcPr>
             <w:tcW w:w="3329" w:type="dxa"/>
             <w:tcBorders>
-              <w:top w:val="single" w:color="auto" w:sz="12" w:space="0"/>
-              <w:left w:val="single" w:color="auto" w:sz="12" w:space="0"/>
+              <w:top w:val="single" w:sz="12" w:space="0" w:color="auto"/>
+              <w:left w:val="single" w:sz="12" w:space="0" w:color="auto"/>
               <w:bottom w:val="nil"/>
               <w:right w:val="nil"/>
             </w:tcBorders>
@@ -8215,7 +8037,7 @@
             <w:pPr>
               <w:snapToGrid w:val="0"/>
               <w:spacing w:before="120" w:after="120" w:line="240" w:lineRule="auto"/>
-              <w:ind w:left="0" w:leftChars="0" w:right="0" w:rightChars="0" w:firstLine="0" w:firstLineChars="0"/>
+              <w:ind w:left="0" w:right="0" w:firstLine="0" w:leftChars="0" w:rightChars="0" w:firstLineChars="0"/>
               <w:jc w:val="center"/>
               <w:rPr>
                 <w:rFonts w:ascii="Arial" w:eastAsia="等线"/>
@@ -8225,7 +8047,7 @@
             </w:pPr>
             <w:r>
               <w:rPr>
-                <w:rFonts w:ascii="Arial" w:hAnsi="Arial" w:eastAsia="等线" w:cs="Arial"/>
+                <w:rFonts w:ascii="Arial" w:eastAsia="等线" w:hAnsi="Arial" w:cs="Arial"/>
                 <w:b/>
                 <w:sz w:val="22"/>
               </w:rPr>
@@ -8237,8 +8059,8 @@
           <w:tcPr>
             <w:tcW w:w="1132" w:type="dxa"/>
             <w:tcBorders>
-              <w:top w:val="single" w:color="auto" w:sz="12" w:space="0"/>
-              <w:left w:val="single" w:color="auto" w:sz="4" w:space="0"/>
+              <w:top w:val="single" w:sz="12" w:space="0" w:color="auto"/>
+              <w:left w:val="single" w:sz="4" w:space="0" w:color="auto"/>
               <w:bottom w:val="nil"/>
               <w:right w:val="nil"/>
             </w:tcBorders>
@@ -8254,7 +8076,7 @@
             <w:pPr>
               <w:snapToGrid w:val="0"/>
               <w:spacing w:before="120" w:after="120" w:line="240" w:lineRule="auto"/>
-              <w:ind w:left="0" w:leftChars="0" w:right="0" w:rightChars="0" w:firstLine="0" w:firstLineChars="0"/>
+              <w:ind w:left="0" w:right="0" w:firstLine="0" w:leftChars="0" w:rightChars="0" w:firstLineChars="0"/>
               <w:jc w:val="center"/>
               <w:rPr>
                 <w:rFonts w:ascii="Arial" w:eastAsia="等线"/>
@@ -8264,7 +8086,7 @@
             </w:pPr>
             <w:r>
               <w:rPr>
-                <w:rFonts w:ascii="Arial" w:hAnsi="Arial" w:eastAsia="等线" w:cs="Arial"/>
+                <w:rFonts w:ascii="Arial" w:eastAsia="等线" w:hAnsi="Arial" w:cs="Arial"/>
                 <w:b/>
                 <w:sz w:val="22"/>
               </w:rPr>
@@ -8276,24 +8098,24 @@
           <w:tcPr>
             <w:tcW w:w="4061" w:type="dxa"/>
             <w:tcBorders>
-              <w:top w:val="single" w:color="auto" w:sz="12" w:space="0"/>
-              <w:left w:val="single" w:color="auto" w:sz="4" w:space="0"/>
+              <w:top w:val="single" w:sz="12" w:space="0" w:color="auto"/>
+              <w:left w:val="single" w:sz="4" w:space="0" w:color="auto"/>
               <w:bottom w:val="nil"/>
-              <w:right w:val="single" w:color="auto" w:sz="12" w:space="0"/>
-            </w:tcBorders>
-            <w:tcMar>
-              <w:top w:w="60" w:type="dxa"/>
-              <w:left w:w="120" w:type="dxa"/>
-              <w:bottom w:w="30" w:type="dxa"/>
-              <w:right w:w="120" w:type="dxa"/>
-            </w:tcMar>
-            <w:vAlign w:val="center"/>
-          </w:tcPr>
-          <w:p>
-            <w:pPr>
-              <w:snapToGrid w:val="0"/>
-              <w:spacing w:before="120" w:after="120" w:line="240" w:lineRule="auto"/>
-              <w:ind w:left="0" w:leftChars="0" w:right="0" w:rightChars="0" w:firstLine="0" w:firstLineChars="0"/>
+              <w:right w:val="single" w:sz="12" w:space="0" w:color="auto"/>
+            </w:tcBorders>
+            <w:tcMar>
+              <w:top w:w="60" w:type="dxa"/>
+              <w:left w:w="120" w:type="dxa"/>
+              <w:bottom w:w="30" w:type="dxa"/>
+              <w:right w:w="120" w:type="dxa"/>
+            </w:tcMar>
+            <w:vAlign w:val="center"/>
+          </w:tcPr>
+          <w:p>
+            <w:pPr>
+              <w:snapToGrid w:val="0"/>
+              <w:spacing w:before="120" w:after="120" w:line="240" w:lineRule="auto"/>
+              <w:ind w:left="0" w:right="0" w:firstLine="0" w:leftChars="0" w:rightChars="0" w:firstLineChars="0"/>
               <w:jc w:val="center"/>
               <w:rPr>
                 <w:rFonts w:ascii="Arial" w:eastAsia="等线"/>
@@ -8303,7 +8125,7 @@
             </w:pPr>
             <w:r>
               <w:rPr>
-                <w:rFonts w:ascii="Arial" w:hAnsi="Arial" w:eastAsia="等线" w:cs="Arial"/>
+                <w:rFonts w:ascii="Arial" w:eastAsia="等线" w:hAnsi="Arial" w:cs="Arial"/>
                 <w:b/>
                 <w:sz w:val="22"/>
               </w:rPr>
@@ -8314,14 +8136,8 @@
       </w:tr>
       <w:tr>
         <w:tblPrEx>
-          <w:tblBorders>
-            <w:top w:val="none" w:color="auto" w:sz="0" w:space="0"/>
-            <w:left w:val="none" w:color="auto" w:sz="0" w:space="0"/>
-            <w:bottom w:val="none" w:color="auto" w:sz="0" w:space="0"/>
-            <w:right w:val="none" w:color="auto" w:sz="0" w:space="0"/>
-            <w:insideH w:val="none" w:color="auto" w:sz="0" w:space="0"/>
-            <w:insideV w:val="none" w:color="auto" w:sz="0" w:space="0"/>
-          </w:tblBorders>
+          <w:tblW w:w="8522" w:type="dxa"/>
+          <w:jc w:val="center"/>
           <w:tblCellMar>
             <w:top w:w="0" w:type="dxa"/>
             <w:left w:w="10" w:type="dxa"/>
@@ -8330,15 +8146,15 @@
           </w:tblCellMar>
         </w:tblPrEx>
         <w:trPr>
-          <w:trHeight w:val="0" w:hRule="atLeast"/>
+          <w:trHeight w:val="0"/>
           <w:jc w:val="center"/>
         </w:trPr>
         <w:tc>
           <w:tcPr>
             <w:tcW w:w="3329" w:type="dxa"/>
             <w:tcBorders>
-              <w:top w:val="single" w:color="auto" w:sz="4" w:space="0"/>
-              <w:left w:val="single" w:color="auto" w:sz="12" w:space="0"/>
+              <w:top w:val="single" w:sz="4" w:space="0" w:color="auto"/>
+              <w:left w:val="single" w:sz="12" w:space="0" w:color="auto"/>
               <w:bottom w:val="nil"/>
               <w:right w:val="nil"/>
             </w:tcBorders>
@@ -8354,7 +8170,7 @@
             <w:pPr>
               <w:snapToGrid w:val="0"/>
               <w:spacing w:before="120" w:after="120" w:line="240" w:lineRule="auto"/>
-              <w:ind w:left="0" w:leftChars="0" w:right="0" w:rightChars="0" w:firstLine="0" w:firstLineChars="0"/>
+              <w:ind w:left="0" w:right="0" w:firstLine="0" w:leftChars="0" w:rightChars="0" w:firstLineChars="0"/>
               <w:jc w:val="center"/>
               <w:rPr>
                 <w:rFonts w:ascii="Arial" w:eastAsia="等线"/>
@@ -8363,7 +8179,7 @@
             </w:pPr>
             <w:r>
               <w:rPr>
-                <w:rFonts w:ascii="Arial" w:hAnsi="Arial" w:eastAsia="等线" w:cs="Arial"/>
+                <w:rFonts w:ascii="Arial" w:eastAsia="等线" w:hAnsi="Arial" w:cs="Arial"/>
                 <w:sz w:val="22"/>
               </w:rPr>
               <w:t>备用网线</w:t>
@@ -8374,8 +8190,8 @@
           <w:tcPr>
             <w:tcW w:w="1132" w:type="dxa"/>
             <w:tcBorders>
-              <w:top w:val="single" w:color="auto" w:sz="4" w:space="0"/>
-              <w:left w:val="single" w:color="auto" w:sz="4" w:space="0"/>
+              <w:top w:val="single" w:sz="4" w:space="0" w:color="auto"/>
+              <w:left w:val="single" w:sz="4" w:space="0" w:color="auto"/>
               <w:bottom w:val="nil"/>
               <w:right w:val="nil"/>
             </w:tcBorders>
@@ -8391,7 +8207,7 @@
             <w:pPr>
               <w:snapToGrid w:val="0"/>
               <w:spacing w:before="120" w:after="120" w:line="240" w:lineRule="auto"/>
-              <w:ind w:left="0" w:leftChars="0" w:right="0" w:rightChars="0" w:firstLine="0" w:firstLineChars="0"/>
+              <w:ind w:left="0" w:right="0" w:firstLine="0" w:leftChars="0" w:rightChars="0" w:firstLineChars="0"/>
               <w:jc w:val="left"/>
               <w:rPr>
                 <w:rFonts w:ascii="Arial" w:eastAsia="等线"/>
@@ -8400,7 +8216,7 @@
             </w:pPr>
             <w:r>
               <w:rPr>
-                <w:rFonts w:ascii="Arial" w:hAnsi="Arial" w:eastAsia="等线" w:cs="Arial"/>
+                <w:rFonts w:ascii="Arial" w:eastAsia="等线" w:hAnsi="Arial" w:cs="Arial"/>
                 <w:sz w:val="22"/>
               </w:rPr>
               <w:t>若干</w:t>
@@ -8411,24 +8227,24 @@
           <w:tcPr>
             <w:tcW w:w="4061" w:type="dxa"/>
             <w:tcBorders>
-              <w:top w:val="single" w:color="auto" w:sz="4" w:space="0"/>
-              <w:left w:val="single" w:color="auto" w:sz="4" w:space="0"/>
+              <w:top w:val="single" w:sz="4" w:space="0" w:color="auto"/>
+              <w:left w:val="single" w:sz="4" w:space="0" w:color="auto"/>
               <w:bottom w:val="nil"/>
-              <w:right w:val="single" w:color="auto" w:sz="12" w:space="0"/>
-            </w:tcBorders>
-            <w:tcMar>
-              <w:top w:w="60" w:type="dxa"/>
-              <w:left w:w="120" w:type="dxa"/>
-              <w:bottom w:w="30" w:type="dxa"/>
-              <w:right w:w="120" w:type="dxa"/>
-            </w:tcMar>
-            <w:vAlign w:val="center"/>
-          </w:tcPr>
-          <w:p>
-            <w:pPr>
-              <w:snapToGrid w:val="0"/>
-              <w:spacing w:before="120" w:after="120" w:line="240" w:lineRule="auto"/>
-              <w:ind w:left="0" w:leftChars="0" w:right="0" w:rightChars="0" w:firstLine="0" w:firstLineChars="0"/>
+              <w:right w:val="single" w:sz="12" w:space="0" w:color="auto"/>
+            </w:tcBorders>
+            <w:tcMar>
+              <w:top w:w="60" w:type="dxa"/>
+              <w:left w:w="120" w:type="dxa"/>
+              <w:bottom w:w="30" w:type="dxa"/>
+              <w:right w:w="120" w:type="dxa"/>
+            </w:tcMar>
+            <w:vAlign w:val="center"/>
+          </w:tcPr>
+          <w:p>
+            <w:pPr>
+              <w:snapToGrid w:val="0"/>
+              <w:spacing w:before="120" w:after="120" w:line="240" w:lineRule="auto"/>
+              <w:ind w:left="0" w:right="0" w:firstLine="0" w:leftChars="0" w:rightChars="0" w:firstLineChars="0"/>
               <w:jc w:val="center"/>
               <w:rPr>
                 <w:rFonts w:ascii="Arial" w:eastAsia="等线"/>
@@ -8437,7 +8253,7 @@
             </w:pPr>
             <w:r>
               <w:rPr>
-                <w:rFonts w:ascii="Arial" w:hAnsi="Arial" w:eastAsia="等线" w:cs="Arial"/>
+                <w:rFonts w:ascii="Arial" w:eastAsia="等线" w:hAnsi="Arial" w:cs="Arial"/>
                 <w:sz w:val="22"/>
               </w:rPr>
               <w:t>网络故障场景演练</w:t>
@@ -8447,14 +8263,8 @@
       </w:tr>
       <w:tr>
         <w:tblPrEx>
-          <w:tblBorders>
-            <w:top w:val="none" w:color="auto" w:sz="0" w:space="0"/>
-            <w:left w:val="none" w:color="auto" w:sz="0" w:space="0"/>
-            <w:bottom w:val="none" w:color="auto" w:sz="0" w:space="0"/>
-            <w:right w:val="none" w:color="auto" w:sz="0" w:space="0"/>
-            <w:insideH w:val="none" w:color="auto" w:sz="0" w:space="0"/>
-            <w:insideV w:val="none" w:color="auto" w:sz="0" w:space="0"/>
-          </w:tblBorders>
+          <w:tblW w:w="8522" w:type="dxa"/>
+          <w:jc w:val="center"/>
           <w:tblCellMar>
             <w:top w:w="0" w:type="dxa"/>
             <w:left w:w="10" w:type="dxa"/>
@@ -8463,15 +8273,15 @@
           </w:tblCellMar>
         </w:tblPrEx>
         <w:trPr>
-          <w:trHeight w:val="0" w:hRule="atLeast"/>
+          <w:trHeight w:val="0"/>
           <w:jc w:val="center"/>
         </w:trPr>
         <w:tc>
           <w:tcPr>
             <w:tcW w:w="3329" w:type="dxa"/>
             <w:tcBorders>
-              <w:top w:val="single" w:color="auto" w:sz="4" w:space="0"/>
-              <w:left w:val="single" w:color="auto" w:sz="12" w:space="0"/>
+              <w:top w:val="single" w:sz="4" w:space="0" w:color="auto"/>
+              <w:left w:val="single" w:sz="12" w:space="0" w:color="auto"/>
               <w:bottom w:val="nil"/>
               <w:right w:val="nil"/>
             </w:tcBorders>
@@ -8487,7 +8297,7 @@
             <w:pPr>
               <w:snapToGrid w:val="0"/>
               <w:spacing w:before="120" w:after="120" w:line="240" w:lineRule="auto"/>
-              <w:ind w:left="0" w:leftChars="0" w:right="0" w:rightChars="0" w:firstLine="0" w:firstLineChars="0"/>
+              <w:ind w:left="0" w:right="0" w:firstLine="0" w:leftChars="0" w:rightChars="0" w:firstLineChars="0"/>
               <w:jc w:val="center"/>
               <w:rPr>
                 <w:rFonts w:ascii="Arial" w:eastAsia="等线"/>
@@ -8496,7 +8306,7 @@
             </w:pPr>
             <w:r>
               <w:rPr>
-                <w:rFonts w:ascii="Arial" w:hAnsi="Arial" w:eastAsia="等线" w:cs="Arial"/>
+                <w:rFonts w:ascii="Arial" w:eastAsia="等线" w:hAnsi="Arial" w:cs="Arial"/>
                 <w:sz w:val="22"/>
               </w:rPr>
               <w:t>测试笔记本</w:t>
@@ -8507,8 +8317,8 @@
           <w:tcPr>
             <w:tcW w:w="1132" w:type="dxa"/>
             <w:tcBorders>
-              <w:top w:val="single" w:color="auto" w:sz="4" w:space="0"/>
-              <w:left w:val="single" w:color="auto" w:sz="4" w:space="0"/>
+              <w:top w:val="single" w:sz="4" w:space="0" w:color="auto"/>
+              <w:left w:val="single" w:sz="4" w:space="0" w:color="auto"/>
               <w:bottom w:val="nil"/>
               <w:right w:val="nil"/>
             </w:tcBorders>
@@ -8524,7 +8334,7 @@
             <w:pPr>
               <w:snapToGrid w:val="0"/>
               <w:spacing w:before="120" w:after="120" w:line="240" w:lineRule="auto"/>
-              <w:ind w:left="0" w:leftChars="0" w:right="0" w:rightChars="0" w:firstLine="0" w:firstLineChars="0"/>
+              <w:ind w:left="0" w:right="0" w:firstLine="0" w:leftChars="0" w:rightChars="0" w:firstLineChars="0"/>
               <w:jc w:val="left"/>
               <w:rPr>
                 <w:rFonts w:ascii="Arial" w:eastAsia="等线"/>
@@ -8533,7 +8343,7 @@
             </w:pPr>
             <w:r>
               <w:rPr>
-                <w:rFonts w:ascii="Arial" w:hAnsi="Arial" w:eastAsia="等线" w:cs="Arial"/>
+                <w:rFonts w:ascii="Arial" w:eastAsia="等线" w:hAnsi="Arial" w:cs="Arial"/>
                 <w:sz w:val="22"/>
               </w:rPr>
               <w:t>1台</w:t>
@@ -8544,24 +8354,24 @@
           <w:tcPr>
             <w:tcW w:w="4061" w:type="dxa"/>
             <w:tcBorders>
-              <w:top w:val="single" w:color="auto" w:sz="4" w:space="0"/>
-              <w:left w:val="single" w:color="auto" w:sz="4" w:space="0"/>
+              <w:top w:val="single" w:sz="4" w:space="0" w:color="auto"/>
+              <w:left w:val="single" w:sz="4" w:space="0" w:color="auto"/>
               <w:bottom w:val="nil"/>
-              <w:right w:val="single" w:color="auto" w:sz="12" w:space="0"/>
-            </w:tcBorders>
-            <w:tcMar>
-              <w:top w:w="60" w:type="dxa"/>
-              <w:left w:w="120" w:type="dxa"/>
-              <w:bottom w:w="30" w:type="dxa"/>
-              <w:right w:w="120" w:type="dxa"/>
-            </w:tcMar>
-            <w:vAlign w:val="center"/>
-          </w:tcPr>
-          <w:p>
-            <w:pPr>
-              <w:snapToGrid w:val="0"/>
-              <w:spacing w:before="120" w:after="120" w:line="240" w:lineRule="auto"/>
-              <w:ind w:left="0" w:leftChars="0" w:right="0" w:rightChars="0" w:firstLine="0" w:firstLineChars="0"/>
+              <w:right w:val="single" w:sz="12" w:space="0" w:color="auto"/>
+            </w:tcBorders>
+            <w:tcMar>
+              <w:top w:w="60" w:type="dxa"/>
+              <w:left w:w="120" w:type="dxa"/>
+              <w:bottom w:w="30" w:type="dxa"/>
+              <w:right w:w="120" w:type="dxa"/>
+            </w:tcMar>
+            <w:vAlign w:val="center"/>
+          </w:tcPr>
+          <w:p>
+            <w:pPr>
+              <w:snapToGrid w:val="0"/>
+              <w:spacing w:before="120" w:after="120" w:line="240" w:lineRule="auto"/>
+              <w:ind w:left="0" w:right="0" w:firstLine="0" w:leftChars="0" w:rightChars="0" w:firstLineChars="0"/>
               <w:jc w:val="center"/>
               <w:rPr>
                 <w:rFonts w:ascii="Arial" w:eastAsia="等线"/>
@@ -8570,7 +8380,7 @@
             </w:pPr>
             <w:r>
               <w:rPr>
-                <w:rFonts w:ascii="Arial" w:hAnsi="Arial" w:eastAsia="等线" w:cs="Arial"/>
+                <w:rFonts w:ascii="Arial" w:eastAsia="等线" w:hAnsi="Arial" w:cs="Arial"/>
                 <w:sz w:val="22"/>
               </w:rPr>
               <w:t>验证审计日志查询</w:t>
@@ -8580,14 +8390,8 @@
       </w:tr>
       <w:tr>
         <w:tblPrEx>
-          <w:tblBorders>
-            <w:top w:val="none" w:color="auto" w:sz="0" w:space="0"/>
-            <w:left w:val="none" w:color="auto" w:sz="0" w:space="0"/>
-            <w:bottom w:val="none" w:color="auto" w:sz="0" w:space="0"/>
-            <w:right w:val="none" w:color="auto" w:sz="0" w:space="0"/>
-            <w:insideH w:val="none" w:color="auto" w:sz="0" w:space="0"/>
-            <w:insideV w:val="none" w:color="auto" w:sz="0" w:space="0"/>
-          </w:tblBorders>
+          <w:tblW w:w="8522" w:type="dxa"/>
+          <w:jc w:val="center"/>
           <w:tblCellMar>
             <w:top w:w="0" w:type="dxa"/>
             <w:left w:w="10" w:type="dxa"/>
@@ -8596,15 +8400,15 @@
           </w:tblCellMar>
         </w:tblPrEx>
         <w:trPr>
-          <w:trHeight w:val="0" w:hRule="atLeast"/>
+          <w:trHeight w:val="0"/>
           <w:jc w:val="center"/>
         </w:trPr>
         <w:tc>
           <w:tcPr>
             <w:tcW w:w="3329" w:type="dxa"/>
             <w:tcBorders>
-              <w:top w:val="single" w:color="auto" w:sz="4" w:space="0"/>
-              <w:left w:val="single" w:color="auto" w:sz="12" w:space="0"/>
+              <w:top w:val="single" w:sz="4" w:space="0" w:color="auto"/>
+              <w:left w:val="single" w:sz="12" w:space="0" w:color="auto"/>
               <w:bottom w:val="nil"/>
               <w:right w:val="nil"/>
             </w:tcBorders>
@@ -8620,7 +8424,7 @@
             <w:pPr>
               <w:snapToGrid w:val="0"/>
               <w:spacing w:before="120" w:after="120" w:line="240" w:lineRule="auto"/>
-              <w:ind w:left="0" w:leftChars="0" w:right="0" w:rightChars="0" w:firstLine="0" w:firstLineChars="0"/>
+              <w:ind w:left="0" w:right="0" w:firstLine="0" w:leftChars="0" w:rightChars="0" w:firstLineChars="0"/>
               <w:jc w:val="center"/>
               <w:rPr>
                 <w:rFonts w:ascii="Arial" w:eastAsia="等线"/>
@@ -8629,7 +8433,7 @@
             </w:pPr>
             <w:r>
               <w:rPr>
-                <w:rFonts w:ascii="Arial" w:hAnsi="Arial" w:eastAsia="等线" w:cs="Arial"/>
+                <w:rFonts w:ascii="Arial" w:eastAsia="等线" w:hAnsi="Arial" w:cs="Arial"/>
                 <w:sz w:val="22"/>
               </w:rPr>
               <w:t>应急U盘</w:t>
@@ -8640,8 +8444,8 @@
           <w:tcPr>
             <w:tcW w:w="1132" w:type="dxa"/>
             <w:tcBorders>
-              <w:top w:val="single" w:color="auto" w:sz="4" w:space="0"/>
-              <w:left w:val="single" w:color="auto" w:sz="4" w:space="0"/>
+              <w:top w:val="single" w:sz="4" w:space="0" w:color="auto"/>
+              <w:left w:val="single" w:sz="4" w:space="0" w:color="auto"/>
               <w:bottom w:val="nil"/>
               <w:right w:val="nil"/>
             </w:tcBorders>
@@ -8657,7 +8461,7 @@
             <w:pPr>
               <w:snapToGrid w:val="0"/>
               <w:spacing w:before="120" w:after="120" w:line="240" w:lineRule="auto"/>
-              <w:ind w:left="0" w:leftChars="0" w:right="0" w:rightChars="0" w:firstLine="0" w:firstLineChars="0"/>
+              <w:ind w:left="0" w:right="0" w:firstLine="0" w:leftChars="0" w:rightChars="0" w:firstLineChars="0"/>
               <w:jc w:val="left"/>
               <w:rPr>
                 <w:rFonts w:ascii="Arial" w:eastAsia="等线"/>
@@ -8666,7 +8470,7 @@
             </w:pPr>
             <w:r>
               <w:rPr>
-                <w:rFonts w:ascii="Arial" w:hAnsi="Arial" w:eastAsia="等线" w:cs="Arial"/>
+                <w:rFonts w:ascii="Arial" w:eastAsia="等线" w:hAnsi="Arial" w:cs="Arial"/>
                 <w:sz w:val="22"/>
               </w:rPr>
               <w:t>1个</w:t>
@@ -8677,24 +8481,24 @@
           <w:tcPr>
             <w:tcW w:w="4061" w:type="dxa"/>
             <w:tcBorders>
-              <w:top w:val="single" w:color="auto" w:sz="4" w:space="0"/>
-              <w:left w:val="single" w:color="auto" w:sz="4" w:space="0"/>
+              <w:top w:val="single" w:sz="4" w:space="0" w:color="auto"/>
+              <w:left w:val="single" w:sz="4" w:space="0" w:color="auto"/>
               <w:bottom w:val="nil"/>
-              <w:right w:val="single" w:color="auto" w:sz="12" w:space="0"/>
-            </w:tcBorders>
-            <w:tcMar>
-              <w:top w:w="60" w:type="dxa"/>
-              <w:left w:w="120" w:type="dxa"/>
-              <w:bottom w:w="30" w:type="dxa"/>
-              <w:right w:w="120" w:type="dxa"/>
-            </w:tcMar>
-            <w:vAlign w:val="center"/>
-          </w:tcPr>
-          <w:p>
-            <w:pPr>
-              <w:snapToGrid w:val="0"/>
-              <w:spacing w:before="120" w:after="120" w:line="240" w:lineRule="auto"/>
-              <w:ind w:left="0" w:leftChars="0" w:right="0" w:rightChars="0" w:firstLine="0" w:firstLineChars="0"/>
+              <w:right w:val="single" w:sz="12" w:space="0" w:color="auto"/>
+            </w:tcBorders>
+            <w:tcMar>
+              <w:top w:w="60" w:type="dxa"/>
+              <w:left w:w="120" w:type="dxa"/>
+              <w:bottom w:w="30" w:type="dxa"/>
+              <w:right w:w="120" w:type="dxa"/>
+            </w:tcMar>
+            <w:vAlign w:val="center"/>
+          </w:tcPr>
+          <w:p>
+            <w:pPr>
+              <w:snapToGrid w:val="0"/>
+              <w:spacing w:before="120" w:after="120" w:line="240" w:lineRule="auto"/>
+              <w:ind w:left="0" w:right="0" w:firstLine="0" w:leftChars="0" w:rightChars="0" w:firstLineChars="0"/>
               <w:jc w:val="center"/>
               <w:rPr>
                 <w:rFonts w:ascii="Arial" w:eastAsia="等线"/>
@@ -8703,7 +8507,7 @@
             </w:pPr>
             <w:r>
               <w:rPr>
-                <w:rFonts w:ascii="Arial" w:hAnsi="Arial" w:eastAsia="等线" w:cs="Arial"/>
+                <w:rFonts w:ascii="Arial" w:eastAsia="等线" w:hAnsi="Arial" w:cs="Arial"/>
                 <w:sz w:val="22"/>
               </w:rPr>
               <w:t>含应急预案、操作手册</w:t>
@@ -8713,14 +8517,8 @@
       </w:tr>
       <w:tr>
         <w:tblPrEx>
-          <w:tblBorders>
-            <w:top w:val="none" w:color="auto" w:sz="0" w:space="0"/>
-            <w:left w:val="none" w:color="auto" w:sz="0" w:space="0"/>
-            <w:bottom w:val="none" w:color="auto" w:sz="0" w:space="0"/>
-            <w:right w:val="none" w:color="auto" w:sz="0" w:space="0"/>
-            <w:insideH w:val="none" w:color="auto" w:sz="0" w:space="0"/>
-            <w:insideV w:val="none" w:color="auto" w:sz="0" w:space="0"/>
-          </w:tblBorders>
+          <w:tblW w:w="8522" w:type="dxa"/>
+          <w:jc w:val="center"/>
           <w:tblCellMar>
             <w:top w:w="0" w:type="dxa"/>
             <w:left w:w="10" w:type="dxa"/>
@@ -8729,15 +8527,15 @@
           </w:tblCellMar>
         </w:tblPrEx>
         <w:trPr>
-          <w:trHeight w:val="0" w:hRule="atLeast"/>
+          <w:trHeight w:val="0"/>
           <w:jc w:val="center"/>
         </w:trPr>
         <w:tc>
           <w:tcPr>
             <w:tcW w:w="3329" w:type="dxa"/>
             <w:tcBorders>
-              <w:top w:val="single" w:color="auto" w:sz="4" w:space="0"/>
-              <w:left w:val="single" w:color="auto" w:sz="12" w:space="0"/>
+              <w:top w:val="single" w:sz="4" w:space="0" w:color="auto"/>
+              <w:left w:val="single" w:sz="12" w:space="0" w:color="auto"/>
               <w:bottom w:val="nil"/>
               <w:right w:val="nil"/>
             </w:tcBorders>
@@ -8753,7 +8551,7 @@
             <w:pPr>
               <w:snapToGrid w:val="0"/>
               <w:spacing w:before="120" w:after="120" w:line="240" w:lineRule="auto"/>
-              <w:ind w:left="0" w:leftChars="0" w:right="0" w:rightChars="0" w:firstLine="0" w:firstLineChars="0"/>
+              <w:ind w:left="0" w:right="0" w:firstLine="0" w:leftChars="0" w:rightChars="0" w:firstLineChars="0"/>
               <w:jc w:val="center"/>
               <w:rPr>
                 <w:rFonts w:ascii="Arial" w:eastAsia="等线"/>
@@ -8762,7 +8560,7 @@
             </w:pPr>
             <w:r>
               <w:rPr>
-                <w:rFonts w:ascii="Arial" w:hAnsi="Arial" w:eastAsia="等线" w:cs="Arial"/>
+                <w:rFonts w:ascii="Arial" w:eastAsia="等线" w:hAnsi="Arial" w:cs="Arial"/>
                 <w:sz w:val="22"/>
               </w:rPr>
               <w:t>应急通讯录</w:t>
@@ -8773,8 +8571,8 @@
           <w:tcPr>
             <w:tcW w:w="1132" w:type="dxa"/>
             <w:tcBorders>
-              <w:top w:val="single" w:color="auto" w:sz="4" w:space="0"/>
-              <w:left w:val="single" w:color="auto" w:sz="4" w:space="0"/>
+              <w:top w:val="single" w:sz="4" w:space="0" w:color="auto"/>
+              <w:left w:val="single" w:sz="4" w:space="0" w:color="auto"/>
               <w:bottom w:val="nil"/>
               <w:right w:val="nil"/>
             </w:tcBorders>
@@ -8790,7 +8588,7 @@
             <w:pPr>
               <w:snapToGrid w:val="0"/>
               <w:spacing w:before="120" w:after="120" w:line="240" w:lineRule="auto"/>
-              <w:ind w:left="0" w:leftChars="0" w:right="0" w:rightChars="0" w:firstLine="0" w:firstLineChars="0"/>
+              <w:ind w:left="0" w:right="0" w:firstLine="0" w:leftChars="0" w:rightChars="0" w:firstLineChars="0"/>
               <w:jc w:val="left"/>
               <w:rPr>
                 <w:rFonts w:ascii="Arial" w:eastAsia="等线"/>
@@ -8799,7 +8597,7 @@
             </w:pPr>
             <w:r>
               <w:rPr>
-                <w:rFonts w:ascii="Arial" w:hAnsi="Arial" w:eastAsia="等线" w:cs="Arial"/>
+                <w:rFonts w:ascii="Arial" w:eastAsia="等线" w:hAnsi="Arial" w:cs="Arial"/>
                 <w:sz w:val="22"/>
               </w:rPr>
               <w:t>1份</w:t>
@@ -8810,24 +8608,24 @@
           <w:tcPr>
             <w:tcW w:w="4061" w:type="dxa"/>
             <w:tcBorders>
-              <w:top w:val="single" w:color="auto" w:sz="4" w:space="0"/>
-              <w:left w:val="single" w:color="auto" w:sz="4" w:space="0"/>
+              <w:top w:val="single" w:sz="4" w:space="0" w:color="auto"/>
+              <w:left w:val="single" w:sz="4" w:space="0" w:color="auto"/>
               <w:bottom w:val="nil"/>
-              <w:right w:val="single" w:color="auto" w:sz="12" w:space="0"/>
-            </w:tcBorders>
-            <w:tcMar>
-              <w:top w:w="60" w:type="dxa"/>
-              <w:left w:w="120" w:type="dxa"/>
-              <w:bottom w:w="30" w:type="dxa"/>
-              <w:right w:w="120" w:type="dxa"/>
-            </w:tcMar>
-            <w:vAlign w:val="center"/>
-          </w:tcPr>
-          <w:p>
-            <w:pPr>
-              <w:snapToGrid w:val="0"/>
-              <w:spacing w:before="120" w:after="120" w:line="240" w:lineRule="auto"/>
-              <w:ind w:left="0" w:leftChars="0" w:right="0" w:rightChars="0" w:firstLine="0" w:firstLineChars="0"/>
+              <w:right w:val="single" w:sz="12" w:space="0" w:color="auto"/>
+            </w:tcBorders>
+            <w:tcMar>
+              <w:top w:w="60" w:type="dxa"/>
+              <w:left w:w="120" w:type="dxa"/>
+              <w:bottom w:w="30" w:type="dxa"/>
+              <w:right w:w="120" w:type="dxa"/>
+            </w:tcMar>
+            <w:vAlign w:val="center"/>
+          </w:tcPr>
+          <w:p>
+            <w:pPr>
+              <w:snapToGrid w:val="0"/>
+              <w:spacing w:before="120" w:after="120" w:line="240" w:lineRule="auto"/>
+              <w:ind w:left="0" w:right="0" w:firstLine="0" w:leftChars="0" w:rightChars="0" w:firstLineChars="0"/>
               <w:jc w:val="center"/>
               <w:rPr>
                 <w:rFonts w:ascii="Arial" w:eastAsia="等线"/>
@@ -8836,7 +8634,7 @@
             </w:pPr>
             <w:r>
               <w:rPr>
-                <w:rFonts w:ascii="Arial" w:hAnsi="Arial" w:eastAsia="等线" w:cs="Arial"/>
+                <w:rFonts w:ascii="Arial" w:eastAsia="等线" w:hAnsi="Arial" w:cs="Arial"/>
                 <w:sz w:val="22"/>
               </w:rPr>
               <w:t>各小组及甲方联系方式</w:t>
@@ -8846,14 +8644,8 @@
       </w:tr>
       <w:tr>
         <w:tblPrEx>
-          <w:tblBorders>
-            <w:top w:val="none" w:color="auto" w:sz="0" w:space="0"/>
-            <w:left w:val="none" w:color="auto" w:sz="0" w:space="0"/>
-            <w:bottom w:val="none" w:color="auto" w:sz="0" w:space="0"/>
-            <w:right w:val="none" w:color="auto" w:sz="0" w:space="0"/>
-            <w:insideH w:val="none" w:color="auto" w:sz="0" w:space="0"/>
-            <w:insideV w:val="none" w:color="auto" w:sz="0" w:space="0"/>
-          </w:tblBorders>
+          <w:tblW w:w="8522" w:type="dxa"/>
+          <w:jc w:val="center"/>
           <w:tblCellMar>
             <w:top w:w="0" w:type="dxa"/>
             <w:left w:w="10" w:type="dxa"/>
@@ -8862,15 +8654,15 @@
           </w:tblCellMar>
         </w:tblPrEx>
         <w:trPr>
-          <w:trHeight w:val="0" w:hRule="atLeast"/>
+          <w:trHeight w:val="0"/>
           <w:jc w:val="center"/>
         </w:trPr>
         <w:tc>
           <w:tcPr>
             <w:tcW w:w="3329" w:type="dxa"/>
             <w:tcBorders>
-              <w:top w:val="single" w:color="auto" w:sz="4" w:space="0"/>
-              <w:left w:val="single" w:color="auto" w:sz="12" w:space="0"/>
+              <w:top w:val="single" w:sz="4" w:space="0" w:color="auto"/>
+              <w:left w:val="single" w:sz="12" w:space="0" w:color="auto"/>
               <w:bottom w:val="nil"/>
               <w:right w:val="nil"/>
             </w:tcBorders>
@@ -8886,7 +8678,7 @@
             <w:pPr>
               <w:snapToGrid w:val="0"/>
               <w:spacing w:before="120" w:after="120" w:line="240" w:lineRule="auto"/>
-              <w:ind w:left="0" w:leftChars="0" w:right="0" w:rightChars="0" w:firstLine="0" w:firstLineChars="0"/>
+              <w:ind w:left="0" w:right="0" w:firstLine="0" w:leftChars="0" w:rightChars="0" w:firstLineChars="0"/>
               <w:jc w:val="center"/>
               <w:rPr>
                 <w:rFonts w:ascii="Arial" w:eastAsia="等线"/>
@@ -8895,7 +8687,7 @@
             </w:pPr>
             <w:r>
               <w:rPr>
-                <w:rFonts w:ascii="Arial" w:hAnsi="Arial" w:eastAsia="等线" w:cs="Arial"/>
+                <w:rFonts w:ascii="Arial" w:eastAsia="等线" w:hAnsi="Arial" w:cs="Arial"/>
                 <w:sz w:val="22"/>
               </w:rPr>
               <w:t>演练记录表</w:t>
@@ -8906,8 +8698,8 @@
           <w:tcPr>
             <w:tcW w:w="1132" w:type="dxa"/>
             <w:tcBorders>
-              <w:top w:val="single" w:color="auto" w:sz="4" w:space="0"/>
-              <w:left w:val="single" w:color="auto" w:sz="4" w:space="0"/>
+              <w:top w:val="single" w:sz="4" w:space="0" w:color="auto"/>
+              <w:left w:val="single" w:sz="4" w:space="0" w:color="auto"/>
               <w:bottom w:val="nil"/>
               <w:right w:val="nil"/>
             </w:tcBorders>
@@ -8923,7 +8715,7 @@
             <w:pPr>
               <w:snapToGrid w:val="0"/>
               <w:spacing w:before="120" w:after="120" w:line="240" w:lineRule="auto"/>
-              <w:ind w:left="0" w:leftChars="0" w:right="0" w:rightChars="0" w:firstLine="0" w:firstLineChars="0"/>
+              <w:ind w:left="0" w:right="0" w:firstLine="0" w:leftChars="0" w:rightChars="0" w:firstLineChars="0"/>
               <w:jc w:val="left"/>
               <w:rPr>
                 <w:rFonts w:ascii="Arial" w:eastAsia="等线"/>
@@ -8932,7 +8724,7 @@
             </w:pPr>
             <w:r>
               <w:rPr>
-                <w:rFonts w:ascii="Arial" w:hAnsi="Arial" w:eastAsia="等线" w:cs="Arial"/>
+                <w:rFonts w:ascii="Arial" w:eastAsia="等线" w:hAnsi="Arial" w:cs="Arial"/>
                 <w:sz w:val="22"/>
               </w:rPr>
               <w:t>若干</w:t>
@@ -8943,24 +8735,24 @@
           <w:tcPr>
             <w:tcW w:w="4061" w:type="dxa"/>
             <w:tcBorders>
-              <w:top w:val="single" w:color="auto" w:sz="4" w:space="0"/>
-              <w:left w:val="single" w:color="auto" w:sz="4" w:space="0"/>
+              <w:top w:val="single" w:sz="4" w:space="0" w:color="auto"/>
+              <w:left w:val="single" w:sz="4" w:space="0" w:color="auto"/>
               <w:bottom w:val="nil"/>
-              <w:right w:val="single" w:color="auto" w:sz="12" w:space="0"/>
-            </w:tcBorders>
-            <w:tcMar>
-              <w:top w:w="60" w:type="dxa"/>
-              <w:left w:w="120" w:type="dxa"/>
-              <w:bottom w:w="30" w:type="dxa"/>
-              <w:right w:w="120" w:type="dxa"/>
-            </w:tcMar>
-            <w:vAlign w:val="center"/>
-          </w:tcPr>
-          <w:p>
-            <w:pPr>
-              <w:snapToGrid w:val="0"/>
-              <w:spacing w:before="120" w:after="120" w:line="240" w:lineRule="auto"/>
-              <w:ind w:left="0" w:leftChars="0" w:right="0" w:rightChars="0" w:firstLine="0" w:firstLineChars="0"/>
+              <w:right w:val="single" w:sz="12" w:space="0" w:color="auto"/>
+            </w:tcBorders>
+            <w:tcMar>
+              <w:top w:w="60" w:type="dxa"/>
+              <w:left w:w="120" w:type="dxa"/>
+              <w:bottom w:w="30" w:type="dxa"/>
+              <w:right w:w="120" w:type="dxa"/>
+            </w:tcMar>
+            <w:vAlign w:val="center"/>
+          </w:tcPr>
+          <w:p>
+            <w:pPr>
+              <w:snapToGrid w:val="0"/>
+              <w:spacing w:before="120" w:after="120" w:line="240" w:lineRule="auto"/>
+              <w:ind w:left="0" w:right="0" w:firstLine="0" w:leftChars="0" w:rightChars="0" w:firstLineChars="0"/>
               <w:jc w:val="center"/>
               <w:rPr>
                 <w:rFonts w:ascii="Arial" w:eastAsia="等线"/>
@@ -8969,7 +8761,7 @@
             </w:pPr>
             <w:r>
               <w:rPr>
-                <w:rFonts w:ascii="Arial" w:hAnsi="Arial" w:eastAsia="等线" w:cs="Arial"/>
+                <w:rFonts w:ascii="Arial" w:eastAsia="等线" w:hAnsi="Arial" w:cs="Arial"/>
                 <w:sz w:val="22"/>
               </w:rPr>
               <w:t>记录演练过程</w:t>
@@ -8979,14 +8771,8 @@
       </w:tr>
       <w:tr>
         <w:tblPrEx>
-          <w:tblBorders>
-            <w:top w:val="none" w:color="auto" w:sz="0" w:space="0"/>
-            <w:left w:val="none" w:color="auto" w:sz="0" w:space="0"/>
-            <w:bottom w:val="none" w:color="auto" w:sz="0" w:space="0"/>
-            <w:right w:val="none" w:color="auto" w:sz="0" w:space="0"/>
-            <w:insideH w:val="none" w:color="auto" w:sz="0" w:space="0"/>
-            <w:insideV w:val="none" w:color="auto" w:sz="0" w:space="0"/>
-          </w:tblBorders>
+          <w:tblW w:w="8522" w:type="dxa"/>
+          <w:jc w:val="center"/>
           <w:tblCellMar>
             <w:top w:w="0" w:type="dxa"/>
             <w:left w:w="10" w:type="dxa"/>
@@ -8995,16 +8781,16 @@
           </w:tblCellMar>
         </w:tblPrEx>
         <w:trPr>
-          <w:trHeight w:val="0" w:hRule="atLeast"/>
+          <w:trHeight w:val="0"/>
           <w:jc w:val="center"/>
         </w:trPr>
         <w:tc>
           <w:tcPr>
             <w:tcW w:w="3329" w:type="dxa"/>
             <w:tcBorders>
-              <w:top w:val="single" w:color="auto" w:sz="4" w:space="0"/>
-              <w:left w:val="single" w:color="auto" w:sz="12" w:space="0"/>
-              <w:bottom w:val="single" w:color="auto" w:sz="12" w:space="0"/>
+              <w:top w:val="single" w:sz="4" w:space="0" w:color="auto"/>
+              <w:left w:val="single" w:sz="12" w:space="0" w:color="auto"/>
+              <w:bottom w:val="single" w:sz="12" w:space="0" w:color="auto"/>
               <w:right w:val="nil"/>
             </w:tcBorders>
             <w:tcMar>
@@ -9019,7 +8805,7 @@
             <w:pPr>
               <w:snapToGrid w:val="0"/>
               <w:spacing w:before="120" w:after="120" w:line="240" w:lineRule="auto"/>
-              <w:ind w:left="0" w:leftChars="0" w:right="0" w:rightChars="0" w:firstLine="0" w:firstLineChars="0"/>
+              <w:ind w:left="0" w:right="0" w:firstLine="0" w:leftChars="0" w:rightChars="0" w:firstLineChars="0"/>
               <w:jc w:val="center"/>
               <w:rPr>
                 <w:rFonts w:ascii="Arial" w:eastAsia="等线"/>
@@ -9028,7 +8814,7 @@
             </w:pPr>
             <w:r>
               <w:rPr>
-                <w:rFonts w:ascii="Arial" w:hAnsi="Arial" w:eastAsia="等线" w:cs="Arial"/>
+                <w:rFonts w:ascii="Arial" w:eastAsia="等线" w:hAnsi="Arial" w:cs="Arial"/>
                 <w:sz w:val="22"/>
               </w:rPr>
               <w:t>厂商联系方式清单</w:t>
@@ -9039,9 +8825,9 @@
           <w:tcPr>
             <w:tcW w:w="1132" w:type="dxa"/>
             <w:tcBorders>
-              <w:top w:val="single" w:color="auto" w:sz="4" w:space="0"/>
-              <w:left w:val="single" w:color="auto" w:sz="4" w:space="0"/>
-              <w:bottom w:val="single" w:color="auto" w:sz="12" w:space="0"/>
+              <w:top w:val="single" w:sz="4" w:space="0" w:color="auto"/>
+              <w:left w:val="single" w:sz="4" w:space="0" w:color="auto"/>
+              <w:bottom w:val="single" w:sz="12" w:space="0" w:color="auto"/>
               <w:right w:val="nil"/>
             </w:tcBorders>
             <w:tcMar>
@@ -9056,7 +8842,7 @@
             <w:pPr>
               <w:snapToGrid w:val="0"/>
               <w:spacing w:before="120" w:after="120" w:line="240" w:lineRule="auto"/>
-              <w:ind w:left="0" w:leftChars="0" w:right="0" w:rightChars="0" w:firstLine="0" w:firstLineChars="0"/>
+              <w:ind w:left="0" w:right="0" w:firstLine="0" w:leftChars="0" w:rightChars="0" w:firstLineChars="0"/>
               <w:jc w:val="left"/>
               <w:rPr>
                 <w:rFonts w:ascii="Arial" w:eastAsia="等线"/>
@@ -9065,7 +8851,7 @@
             </w:pPr>
             <w:r>
               <w:rPr>
-                <w:rFonts w:ascii="Arial" w:hAnsi="Arial" w:eastAsia="等线" w:cs="Arial"/>
+                <w:rFonts w:ascii="Arial" w:eastAsia="等线" w:hAnsi="Arial" w:cs="Arial"/>
                 <w:sz w:val="22"/>
               </w:rPr>
               <w:t>1份</w:t>
@@ -9076,24 +8862,24 @@
           <w:tcPr>
             <w:tcW w:w="4061" w:type="dxa"/>
             <w:tcBorders>
-              <w:top w:val="single" w:color="auto" w:sz="4" w:space="0"/>
-              <w:left w:val="single" w:color="auto" w:sz="4" w:space="0"/>
-              <w:bottom w:val="single" w:color="auto" w:sz="12" w:space="0"/>
-              <w:right w:val="single" w:color="auto" w:sz="12" w:space="0"/>
-            </w:tcBorders>
-            <w:tcMar>
-              <w:top w:w="60" w:type="dxa"/>
-              <w:left w:w="120" w:type="dxa"/>
-              <w:bottom w:w="30" w:type="dxa"/>
-              <w:right w:w="120" w:type="dxa"/>
-            </w:tcMar>
-            <w:vAlign w:val="center"/>
-          </w:tcPr>
-          <w:p>
-            <w:pPr>
-              <w:snapToGrid w:val="0"/>
-              <w:spacing w:before="120" w:after="120" w:line="240" w:lineRule="auto"/>
-              <w:ind w:left="0" w:leftChars="0" w:right="0" w:rightChars="0" w:firstLine="0" w:firstLineChars="0"/>
+              <w:top w:val="single" w:sz="4" w:space="0" w:color="auto"/>
+              <w:left w:val="single" w:sz="4" w:space="0" w:color="auto"/>
+              <w:bottom w:val="single" w:sz="12" w:space="0" w:color="auto"/>
+              <w:right w:val="single" w:sz="12" w:space="0" w:color="auto"/>
+            </w:tcBorders>
+            <w:tcMar>
+              <w:top w:w="60" w:type="dxa"/>
+              <w:left w:w="120" w:type="dxa"/>
+              <w:bottom w:w="30" w:type="dxa"/>
+              <w:right w:w="120" w:type="dxa"/>
+            </w:tcMar>
+            <w:vAlign w:val="center"/>
+          </w:tcPr>
+          <w:p>
+            <w:pPr>
+              <w:snapToGrid w:val="0"/>
+              <w:spacing w:before="120" w:after="120" w:line="240" w:lineRule="auto"/>
+              <w:ind w:left="0" w:right="0" w:firstLine="0" w:leftChars="0" w:rightChars="0" w:firstLineChars="0"/>
               <w:jc w:val="center"/>
               <w:rPr>
                 <w:rFonts w:ascii="Arial" w:eastAsia="等线"/>
@@ -9102,7 +8888,7 @@
             </w:pPr>
             <w:r>
               <w:rPr>
-                <w:rFonts w:ascii="Arial" w:hAnsi="Arial" w:eastAsia="等线" w:cs="Arial"/>
+                <w:rFonts w:ascii="Arial" w:eastAsia="等线" w:hAnsi="Arial" w:cs="Arial"/>
                 <w:sz w:val="22"/>
               </w:rPr>
               <w:t>硬件故障报修场景</w:t>
@@ -9113,20 +8899,20 @@
     </w:tbl>
     <w:p>
       <w:pPr>
-        <w:pStyle w:val="28"/>
+        <w:pStyle w:val="1"/>
         <w:bidi w:val="0"/>
       </w:pPr>
-      <w:bookmarkStart w:id="39" w:name="heading_21"/>
-      <w:bookmarkStart w:id="40" w:name="_Toc28466"/>
+      <w:bookmarkStart w:id="40" w:name="heading_21"/>
+      <w:bookmarkStart w:id="41" w:name="_Toc28466"/>
       <w:r>
         <w:t>演练总结与改进</w:t>
       </w:r>
-      <w:bookmarkEnd w:id="39"/>
       <w:bookmarkEnd w:id="40"/>
+      <w:bookmarkEnd w:id="41"/>
     </w:p>
     <w:p>
       <w:pPr>
-        <w:pStyle w:val="29"/>
+        <w:pStyle w:val="a1"/>
         <w:bidi w:val="0"/>
       </w:pPr>
       <w:r>
@@ -9135,7 +8921,7 @@
     </w:p>
     <w:p>
       <w:pPr>
-        <w:pStyle w:val="29"/>
+        <w:pStyle w:val="a1"/>
         <w:bidi w:val="0"/>
       </w:pPr>
       <w:r>
@@ -9144,7 +8930,7 @@
     </w:p>
     <w:p>
       <w:pPr>
-        <w:pStyle w:val="29"/>
+        <w:pStyle w:val="a1"/>
         <w:bidi w:val="0"/>
       </w:pPr>
       <w:r>
@@ -9153,7 +8939,7 @@
     </w:p>
     <w:p>
       <w:pPr>
-        <w:pStyle w:val="29"/>
+        <w:pStyle w:val="a1"/>
         <w:bidi w:val="0"/>
       </w:pPr>
       <w:r>
@@ -9162,20 +8948,20 @@
     </w:p>
     <w:p>
       <w:pPr>
-        <w:pStyle w:val="28"/>
+        <w:pStyle w:val="1"/>
         <w:bidi w:val="0"/>
       </w:pPr>
-      <w:bookmarkStart w:id="41" w:name="heading_22"/>
-      <w:bookmarkStart w:id="42" w:name="_Toc27162"/>
+      <w:bookmarkStart w:id="42" w:name="heading_22"/>
+      <w:bookmarkStart w:id="43" w:name="_Toc27162"/>
       <w:r>
         <w:t>附件</w:t>
       </w:r>
-      <w:bookmarkEnd w:id="41"/>
       <w:bookmarkEnd w:id="42"/>
+      <w:bookmarkEnd w:id="43"/>
     </w:p>
     <w:p>
       <w:pPr>
-        <w:pStyle w:val="40"/>
+        <w:pStyle w:val="a3"/>
         <w:bidi w:val="0"/>
       </w:pPr>
       <w:r>
@@ -9184,7 +8970,7 @@
     </w:p>
     <w:p>
       <w:pPr>
-        <w:pStyle w:val="40"/>
+        <w:pStyle w:val="a3"/>
         <w:bidi w:val="0"/>
       </w:pPr>
       <w:r>
@@ -9193,7 +8979,7 @@
     </w:p>
     <w:p>
       <w:pPr>
-        <w:pStyle w:val="40"/>
+        <w:pStyle w:val="a3"/>
         <w:bidi w:val="0"/>
       </w:pPr>
       <w:r>
@@ -9202,7 +8988,7 @@
     </w:p>
     <w:p>
       <w:pPr>
-        <w:pStyle w:val="40"/>
+        <w:pStyle w:val="a3"/>
         <w:bidi w:val="0"/>
       </w:pPr>
       <w:r>
@@ -9211,7 +8997,7 @@
     </w:p>
     <w:p>
       <w:pPr>
-        <w:pStyle w:val="29"/>
+        <w:pStyle w:val="a1"/>
         <w:numPr>
           <w:ilvl w:val="0"/>
           <w:numId w:val="0"/>
@@ -9225,96 +9011,52 @@
       </w:pPr>
     </w:p>
     <w:sectPr>
-      <w:headerReference r:id="rId7" w:type="first"/>
-      <w:footerReference r:id="rId10" w:type="first"/>
-      <w:headerReference r:id="rId5" w:type="default"/>
-      <w:footerReference r:id="rId8" w:type="default"/>
-      <w:headerReference r:id="rId6" w:type="even"/>
-      <w:footerReference r:id="rId9" w:type="even"/>
+      <w:headerReference w:type="even" r:id="rId6"/>
+      <w:headerReference w:type="default" r:id="rId7"/>
+      <w:footerReference w:type="even" r:id="rId8"/>
+      <w:footerReference w:type="default" r:id="rId9"/>
+      <w:headerReference w:type="first" r:id="rId10"/>
+      <w:footerReference w:type="first" r:id="rId11"/>
       <w:pgSz w:w="11906" w:h="16838"/>
       <w:pgMar w:top="1417" w:right="1800" w:bottom="1440" w:left="1800" w:header="1140" w:footer="992" w:gutter="0"/>
-      <w:cols w:space="425" w:num="1"/>
+      <w:cols w:num="1" w:space="425"/>
       <w:docGrid w:type="lines" w:linePitch="312" w:charSpace="0"/>
     </w:sectPr>
   </w:body>
 </w:document>
 </file>
 
-<file path=word/endnotes.xml><?xml version="1.0" encoding="utf-8"?>
-<w:endnotes xmlns:wpc="http://schemas.microsoft.com/office/word/2010/wordprocessingCanvas" xmlns:mc="http://schemas.openxmlformats.org/markup-compatibility/2006" xmlns:o="urn:schemas-microsoft-com:office:office" xmlns:r="http://schemas.openxmlformats.org/officeDocument/2006/relationships" xmlns:m="http://schemas.openxmlformats.org/officeDocument/2006/math" xmlns:v="urn:schemas-microsoft-com:vml" xmlns:wp14="http://schemas.microsoft.com/office/word/2010/wordprocessingDrawing" xmlns:wp="http://schemas.openxmlformats.org/drawingml/2006/wordprocessingDrawing" xmlns:w="http://schemas.openxmlformats.org/wordprocessingml/2006/main" xmlns:w14="http://schemas.microsoft.com/office/word/2010/wordml" xmlns:w15="http://schemas.microsoft.com/office/word/2012/wordml" xmlns:w10="urn:schemas-microsoft-com:office:word" xmlns:wpg="http://schemas.microsoft.com/office/word/2010/wordprocessingGroup" xmlns:wpi="http://schemas.microsoft.com/office/word/2010/wordprocessingInk" xmlns:wne="http://schemas.microsoft.com/office/word/2006/wordml" xmlns:wps="http://schemas.microsoft.com/office/word/2010/wordprocessingShape" xmlns:wpsCustomData="http://www.wps.cn/officeDocument/2013/wpsCustomData" mc:Ignorable="w14 w15 wp14">
-  <w:endnote w:type="separator" w:id="0">
-    <w:p>
-      <w:pPr>
-        <w:spacing w:line="240" w:lineRule="auto"/>
-      </w:pPr>
-      <w:r>
-        <w:separator/>
-      </w:r>
-    </w:p>
-  </w:endnote>
-  <w:endnote w:type="continuationSeparator" w:id="1">
-    <w:p>
-      <w:pPr>
-        <w:spacing w:line="240" w:lineRule="auto"/>
-      </w:pPr>
-      <w:r>
-        <w:continuationSeparator/>
-      </w:r>
-    </w:p>
-  </w:endnote>
-</w:endnotes>
-</file>
-
 <file path=word/footer1.xml><?xml version="1.0" encoding="utf-8"?>
-<w:ftr xmlns:wpc="http://schemas.microsoft.com/office/word/2010/wordprocessingCanvas" xmlns:mc="http://schemas.openxmlformats.org/markup-compatibility/2006" xmlns:o="urn:schemas-microsoft-com:office:office" xmlns:r="http://schemas.openxmlformats.org/officeDocument/2006/relationships" xmlns:m="http://schemas.openxmlformats.org/officeDocument/2006/math" xmlns:v="urn:schemas-microsoft-com:vml" xmlns:wp14="http://schemas.microsoft.com/office/word/2010/wordprocessingDrawing" xmlns:wp="http://schemas.openxmlformats.org/drawingml/2006/wordprocessingDrawing" xmlns:w10="urn:schemas-microsoft-com:office:word" xmlns:w="http://schemas.openxmlformats.org/wordprocessingml/2006/main" xmlns:w14="http://schemas.microsoft.com/office/word/2010/wordml" xmlns:w15="http://schemas.microsoft.com/office/word/2012/wordml" xmlns:wpg="http://schemas.microsoft.com/office/word/2010/wordprocessingGroup" xmlns:wpi="http://schemas.microsoft.com/office/word/2010/wordprocessingInk" xmlns:wne="http://schemas.microsoft.com/office/word/2006/wordml" xmlns:wps="http://schemas.microsoft.com/office/word/2010/wordprocessingShape" xmlns:wpsCustomData="http://www.wps.cn/officeDocument/2013/wpsCustomData" mc:Ignorable="w14 w15 wp14">
+<w:ftr xmlns:wpc="http://schemas.microsoft.com/office/word/2010/wordprocessingCanvas" xmlns:mc="http://schemas.openxmlformats.org/markup-compatibility/2006" xmlns:o="urn:schemas-microsoft-com:office:office" xmlns:r="http://schemas.openxmlformats.org/officeDocument/2006/relationships" xmlns:m="http://schemas.openxmlformats.org/officeDocument/2006/math" xmlns:v="urn:schemas-microsoft-com:vml" xmlns:wp14="http://schemas.microsoft.com/office/word/2010/wordprocessingDrawing" xmlns:wp="http://schemas.openxmlformats.org/drawingml/2006/wordprocessingDrawing" xmlns:w10="urn:schemas-microsoft-com:office:word" xmlns:w="http://schemas.openxmlformats.org/wordprocessingml/2006/main" xmlns:w14="http://schemas.microsoft.com/office/word/2010/wordml" xmlns:w15="http://schemas.microsoft.com/office/word/2012/wordml" xmlns:wne="http://schemas.microsoft.com/office/word/2006/wordml" xmlns:wpg="http://schemas.microsoft.com/office/word/2010/wordprocessingGroup" xmlns:wpi="http://schemas.microsoft.com/office/word/2010/wordprocessingInk" xmlns:wps="http://schemas.microsoft.com/office/word/2010/wordprocessingShape" mc:Ignorable="w14 w15 wp14">
   <w:p/>
 </w:ftr>
 </file>
 
 <file path=word/footer2.xml><?xml version="1.0" encoding="utf-8"?>
-<w:ftr xmlns:wpc="http://schemas.microsoft.com/office/word/2010/wordprocessingCanvas" xmlns:mc="http://schemas.openxmlformats.org/markup-compatibility/2006" xmlns:o="urn:schemas-microsoft-com:office:office" xmlns:r="http://schemas.openxmlformats.org/officeDocument/2006/relationships" xmlns:m="http://schemas.openxmlformats.org/officeDocument/2006/math" xmlns:v="urn:schemas-microsoft-com:vml" xmlns:wp14="http://schemas.microsoft.com/office/word/2010/wordprocessingDrawing" xmlns:wp="http://schemas.openxmlformats.org/drawingml/2006/wordprocessingDrawing" xmlns:w10="urn:schemas-microsoft-com:office:word" xmlns:w="http://schemas.openxmlformats.org/wordprocessingml/2006/main" xmlns:w14="http://schemas.microsoft.com/office/word/2010/wordml" xmlns:w15="http://schemas.microsoft.com/office/word/2012/wordml" xmlns:wpg="http://schemas.microsoft.com/office/word/2010/wordprocessingGroup" xmlns:wpi="http://schemas.microsoft.com/office/word/2010/wordprocessingInk" xmlns:wne="http://schemas.microsoft.com/office/word/2006/wordml" xmlns:wps="http://schemas.microsoft.com/office/word/2010/wordprocessingShape" xmlns:wpsCustomData="http://www.wps.cn/officeDocument/2013/wpsCustomData" mc:Ignorable="w14 w15 wp14">
+<w:ftr xmlns:wpc="http://schemas.microsoft.com/office/word/2010/wordprocessingCanvas" xmlns:mc="http://schemas.openxmlformats.org/markup-compatibility/2006" xmlns:o="urn:schemas-microsoft-com:office:office" xmlns:r="http://schemas.openxmlformats.org/officeDocument/2006/relationships" xmlns:m="http://schemas.openxmlformats.org/officeDocument/2006/math" xmlns:v="urn:schemas-microsoft-com:vml" xmlns:wp14="http://schemas.microsoft.com/office/word/2010/wordprocessingDrawing" xmlns:wp="http://schemas.openxmlformats.org/drawingml/2006/wordprocessingDrawing" xmlns:w10="urn:schemas-microsoft-com:office:word" xmlns:w="http://schemas.openxmlformats.org/wordprocessingml/2006/main" xmlns:w14="http://schemas.microsoft.com/office/word/2010/wordml" xmlns:w15="http://schemas.microsoft.com/office/word/2012/wordml" xmlns:wne="http://schemas.microsoft.com/office/word/2006/wordml" xmlns:wpg="http://schemas.microsoft.com/office/word/2010/wordprocessingGroup" xmlns:wpi="http://schemas.microsoft.com/office/word/2010/wordprocessingInk" xmlns:wps="http://schemas.microsoft.com/office/word/2010/wordprocessingShape" mc:Ignorable="w14 w15 wp14">
   <w:p/>
 </w:ftr>
 </file>
 
 <file path=word/footer3.xml><?xml version="1.0" encoding="utf-8"?>
-<w:ftr xmlns:wpc="http://schemas.microsoft.com/office/word/2010/wordprocessingCanvas" xmlns:mc="http://schemas.openxmlformats.org/markup-compatibility/2006" xmlns:o="urn:schemas-microsoft-com:office:office" xmlns:r="http://schemas.openxmlformats.org/officeDocument/2006/relationships" xmlns:m="http://schemas.openxmlformats.org/officeDocument/2006/math" xmlns:v="urn:schemas-microsoft-com:vml" xmlns:wp14="http://schemas.microsoft.com/office/word/2010/wordprocessingDrawing" xmlns:wp="http://schemas.openxmlformats.org/drawingml/2006/wordprocessingDrawing" xmlns:w10="urn:schemas-microsoft-com:office:word" xmlns:w="http://schemas.openxmlformats.org/wordprocessingml/2006/main" xmlns:w14="http://schemas.microsoft.com/office/word/2010/wordml" xmlns:w15="http://schemas.microsoft.com/office/word/2012/wordml" xmlns:wpg="http://schemas.microsoft.com/office/word/2010/wordprocessingGroup" xmlns:wpi="http://schemas.microsoft.com/office/word/2010/wordprocessingInk" xmlns:wne="http://schemas.microsoft.com/office/word/2006/wordml" xmlns:wps="http://schemas.microsoft.com/office/word/2010/wordprocessingShape" xmlns:wpsCustomData="http://www.wps.cn/officeDocument/2013/wpsCustomData" mc:Ignorable="w14 w15 wp14">
+<w:ftr xmlns:wpc="http://schemas.microsoft.com/office/word/2010/wordprocessingCanvas" xmlns:mc="http://schemas.openxmlformats.org/markup-compatibility/2006" xmlns:o="urn:schemas-microsoft-com:office:office" xmlns:r="http://schemas.openxmlformats.org/officeDocument/2006/relationships" xmlns:m="http://schemas.openxmlformats.org/officeDocument/2006/math" xmlns:v="urn:schemas-microsoft-com:vml" xmlns:wp14="http://schemas.microsoft.com/office/word/2010/wordprocessingDrawing" xmlns:wp="http://schemas.openxmlformats.org/drawingml/2006/wordprocessingDrawing" xmlns:w10="urn:schemas-microsoft-com:office:word" xmlns:w="http://schemas.openxmlformats.org/wordprocessingml/2006/main" xmlns:w14="http://schemas.microsoft.com/office/word/2010/wordml" xmlns:w15="http://schemas.microsoft.com/office/word/2012/wordml" xmlns:wne="http://schemas.microsoft.com/office/word/2006/wordml" xmlns:wpg="http://schemas.microsoft.com/office/word/2010/wordprocessingGroup" xmlns:wpi="http://schemas.microsoft.com/office/word/2010/wordprocessingInk" xmlns:wps="http://schemas.microsoft.com/office/word/2010/wordprocessingShape" mc:Ignorable="w14 w15 wp14">
   <w:p/>
 </w:ftr>
 </file>
 
-<file path=word/footnotes.xml><?xml version="1.0" encoding="utf-8"?>
-<w:footnotes xmlns:wpc="http://schemas.microsoft.com/office/word/2010/wordprocessingCanvas" xmlns:mc="http://schemas.openxmlformats.org/markup-compatibility/2006" xmlns:o="urn:schemas-microsoft-com:office:office" xmlns:r="http://schemas.openxmlformats.org/officeDocument/2006/relationships" xmlns:m="http://schemas.openxmlformats.org/officeDocument/2006/math" xmlns:v="urn:schemas-microsoft-com:vml" xmlns:wp14="http://schemas.microsoft.com/office/word/2010/wordprocessingDrawing" xmlns:wp="http://schemas.openxmlformats.org/drawingml/2006/wordprocessingDrawing" xmlns:w="http://schemas.openxmlformats.org/wordprocessingml/2006/main" xmlns:w14="http://schemas.microsoft.com/office/word/2010/wordml" xmlns:w15="http://schemas.microsoft.com/office/word/2012/wordml" xmlns:w10="urn:schemas-microsoft-com:office:word" xmlns:wpg="http://schemas.microsoft.com/office/word/2010/wordprocessingGroup" xmlns:wpi="http://schemas.microsoft.com/office/word/2010/wordprocessingInk" xmlns:wne="http://schemas.microsoft.com/office/word/2006/wordml" xmlns:wps="http://schemas.microsoft.com/office/word/2010/wordprocessingShape" xmlns:wpsCustomData="http://www.wps.cn/officeDocument/2013/wpsCustomData" mc:Ignorable="w14 w15 wp14">
-  <w:footnote w:type="separator" w:id="0">
-    <w:p>
-      <w:pPr>
-        <w:spacing w:line="360" w:lineRule="auto"/>
-      </w:pPr>
-      <w:r>
-        <w:separator/>
-      </w:r>
-    </w:p>
-  </w:footnote>
-  <w:footnote w:type="continuationSeparator" w:id="1">
-    <w:p>
-      <w:pPr>
-        <w:spacing w:line="360" w:lineRule="auto"/>
-      </w:pPr>
-      <w:r>
-        <w:continuationSeparator/>
-      </w:r>
-    </w:p>
-  </w:footnote>
-</w:footnotes>
+<file path=word/header1.xml><?xml version="1.0" encoding="utf-8"?>
+<w:hdr xmlns:wpc="http://schemas.microsoft.com/office/word/2010/wordprocessingCanvas" xmlns:mc="http://schemas.openxmlformats.org/markup-compatibility/2006" xmlns:o="urn:schemas-microsoft-com:office:office" xmlns:r="http://schemas.openxmlformats.org/officeDocument/2006/relationships" xmlns:m="http://schemas.openxmlformats.org/officeDocument/2006/math" xmlns:v="urn:schemas-microsoft-com:vml" xmlns:wp14="http://schemas.microsoft.com/office/word/2010/wordprocessingDrawing" xmlns:wp="http://schemas.openxmlformats.org/drawingml/2006/wordprocessingDrawing" xmlns:w10="urn:schemas-microsoft-com:office:word" xmlns:w="http://schemas.openxmlformats.org/wordprocessingml/2006/main" xmlns:w14="http://schemas.microsoft.com/office/word/2010/wordml" xmlns:w15="http://schemas.microsoft.com/office/word/2012/wordml" xmlns:wne="http://schemas.microsoft.com/office/word/2006/wordml" xmlns:wpg="http://schemas.microsoft.com/office/word/2010/wordprocessingGroup" xmlns:wpi="http://schemas.microsoft.com/office/word/2010/wordprocessingInk" xmlns:wps="http://schemas.microsoft.com/office/word/2010/wordprocessingShape" mc:Ignorable="w14 w15 wp14">
+  <w:p/>
+</w:hdr>
 </file>
 
-<file path=word/header1.xml><?xml version="1.0" encoding="utf-8"?>
-<w:hdr xmlns:wpc="http://schemas.microsoft.com/office/word/2010/wordprocessingCanvas" xmlns:mc="http://schemas.openxmlformats.org/markup-compatibility/2006" xmlns:o="urn:schemas-microsoft-com:office:office" xmlns:r="http://schemas.openxmlformats.org/officeDocument/2006/relationships" xmlns:m="http://schemas.openxmlformats.org/officeDocument/2006/math" xmlns:v="urn:schemas-microsoft-com:vml" xmlns:wp14="http://schemas.microsoft.com/office/word/2010/wordprocessingDrawing" xmlns:wp="http://schemas.openxmlformats.org/drawingml/2006/wordprocessingDrawing" xmlns:w10="urn:schemas-microsoft-com:office:word" xmlns:w="http://schemas.openxmlformats.org/wordprocessingml/2006/main" xmlns:w14="http://schemas.microsoft.com/office/word/2010/wordml" xmlns:w15="http://schemas.microsoft.com/office/word/2012/wordml" xmlns:wpg="http://schemas.microsoft.com/office/word/2010/wordprocessingGroup" xmlns:wpi="http://schemas.microsoft.com/office/word/2010/wordprocessingInk" xmlns:wne="http://schemas.microsoft.com/office/word/2006/wordml" xmlns:wps="http://schemas.microsoft.com/office/word/2010/wordprocessingShape" xmlns:wpsCustomData="http://www.wps.cn/officeDocument/2013/wpsCustomData" mc:Ignorable="w14 w15 wp14">
+<file path=word/header2.xml><?xml version="1.0" encoding="utf-8"?>
+<w:hdr xmlns:wpc="http://schemas.microsoft.com/office/word/2010/wordprocessingCanvas" xmlns:mc="http://schemas.openxmlformats.org/markup-compatibility/2006" xmlns:o="urn:schemas-microsoft-com:office:office" xmlns:r="http://schemas.openxmlformats.org/officeDocument/2006/relationships" xmlns:m="http://schemas.openxmlformats.org/officeDocument/2006/math" xmlns:v="urn:schemas-microsoft-com:vml" xmlns:wp14="http://schemas.microsoft.com/office/word/2010/wordprocessingDrawing" xmlns:wp="http://schemas.openxmlformats.org/drawingml/2006/wordprocessingDrawing" xmlns:w10="urn:schemas-microsoft-com:office:word" xmlns:w="http://schemas.openxmlformats.org/wordprocessingml/2006/main" xmlns:w14="http://schemas.microsoft.com/office/word/2010/wordml" xmlns:w15="http://schemas.microsoft.com/office/word/2012/wordml" xmlns:wne="http://schemas.microsoft.com/office/word/2006/wordml" xmlns:wpg="http://schemas.microsoft.com/office/word/2010/wordprocessingGroup" xmlns:wpi="http://schemas.microsoft.com/office/word/2010/wordprocessingInk" xmlns:wps="http://schemas.microsoft.com/office/word/2010/wordprocessingShape" mc:Ignorable="w14 w15 wp14">
   <w:p>
     <w:pPr>
-      <w:pStyle w:val="15"/>
+      <w:pStyle w:val="Header"/>
       <w:pBdr>
-        <w:bottom w:val="single" w:color="auto" w:sz="4" w:space="1"/>
+        <w:bottom w:val="single" w:sz="4" w:space="1" w:color="auto"/>
       </w:pBdr>
       <w:tabs>
         <w:tab w:val="left" w:pos="335"/>
@@ -9322,27 +9064,27 @@
       </w:tabs>
       <w:jc w:val="right"/>
       <w:rPr>
-        <w:rFonts w:hint="eastAsia" w:eastAsiaTheme="minorEastAsia"/>
+        <w:rFonts w:eastAsiaTheme="minorEastAsia" w:hint="eastAsia"/>
         <w:lang w:eastAsia="zh-CN"/>
       </w:rPr>
     </w:pPr>
     <w:r>
       <w:rPr>
-        <w:rFonts w:hint="eastAsia" w:eastAsiaTheme="minorEastAsia"/>
+        <w:rFonts w:eastAsiaTheme="minorEastAsia" w:hint="eastAsia"/>
         <w:lang w:val="en-US" w:eastAsia="zh-CN"/>
       </w:rPr>
       <w:tab/>
     </w:r>
     <w:r>
       <w:rPr>
-        <w:rFonts w:hint="eastAsia" w:eastAsiaTheme="minorEastAsia"/>
+        <w:rFonts w:eastAsiaTheme="minorEastAsia" w:hint="eastAsia"/>
         <w:lang w:val="en-US" w:eastAsia="zh-CN"/>
       </w:rPr>
       <w:tab/>
     </w:r>
     <w:r>
       <w:rPr>
-        <w:rFonts w:hint="eastAsia" w:eastAsiaTheme="minorEastAsia"/>
+        <w:rFonts w:eastAsiaTheme="minorEastAsia" w:hint="eastAsia"/>
         <w:lang w:val="en-US" w:eastAsia="zh-CN"/>
       </w:rPr>
       <w:t>重庆市鹧鸪哨信息技术有限责任公司</w:t>
@@ -9351,28 +9093,22 @@
 </w:hdr>
 </file>
 
-<file path=word/header2.xml><?xml version="1.0" encoding="utf-8"?>
-<w:hdr xmlns:wpc="http://schemas.microsoft.com/office/word/2010/wordprocessingCanvas" xmlns:mc="http://schemas.openxmlformats.org/markup-compatibility/2006" xmlns:o="urn:schemas-microsoft-com:office:office" xmlns:r="http://schemas.openxmlformats.org/officeDocument/2006/relationships" xmlns:m="http://schemas.openxmlformats.org/officeDocument/2006/math" xmlns:v="urn:schemas-microsoft-com:vml" xmlns:wp14="http://schemas.microsoft.com/office/word/2010/wordprocessingDrawing" xmlns:wp="http://schemas.openxmlformats.org/drawingml/2006/wordprocessingDrawing" xmlns:w10="urn:schemas-microsoft-com:office:word" xmlns:w="http://schemas.openxmlformats.org/wordprocessingml/2006/main" xmlns:w14="http://schemas.microsoft.com/office/word/2010/wordml" xmlns:w15="http://schemas.microsoft.com/office/word/2012/wordml" xmlns:wpg="http://schemas.microsoft.com/office/word/2010/wordprocessingGroup" xmlns:wpi="http://schemas.microsoft.com/office/word/2010/wordprocessingInk" xmlns:wne="http://schemas.microsoft.com/office/word/2006/wordml" xmlns:wps="http://schemas.microsoft.com/office/word/2010/wordprocessingShape" xmlns:wpsCustomData="http://www.wps.cn/officeDocument/2013/wpsCustomData" mc:Ignorable="w14 w15 wp14">
-  <w:p/>
-</w:hdr>
-</file>
-
 <file path=word/header3.xml><?xml version="1.0" encoding="utf-8"?>
-<w:hdr xmlns:wpc="http://schemas.microsoft.com/office/word/2010/wordprocessingCanvas" xmlns:mc="http://schemas.openxmlformats.org/markup-compatibility/2006" xmlns:o="urn:schemas-microsoft-com:office:office" xmlns:r="http://schemas.openxmlformats.org/officeDocument/2006/relationships" xmlns:m="http://schemas.openxmlformats.org/officeDocument/2006/math" xmlns:v="urn:schemas-microsoft-com:vml" xmlns:wp14="http://schemas.microsoft.com/office/word/2010/wordprocessingDrawing" xmlns:wp="http://schemas.openxmlformats.org/drawingml/2006/wordprocessingDrawing" xmlns:w10="urn:schemas-microsoft-com:office:word" xmlns:w="http://schemas.openxmlformats.org/wordprocessingml/2006/main" xmlns:w14="http://schemas.microsoft.com/office/word/2010/wordml" xmlns:w15="http://schemas.microsoft.com/office/word/2012/wordml" xmlns:wpg="http://schemas.microsoft.com/office/word/2010/wordprocessingGroup" xmlns:wpi="http://schemas.microsoft.com/office/word/2010/wordprocessingInk" xmlns:wne="http://schemas.microsoft.com/office/word/2006/wordml" xmlns:wps="http://schemas.microsoft.com/office/word/2010/wordprocessingShape" xmlns:wpsCustomData="http://www.wps.cn/officeDocument/2013/wpsCustomData" mc:Ignorable="w14 w15 wp14">
+<w:hdr xmlns:wpc="http://schemas.microsoft.com/office/word/2010/wordprocessingCanvas" xmlns:mc="http://schemas.openxmlformats.org/markup-compatibility/2006" xmlns:o="urn:schemas-microsoft-com:office:office" xmlns:r="http://schemas.openxmlformats.org/officeDocument/2006/relationships" xmlns:m="http://schemas.openxmlformats.org/officeDocument/2006/math" xmlns:v="urn:schemas-microsoft-com:vml" xmlns:wp14="http://schemas.microsoft.com/office/word/2010/wordprocessingDrawing" xmlns:wp="http://schemas.openxmlformats.org/drawingml/2006/wordprocessingDrawing" xmlns:w10="urn:schemas-microsoft-com:office:word" xmlns:w="http://schemas.openxmlformats.org/wordprocessingml/2006/main" xmlns:w14="http://schemas.microsoft.com/office/word/2010/wordml" xmlns:w15="http://schemas.microsoft.com/office/word/2012/wordml" xmlns:wne="http://schemas.microsoft.com/office/word/2006/wordml" xmlns:wpg="http://schemas.microsoft.com/office/word/2010/wordprocessingGroup" xmlns:wpi="http://schemas.microsoft.com/office/word/2010/wordprocessingInk" xmlns:wps="http://schemas.microsoft.com/office/word/2010/wordprocessingShape" mc:Ignorable="w14 w15 wp14">
   <w:p/>
 </w:hdr>
 </file>
 
 <file path=word/numbering.xml><?xml version="1.0" encoding="utf-8"?>
-<w:numbering xmlns:wpc="http://schemas.microsoft.com/office/word/2010/wordprocessingCanvas" xmlns:mc="http://schemas.openxmlformats.org/markup-compatibility/2006" xmlns:o="urn:schemas-microsoft-com:office:office" xmlns:r="http://schemas.openxmlformats.org/officeDocument/2006/relationships" xmlns:m="http://schemas.openxmlformats.org/officeDocument/2006/math" xmlns:v="urn:schemas-microsoft-com:vml" xmlns:wp14="http://schemas.microsoft.com/office/word/2010/wordprocessingDrawing" xmlns:wp="http://schemas.openxmlformats.org/drawingml/2006/wordprocessingDrawing" xmlns:w10="urn:schemas-microsoft-com:office:word" xmlns:w="http://schemas.openxmlformats.org/wordprocessingml/2006/main" xmlns:w14="http://schemas.microsoft.com/office/word/2010/wordml" xmlns:wpg="http://schemas.microsoft.com/office/word/2010/wordprocessingGroup" xmlns:wpi="http://schemas.microsoft.com/office/word/2010/wordprocessingInk" xmlns:wne="http://schemas.microsoft.com/office/word/2006/wordml" xmlns:wps="http://schemas.microsoft.com/office/word/2010/wordprocessingShape" xmlns:wpsCustomData="http://www.wps.cn/officeDocument/2013/wpsCustomData" mc:Ignorable="w14 wp14">
+<w:numbering xmlns:wpc="http://schemas.microsoft.com/office/word/2010/wordprocessingCanvas" xmlns:mc="http://schemas.openxmlformats.org/markup-compatibility/2006" xmlns:o="urn:schemas-microsoft-com:office:office" xmlns:r="http://schemas.openxmlformats.org/officeDocument/2006/relationships" xmlns:m="http://schemas.openxmlformats.org/officeDocument/2006/math" xmlns:v="urn:schemas-microsoft-com:vml" xmlns:wp14="http://schemas.microsoft.com/office/word/2010/wordprocessingDrawing" xmlns:wp="http://schemas.openxmlformats.org/drawingml/2006/wordprocessingDrawing" xmlns:w10="urn:schemas-microsoft-com:office:word" xmlns:w="http://schemas.openxmlformats.org/wordprocessingml/2006/main" xmlns:w14="http://schemas.microsoft.com/office/word/2010/wordml" xmlns:w15="http://schemas.microsoft.com/office/word/2012/wordml" xmlns:wne="http://schemas.microsoft.com/office/word/2006/wordml" xmlns:wpg="http://schemas.microsoft.com/office/word/2010/wordprocessingGroup" xmlns:wpi="http://schemas.microsoft.com/office/word/2010/wordprocessingInk" xmlns:wps="http://schemas.microsoft.com/office/word/2010/wordprocessingShape" mc:Ignorable="w14 w15 wp14">
   <w:abstractNum w:abstractNumId="0">
     <w:nsid w:val="8E964DCE"/>
     <w:multiLevelType w:val="multilevel"/>
     <w:tmpl w:val="8E964DCE"/>
-    <w:lvl w:ilvl="0" w:tentative="0">
+    <w:lvl w:ilvl="0">
       <w:start w:val="1"/>
       <w:numFmt w:val="decimal"/>
-      <w:pStyle w:val="2"/>
+      <w:pStyle w:val="Heading1"/>
       <w:lvlText w:val="%1."/>
       <w:lvlJc w:val="left"/>
       <w:pPr>
@@ -9382,10 +9118,10 @@
         <w:rFonts w:hint="default"/>
       </w:rPr>
     </w:lvl>
-    <w:lvl w:ilvl="1" w:tentative="0">
+    <w:lvl w:ilvl="1">
       <w:start w:val="1"/>
       <w:numFmt w:val="decimal"/>
-      <w:pStyle w:val="3"/>
+      <w:pStyle w:val="Heading2"/>
       <w:lvlText w:val="%1.%2."/>
       <w:lvlJc w:val="left"/>
       <w:pPr>
@@ -9395,10 +9131,10 @@
         <w:rFonts w:hint="default"/>
       </w:rPr>
     </w:lvl>
-    <w:lvl w:ilvl="2" w:tentative="0">
+    <w:lvl w:ilvl="2">
       <w:start w:val="1"/>
       <w:numFmt w:val="decimal"/>
-      <w:pStyle w:val="4"/>
+      <w:pStyle w:val="Heading3"/>
       <w:lvlText w:val="%1.%2.%3."/>
       <w:lvlJc w:val="left"/>
       <w:pPr>
@@ -9408,10 +9144,10 @@
         <w:rFonts w:hint="default"/>
       </w:rPr>
     </w:lvl>
-    <w:lvl w:ilvl="3" w:tentative="0">
+    <w:lvl w:ilvl="3">
       <w:start w:val="1"/>
       <w:numFmt w:val="decimal"/>
-      <w:pStyle w:val="5"/>
+      <w:pStyle w:val="Heading4"/>
       <w:lvlText w:val="%1.%2.%3.%4."/>
       <w:lvlJc w:val="left"/>
       <w:pPr>
@@ -9421,10 +9157,10 @@
         <w:rFonts w:hint="default"/>
       </w:rPr>
     </w:lvl>
-    <w:lvl w:ilvl="4" w:tentative="0">
+    <w:lvl w:ilvl="4">
       <w:start w:val="1"/>
       <w:numFmt w:val="decimal"/>
-      <w:pStyle w:val="6"/>
+      <w:pStyle w:val="Heading5"/>
       <w:lvlText w:val="%1.%2.%3.%4.%5."/>
       <w:lvlJc w:val="left"/>
       <w:pPr>
@@ -9434,10 +9170,10 @@
         <w:rFonts w:hint="default"/>
       </w:rPr>
     </w:lvl>
-    <w:lvl w:ilvl="5" w:tentative="0">
+    <w:lvl w:ilvl="5">
       <w:start w:val="1"/>
       <w:numFmt w:val="decimal"/>
-      <w:pStyle w:val="7"/>
+      <w:pStyle w:val="Heading6"/>
       <w:lvlText w:val="%1.%2.%3.%4.%5.%6."/>
       <w:lvlJc w:val="left"/>
       <w:pPr>
@@ -9447,10 +9183,10 @@
         <w:rFonts w:hint="default"/>
       </w:rPr>
     </w:lvl>
-    <w:lvl w:ilvl="6" w:tentative="0">
+    <w:lvl w:ilvl="6">
       <w:start w:val="1"/>
       <w:numFmt w:val="decimal"/>
-      <w:pStyle w:val="8"/>
+      <w:pStyle w:val="Heading7"/>
       <w:lvlText w:val="%1.%2.%3.%4.%5.%6.%7."/>
       <w:lvlJc w:val="left"/>
       <w:pPr>
@@ -9460,10 +9196,10 @@
         <w:rFonts w:hint="default"/>
       </w:rPr>
     </w:lvl>
-    <w:lvl w:ilvl="7" w:tentative="0">
+    <w:lvl w:ilvl="7">
       <w:start w:val="1"/>
       <w:numFmt w:val="decimal"/>
-      <w:pStyle w:val="9"/>
+      <w:pStyle w:val="Heading8"/>
       <w:lvlText w:val="%1.%2.%3.%4.%5.%6.%7.%8."/>
       <w:lvlJc w:val="left"/>
       <w:pPr>
@@ -9473,10 +9209,10 @@
         <w:rFonts w:hint="default"/>
       </w:rPr>
     </w:lvl>
-    <w:lvl w:ilvl="8" w:tentative="0">
+    <w:lvl w:ilvl="8">
       <w:start w:val="1"/>
       <w:numFmt w:val="decimal"/>
-      <w:pStyle w:val="10"/>
+      <w:pStyle w:val="Heading9"/>
       <w:lvlText w:val="%1.%2.%3.%4.%5.%6.%7.%8.%9."/>
       <w:lvlJc w:val="left"/>
       <w:pPr>
@@ -9494,269 +9230,267 @@
 </file>
 
 <file path=word/styles.xml><?xml version="1.0" encoding="utf-8"?>
-<w:styles xmlns:mc="http://schemas.openxmlformats.org/markup-compatibility/2006" xmlns:o="urn:schemas-microsoft-com:office:office" xmlns:r="http://schemas.openxmlformats.org/officeDocument/2006/relationships" xmlns:m="http://schemas.openxmlformats.org/officeDocument/2006/math" xmlns:v="urn:schemas-microsoft-com:vml" xmlns:w="http://schemas.openxmlformats.org/wordprocessingml/2006/main" xmlns:w14="http://schemas.microsoft.com/office/word/2010/wordml" xmlns:w10="urn:schemas-microsoft-com:office:word" xmlns:sl="http://schemas.openxmlformats.org/schemaLibrary/2006/main" xmlns:wpsCustomData="http://www.wps.cn/officeDocument/2013/wpsCustomData" mc:Ignorable="w14">
+<w:styles xmlns:mc="http://schemas.openxmlformats.org/markup-compatibility/2006" xmlns:r="http://schemas.openxmlformats.org/officeDocument/2006/relationships" xmlns:w="http://schemas.openxmlformats.org/wordprocessingml/2006/main" xmlns:w14="http://schemas.microsoft.com/office/word/2010/wordml" xmlns:w15="http://schemas.microsoft.com/office/word/2012/wordml" mc:Ignorable="w14 w15">
   <w:docDefaults>
     <w:rPrDefault>
       <w:rPr>
-        <w:rFonts w:ascii="Times New Roman" w:hAnsi="Times New Roman" w:eastAsia="宋体" w:cs="Times New Roman"/>
+        <w:rFonts w:ascii="Times New Roman" w:eastAsia="宋体" w:hAnsi="Times New Roman" w:cs="Times New Roman"/>
       </w:rPr>
     </w:rPrDefault>
     <w:pPrDefault/>
   </w:docDefaults>
-  <w:latentStyles w:count="260" w:defQFormat="0" w:defUnhideWhenUsed="1" w:defSemiHidden="1" w:defUIPriority="99" w:defLockedState="0">
-    <w:lsdException w:qFormat="1" w:unhideWhenUsed="0" w:uiPriority="0" w:semiHidden="0" w:name="Normal"/>
-    <w:lsdException w:qFormat="1" w:unhideWhenUsed="0" w:uiPriority="0" w:semiHidden="0" w:name="heading 1"/>
-    <w:lsdException w:qFormat="1" w:uiPriority="0" w:semiHidden="0" w:name="heading 2"/>
-    <w:lsdException w:qFormat="1" w:uiPriority="0" w:name="heading 3"/>
-    <w:lsdException w:qFormat="1" w:uiPriority="0" w:semiHidden="0" w:name="heading 4"/>
-    <w:lsdException w:qFormat="1" w:uiPriority="0" w:name="heading 5"/>
-    <w:lsdException w:qFormat="1" w:uiPriority="0" w:name="heading 6"/>
-    <w:lsdException w:qFormat="1" w:uiPriority="0" w:name="heading 7"/>
-    <w:lsdException w:qFormat="1" w:uiPriority="0" w:name="heading 8"/>
-    <w:lsdException w:qFormat="1" w:uiPriority="0" w:name="heading 9"/>
-    <w:lsdException w:unhideWhenUsed="0" w:uiPriority="0" w:semiHidden="0" w:name="index 1"/>
-    <w:lsdException w:unhideWhenUsed="0" w:uiPriority="0" w:semiHidden="0" w:name="index 2"/>
-    <w:lsdException w:unhideWhenUsed="0" w:uiPriority="0" w:semiHidden="0" w:name="index 3"/>
-    <w:lsdException w:unhideWhenUsed="0" w:uiPriority="0" w:semiHidden="0" w:name="index 4"/>
-    <w:lsdException w:unhideWhenUsed="0" w:uiPriority="0" w:semiHidden="0" w:name="index 5"/>
-    <w:lsdException w:unhideWhenUsed="0" w:uiPriority="0" w:semiHidden="0" w:name="index 6"/>
-    <w:lsdException w:unhideWhenUsed="0" w:uiPriority="0" w:semiHidden="0" w:name="index 7"/>
-    <w:lsdException w:unhideWhenUsed="0" w:uiPriority="0" w:semiHidden="0" w:name="index 8"/>
-    <w:lsdException w:unhideWhenUsed="0" w:uiPriority="0" w:semiHidden="0" w:name="index 9"/>
-    <w:lsdException w:qFormat="1" w:unhideWhenUsed="0" w:uiPriority="0" w:semiHidden="0" w:name="toc 1"/>
-    <w:lsdException w:qFormat="1" w:unhideWhenUsed="0" w:uiPriority="0" w:semiHidden="0" w:name="toc 2"/>
-    <w:lsdException w:qFormat="1" w:unhideWhenUsed="0" w:uiPriority="0" w:semiHidden="0" w:name="toc 3"/>
-    <w:lsdException w:unhideWhenUsed="0" w:uiPriority="0" w:semiHidden="0" w:name="toc 4"/>
-    <w:lsdException w:unhideWhenUsed="0" w:uiPriority="0" w:semiHidden="0" w:name="toc 5"/>
-    <w:lsdException w:unhideWhenUsed="0" w:uiPriority="0" w:semiHidden="0" w:name="toc 6"/>
-    <w:lsdException w:unhideWhenUsed="0" w:uiPriority="0" w:semiHidden="0" w:name="toc 7"/>
-    <w:lsdException w:unhideWhenUsed="0" w:uiPriority="0" w:semiHidden="0" w:name="toc 8"/>
-    <w:lsdException w:unhideWhenUsed="0" w:uiPriority="0" w:semiHidden="0" w:name="toc 9"/>
-    <w:lsdException w:unhideWhenUsed="0" w:uiPriority="0" w:semiHidden="0" w:name="Normal Indent"/>
-    <w:lsdException w:unhideWhenUsed="0" w:uiPriority="0" w:semiHidden="0" w:name="footnote text"/>
-    <w:lsdException w:qFormat="1" w:unhideWhenUsed="0" w:uiPriority="0" w:semiHidden="0" w:name="annotation text"/>
-    <w:lsdException w:qFormat="1" w:unhideWhenUsed="0" w:uiPriority="0" w:semiHidden="0" w:name="header"/>
-    <w:lsdException w:qFormat="1" w:unhideWhenUsed="0" w:uiPriority="0" w:semiHidden="0" w:name="footer"/>
-    <w:lsdException w:unhideWhenUsed="0" w:uiPriority="0" w:semiHidden="0" w:name="index heading"/>
-    <w:lsdException w:qFormat="1" w:uiPriority="0" w:name="caption"/>
-    <w:lsdException w:unhideWhenUsed="0" w:uiPriority="0" w:semiHidden="0" w:name="table of figures"/>
-    <w:lsdException w:unhideWhenUsed="0" w:uiPriority="0" w:semiHidden="0" w:name="envelope address"/>
-    <w:lsdException w:unhideWhenUsed="0" w:uiPriority="0" w:semiHidden="0" w:name="envelope return"/>
-    <w:lsdException w:unhideWhenUsed="0" w:uiPriority="0" w:semiHidden="0" w:name="footnote reference"/>
-    <w:lsdException w:unhideWhenUsed="0" w:uiPriority="0" w:semiHidden="0" w:name="annotation reference"/>
-    <w:lsdException w:unhideWhenUsed="0" w:uiPriority="0" w:semiHidden="0" w:name="line number"/>
-    <w:lsdException w:unhideWhenUsed="0" w:uiPriority="0" w:semiHidden="0" w:name="page number"/>
-    <w:lsdException w:unhideWhenUsed="0" w:uiPriority="0" w:semiHidden="0" w:name="endnote reference"/>
-    <w:lsdException w:unhideWhenUsed="0" w:uiPriority="0" w:semiHidden="0" w:name="endnote text"/>
-    <w:lsdException w:unhideWhenUsed="0" w:uiPriority="0" w:semiHidden="0" w:name="table of authorities"/>
-    <w:lsdException w:unhideWhenUsed="0" w:uiPriority="0" w:semiHidden="0" w:name="macro"/>
-    <w:lsdException w:unhideWhenUsed="0" w:uiPriority="0" w:semiHidden="0" w:name="toa heading"/>
-    <w:lsdException w:unhideWhenUsed="0" w:uiPriority="0" w:semiHidden="0" w:name="List"/>
-    <w:lsdException w:unhideWhenUsed="0" w:uiPriority="0" w:semiHidden="0" w:name="List Bullet"/>
-    <w:lsdException w:unhideWhenUsed="0" w:uiPriority="0" w:semiHidden="0" w:name="List Number"/>
-    <w:lsdException w:unhideWhenUsed="0" w:uiPriority="0" w:semiHidden="0" w:name="List 2"/>
-    <w:lsdException w:unhideWhenUsed="0" w:uiPriority="0" w:semiHidden="0" w:name="List 3"/>
-    <w:lsdException w:unhideWhenUsed="0" w:uiPriority="0" w:semiHidden="0" w:name="List 4"/>
-    <w:lsdException w:unhideWhenUsed="0" w:uiPriority="0" w:semiHidden="0" w:name="List 5"/>
-    <w:lsdException w:unhideWhenUsed="0" w:uiPriority="0" w:semiHidden="0" w:name="List Bullet 2"/>
-    <w:lsdException w:unhideWhenUsed="0" w:uiPriority="0" w:semiHidden="0" w:name="List Bullet 3"/>
-    <w:lsdException w:unhideWhenUsed="0" w:uiPriority="0" w:semiHidden="0" w:name="List Bullet 4"/>
-    <w:lsdException w:unhideWhenUsed="0" w:uiPriority="0" w:semiHidden="0" w:name="List Bullet 5"/>
-    <w:lsdException w:unhideWhenUsed="0" w:uiPriority="0" w:semiHidden="0" w:name="List Number 2"/>
-    <w:lsdException w:unhideWhenUsed="0" w:uiPriority="0" w:semiHidden="0" w:name="List Number 3"/>
-    <w:lsdException w:unhideWhenUsed="0" w:uiPriority="0" w:semiHidden="0" w:name="List Number 4"/>
-    <w:lsdException w:unhideWhenUsed="0" w:uiPriority="0" w:semiHidden="0" w:name="List Number 5"/>
-    <w:lsdException w:qFormat="1" w:unhideWhenUsed="0" w:uiPriority="0" w:semiHidden="0" w:name="Title"/>
-    <w:lsdException w:unhideWhenUsed="0" w:uiPriority="0" w:semiHidden="0" w:name="Closing"/>
-    <w:lsdException w:unhideWhenUsed="0" w:uiPriority="0" w:semiHidden="0" w:name="Signature"/>
-    <w:lsdException w:qFormat="1" w:unhideWhenUsed="0" w:uiPriority="0" w:name="Default Paragraph Font"/>
-    <w:lsdException w:qFormat="1" w:unhideWhenUsed="0" w:uiPriority="0" w:name="Body Text"/>
-    <w:lsdException w:unhideWhenUsed="0" w:uiPriority="0" w:semiHidden="0" w:name="Body Text Indent"/>
-    <w:lsdException w:unhideWhenUsed="0" w:uiPriority="0" w:semiHidden="0" w:name="List Continue"/>
-    <w:lsdException w:unhideWhenUsed="0" w:uiPriority="0" w:semiHidden="0" w:name="List Continue 2"/>
-    <w:lsdException w:unhideWhenUsed="0" w:uiPriority="0" w:semiHidden="0" w:name="List Continue 3"/>
-    <w:lsdException w:unhideWhenUsed="0" w:uiPriority="0" w:semiHidden="0" w:name="List Continue 4"/>
-    <w:lsdException w:unhideWhenUsed="0" w:uiPriority="0" w:semiHidden="0" w:name="List Continue 5"/>
-    <w:lsdException w:unhideWhenUsed="0" w:uiPriority="0" w:semiHidden="0" w:name="Message Header"/>
-    <w:lsdException w:qFormat="1" w:unhideWhenUsed="0" w:uiPriority="0" w:semiHidden="0" w:name="Subtitle"/>
-    <w:lsdException w:unhideWhenUsed="0" w:uiPriority="0" w:semiHidden="0" w:name="Salutation"/>
-    <w:lsdException w:unhideWhenUsed="0" w:uiPriority="0" w:semiHidden="0" w:name="Date"/>
-    <w:lsdException w:unhideWhenUsed="0" w:uiPriority="0" w:semiHidden="0" w:name="Body Text First Indent"/>
-    <w:lsdException w:unhideWhenUsed="0" w:uiPriority="0" w:semiHidden="0" w:name="Body Text First Indent 2"/>
-    <w:lsdException w:uiPriority="99" w:name="Note Heading"/>
-    <w:lsdException w:unhideWhenUsed="0" w:uiPriority="0" w:semiHidden="0" w:name="Body Text 2"/>
-    <w:lsdException w:unhideWhenUsed="0" w:uiPriority="0" w:semiHidden="0" w:name="Body Text 3"/>
-    <w:lsdException w:unhideWhenUsed="0" w:uiPriority="0" w:semiHidden="0" w:name="Body Text Indent 2"/>
-    <w:lsdException w:unhideWhenUsed="0" w:uiPriority="0" w:semiHidden="0" w:name="Body Text Indent 3"/>
-    <w:lsdException w:unhideWhenUsed="0" w:uiPriority="0" w:semiHidden="0" w:name="Block Text"/>
-    <w:lsdException w:unhideWhenUsed="0" w:uiPriority="0" w:semiHidden="0" w:name="Hyperlink"/>
-    <w:lsdException w:unhideWhenUsed="0" w:uiPriority="0" w:semiHidden="0" w:name="FollowedHyperlink"/>
-    <w:lsdException w:qFormat="1" w:unhideWhenUsed="0" w:uiPriority="0" w:semiHidden="0" w:name="Strong"/>
-    <w:lsdException w:qFormat="1" w:unhideWhenUsed="0" w:uiPriority="0" w:semiHidden="0" w:name="Emphasis"/>
-    <w:lsdException w:unhideWhenUsed="0" w:uiPriority="0" w:semiHidden="0" w:name="Document Map"/>
-    <w:lsdException w:unhideWhenUsed="0" w:uiPriority="0" w:semiHidden="0" w:name="Plain Text"/>
-    <w:lsdException w:unhideWhenUsed="0" w:uiPriority="0" w:semiHidden="0" w:name="E-mail Signature"/>
-    <w:lsdException w:qFormat="1" w:unhideWhenUsed="0" w:uiPriority="0" w:semiHidden="0" w:name="Normal (Web)"/>
-    <w:lsdException w:unhideWhenUsed="0" w:uiPriority="0" w:semiHidden="0" w:name="HTML Acronym"/>
-    <w:lsdException w:unhideWhenUsed="0" w:uiPriority="0" w:semiHidden="0" w:name="HTML Address"/>
-    <w:lsdException w:unhideWhenUsed="0" w:uiPriority="0" w:semiHidden="0" w:name="HTML Cite"/>
-    <w:lsdException w:unhideWhenUsed="0" w:uiPriority="0" w:semiHidden="0" w:name="HTML Code"/>
-    <w:lsdException w:unhideWhenUsed="0" w:uiPriority="0" w:semiHidden="0" w:name="HTML Definition"/>
-    <w:lsdException w:unhideWhenUsed="0" w:uiPriority="0" w:semiHidden="0" w:name="HTML Keyboard"/>
-    <w:lsdException w:unhideWhenUsed="0" w:uiPriority="0" w:semiHidden="0" w:name="HTML Preformatted"/>
-    <w:lsdException w:unhideWhenUsed="0" w:uiPriority="0" w:semiHidden="0" w:name="HTML Sample"/>
-    <w:lsdException w:unhideWhenUsed="0" w:uiPriority="0" w:semiHidden="0" w:name="HTML Typewriter"/>
-    <w:lsdException w:unhideWhenUsed="0" w:uiPriority="0" w:semiHidden="0" w:name="HTML Variable"/>
-    <w:lsdException w:qFormat="1" w:unhideWhenUsed="0" w:uiPriority="0" w:name="Normal Table"/>
-    <w:lsdException w:unhideWhenUsed="0" w:uiPriority="0" w:semiHidden="0" w:name="annotation subject"/>
-    <w:lsdException w:unhideWhenUsed="0" w:uiPriority="0" w:semiHidden="0" w:name="Table Simple 1"/>
-    <w:lsdException w:unhideWhenUsed="0" w:uiPriority="0" w:semiHidden="0" w:name="Table Simple 2"/>
-    <w:lsdException w:unhideWhenUsed="0" w:uiPriority="0" w:semiHidden="0" w:name="Table Simple 3"/>
-    <w:lsdException w:unhideWhenUsed="0" w:uiPriority="0" w:semiHidden="0" w:name="Table Classic 1"/>
-    <w:lsdException w:unhideWhenUsed="0" w:uiPriority="0" w:semiHidden="0" w:name="Table Classic 2"/>
-    <w:lsdException w:unhideWhenUsed="0" w:uiPriority="0" w:semiHidden="0" w:name="Table Classic 3"/>
-    <w:lsdException w:unhideWhenUsed="0" w:uiPriority="0" w:semiHidden="0" w:name="Table Classic 4"/>
-    <w:lsdException w:unhideWhenUsed="0" w:uiPriority="0" w:semiHidden="0" w:name="Table Colorful 1"/>
-    <w:lsdException w:unhideWhenUsed="0" w:uiPriority="0" w:semiHidden="0" w:name="Table Colorful 2"/>
-    <w:lsdException w:unhideWhenUsed="0" w:uiPriority="0" w:semiHidden="0" w:name="Table Colorful 3"/>
-    <w:lsdException w:unhideWhenUsed="0" w:uiPriority="0" w:semiHidden="0" w:name="Table Columns 1"/>
-    <w:lsdException w:unhideWhenUsed="0" w:uiPriority="0" w:semiHidden="0" w:name="Table Columns 2"/>
-    <w:lsdException w:unhideWhenUsed="0" w:uiPriority="0" w:semiHidden="0" w:name="Table Columns 3"/>
-    <w:lsdException w:unhideWhenUsed="0" w:uiPriority="0" w:semiHidden="0" w:name="Table Columns 4"/>
-    <w:lsdException w:unhideWhenUsed="0" w:uiPriority="0" w:semiHidden="0" w:name="Table Columns 5"/>
-    <w:lsdException w:unhideWhenUsed="0" w:uiPriority="0" w:semiHidden="0" w:name="Table Grid 1"/>
-    <w:lsdException w:unhideWhenUsed="0" w:uiPriority="0" w:semiHidden="0" w:name="Table Grid 2"/>
-    <w:lsdException w:unhideWhenUsed="0" w:uiPriority="0" w:semiHidden="0" w:name="Table Grid 3"/>
-    <w:lsdException w:unhideWhenUsed="0" w:uiPriority="0" w:semiHidden="0" w:name="Table Grid 4"/>
-    <w:lsdException w:unhideWhenUsed="0" w:uiPriority="0" w:semiHidden="0" w:name="Table Grid 5"/>
-    <w:lsdException w:unhideWhenUsed="0" w:uiPriority="0" w:semiHidden="0" w:name="Table Grid 6"/>
-    <w:lsdException w:unhideWhenUsed="0" w:uiPriority="0" w:semiHidden="0" w:name="Table Grid 7"/>
-    <w:lsdException w:unhideWhenUsed="0" w:uiPriority="0" w:semiHidden="0" w:name="Table Grid 8"/>
-    <w:lsdException w:unhideWhenUsed="0" w:uiPriority="0" w:semiHidden="0" w:name="Table List 1"/>
-    <w:lsdException w:unhideWhenUsed="0" w:uiPriority="0" w:semiHidden="0" w:name="Table List 2"/>
-    <w:lsdException w:unhideWhenUsed="0" w:uiPriority="0" w:semiHidden="0" w:name="Table List 3"/>
-    <w:lsdException w:unhideWhenUsed="0" w:uiPriority="0" w:semiHidden="0" w:name="Table List 4"/>
-    <w:lsdException w:unhideWhenUsed="0" w:uiPriority="0" w:semiHidden="0" w:name="Table List 5"/>
-    <w:lsdException w:unhideWhenUsed="0" w:uiPriority="0" w:semiHidden="0" w:name="Table List 6"/>
-    <w:lsdException w:unhideWhenUsed="0" w:uiPriority="0" w:semiHidden="0" w:name="Table List 7"/>
-    <w:lsdException w:unhideWhenUsed="0" w:uiPriority="0" w:semiHidden="0" w:name="Table List 8"/>
-    <w:lsdException w:unhideWhenUsed="0" w:uiPriority="0" w:semiHidden="0" w:name="Table 3D effects 1"/>
-    <w:lsdException w:unhideWhenUsed="0" w:uiPriority="0" w:semiHidden="0" w:name="Table 3D effects 2"/>
-    <w:lsdException w:unhideWhenUsed="0" w:uiPriority="0" w:semiHidden="0" w:name="Table 3D effects 3"/>
-    <w:lsdException w:unhideWhenUsed="0" w:uiPriority="0" w:semiHidden="0" w:name="Table Contemporary"/>
-    <w:lsdException w:unhideWhenUsed="0" w:uiPriority="0" w:semiHidden="0" w:name="Table Elegant"/>
-    <w:lsdException w:unhideWhenUsed="0" w:uiPriority="0" w:semiHidden="0" w:name="Table Professional"/>
-    <w:lsdException w:unhideWhenUsed="0" w:uiPriority="0" w:semiHidden="0" w:name="Table Subtle 1"/>
-    <w:lsdException w:unhideWhenUsed="0" w:uiPriority="0" w:semiHidden="0" w:name="Table Subtle 2"/>
-    <w:lsdException w:unhideWhenUsed="0" w:uiPriority="0" w:semiHidden="0" w:name="Table Web 1"/>
-    <w:lsdException w:unhideWhenUsed="0" w:uiPriority="0" w:semiHidden="0" w:name="Table Web 2"/>
-    <w:lsdException w:unhideWhenUsed="0" w:uiPriority="0" w:semiHidden="0" w:name="Table Web 3"/>
-    <w:lsdException w:unhideWhenUsed="0" w:uiPriority="0" w:semiHidden="0" w:name="Balloon Text"/>
-    <w:lsdException w:qFormat="1" w:unhideWhenUsed="0" w:uiPriority="0" w:semiHidden="0" w:name="Table Grid"/>
-    <w:lsdException w:unhideWhenUsed="0" w:uiPriority="0" w:semiHidden="0" w:name="Table Theme"/>
-    <w:lsdException w:unhideWhenUsed="0" w:uiPriority="60" w:semiHidden="0" w:name="Light Shading"/>
-    <w:lsdException w:unhideWhenUsed="0" w:uiPriority="61" w:semiHidden="0" w:name="Light List"/>
-    <w:lsdException w:unhideWhenUsed="0" w:uiPriority="62" w:semiHidden="0" w:name="Light Grid"/>
-    <w:lsdException w:unhideWhenUsed="0" w:uiPriority="63" w:semiHidden="0" w:name="Medium Shading 1"/>
-    <w:lsdException w:unhideWhenUsed="0" w:uiPriority="64" w:semiHidden="0" w:name="Medium Shading 2"/>
-    <w:lsdException w:unhideWhenUsed="0" w:uiPriority="65" w:semiHidden="0" w:name="Medium List 1"/>
-    <w:lsdException w:unhideWhenUsed="0" w:uiPriority="66" w:semiHidden="0" w:name="Medium List 2"/>
-    <w:lsdException w:unhideWhenUsed="0" w:uiPriority="67" w:semiHidden="0" w:name="Medium Grid 1"/>
-    <w:lsdException w:unhideWhenUsed="0" w:uiPriority="68" w:semiHidden="0" w:name="Medium Grid 2"/>
-    <w:lsdException w:unhideWhenUsed="0" w:uiPriority="69" w:semiHidden="0" w:name="Medium Grid 3"/>
-    <w:lsdException w:unhideWhenUsed="0" w:uiPriority="70" w:semiHidden="0" w:name="Dark List"/>
-    <w:lsdException w:unhideWhenUsed="0" w:uiPriority="71" w:semiHidden="0" w:name="Colorful Shading"/>
-    <w:lsdException w:unhideWhenUsed="0" w:uiPriority="72" w:semiHidden="0" w:name="Colorful List"/>
-    <w:lsdException w:unhideWhenUsed="0" w:uiPriority="73" w:semiHidden="0" w:name="Colorful Grid"/>
-    <w:lsdException w:unhideWhenUsed="0" w:uiPriority="60" w:semiHidden="0" w:name="Light Shading Accent 1"/>
-    <w:lsdException w:unhideWhenUsed="0" w:uiPriority="61" w:semiHidden="0" w:name="Light List Accent 1"/>
-    <w:lsdException w:unhideWhenUsed="0" w:uiPriority="62" w:semiHidden="0" w:name="Light Grid Accent 1"/>
-    <w:lsdException w:unhideWhenUsed="0" w:uiPriority="63" w:semiHidden="0" w:name="Medium Shading 1 Accent 1"/>
-    <w:lsdException w:unhideWhenUsed="0" w:uiPriority="64" w:semiHidden="0" w:name="Medium Shading 2 Accent 1"/>
-    <w:lsdException w:unhideWhenUsed="0" w:uiPriority="65" w:semiHidden="0" w:name="Medium List 1 Accent 1"/>
-    <w:lsdException w:unhideWhenUsed="0" w:uiPriority="66" w:semiHidden="0" w:name="Medium List 2 Accent 1"/>
-    <w:lsdException w:unhideWhenUsed="0" w:uiPriority="67" w:semiHidden="0" w:name="Medium Grid 1 Accent 1"/>
-    <w:lsdException w:unhideWhenUsed="0" w:uiPriority="68" w:semiHidden="0" w:name="Medium Grid 2 Accent 1"/>
-    <w:lsdException w:unhideWhenUsed="0" w:uiPriority="69" w:semiHidden="0" w:name="Medium Grid 3 Accent 1"/>
-    <w:lsdException w:unhideWhenUsed="0" w:uiPriority="70" w:semiHidden="0" w:name="Dark List Accent 1"/>
-    <w:lsdException w:unhideWhenUsed="0" w:uiPriority="71" w:semiHidden="0" w:name="Colorful Shading Accent 1"/>
-    <w:lsdException w:unhideWhenUsed="0" w:uiPriority="72" w:semiHidden="0" w:name="Colorful List Accent 1"/>
-    <w:lsdException w:unhideWhenUsed="0" w:uiPriority="73" w:semiHidden="0" w:name="Colorful Grid Accent 1"/>
-    <w:lsdException w:unhideWhenUsed="0" w:uiPriority="60" w:semiHidden="0" w:name="Light Shading Accent 2"/>
-    <w:lsdException w:unhideWhenUsed="0" w:uiPriority="61" w:semiHidden="0" w:name="Light List Accent 2"/>
-    <w:lsdException w:unhideWhenUsed="0" w:uiPriority="62" w:semiHidden="0" w:name="Light Grid Accent 2"/>
-    <w:lsdException w:unhideWhenUsed="0" w:uiPriority="63" w:semiHidden="0" w:name="Medium Shading 1 Accent 2"/>
-    <w:lsdException w:unhideWhenUsed="0" w:uiPriority="64" w:semiHidden="0" w:name="Medium Shading 2 Accent 2"/>
-    <w:lsdException w:unhideWhenUsed="0" w:uiPriority="65" w:semiHidden="0" w:name="Medium List 1 Accent 2"/>
-    <w:lsdException w:unhideWhenUsed="0" w:uiPriority="66" w:semiHidden="0" w:name="Medium List 2 Accent 2"/>
-    <w:lsdException w:unhideWhenUsed="0" w:uiPriority="67" w:semiHidden="0" w:name="Medium Grid 1 Accent 2"/>
-    <w:lsdException w:unhideWhenUsed="0" w:uiPriority="68" w:semiHidden="0" w:name="Medium Grid 2 Accent 2"/>
-    <w:lsdException w:unhideWhenUsed="0" w:uiPriority="69" w:semiHidden="0" w:name="Medium Grid 3 Accent 2"/>
-    <w:lsdException w:unhideWhenUsed="0" w:uiPriority="70" w:semiHidden="0" w:name="Dark List Accent 2"/>
-    <w:lsdException w:unhideWhenUsed="0" w:uiPriority="71" w:semiHidden="0" w:name="Colorful Shading Accent 2"/>
-    <w:lsdException w:unhideWhenUsed="0" w:uiPriority="72" w:semiHidden="0" w:name="Colorful List Accent 2"/>
-    <w:lsdException w:unhideWhenUsed="0" w:uiPriority="73" w:semiHidden="0" w:name="Colorful Grid Accent 2"/>
-    <w:lsdException w:unhideWhenUsed="0" w:uiPriority="60" w:semiHidden="0" w:name="Light Shading Accent 3"/>
-    <w:lsdException w:unhideWhenUsed="0" w:uiPriority="61" w:semiHidden="0" w:name="Light List Accent 3"/>
-    <w:lsdException w:unhideWhenUsed="0" w:uiPriority="62" w:semiHidden="0" w:name="Light Grid Accent 3"/>
-    <w:lsdException w:unhideWhenUsed="0" w:uiPriority="63" w:semiHidden="0" w:name="Medium Shading 1 Accent 3"/>
-    <w:lsdException w:unhideWhenUsed="0" w:uiPriority="64" w:semiHidden="0" w:name="Medium Shading 2 Accent 3"/>
-    <w:lsdException w:unhideWhenUsed="0" w:uiPriority="65" w:semiHidden="0" w:name="Medium List 1 Accent 3"/>
-    <w:lsdException w:unhideWhenUsed="0" w:uiPriority="66" w:semiHidden="0" w:name="Medium List 2 Accent 3"/>
-    <w:lsdException w:unhideWhenUsed="0" w:uiPriority="67" w:semiHidden="0" w:name="Medium Grid 1 Accent 3"/>
-    <w:lsdException w:unhideWhenUsed="0" w:uiPriority="68" w:semiHidden="0" w:name="Medium Grid 2 Accent 3"/>
-    <w:lsdException w:unhideWhenUsed="0" w:uiPriority="69" w:semiHidden="0" w:name="Medium Grid 3 Accent 3"/>
-    <w:lsdException w:unhideWhenUsed="0" w:uiPriority="70" w:semiHidden="0" w:name="Dark List Accent 3"/>
-    <w:lsdException w:unhideWhenUsed="0" w:uiPriority="71" w:semiHidden="0" w:name="Colorful Shading Accent 3"/>
-    <w:lsdException w:unhideWhenUsed="0" w:uiPriority="72" w:semiHidden="0" w:name="Colorful List Accent 3"/>
-    <w:lsdException w:unhideWhenUsed="0" w:uiPriority="73" w:semiHidden="0" w:name="Colorful Grid Accent 3"/>
-    <w:lsdException w:unhideWhenUsed="0" w:uiPriority="60" w:semiHidden="0" w:name="Light Shading Accent 4"/>
-    <w:lsdException w:unhideWhenUsed="0" w:uiPriority="61" w:semiHidden="0" w:name="Light List Accent 4"/>
-    <w:lsdException w:unhideWhenUsed="0" w:uiPriority="62" w:semiHidden="0" w:name="Light Grid Accent 4"/>
-    <w:lsdException w:unhideWhenUsed="0" w:uiPriority="63" w:semiHidden="0" w:name="Medium Shading 1 Accent 4"/>
-    <w:lsdException w:unhideWhenUsed="0" w:uiPriority="64" w:semiHidden="0" w:name="Medium Shading 2 Accent 4"/>
-    <w:lsdException w:unhideWhenUsed="0" w:uiPriority="65" w:semiHidden="0" w:name="Medium List 1 Accent 4"/>
-    <w:lsdException w:unhideWhenUsed="0" w:uiPriority="66" w:semiHidden="0" w:name="Medium List 2 Accent 4"/>
-    <w:lsdException w:unhideWhenUsed="0" w:uiPriority="67" w:semiHidden="0" w:name="Medium Grid 1 Accent 4"/>
-    <w:lsdException w:unhideWhenUsed="0" w:uiPriority="68" w:semiHidden="0" w:name="Medium Grid 2 Accent 4"/>
-    <w:lsdException w:unhideWhenUsed="0" w:uiPriority="69" w:semiHidden="0" w:name="Medium Grid 3 Accent 4"/>
-    <w:lsdException w:unhideWhenUsed="0" w:uiPriority="70" w:semiHidden="0" w:name="Dark List Accent 4"/>
-    <w:lsdException w:unhideWhenUsed="0" w:uiPriority="71" w:semiHidden="0" w:name="Colorful Shading Accent 4"/>
-    <w:lsdException w:unhideWhenUsed="0" w:uiPriority="72" w:semiHidden="0" w:name="Colorful List Accent 4"/>
-    <w:lsdException w:unhideWhenUsed="0" w:uiPriority="73" w:semiHidden="0" w:name="Colorful Grid Accent 4"/>
-    <w:lsdException w:unhideWhenUsed="0" w:uiPriority="60" w:semiHidden="0" w:name="Light Shading Accent 5"/>
-    <w:lsdException w:unhideWhenUsed="0" w:uiPriority="61" w:semiHidden="0" w:name="Light List Accent 5"/>
-    <w:lsdException w:unhideWhenUsed="0" w:uiPriority="62" w:semiHidden="0" w:name="Light Grid Accent 5"/>
-    <w:lsdException w:unhideWhenUsed="0" w:uiPriority="63" w:semiHidden="0" w:name="Medium Shading 1 Accent 5"/>
-    <w:lsdException w:unhideWhenUsed="0" w:uiPriority="64" w:semiHidden="0" w:name="Medium Shading 2 Accent 5"/>
-    <w:lsdException w:unhideWhenUsed="0" w:uiPriority="65" w:semiHidden="0" w:name="Medium List 1 Accent 5"/>
-    <w:lsdException w:unhideWhenUsed="0" w:uiPriority="66" w:semiHidden="0" w:name="Medium List 2 Accent 5"/>
-    <w:lsdException w:unhideWhenUsed="0" w:uiPriority="67" w:semiHidden="0" w:name="Medium Grid 1 Accent 5"/>
-    <w:lsdException w:unhideWhenUsed="0" w:uiPriority="68" w:semiHidden="0" w:name="Medium Grid 2 Accent 5"/>
-    <w:lsdException w:unhideWhenUsed="0" w:uiPriority="69" w:semiHidden="0" w:name="Medium Grid 3 Accent 5"/>
-    <w:lsdException w:unhideWhenUsed="0" w:uiPriority="70" w:semiHidden="0" w:name="Dark List Accent 5"/>
-    <w:lsdException w:unhideWhenUsed="0" w:uiPriority="71" w:semiHidden="0" w:name="Colorful Shading Accent 5"/>
-    <w:lsdException w:unhideWhenUsed="0" w:uiPriority="72" w:semiHidden="0" w:name="Colorful List Accent 5"/>
-    <w:lsdException w:unhideWhenUsed="0" w:uiPriority="73" w:semiHidden="0" w:name="Colorful Grid Accent 5"/>
-    <w:lsdException w:unhideWhenUsed="0" w:uiPriority="60" w:semiHidden="0" w:name="Light Shading Accent 6"/>
-    <w:lsdException w:unhideWhenUsed="0" w:uiPriority="61" w:semiHidden="0" w:name="Light List Accent 6"/>
-    <w:lsdException w:unhideWhenUsed="0" w:uiPriority="62" w:semiHidden="0" w:name="Light Grid Accent 6"/>
-    <w:lsdException w:unhideWhenUsed="0" w:uiPriority="63" w:semiHidden="0" w:name="Medium Shading 1 Accent 6"/>
-    <w:lsdException w:unhideWhenUsed="0" w:uiPriority="64" w:semiHidden="0" w:name="Medium Shading 2 Accent 6"/>
-    <w:lsdException w:unhideWhenUsed="0" w:uiPriority="65" w:semiHidden="0" w:name="Medium List 1 Accent 6"/>
-    <w:lsdException w:unhideWhenUsed="0" w:uiPriority="66" w:semiHidden="0" w:name="Medium List 2 Accent 6"/>
-    <w:lsdException w:unhideWhenUsed="0" w:uiPriority="67" w:semiHidden="0" w:name="Medium Grid 1 Accent 6"/>
-    <w:lsdException w:unhideWhenUsed="0" w:uiPriority="68" w:semiHidden="0" w:name="Medium Grid 2 Accent 6"/>
-    <w:lsdException w:unhideWhenUsed="0" w:uiPriority="69" w:semiHidden="0" w:name="Medium Grid 3 Accent 6"/>
-    <w:lsdException w:unhideWhenUsed="0" w:uiPriority="70" w:semiHidden="0" w:name="Dark List Accent 6"/>
-    <w:lsdException w:unhideWhenUsed="0" w:uiPriority="71" w:semiHidden="0" w:name="Colorful Shading Accent 6"/>
-    <w:lsdException w:unhideWhenUsed="0" w:uiPriority="72" w:semiHidden="0" w:name="Colorful List Accent 6"/>
-    <w:lsdException w:unhideWhenUsed="0" w:uiPriority="73" w:semiHidden="0" w:name="Colorful Grid Accent 6"/>
+  <w:latentStyles w:defLockedState="0" w:defUIPriority="99" w:defSemiHidden="1" w:defUnhideWhenUsed="1" w:defQFormat="0" w:count="260">
+    <w:lsdException w:name="Normal" w:semiHidden="0" w:uiPriority="0" w:unhideWhenUsed="0" w:qFormat="1"/>
+    <w:lsdException w:name="heading 1" w:semiHidden="0" w:uiPriority="0" w:unhideWhenUsed="0" w:qFormat="1"/>
+    <w:lsdException w:name="heading 2" w:semiHidden="0" w:uiPriority="0" w:qFormat="1"/>
+    <w:lsdException w:name="heading 3" w:uiPriority="0" w:qFormat="1"/>
+    <w:lsdException w:name="heading 4" w:semiHidden="0" w:uiPriority="0" w:qFormat="1"/>
+    <w:lsdException w:name="heading 5" w:uiPriority="0" w:qFormat="1"/>
+    <w:lsdException w:name="heading 6" w:uiPriority="0" w:qFormat="1"/>
+    <w:lsdException w:name="heading 7" w:uiPriority="0" w:qFormat="1"/>
+    <w:lsdException w:name="heading 8" w:uiPriority="0" w:qFormat="1"/>
+    <w:lsdException w:name="heading 9" w:uiPriority="0" w:qFormat="1"/>
+    <w:lsdException w:name="index 1" w:semiHidden="0" w:uiPriority="0" w:unhideWhenUsed="0"/>
+    <w:lsdException w:name="index 2" w:semiHidden="0" w:uiPriority="0" w:unhideWhenUsed="0"/>
+    <w:lsdException w:name="index 3" w:semiHidden="0" w:uiPriority="0" w:unhideWhenUsed="0"/>
+    <w:lsdException w:name="index 4" w:semiHidden="0" w:uiPriority="0" w:unhideWhenUsed="0"/>
+    <w:lsdException w:name="index 5" w:semiHidden="0" w:uiPriority="0" w:unhideWhenUsed="0"/>
+    <w:lsdException w:name="index 6" w:semiHidden="0" w:uiPriority="0" w:unhideWhenUsed="0"/>
+    <w:lsdException w:name="index 7" w:semiHidden="0" w:uiPriority="0" w:unhideWhenUsed="0"/>
+    <w:lsdException w:name="index 8" w:semiHidden="0" w:uiPriority="0" w:unhideWhenUsed="0"/>
+    <w:lsdException w:name="index 9" w:semiHidden="0" w:uiPriority="0" w:unhideWhenUsed="0"/>
+    <w:lsdException w:name="toc 1" w:semiHidden="0" w:uiPriority="0" w:unhideWhenUsed="0" w:qFormat="1"/>
+    <w:lsdException w:name="toc 2" w:semiHidden="0" w:uiPriority="0" w:unhideWhenUsed="0" w:qFormat="1"/>
+    <w:lsdException w:name="toc 3" w:semiHidden="0" w:uiPriority="0" w:unhideWhenUsed="0" w:qFormat="1"/>
+    <w:lsdException w:name="toc 4" w:semiHidden="0" w:uiPriority="0" w:unhideWhenUsed="0"/>
+    <w:lsdException w:name="toc 5" w:semiHidden="0" w:uiPriority="0" w:unhideWhenUsed="0"/>
+    <w:lsdException w:name="toc 6" w:semiHidden="0" w:uiPriority="0" w:unhideWhenUsed="0"/>
+    <w:lsdException w:name="toc 7" w:semiHidden="0" w:uiPriority="0" w:unhideWhenUsed="0"/>
+    <w:lsdException w:name="toc 8" w:semiHidden="0" w:uiPriority="0" w:unhideWhenUsed="0"/>
+    <w:lsdException w:name="toc 9" w:semiHidden="0" w:uiPriority="0" w:unhideWhenUsed="0"/>
+    <w:lsdException w:name="Normal Indent" w:semiHidden="0" w:uiPriority="0" w:unhideWhenUsed="0"/>
+    <w:lsdException w:name="footnote text" w:semiHidden="0" w:uiPriority="0" w:unhideWhenUsed="0"/>
+    <w:lsdException w:name="annotation text" w:semiHidden="0" w:uiPriority="0" w:unhideWhenUsed="0" w:qFormat="1"/>
+    <w:lsdException w:name="header" w:semiHidden="0" w:uiPriority="0" w:unhideWhenUsed="0" w:qFormat="1"/>
+    <w:lsdException w:name="footer" w:semiHidden="0" w:uiPriority="0" w:unhideWhenUsed="0" w:qFormat="1"/>
+    <w:lsdException w:name="index heading" w:semiHidden="0" w:uiPriority="0" w:unhideWhenUsed="0"/>
+    <w:lsdException w:name="caption" w:uiPriority="0" w:qFormat="1"/>
+    <w:lsdException w:name="table of figures" w:semiHidden="0" w:uiPriority="0" w:unhideWhenUsed="0"/>
+    <w:lsdException w:name="envelope address" w:semiHidden="0" w:uiPriority="0" w:unhideWhenUsed="0"/>
+    <w:lsdException w:name="envelope return" w:semiHidden="0" w:uiPriority="0" w:unhideWhenUsed="0"/>
+    <w:lsdException w:name="footnote reference" w:semiHidden="0" w:uiPriority="0" w:unhideWhenUsed="0"/>
+    <w:lsdException w:name="annotation reference" w:semiHidden="0" w:uiPriority="0" w:unhideWhenUsed="0"/>
+    <w:lsdException w:name="line number" w:semiHidden="0" w:uiPriority="0" w:unhideWhenUsed="0"/>
+    <w:lsdException w:name="page number" w:semiHidden="0" w:uiPriority="0" w:unhideWhenUsed="0"/>
+    <w:lsdException w:name="endnote reference" w:semiHidden="0" w:uiPriority="0" w:unhideWhenUsed="0"/>
+    <w:lsdException w:name="endnote text" w:semiHidden="0" w:uiPriority="0" w:unhideWhenUsed="0"/>
+    <w:lsdException w:name="table of authorities" w:semiHidden="0" w:uiPriority="0" w:unhideWhenUsed="0"/>
+    <w:lsdException w:name="macro" w:semiHidden="0" w:uiPriority="0" w:unhideWhenUsed="0"/>
+    <w:lsdException w:name="toa heading" w:semiHidden="0" w:uiPriority="0" w:unhideWhenUsed="0"/>
+    <w:lsdException w:name="List" w:semiHidden="0" w:uiPriority="0" w:unhideWhenUsed="0"/>
+    <w:lsdException w:name="List Bullet" w:semiHidden="0" w:uiPriority="0" w:unhideWhenUsed="0"/>
+    <w:lsdException w:name="List Number" w:semiHidden="0" w:uiPriority="0" w:unhideWhenUsed="0"/>
+    <w:lsdException w:name="List 2" w:semiHidden="0" w:uiPriority="0" w:unhideWhenUsed="0"/>
+    <w:lsdException w:name="List 3" w:semiHidden="0" w:uiPriority="0" w:unhideWhenUsed="0"/>
+    <w:lsdException w:name="List 4" w:semiHidden="0" w:uiPriority="0" w:unhideWhenUsed="0"/>
+    <w:lsdException w:name="List 5" w:semiHidden="0" w:uiPriority="0" w:unhideWhenUsed="0"/>
+    <w:lsdException w:name="List Bullet 2" w:semiHidden="0" w:uiPriority="0" w:unhideWhenUsed="0"/>
+    <w:lsdException w:name="List Bullet 3" w:semiHidden="0" w:uiPriority="0" w:unhideWhenUsed="0"/>
+    <w:lsdException w:name="List Bullet 4" w:semiHidden="0" w:uiPriority="0" w:unhideWhenUsed="0"/>
+    <w:lsdException w:name="List Bullet 5" w:semiHidden="0" w:uiPriority="0" w:unhideWhenUsed="0"/>
+    <w:lsdException w:name="List Number 2" w:semiHidden="0" w:uiPriority="0" w:unhideWhenUsed="0"/>
+    <w:lsdException w:name="List Number 3" w:semiHidden="0" w:uiPriority="0" w:unhideWhenUsed="0"/>
+    <w:lsdException w:name="List Number 4" w:semiHidden="0" w:uiPriority="0" w:unhideWhenUsed="0"/>
+    <w:lsdException w:name="List Number 5" w:semiHidden="0" w:uiPriority="0" w:unhideWhenUsed="0"/>
+    <w:lsdException w:name="Title" w:semiHidden="0" w:uiPriority="0" w:unhideWhenUsed="0" w:qFormat="1"/>
+    <w:lsdException w:name="Closing" w:semiHidden="0" w:uiPriority="0" w:unhideWhenUsed="0"/>
+    <w:lsdException w:name="Signature" w:semiHidden="0" w:uiPriority="0" w:unhideWhenUsed="0"/>
+    <w:lsdException w:name="Default Paragraph Font" w:uiPriority="0" w:unhideWhenUsed="0" w:qFormat="1"/>
+    <w:lsdException w:name="Body Text" w:uiPriority="0" w:unhideWhenUsed="0" w:qFormat="1"/>
+    <w:lsdException w:name="Body Text Indent" w:semiHidden="0" w:uiPriority="0" w:unhideWhenUsed="0"/>
+    <w:lsdException w:name="List Continue" w:semiHidden="0" w:uiPriority="0" w:unhideWhenUsed="0"/>
+    <w:lsdException w:name="List Continue 2" w:semiHidden="0" w:uiPriority="0" w:unhideWhenUsed="0"/>
+    <w:lsdException w:name="List Continue 3" w:semiHidden="0" w:uiPriority="0" w:unhideWhenUsed="0"/>
+    <w:lsdException w:name="List Continue 4" w:semiHidden="0" w:uiPriority="0" w:unhideWhenUsed="0"/>
+    <w:lsdException w:name="List Continue 5" w:semiHidden="0" w:uiPriority="0" w:unhideWhenUsed="0"/>
+    <w:lsdException w:name="Message Header" w:semiHidden="0" w:uiPriority="0" w:unhideWhenUsed="0"/>
+    <w:lsdException w:name="Subtitle" w:semiHidden="0" w:uiPriority="0" w:unhideWhenUsed="0" w:qFormat="1"/>
+    <w:lsdException w:name="Salutation" w:semiHidden="0" w:uiPriority="0" w:unhideWhenUsed="0"/>
+    <w:lsdException w:name="Date" w:semiHidden="0" w:uiPriority="0" w:unhideWhenUsed="0"/>
+    <w:lsdException w:name="Body Text First Indent" w:semiHidden="0" w:uiPriority="0" w:unhideWhenUsed="0"/>
+    <w:lsdException w:name="Body Text First Indent 2" w:semiHidden="0" w:uiPriority="0" w:unhideWhenUsed="0"/>
+    <w:lsdException w:name="Body Text 2" w:semiHidden="0" w:uiPriority="0" w:unhideWhenUsed="0"/>
+    <w:lsdException w:name="Body Text 3" w:semiHidden="0" w:uiPriority="0" w:unhideWhenUsed="0"/>
+    <w:lsdException w:name="Body Text Indent 2" w:semiHidden="0" w:uiPriority="0" w:unhideWhenUsed="0"/>
+    <w:lsdException w:name="Body Text Indent 3" w:semiHidden="0" w:uiPriority="0" w:unhideWhenUsed="0"/>
+    <w:lsdException w:name="Block Text" w:semiHidden="0" w:uiPriority="0" w:unhideWhenUsed="0"/>
+    <w:lsdException w:name="Hyperlink" w:semiHidden="0" w:uiPriority="0" w:unhideWhenUsed="0"/>
+    <w:lsdException w:name="FollowedHyperlink" w:semiHidden="0" w:uiPriority="0" w:unhideWhenUsed="0"/>
+    <w:lsdException w:name="Strong" w:semiHidden="0" w:uiPriority="0" w:unhideWhenUsed="0" w:qFormat="1"/>
+    <w:lsdException w:name="Emphasis" w:semiHidden="0" w:uiPriority="0" w:unhideWhenUsed="0" w:qFormat="1"/>
+    <w:lsdException w:name="Document Map" w:semiHidden="0" w:uiPriority="0" w:unhideWhenUsed="0"/>
+    <w:lsdException w:name="Plain Text" w:semiHidden="0" w:uiPriority="0" w:unhideWhenUsed="0"/>
+    <w:lsdException w:name="E-mail Signature" w:semiHidden="0" w:uiPriority="0" w:unhideWhenUsed="0"/>
+    <w:lsdException w:name="Normal (Web)" w:semiHidden="0" w:uiPriority="0" w:unhideWhenUsed="0" w:qFormat="1"/>
+    <w:lsdException w:name="HTML Acronym" w:semiHidden="0" w:uiPriority="0" w:unhideWhenUsed="0"/>
+    <w:lsdException w:name="HTML Address" w:semiHidden="0" w:uiPriority="0" w:unhideWhenUsed="0"/>
+    <w:lsdException w:name="HTML Cite" w:semiHidden="0" w:uiPriority="0" w:unhideWhenUsed="0"/>
+    <w:lsdException w:name="HTML Code" w:semiHidden="0" w:uiPriority="0" w:unhideWhenUsed="0"/>
+    <w:lsdException w:name="HTML Definition" w:semiHidden="0" w:uiPriority="0" w:unhideWhenUsed="0"/>
+    <w:lsdException w:name="HTML Keyboard" w:semiHidden="0" w:uiPriority="0" w:unhideWhenUsed="0"/>
+    <w:lsdException w:name="HTML Preformatted" w:semiHidden="0" w:uiPriority="0" w:unhideWhenUsed="0"/>
+    <w:lsdException w:name="HTML Sample" w:semiHidden="0" w:uiPriority="0" w:unhideWhenUsed="0"/>
+    <w:lsdException w:name="HTML Typewriter" w:semiHidden="0" w:uiPriority="0" w:unhideWhenUsed="0"/>
+    <w:lsdException w:name="HTML Variable" w:semiHidden="0" w:uiPriority="0" w:unhideWhenUsed="0"/>
+    <w:lsdException w:name="Normal Table" w:uiPriority="0" w:unhideWhenUsed="0" w:qFormat="1"/>
+    <w:lsdException w:name="annotation subject" w:semiHidden="0" w:uiPriority="0" w:unhideWhenUsed="0"/>
+    <w:lsdException w:name="Table Simple 1" w:semiHidden="0" w:uiPriority="0" w:unhideWhenUsed="0"/>
+    <w:lsdException w:name="Table Simple 2" w:semiHidden="0" w:uiPriority="0" w:unhideWhenUsed="0"/>
+    <w:lsdException w:name="Table Simple 3" w:semiHidden="0" w:uiPriority="0" w:unhideWhenUsed="0"/>
+    <w:lsdException w:name="Table Classic 1" w:semiHidden="0" w:uiPriority="0" w:unhideWhenUsed="0"/>
+    <w:lsdException w:name="Table Classic 2" w:semiHidden="0" w:uiPriority="0" w:unhideWhenUsed="0"/>
+    <w:lsdException w:name="Table Classic 3" w:semiHidden="0" w:uiPriority="0" w:unhideWhenUsed="0"/>
+    <w:lsdException w:name="Table Classic 4" w:semiHidden="0" w:uiPriority="0" w:unhideWhenUsed="0"/>
+    <w:lsdException w:name="Table Colorful 1" w:semiHidden="0" w:uiPriority="0" w:unhideWhenUsed="0"/>
+    <w:lsdException w:name="Table Colorful 2" w:semiHidden="0" w:uiPriority="0" w:unhideWhenUsed="0"/>
+    <w:lsdException w:name="Table Colorful 3" w:semiHidden="0" w:uiPriority="0" w:unhideWhenUsed="0"/>
+    <w:lsdException w:name="Table Columns 1" w:semiHidden="0" w:uiPriority="0" w:unhideWhenUsed="0"/>
+    <w:lsdException w:name="Table Columns 2" w:semiHidden="0" w:uiPriority="0" w:unhideWhenUsed="0"/>
+    <w:lsdException w:name="Table Columns 3" w:semiHidden="0" w:uiPriority="0" w:unhideWhenUsed="0"/>
+    <w:lsdException w:name="Table Columns 4" w:semiHidden="0" w:uiPriority="0" w:unhideWhenUsed="0"/>
+    <w:lsdException w:name="Table Columns 5" w:semiHidden="0" w:uiPriority="0" w:unhideWhenUsed="0"/>
+    <w:lsdException w:name="Table Grid 1" w:semiHidden="0" w:uiPriority="0" w:unhideWhenUsed="0"/>
+    <w:lsdException w:name="Table Grid 2" w:semiHidden="0" w:uiPriority="0" w:unhideWhenUsed="0"/>
+    <w:lsdException w:name="Table Grid 3" w:semiHidden="0" w:uiPriority="0" w:unhideWhenUsed="0"/>
+    <w:lsdException w:name="Table Grid 4" w:semiHidden="0" w:uiPriority="0" w:unhideWhenUsed="0"/>
+    <w:lsdException w:name="Table Grid 5" w:semiHidden="0" w:uiPriority="0" w:unhideWhenUsed="0"/>
+    <w:lsdException w:name="Table Grid 6" w:semiHidden="0" w:uiPriority="0" w:unhideWhenUsed="0"/>
+    <w:lsdException w:name="Table Grid 7" w:semiHidden="0" w:uiPriority="0" w:unhideWhenUsed="0"/>
+    <w:lsdException w:name="Table Grid 8" w:semiHidden="0" w:uiPriority="0" w:unhideWhenUsed="0"/>
+    <w:lsdException w:name="Table List 1" w:semiHidden="0" w:uiPriority="0" w:unhideWhenUsed="0"/>
+    <w:lsdException w:name="Table List 2" w:semiHidden="0" w:uiPriority="0" w:unhideWhenUsed="0"/>
+    <w:lsdException w:name="Table List 3" w:semiHidden="0" w:uiPriority="0" w:unhideWhenUsed="0"/>
+    <w:lsdException w:name="Table List 4" w:semiHidden="0" w:uiPriority="0" w:unhideWhenUsed="0"/>
+    <w:lsdException w:name="Table List 5" w:semiHidden="0" w:uiPriority="0" w:unhideWhenUsed="0"/>
+    <w:lsdException w:name="Table List 6" w:semiHidden="0" w:uiPriority="0" w:unhideWhenUsed="0"/>
+    <w:lsdException w:name="Table List 7" w:semiHidden="0" w:uiPriority="0" w:unhideWhenUsed="0"/>
+    <w:lsdException w:name="Table List 8" w:semiHidden="0" w:uiPriority="0" w:unhideWhenUsed="0"/>
+    <w:lsdException w:name="Table 3D effects 1" w:semiHidden="0" w:uiPriority="0" w:unhideWhenUsed="0"/>
+    <w:lsdException w:name="Table 3D effects 2" w:semiHidden="0" w:uiPriority="0" w:unhideWhenUsed="0"/>
+    <w:lsdException w:name="Table 3D effects 3" w:semiHidden="0" w:uiPriority="0" w:unhideWhenUsed="0"/>
+    <w:lsdException w:name="Table Contemporary" w:semiHidden="0" w:uiPriority="0" w:unhideWhenUsed="0"/>
+    <w:lsdException w:name="Table Elegant" w:semiHidden="0" w:uiPriority="0" w:unhideWhenUsed="0"/>
+    <w:lsdException w:name="Table Professional" w:semiHidden="0" w:uiPriority="0" w:unhideWhenUsed="0"/>
+    <w:lsdException w:name="Table Subtle 1" w:semiHidden="0" w:uiPriority="0" w:unhideWhenUsed="0"/>
+    <w:lsdException w:name="Table Subtle 2" w:semiHidden="0" w:uiPriority="0" w:unhideWhenUsed="0"/>
+    <w:lsdException w:name="Table Web 1" w:semiHidden="0" w:uiPriority="0" w:unhideWhenUsed="0"/>
+    <w:lsdException w:name="Table Web 2" w:semiHidden="0" w:uiPriority="0" w:unhideWhenUsed="0"/>
+    <w:lsdException w:name="Table Web 3" w:semiHidden="0" w:uiPriority="0" w:unhideWhenUsed="0"/>
+    <w:lsdException w:name="Balloon Text" w:semiHidden="0" w:uiPriority="0" w:unhideWhenUsed="0"/>
+    <w:lsdException w:name="Table Grid" w:semiHidden="0" w:uiPriority="0" w:unhideWhenUsed="0" w:qFormat="1"/>
+    <w:lsdException w:name="Table Theme" w:semiHidden="0" w:uiPriority="0" w:unhideWhenUsed="0"/>
+    <w:lsdException w:name="Light Shading" w:semiHidden="0" w:uiPriority="60" w:unhideWhenUsed="0"/>
+    <w:lsdException w:name="Light List" w:semiHidden="0" w:uiPriority="61" w:unhideWhenUsed="0"/>
+    <w:lsdException w:name="Light Grid" w:semiHidden="0" w:uiPriority="62" w:unhideWhenUsed="0"/>
+    <w:lsdException w:name="Medium Shading 1" w:semiHidden="0" w:uiPriority="63" w:unhideWhenUsed="0"/>
+    <w:lsdException w:name="Medium Shading 2" w:semiHidden="0" w:uiPriority="64" w:unhideWhenUsed="0"/>
+    <w:lsdException w:name="Medium List 1" w:semiHidden="0" w:uiPriority="65" w:unhideWhenUsed="0"/>
+    <w:lsdException w:name="Medium List 2" w:semiHidden="0" w:uiPriority="66" w:unhideWhenUsed="0"/>
+    <w:lsdException w:name="Medium Grid 1" w:semiHidden="0" w:uiPriority="67" w:unhideWhenUsed="0"/>
+    <w:lsdException w:name="Medium Grid 2" w:semiHidden="0" w:uiPriority="68" w:unhideWhenUsed="0"/>
+    <w:lsdException w:name="Medium Grid 3" w:semiHidden="0" w:uiPriority="69" w:unhideWhenUsed="0"/>
+    <w:lsdException w:name="Dark List" w:semiHidden="0" w:uiPriority="70" w:unhideWhenUsed="0"/>
+    <w:lsdException w:name="Colorful Shading" w:semiHidden="0" w:uiPriority="71" w:unhideWhenUsed="0"/>
+    <w:lsdException w:name="Colorful List" w:semiHidden="0" w:uiPriority="72" w:unhideWhenUsed="0"/>
+    <w:lsdException w:name="Colorful Grid" w:semiHidden="0" w:uiPriority="73" w:unhideWhenUsed="0"/>
+    <w:lsdException w:name="Light Shading Accent 1" w:semiHidden="0" w:uiPriority="60" w:unhideWhenUsed="0"/>
+    <w:lsdException w:name="Light List Accent 1" w:semiHidden="0" w:uiPriority="61" w:unhideWhenUsed="0"/>
+    <w:lsdException w:name="Light Grid Accent 1" w:semiHidden="0" w:uiPriority="62" w:unhideWhenUsed="0"/>
+    <w:lsdException w:name="Medium Shading 1 Accent 1" w:semiHidden="0" w:uiPriority="63" w:unhideWhenUsed="0"/>
+    <w:lsdException w:name="Medium Shading 2 Accent 1" w:semiHidden="0" w:uiPriority="64" w:unhideWhenUsed="0"/>
+    <w:lsdException w:name="Medium List 1 Accent 1" w:semiHidden="0" w:uiPriority="65" w:unhideWhenUsed="0"/>
+    <w:lsdException w:name="Medium List 2 Accent 1" w:semiHidden="0" w:uiPriority="66" w:unhideWhenUsed="0"/>
+    <w:lsdException w:name="Medium Grid 1 Accent 1" w:semiHidden="0" w:uiPriority="67" w:unhideWhenUsed="0"/>
+    <w:lsdException w:name="Medium Grid 2 Accent 1" w:semiHidden="0" w:uiPriority="68" w:unhideWhenUsed="0"/>
+    <w:lsdException w:name="Medium Grid 3 Accent 1" w:semiHidden="0" w:uiPriority="69" w:unhideWhenUsed="0"/>
+    <w:lsdException w:name="Dark List Accent 1" w:semiHidden="0" w:uiPriority="70" w:unhideWhenUsed="0"/>
+    <w:lsdException w:name="Colorful Shading Accent 1" w:semiHidden="0" w:uiPriority="71" w:unhideWhenUsed="0"/>
+    <w:lsdException w:name="Colorful List Accent 1" w:semiHidden="0" w:uiPriority="72" w:unhideWhenUsed="0"/>
+    <w:lsdException w:name="Colorful Grid Accent 1" w:semiHidden="0" w:uiPriority="73" w:unhideWhenUsed="0"/>
+    <w:lsdException w:name="Light Shading Accent 2" w:semiHidden="0" w:uiPriority="60" w:unhideWhenUsed="0"/>
+    <w:lsdException w:name="Light List Accent 2" w:semiHidden="0" w:uiPriority="61" w:unhideWhenUsed="0"/>
+    <w:lsdException w:name="Light Grid Accent 2" w:semiHidden="0" w:uiPriority="62" w:unhideWhenUsed="0"/>
+    <w:lsdException w:name="Medium Shading 1 Accent 2" w:semiHidden="0" w:uiPriority="63" w:unhideWhenUsed="0"/>
+    <w:lsdException w:name="Medium Shading 2 Accent 2" w:semiHidden="0" w:uiPriority="64" w:unhideWhenUsed="0"/>
+    <w:lsdException w:name="Medium List 1 Accent 2" w:semiHidden="0" w:uiPriority="65" w:unhideWhenUsed="0"/>
+    <w:lsdException w:name="Medium List 2 Accent 2" w:semiHidden="0" w:uiPriority="66" w:unhideWhenUsed="0"/>
+    <w:lsdException w:name="Medium Grid 1 Accent 2" w:semiHidden="0" w:uiPriority="67" w:unhideWhenUsed="0"/>
+    <w:lsdException w:name="Medium Grid 2 Accent 2" w:semiHidden="0" w:uiPriority="68" w:unhideWhenUsed="0"/>
+    <w:lsdException w:name="Medium Grid 3 Accent 2" w:semiHidden="0" w:uiPriority="69" w:unhideWhenUsed="0"/>
+    <w:lsdException w:name="Dark List Accent 2" w:semiHidden="0" w:uiPriority="70" w:unhideWhenUsed="0"/>
+    <w:lsdException w:name="Colorful Shading Accent 2" w:semiHidden="0" w:uiPriority="71" w:unhideWhenUsed="0"/>
+    <w:lsdException w:name="Colorful List Accent 2" w:semiHidden="0" w:uiPriority="72" w:unhideWhenUsed="0"/>
+    <w:lsdException w:name="Colorful Grid Accent 2" w:semiHidden="0" w:uiPriority="73" w:unhideWhenUsed="0"/>
+    <w:lsdException w:name="Light Shading Accent 3" w:semiHidden="0" w:uiPriority="60" w:unhideWhenUsed="0"/>
+    <w:lsdException w:name="Light List Accent 3" w:semiHidden="0" w:uiPriority="61" w:unhideWhenUsed="0"/>
+    <w:lsdException w:name="Light Grid Accent 3" w:semiHidden="0" w:uiPriority="62" w:unhideWhenUsed="0"/>
+    <w:lsdException w:name="Medium Shading 1 Accent 3" w:semiHidden="0" w:uiPriority="63" w:unhideWhenUsed="0"/>
+    <w:lsdException w:name="Medium Shading 2 Accent 3" w:semiHidden="0" w:uiPriority="64" w:unhideWhenUsed="0"/>
+    <w:lsdException w:name="Medium List 1 Accent 3" w:semiHidden="0" w:uiPriority="65" w:unhideWhenUsed="0"/>
+    <w:lsdException w:name="Medium List 2 Accent 3" w:semiHidden="0" w:uiPriority="66" w:unhideWhenUsed="0"/>
+    <w:lsdException w:name="Medium Grid 1 Accent 3" w:semiHidden="0" w:uiPriority="67" w:unhideWhenUsed="0"/>
+    <w:lsdException w:name="Medium Grid 2 Accent 3" w:semiHidden="0" w:uiPriority="68" w:unhideWhenUsed="0"/>
+    <w:lsdException w:name="Medium Grid 3 Accent 3" w:semiHidden="0" w:uiPriority="69" w:unhideWhenUsed="0"/>
+    <w:lsdException w:name="Dark List Accent 3" w:semiHidden="0" w:uiPriority="70" w:unhideWhenUsed="0"/>
+    <w:lsdException w:name="Colorful Shading Accent 3" w:semiHidden="0" w:uiPriority="71" w:unhideWhenUsed="0"/>
+    <w:lsdException w:name="Colorful List Accent 3" w:semiHidden="0" w:uiPriority="72" w:unhideWhenUsed="0"/>
+    <w:lsdException w:name="Colorful Grid Accent 3" w:semiHidden="0" w:uiPriority="73" w:unhideWhenUsed="0"/>
+    <w:lsdException w:name="Light Shading Accent 4" w:semiHidden="0" w:uiPriority="60" w:unhideWhenUsed="0"/>
+    <w:lsdException w:name="Light List Accent 4" w:semiHidden="0" w:uiPriority="61" w:unhideWhenUsed="0"/>
+    <w:lsdException w:name="Light Grid Accent 4" w:semiHidden="0" w:uiPriority="62" w:unhideWhenUsed="0"/>
+    <w:lsdException w:name="Medium Shading 1 Accent 4" w:semiHidden="0" w:uiPriority="63" w:unhideWhenUsed="0"/>
+    <w:lsdException w:name="Medium Shading 2 Accent 4" w:semiHidden="0" w:uiPriority="64" w:unhideWhenUsed="0"/>
+    <w:lsdException w:name="Medium List 1 Accent 4" w:semiHidden="0" w:uiPriority="65" w:unhideWhenUsed="0"/>
+    <w:lsdException w:name="Medium List 2 Accent 4" w:semiHidden="0" w:uiPriority="66" w:unhideWhenUsed="0"/>
+    <w:lsdException w:name="Medium Grid 1 Accent 4" w:semiHidden="0" w:uiPriority="67" w:unhideWhenUsed="0"/>
+    <w:lsdException w:name="Medium Grid 2 Accent 4" w:semiHidden="0" w:uiPriority="68" w:unhideWhenUsed="0"/>
+    <w:lsdException w:name="Medium Grid 3 Accent 4" w:semiHidden="0" w:uiPriority="69" w:unhideWhenUsed="0"/>
+    <w:lsdException w:name="Dark List Accent 4" w:semiHidden="0" w:uiPriority="70" w:unhideWhenUsed="0"/>
+    <w:lsdException w:name="Colorful Shading Accent 4" w:semiHidden="0" w:uiPriority="71" w:unhideWhenUsed="0"/>
+    <w:lsdException w:name="Colorful List Accent 4" w:semiHidden="0" w:uiPriority="72" w:unhideWhenUsed="0"/>
+    <w:lsdException w:name="Colorful Grid Accent 4" w:semiHidden="0" w:uiPriority="73" w:unhideWhenUsed="0"/>
+    <w:lsdException w:name="Light Shading Accent 5" w:semiHidden="0" w:uiPriority="60" w:unhideWhenUsed="0"/>
+    <w:lsdException w:name="Light List Accent 5" w:semiHidden="0" w:uiPriority="61" w:unhideWhenUsed="0"/>
+    <w:lsdException w:name="Light Grid Accent 5" w:semiHidden="0" w:uiPriority="62" w:unhideWhenUsed="0"/>
+    <w:lsdException w:name="Medium Shading 1 Accent 5" w:semiHidden="0" w:uiPriority="63" w:unhideWhenUsed="0"/>
+    <w:lsdException w:name="Medium Shading 2 Accent 5" w:semiHidden="0" w:uiPriority="64" w:unhideWhenUsed="0"/>
+    <w:lsdException w:name="Medium List 1 Accent 5" w:semiHidden="0" w:uiPriority="65" w:unhideWhenUsed="0"/>
+    <w:lsdException w:name="Medium List 2 Accent 5" w:semiHidden="0" w:uiPriority="66" w:unhideWhenUsed="0"/>
+    <w:lsdException w:name="Medium Grid 1 Accent 5" w:semiHidden="0" w:uiPriority="67" w:unhideWhenUsed="0"/>
+    <w:lsdException w:name="Medium Grid 2 Accent 5" w:semiHidden="0" w:uiPriority="68" w:unhideWhenUsed="0"/>
+    <w:lsdException w:name="Medium Grid 3 Accent 5" w:semiHidden="0" w:uiPriority="69" w:unhideWhenUsed="0"/>
+    <w:lsdException w:name="Dark List Accent 5" w:semiHidden="0" w:uiPriority="70" w:unhideWhenUsed="0"/>
+    <w:lsdException w:name="Colorful Shading Accent 5" w:semiHidden="0" w:uiPriority="71" w:unhideWhenUsed="0"/>
+    <w:lsdException w:name="Colorful List Accent 5" w:semiHidden="0" w:uiPriority="72" w:unhideWhenUsed="0"/>
+    <w:lsdException w:name="Colorful Grid Accent 5" w:semiHidden="0" w:uiPriority="73" w:unhideWhenUsed="0"/>
+    <w:lsdException w:name="Light Shading Accent 6" w:semiHidden="0" w:uiPriority="60" w:unhideWhenUsed="0"/>
+    <w:lsdException w:name="Light List Accent 6" w:semiHidden="0" w:uiPriority="61" w:unhideWhenUsed="0"/>
+    <w:lsdException w:name="Light Grid Accent 6" w:semiHidden="0" w:uiPriority="62" w:unhideWhenUsed="0"/>
+    <w:lsdException w:name="Medium Shading 1 Accent 6" w:semiHidden="0" w:uiPriority="63" w:unhideWhenUsed="0"/>
+    <w:lsdException w:name="Medium Shading 2 Accent 6" w:semiHidden="0" w:uiPriority="64" w:unhideWhenUsed="0"/>
+    <w:lsdException w:name="Medium List 1 Accent 6" w:semiHidden="0" w:uiPriority="65" w:unhideWhenUsed="0"/>
+    <w:lsdException w:name="Medium List 2 Accent 6" w:semiHidden="0" w:uiPriority="66" w:unhideWhenUsed="0"/>
+    <w:lsdException w:name="Medium Grid 1 Accent 6" w:semiHidden="0" w:uiPriority="67" w:unhideWhenUsed="0"/>
+    <w:lsdException w:name="Medium Grid 2 Accent 6" w:semiHidden="0" w:uiPriority="68" w:unhideWhenUsed="0"/>
+    <w:lsdException w:name="Medium Grid 3 Accent 6" w:semiHidden="0" w:uiPriority="69" w:unhideWhenUsed="0"/>
+    <w:lsdException w:name="Dark List Accent 6" w:semiHidden="0" w:uiPriority="70" w:unhideWhenUsed="0"/>
+    <w:lsdException w:name="Colorful Shading Accent 6" w:semiHidden="0" w:uiPriority="71" w:unhideWhenUsed="0"/>
+    <w:lsdException w:name="Colorful List Accent 6" w:semiHidden="0" w:uiPriority="72" w:unhideWhenUsed="0"/>
+    <w:lsdException w:name="Colorful Grid Accent 6" w:semiHidden="0" w:uiPriority="73" w:unhideWhenUsed="0"/>
   </w:latentStyles>
-  <w:style w:type="paragraph" w:default="1" w:styleId="1">
+  <w:style w:type="paragraph" w:default="1" w:styleId="Normal">
     <w:name w:val="Normal"/>
     <w:qFormat/>
-    <w:uiPriority w:val="0"/>
     <w:pPr>
       <w:kinsoku w:val="0"/>
       <w:autoSpaceDE w:val="0"/>
@@ -9768,7 +9502,7 @@
       <w:textAlignment w:val="baseline"/>
     </w:pPr>
     <w:rPr>
-      <w:rFonts w:ascii="Arial" w:hAnsi="Arial" w:eastAsia="宋体" w:cs="Arial"/>
+      <w:rFonts w:ascii="Arial" w:eastAsia="宋体" w:hAnsi="Arial" w:cs="Arial"/>
       <w:snapToGrid w:val="0"/>
       <w:color w:val="000000"/>
       <w:kern w:val="0"/>
@@ -9777,12 +9511,11 @@
       <w:lang w:val="en-US" w:eastAsia="en-US" w:bidi="ar-SA"/>
     </w:rPr>
   </w:style>
-  <w:style w:type="paragraph" w:styleId="2">
+  <w:style w:type="paragraph" w:styleId="Heading1">
     <w:name w:val="heading 1"/>
-    <w:basedOn w:val="1"/>
-    <w:next w:val="1"/>
+    <w:basedOn w:val="Normal"/>
+    <w:next w:val="Normal"/>
     <w:qFormat/>
-    <w:uiPriority w:val="0"/>
     <w:pPr>
       <w:keepNext/>
       <w:keepLines/>
@@ -9800,13 +9533,12 @@
       <w:sz w:val="44"/>
     </w:rPr>
   </w:style>
-  <w:style w:type="paragraph" w:styleId="3">
+  <w:style w:type="paragraph" w:styleId="Heading2">
     <w:name w:val="heading 2"/>
-    <w:basedOn w:val="1"/>
-    <w:next w:val="1"/>
+    <w:basedOn w:val="Normal"/>
+    <w:next w:val="Normal"/>
     <w:unhideWhenUsed/>
     <w:qFormat/>
-    <w:uiPriority w:val="0"/>
     <w:pPr>
       <w:keepNext/>
       <w:keepLines/>
@@ -9819,19 +9551,18 @@
       <w:outlineLvl w:val="1"/>
     </w:pPr>
     <w:rPr>
-      <w:rFonts w:ascii="Arial" w:hAnsi="Arial" w:eastAsia="黑体"/>
+      <w:rFonts w:ascii="Arial" w:eastAsia="黑体" w:hAnsi="Arial"/>
       <w:b/>
       <w:sz w:val="32"/>
     </w:rPr>
   </w:style>
-  <w:style w:type="paragraph" w:styleId="4">
+  <w:style w:type="paragraph" w:styleId="Heading3">
     <w:name w:val="heading 3"/>
-    <w:basedOn w:val="1"/>
-    <w:next w:val="1"/>
+    <w:basedOn w:val="Normal"/>
+    <w:next w:val="Normal"/>
     <w:semiHidden/>
     <w:unhideWhenUsed/>
     <w:qFormat/>
-    <w:uiPriority w:val="0"/>
     <w:pPr>
       <w:keepNext/>
       <w:keepLines/>
@@ -9848,13 +9579,12 @@
       <w:sz w:val="32"/>
     </w:rPr>
   </w:style>
-  <w:style w:type="paragraph" w:styleId="5">
+  <w:style w:type="paragraph" w:styleId="Heading4">
     <w:name w:val="heading 4"/>
-    <w:basedOn w:val="1"/>
-    <w:next w:val="1"/>
+    <w:basedOn w:val="Normal"/>
+    <w:next w:val="Normal"/>
     <w:unhideWhenUsed/>
     <w:qFormat/>
-    <w:uiPriority w:val="0"/>
     <w:pPr>
       <w:keepNext/>
       <w:keepLines/>
@@ -9867,19 +9597,18 @@
       <w:outlineLvl w:val="3"/>
     </w:pPr>
     <w:rPr>
-      <w:rFonts w:ascii="Arial" w:hAnsi="Arial" w:eastAsia="黑体"/>
+      <w:rFonts w:ascii="Arial" w:eastAsia="黑体" w:hAnsi="Arial"/>
       <w:b/>
       <w:sz w:val="28"/>
     </w:rPr>
   </w:style>
-  <w:style w:type="paragraph" w:styleId="6">
+  <w:style w:type="paragraph" w:styleId="Heading5">
     <w:name w:val="heading 5"/>
-    <w:basedOn w:val="1"/>
-    <w:next w:val="1"/>
+    <w:basedOn w:val="Normal"/>
+    <w:next w:val="Normal"/>
     <w:semiHidden/>
     <w:unhideWhenUsed/>
     <w:qFormat/>
-    <w:uiPriority w:val="0"/>
     <w:pPr>
       <w:keepNext/>
       <w:keepLines/>
@@ -9896,14 +9625,13 @@
       <w:sz w:val="28"/>
     </w:rPr>
   </w:style>
-  <w:style w:type="paragraph" w:styleId="7">
+  <w:style w:type="paragraph" w:styleId="Heading6">
     <w:name w:val="heading 6"/>
-    <w:basedOn w:val="1"/>
-    <w:next w:val="1"/>
+    <w:basedOn w:val="Normal"/>
+    <w:next w:val="Normal"/>
     <w:semiHidden/>
     <w:unhideWhenUsed/>
     <w:qFormat/>
-    <w:uiPriority w:val="0"/>
     <w:pPr>
       <w:keepNext/>
       <w:keepLines/>
@@ -9916,19 +9644,18 @@
       <w:outlineLvl w:val="5"/>
     </w:pPr>
     <w:rPr>
-      <w:rFonts w:ascii="Arial" w:hAnsi="Arial" w:eastAsia="黑体"/>
+      <w:rFonts w:ascii="Arial" w:eastAsia="黑体" w:hAnsi="Arial"/>
       <w:b/>
       <w:sz w:val="24"/>
     </w:rPr>
   </w:style>
-  <w:style w:type="paragraph" w:styleId="8">
+  <w:style w:type="paragraph" w:styleId="Heading7">
     <w:name w:val="heading 7"/>
-    <w:basedOn w:val="1"/>
-    <w:next w:val="1"/>
+    <w:basedOn w:val="Normal"/>
+    <w:next w:val="Normal"/>
     <w:semiHidden/>
     <w:unhideWhenUsed/>
     <w:qFormat/>
-    <w:uiPriority w:val="0"/>
     <w:pPr>
       <w:keepNext/>
       <w:keepLines/>
@@ -9945,14 +9672,13 @@
       <w:sz w:val="24"/>
     </w:rPr>
   </w:style>
-  <w:style w:type="paragraph" w:styleId="9">
+  <w:style w:type="paragraph" w:styleId="Heading8">
     <w:name w:val="heading 8"/>
-    <w:basedOn w:val="1"/>
-    <w:next w:val="1"/>
+    <w:basedOn w:val="Normal"/>
+    <w:next w:val="Normal"/>
     <w:semiHidden/>
     <w:unhideWhenUsed/>
     <w:qFormat/>
-    <w:uiPriority w:val="0"/>
     <w:pPr>
       <w:keepNext/>
       <w:keepLines/>
@@ -9965,18 +9691,17 @@
       <w:outlineLvl w:val="7"/>
     </w:pPr>
     <w:rPr>
-      <w:rFonts w:ascii="Arial" w:hAnsi="Arial" w:eastAsia="黑体"/>
+      <w:rFonts w:ascii="Arial" w:eastAsia="黑体" w:hAnsi="Arial"/>
       <w:sz w:val="24"/>
     </w:rPr>
   </w:style>
-  <w:style w:type="paragraph" w:styleId="10">
+  <w:style w:type="paragraph" w:styleId="Heading9">
     <w:name w:val="heading 9"/>
-    <w:basedOn w:val="1"/>
-    <w:next w:val="1"/>
+    <w:basedOn w:val="Normal"/>
+    <w:next w:val="Normal"/>
     <w:semiHidden/>
     <w:unhideWhenUsed/>
     <w:qFormat/>
-    <w:uiPriority w:val="0"/>
     <w:pPr>
       <w:keepNext/>
       <w:keepLines/>
@@ -9989,21 +9714,19 @@
       <w:outlineLvl w:val="8"/>
     </w:pPr>
     <w:rPr>
-      <w:rFonts w:ascii="Arial" w:hAnsi="Arial" w:eastAsia="黑体"/>
+      <w:rFonts w:ascii="Arial" w:eastAsia="黑体" w:hAnsi="Arial"/>
       <w:sz w:val="21"/>
     </w:rPr>
   </w:style>
-  <w:style w:type="character" w:default="1" w:styleId="22">
+  <w:style w:type="character" w:default="1" w:styleId="DefaultParagraphFont">
     <w:name w:val="Default Paragraph Font"/>
     <w:semiHidden/>
     <w:qFormat/>
-    <w:uiPriority w:val="0"/>
   </w:style>
-  <w:style w:type="table" w:default="1" w:styleId="20">
+  <w:style w:type="table" w:default="1" w:styleId="TableNormal">
     <w:name w:val="Normal Table"/>
     <w:semiHidden/>
     <w:qFormat/>
-    <w:uiPriority w:val="0"/>
     <w:tblPr>
       <w:tblCellMar>
         <w:top w:w="0" w:type="dxa"/>
@@ -10013,43 +9736,39 @@
       </w:tblCellMar>
     </w:tblPr>
   </w:style>
-  <w:style w:type="paragraph" w:styleId="11">
+  <w:style w:type="paragraph" w:styleId="CommentText">
     <w:name w:val="annotation text"/>
-    <w:basedOn w:val="1"/>
+    <w:basedOn w:val="Normal"/>
     <w:qFormat/>
-    <w:uiPriority w:val="0"/>
     <w:pPr>
       <w:jc w:val="left"/>
     </w:pPr>
   </w:style>
-  <w:style w:type="paragraph" w:styleId="12">
+  <w:style w:type="paragraph" w:styleId="BodyText">
     <w:name w:val="Body Text"/>
-    <w:basedOn w:val="1"/>
+    <w:basedOn w:val="Normal"/>
     <w:semiHidden/>
     <w:qFormat/>
-    <w:uiPriority w:val="0"/>
     <w:rPr>
-      <w:rFonts w:ascii="Arial" w:hAnsi="Arial" w:eastAsia="Arial" w:cs="Arial"/>
+      <w:rFonts w:ascii="Arial" w:eastAsia="Arial" w:hAnsi="Arial" w:cs="Arial"/>
       <w:sz w:val="21"/>
       <w:szCs w:val="21"/>
       <w:lang w:val="en-US" w:eastAsia="en-US" w:bidi="ar-SA"/>
     </w:rPr>
   </w:style>
-  <w:style w:type="paragraph" w:styleId="13">
+  <w:style w:type="paragraph" w:styleId="TOC3">
     <w:name w:val="toc 3"/>
-    <w:basedOn w:val="1"/>
-    <w:next w:val="1"/>
+    <w:basedOn w:val="Normal"/>
+    <w:next w:val="Normal"/>
     <w:qFormat/>
-    <w:uiPriority w:val="0"/>
     <w:pPr>
       <w:ind w:left="840" w:leftChars="400"/>
     </w:pPr>
   </w:style>
-  <w:style w:type="paragraph" w:styleId="14">
+  <w:style w:type="paragraph" w:styleId="Footer">
     <w:name w:val="footer"/>
-    <w:basedOn w:val="1"/>
+    <w:basedOn w:val="Normal"/>
     <w:qFormat/>
-    <w:uiPriority w:val="0"/>
     <w:pPr>
       <w:tabs>
         <w:tab w:val="center" w:pos="4153"/>
@@ -10062,17 +9781,16 @@
       <w:sz w:val="18"/>
     </w:rPr>
   </w:style>
-  <w:style w:type="paragraph" w:styleId="15">
+  <w:style w:type="paragraph" w:styleId="Header">
     <w:name w:val="header"/>
-    <w:basedOn w:val="1"/>
+    <w:basedOn w:val="Normal"/>
     <w:qFormat/>
-    <w:uiPriority w:val="0"/>
     <w:pPr>
       <w:pBdr>
-        <w:top w:val="none" w:color="auto" w:sz="0" w:space="0"/>
-        <w:left w:val="none" w:color="auto" w:sz="0" w:space="0"/>
-        <w:bottom w:val="none" w:color="auto" w:sz="0" w:space="0"/>
-        <w:right w:val="none" w:color="auto" w:sz="0" w:space="0"/>
+        <w:top w:val="nil"/>
+        <w:left w:val="nil"/>
+        <w:bottom w:val="nil"/>
+        <w:right w:val="nil"/>
       </w:pBdr>
       <w:tabs>
         <w:tab w:val="center" w:pos="4153"/>
@@ -10087,41 +9805,37 @@
       <w:sz w:val="18"/>
     </w:rPr>
   </w:style>
-  <w:style w:type="paragraph" w:styleId="16">
+  <w:style w:type="paragraph" w:styleId="TOC1">
     <w:name w:val="toc 1"/>
-    <w:basedOn w:val="1"/>
-    <w:next w:val="1"/>
+    <w:basedOn w:val="Normal"/>
+    <w:next w:val="Normal"/>
     <w:qFormat/>
-    <w:uiPriority w:val="0"/>
     <w:rPr>
-      <w:rFonts w:ascii="Arial" w:hAnsi="Arial" w:eastAsia="Microsoft JhengHei"/>
+      <w:rFonts w:ascii="Arial" w:eastAsia="Microsoft JhengHei" w:hAnsi="Arial"/>
       <w:sz w:val="24"/>
     </w:rPr>
   </w:style>
-  <w:style w:type="paragraph" w:styleId="17">
+  <w:style w:type="paragraph" w:styleId="TOC2">
     <w:name w:val="toc 2"/>
-    <w:basedOn w:val="1"/>
-    <w:next w:val="1"/>
+    <w:basedOn w:val="Normal"/>
+    <w:next w:val="Normal"/>
     <w:qFormat/>
-    <w:uiPriority w:val="0"/>
     <w:pPr>
       <w:ind w:left="420" w:leftChars="200"/>
     </w:pPr>
   </w:style>
-  <w:style w:type="paragraph" w:styleId="18">
+  <w:style w:type="paragraph" w:styleId="NormalWeb">
     <w:name w:val="Normal (Web)"/>
-    <w:basedOn w:val="1"/>
+    <w:basedOn w:val="Normal"/>
     <w:qFormat/>
-    <w:uiPriority w:val="0"/>
     <w:rPr>
       <w:sz w:val="24"/>
     </w:rPr>
   </w:style>
-  <w:style w:type="paragraph" w:styleId="19">
+  <w:style w:type="paragraph" w:styleId="Title">
     <w:name w:val="Title"/>
-    <w:basedOn w:val="1"/>
+    <w:basedOn w:val="Normal"/>
     <w:qFormat/>
-    <w:uiPriority w:val="0"/>
     <w:pPr>
       <w:spacing w:before="240" w:beforeLines="0" w:beforeAutospacing="0" w:after="60" w:afterLines="0" w:afterAutospacing="0"/>
       <w:jc w:val="center"/>
@@ -10133,73 +9847,68 @@
       <w:sz w:val="32"/>
     </w:rPr>
   </w:style>
-  <w:style w:type="table" w:styleId="21">
+  <w:style w:type="table" w:styleId="TableGrid">
     <w:name w:val="Table Grid"/>
-    <w:basedOn w:val="20"/>
+    <w:basedOn w:val="TableNormal"/>
     <w:qFormat/>
-    <w:uiPriority w:val="0"/>
     <w:pPr>
       <w:widowControl w:val="0"/>
       <w:jc w:val="both"/>
     </w:pPr>
     <w:tblPr>
       <w:tblBorders>
-        <w:top w:val="single" w:color="auto" w:sz="4" w:space="0"/>
-        <w:left w:val="single" w:color="auto" w:sz="4" w:space="0"/>
-        <w:bottom w:val="single" w:color="auto" w:sz="4" w:space="0"/>
-        <w:right w:val="single" w:color="auto" w:sz="4" w:space="0"/>
-        <w:insideH w:val="single" w:color="auto" w:sz="4" w:space="0"/>
-        <w:insideV w:val="single" w:color="auto" w:sz="4" w:space="0"/>
+        <w:top w:val="single" w:sz="4" w:space="0" w:color="auto"/>
+        <w:left w:val="single" w:sz="4" w:space="0" w:color="auto"/>
+        <w:bottom w:val="single" w:sz="4" w:space="0" w:color="auto"/>
+        <w:right w:val="single" w:sz="4" w:space="0" w:color="auto"/>
+        <w:insideH w:val="single" w:sz="4" w:space="0" w:color="auto"/>
+        <w:insideV w:val="single" w:sz="4" w:space="0" w:color="auto"/>
       </w:tblBorders>
     </w:tblPr>
   </w:style>
-  <w:style w:type="character" w:styleId="23">
+  <w:style w:type="character" w:styleId="Strong">
     <w:name w:val="Strong"/>
-    <w:basedOn w:val="22"/>
+    <w:basedOn w:val="DefaultParagraphFont"/>
     <w:qFormat/>
-    <w:uiPriority w:val="0"/>
     <w:rPr>
       <w:b/>
     </w:rPr>
   </w:style>
-  <w:style w:type="paragraph" w:customStyle="1" w:styleId="24">
+  <w:style w:type="paragraph" w:customStyle="1" w:styleId="a">
     <w:name w:val="柴_公司名"/>
-    <w:basedOn w:val="19"/>
+    <w:basedOn w:val="Title"/>
     <w:qFormat/>
-    <w:uiPriority w:val="0"/>
     <w:pPr>
       <w:spacing w:after="600" w:afterLines="600"/>
     </w:pPr>
     <w:rPr>
-      <w:rFonts w:hint="eastAsia" w:ascii="宋体" w:hAnsi="宋体" w:eastAsia="宋体" w:cs="宋体"/>
+      <w:rFonts w:ascii="宋体" w:eastAsia="宋体" w:hAnsi="宋体" w:cs="宋体" w:hint="eastAsia"/>
       <w:bCs/>
       <w:spacing w:val="-6"/>
       <w:sz w:val="52"/>
       <w:szCs w:val="52"/>
     </w:rPr>
   </w:style>
-  <w:style w:type="paragraph" w:customStyle="1" w:styleId="25">
+  <w:style w:type="paragraph" w:customStyle="1" w:styleId="a0">
     <w:name w:val="柴_文档名"/>
-    <w:basedOn w:val="19"/>
+    <w:basedOn w:val="Title"/>
     <w:qFormat/>
-    <w:uiPriority w:val="0"/>
     <w:pPr>
       <w:spacing w:after="900" w:afterLines="900"/>
     </w:pPr>
     <w:rPr>
-      <w:rFonts w:ascii="黑体" w:hAnsi="黑体" w:eastAsia="黑体" w:cs="黑体"/>
+      <w:rFonts w:ascii="黑体" w:eastAsia="黑体" w:hAnsi="黑体" w:cs="黑体"/>
       <w:bCs/>
       <w:spacing w:val="-7"/>
       <w:sz w:val="52"/>
       <w:szCs w:val="52"/>
     </w:rPr>
   </w:style>
-  <w:style w:type="table" w:customStyle="1" w:styleId="26">
+  <w:style w:type="table" w:customStyle="1" w:styleId="TableNormal0">
     <w:name w:val="Table Normal_0"/>
     <w:semiHidden/>
     <w:unhideWhenUsed/>
     <w:qFormat/>
-    <w:uiPriority w:val="0"/>
     <w:tblPr>
       <w:tblCellMar>
         <w:top w:w="0" w:type="dxa"/>
@@ -10209,88 +9918,82 @@
       </w:tblCellMar>
     </w:tblPr>
   </w:style>
-  <w:style w:type="paragraph" w:customStyle="1" w:styleId="27">
+  <w:style w:type="paragraph" w:customStyle="1" w:styleId="TableText">
     <w:name w:val="Table Text"/>
-    <w:basedOn w:val="1"/>
+    <w:basedOn w:val="Normal"/>
     <w:semiHidden/>
     <w:qFormat/>
-    <w:uiPriority w:val="0"/>
     <w:rPr>
-      <w:rFonts w:ascii="宋体" w:hAnsi="宋体" w:eastAsia="宋体" w:cs="宋体"/>
+      <w:rFonts w:ascii="宋体" w:eastAsia="宋体" w:hAnsi="宋体" w:cs="宋体"/>
       <w:sz w:val="21"/>
       <w:szCs w:val="21"/>
       <w:lang w:val="en-US" w:eastAsia="en-US" w:bidi="ar-SA"/>
     </w:rPr>
   </w:style>
-  <w:style w:type="paragraph" w:customStyle="1" w:styleId="28">
+  <w:style w:type="paragraph" w:customStyle="1" w:styleId="1">
     <w:name w:val="柴_标题1"/>
-    <w:basedOn w:val="2"/>
-    <w:next w:val="29"/>
-    <w:link w:val="38"/>
+    <w:basedOn w:val="Heading1"/>
+    <w:next w:val="a1"/>
+    <w:link w:val="1Char"/>
     <w:qFormat/>
-    <w:uiPriority w:val="0"/>
     <w:pPr>
       <w:spacing w:before="100" w:after="90" w:line="360" w:lineRule="auto"/>
     </w:pPr>
     <w:rPr>
-      <w:rFonts w:ascii="Arial" w:hAnsi="Arial" w:eastAsia="宋体"/>
+      <w:rFonts w:ascii="Arial" w:eastAsia="宋体" w:hAnsi="Arial"/>
       <w:sz w:val="32"/>
     </w:rPr>
   </w:style>
-  <w:style w:type="paragraph" w:customStyle="1" w:styleId="29">
+  <w:style w:type="paragraph" w:customStyle="1" w:styleId="a1">
     <w:name w:val="柴_正文"/>
-    <w:basedOn w:val="12"/>
-    <w:link w:val="42"/>
+    <w:basedOn w:val="BodyText"/>
+    <w:link w:val="Char"/>
     <w:qFormat/>
-    <w:uiPriority w:val="0"/>
     <w:pPr>
       <w:spacing w:line="360" w:lineRule="auto"/>
       <w:ind w:firstLine="470" w:firstLineChars="200"/>
     </w:pPr>
     <w:rPr>
-      <w:rFonts w:ascii="Arial" w:hAnsi="Arial" w:eastAsia="宋体"/>
+      <w:rFonts w:ascii="Arial" w:eastAsia="宋体" w:hAnsi="Arial"/>
       <w:sz w:val="24"/>
       <w:lang w:eastAsia="zh-CN"/>
     </w:rPr>
   </w:style>
-  <w:style w:type="paragraph" w:customStyle="1" w:styleId="30">
+  <w:style w:type="paragraph" w:customStyle="1" w:styleId="2">
     <w:name w:val="柴_标题2"/>
-    <w:basedOn w:val="3"/>
-    <w:next w:val="29"/>
+    <w:basedOn w:val="Heading2"/>
+    <w:next w:val="a1"/>
     <w:qFormat/>
-    <w:uiPriority w:val="0"/>
     <w:pPr>
       <w:spacing w:line="360" w:lineRule="auto"/>
     </w:pPr>
     <w:rPr>
-      <w:rFonts w:ascii="Arial" w:hAnsi="Arial" w:eastAsia="宋体"/>
+      <w:rFonts w:ascii="Arial" w:eastAsia="宋体" w:hAnsi="Arial"/>
       <w:sz w:val="28"/>
     </w:rPr>
   </w:style>
-  <w:style w:type="paragraph" w:customStyle="1" w:styleId="31">
+  <w:style w:type="paragraph" w:customStyle="1" w:styleId="3">
     <w:name w:val="柴_标题3"/>
-    <w:basedOn w:val="4"/>
-    <w:next w:val="29"/>
-    <w:link w:val="43"/>
+    <w:basedOn w:val="Heading3"/>
+    <w:next w:val="a1"/>
+    <w:link w:val="3Char"/>
     <w:qFormat/>
-    <w:uiPriority w:val="0"/>
     <w:pPr>
       <w:spacing w:line="360" w:lineRule="auto"/>
       <w:ind w:left="0" w:firstLine="472" w:firstLineChars="200"/>
     </w:pPr>
     <w:rPr>
-      <w:rFonts w:ascii="宋体" w:hAnsi="宋体" w:eastAsia="宋体" w:cs="宋体"/>
+      <w:rFonts w:ascii="宋体" w:eastAsia="宋体" w:hAnsi="宋体" w:cs="宋体"/>
       <w:spacing w:val="-2"/>
       <w:sz w:val="24"/>
       <w:szCs w:val="24"/>
     </w:rPr>
   </w:style>
-  <w:style w:type="paragraph" w:customStyle="1" w:styleId="32">
+  <w:style w:type="paragraph" w:customStyle="1" w:styleId="a2">
     <w:name w:val="柴_目录"/>
-    <w:basedOn w:val="1"/>
-    <w:next w:val="12"/>
+    <w:basedOn w:val="Normal"/>
+    <w:next w:val="BodyText"/>
     <w:qFormat/>
-    <w:uiPriority w:val="0"/>
     <w:pPr>
       <w:tabs>
         <w:tab w:val="right" w:leader="dot" w:pos="8442"/>
@@ -10298,64 +10001,59 @@
       <w:ind w:left="0" w:leftChars="0"/>
     </w:pPr>
     <w:rPr>
-      <w:rFonts w:ascii="Arial" w:hAnsi="Arial" w:eastAsia="Microsoft JhengHei"/>
+      <w:rFonts w:ascii="Arial" w:eastAsia="Microsoft JhengHei" w:hAnsi="Arial"/>
       <w:sz w:val="24"/>
     </w:rPr>
   </w:style>
-  <w:style w:type="paragraph" w:customStyle="1" w:styleId="33">
+  <w:style w:type="paragraph" w:customStyle="1" w:styleId="WPSOffice1">
     <w:name w:val="WPSOffice手动目录 1"/>
     <w:qFormat/>
-    <w:uiPriority w:val="0"/>
     <w:pPr>
       <w:ind w:leftChars="0"/>
     </w:pPr>
     <w:rPr>
-      <w:rFonts w:ascii="Times New Roman" w:hAnsi="Times New Roman" w:eastAsia="宋体" w:cs="Times New Roman"/>
+      <w:rFonts w:ascii="Times New Roman" w:eastAsia="宋体" w:hAnsi="Times New Roman" w:cs="Times New Roman"/>
       <w:sz w:val="20"/>
       <w:szCs w:val="20"/>
     </w:rPr>
   </w:style>
-  <w:style w:type="paragraph" w:customStyle="1" w:styleId="34">
+  <w:style w:type="paragraph" w:customStyle="1" w:styleId="WPSOffice2">
     <w:name w:val="WPSOffice手动目录 2"/>
     <w:qFormat/>
-    <w:uiPriority w:val="0"/>
     <w:pPr>
       <w:ind w:leftChars="200"/>
     </w:pPr>
     <w:rPr>
-      <w:rFonts w:ascii="Times New Roman" w:hAnsi="Times New Roman" w:eastAsia="宋体" w:cs="Times New Roman"/>
+      <w:rFonts w:ascii="Times New Roman" w:eastAsia="宋体" w:hAnsi="Times New Roman" w:cs="Times New Roman"/>
       <w:sz w:val="20"/>
       <w:szCs w:val="20"/>
     </w:rPr>
   </w:style>
-  <w:style w:type="paragraph" w:customStyle="1" w:styleId="35">
+  <w:style w:type="paragraph" w:customStyle="1" w:styleId="WPSOffice3">
     <w:name w:val="WPSOffice手动目录 3"/>
     <w:qFormat/>
-    <w:uiPriority w:val="0"/>
     <w:pPr>
       <w:ind w:leftChars="400"/>
     </w:pPr>
     <w:rPr>
-      <w:rFonts w:ascii="Times New Roman" w:hAnsi="Times New Roman" w:eastAsia="宋体" w:cs="Times New Roman"/>
+      <w:rFonts w:ascii="Times New Roman" w:eastAsia="宋体" w:hAnsi="Times New Roman" w:cs="Times New Roman"/>
       <w:sz w:val="20"/>
       <w:szCs w:val="20"/>
     </w:rPr>
   </w:style>
-  <w:style w:type="paragraph" w:customStyle="1" w:styleId="36">
+  <w:style w:type="paragraph" w:customStyle="1" w:styleId="Compact">
     <w:name w:val="Compact"/>
-    <w:basedOn w:val="12"/>
+    <w:basedOn w:val="BodyText"/>
     <w:qFormat/>
-    <w:uiPriority w:val="0"/>
     <w:pPr>
       <w:spacing w:before="36" w:after="36"/>
     </w:pPr>
   </w:style>
-  <w:style w:type="table" w:customStyle="1" w:styleId="37">
+  <w:style w:type="table" w:customStyle="1" w:styleId="Table">
     <w:name w:val="Table"/>
     <w:semiHidden/>
     <w:unhideWhenUsed/>
     <w:qFormat/>
-    <w:uiPriority w:val="0"/>
     <w:tblPr>
       <w:tblCellMar>
         <w:top w:w="0" w:type="dxa"/>
@@ -10367,28 +10065,26 @@
     <w:tblStylePr w:type="firstRow">
       <w:tcPr>
         <w:tcBorders>
-          <w:bottom w:val="single" w:color="auto" w:sz="0" w:space="0"/>
+          <w:bottom w:val="single" w:sz="0" w:space="0" w:color="auto"/>
         </w:tcBorders>
         <w:vAlign w:val="bottom"/>
       </w:tcPr>
     </w:tblStylePr>
   </w:style>
-  <w:style w:type="character" w:customStyle="1" w:styleId="38">
+  <w:style w:type="character" w:customStyle="1" w:styleId="1Char">
     <w:name w:val="柴_标题1 Char"/>
-    <w:link w:val="28"/>
+    <w:link w:val="1"/>
     <w:qFormat/>
-    <w:uiPriority w:val="0"/>
     <w:rPr>
-      <w:rFonts w:ascii="Arial" w:hAnsi="Arial" w:eastAsia="宋体"/>
+      <w:rFonts w:ascii="Arial" w:eastAsia="宋体" w:hAnsi="Arial"/>
       <w:sz w:val="32"/>
     </w:rPr>
   </w:style>
-  <w:style w:type="table" w:customStyle="1" w:styleId="39">
+  <w:style w:type="table" w:customStyle="1" w:styleId="TableNormal1">
     <w:name w:val="Table Normal_1"/>
     <w:semiHidden/>
     <w:unhideWhenUsed/>
     <w:qFormat/>
-    <w:uiPriority w:val="0"/>
     <w:tblPr>
       <w:tblCellMar>
         <w:top w:w="0" w:type="dxa"/>
@@ -10398,11 +10094,10 @@
       </w:tblCellMar>
     </w:tblPr>
   </w:style>
-  <w:style w:type="paragraph" w:customStyle="1" w:styleId="40">
+  <w:style w:type="paragraph" w:customStyle="1" w:styleId="a3">
     <w:name w:val="柴_正文_无缩进"/>
-    <w:basedOn w:val="1"/>
+    <w:basedOn w:val="Normal"/>
     <w:qFormat/>
-    <w:uiPriority w:val="0"/>
     <w:pPr>
       <w:ind w:firstLine="0" w:firstLineChars="0"/>
     </w:pPr>
@@ -10412,42 +10107,39 @@
       <w:lang w:eastAsia="zh-CN"/>
     </w:rPr>
   </w:style>
-  <w:style w:type="paragraph" w:customStyle="1" w:styleId="41">
+  <w:style w:type="paragraph" w:customStyle="1" w:styleId="4">
     <w:name w:val="柴_标题4"/>
-    <w:basedOn w:val="5"/>
-    <w:next w:val="1"/>
+    <w:basedOn w:val="Heading4"/>
+    <w:next w:val="Normal"/>
     <w:qFormat/>
-    <w:uiPriority w:val="0"/>
     <w:pPr>
       <w:widowControl w:val="0"/>
       <w:spacing w:before="160" w:line="360" w:lineRule="auto"/>
-      <w:ind w:left="981" w:leftChars="300" w:hanging="862"/>
+      <w:ind w:left="981" w:hanging="862" w:leftChars="300"/>
     </w:pPr>
     <w:rPr>
-      <w:rFonts w:hint="eastAsia" w:ascii="Calibri" w:hAnsi="Calibri" w:eastAsia="宋体" w:cs="宋体"/>
+      <w:rFonts w:ascii="Calibri" w:eastAsia="宋体" w:hAnsi="Calibri" w:cs="宋体" w:hint="eastAsia"/>
       <w:sz w:val="24"/>
       <w:szCs w:val="24"/>
       <w:lang w:eastAsia="zh-CN" w:bidi="zh-CN"/>
     </w:rPr>
   </w:style>
-  <w:style w:type="character" w:customStyle="1" w:styleId="42">
+  <w:style w:type="character" w:customStyle="1" w:styleId="Char">
     <w:name w:val="柴_正文 Char"/>
-    <w:link w:val="29"/>
+    <w:link w:val="a1"/>
     <w:qFormat/>
-    <w:uiPriority w:val="0"/>
     <w:rPr>
-      <w:rFonts w:ascii="Arial" w:hAnsi="Arial" w:eastAsia="宋体"/>
+      <w:rFonts w:ascii="Arial" w:eastAsia="宋体" w:hAnsi="Arial"/>
       <w:sz w:val="24"/>
       <w:lang w:eastAsia="zh-CN"/>
     </w:rPr>
   </w:style>
-  <w:style w:type="character" w:customStyle="1" w:styleId="43">
+  <w:style w:type="character" w:customStyle="1" w:styleId="3Char">
     <w:name w:val="柴_标题3 Char"/>
-    <w:link w:val="31"/>
+    <w:link w:val="3"/>
     <w:qFormat/>
-    <w:uiPriority w:val="0"/>
     <w:rPr>
-      <w:rFonts w:ascii="宋体" w:hAnsi="宋体" w:eastAsia="宋体" w:cs="宋体"/>
+      <w:rFonts w:ascii="宋体" w:eastAsia="宋体" w:hAnsi="宋体" w:cs="宋体"/>
       <w:spacing w:val="-2"/>
       <w:sz w:val="24"/>
       <w:szCs w:val="24"/>
